--- a/fukuda-contract-appendix/別紙_契約業務内容および報酬内訳_共通フォーム_福田会計.docx
+++ b/fukuda-contract-appendix/別紙_契約業務内容および報酬内訳_共通フォーム_福田会計.docx
@@ -2321,15 +2321,15 @@
           <w:p>
             <w:pPr>
               <w:spacing w:after="20" w:before="20" w:line="215"/>
-              <w:jc w:val="left"/>
-            </w:pPr>
-            <w:r>
-              <w:rPr>
-                <w:rFonts w:ascii="MS Mincho" w:cs="MS Mincho" w:eastAsia="MS Mincho" w:hAnsi="MS Mincho"/>
-                <w:b w:val="false"/>
-                <w:bCs w:val="false"/>
-                <w:sz w:val="17"/>
-                <w:szCs w:val="17"/>
+              <w:jc w:val="center"/>
+            </w:pPr>
+            <w:r>
+              <w:rPr>
+                <w:rFonts w:ascii="MS Mincho" w:cs="MS Mincho" w:eastAsia="MS Mincho" w:hAnsi="MS Mincho"/>
+                <w:b w:val="false"/>
+                <w:bCs w:val="false"/>
+                <w:sz w:val="15"/>
+                <w:szCs w:val="15"/>
               </w:rPr>
               <w:t xml:space="preserve"/>
             </w:r>
@@ -2471,7 +2471,7 @@
                 <w:sz w:val="17"/>
                 <w:szCs w:val="17"/>
               </w:rPr>
-              <w:t xml:space="preserve">給与計算：基本月額報酬</w:t>
+              <w:t xml:space="preserve">決算報酬：法人 ＠120,000　個人＆NPO ＠50,000</w:t>
             </w:r>
           </w:p>
         </w:tc>
@@ -2539,7 +2539,7 @@
                 <w:sz w:val="16"/>
                 <w:szCs w:val="16"/>
               </w:rPr>
-              <w:t xml:space="preserve">12　ヶ月</w:t>
+              <w:t xml:space="preserve">1　事業年度</w:t>
             </w:r>
           </w:p>
         </w:tc>
@@ -2573,7 +2573,7 @@
                 <w:sz w:val="16"/>
                 <w:szCs w:val="16"/>
               </w:rPr>
-              <w:t xml:space="preserve">4,000</w:t>
+              <w:t xml:space="preserve"/>
             </w:r>
           </w:p>
         </w:tc>
@@ -2641,7 +2641,7 @@
                 <w:sz w:val="16"/>
                 <w:szCs w:val="16"/>
               </w:rPr>
-              <w:t xml:space="preserve"/>
+              <w:t xml:space="preserve">法人／個人・NPO</w:t>
             </w:r>
           </w:p>
         </w:tc>
@@ -2711,7 +2711,7 @@
                 <w:sz w:val="17"/>
                 <w:szCs w:val="17"/>
               </w:rPr>
-              <w:t xml:space="preserve">給与計算：人数×月＠800×12ヶ月（年＠9,600）</w:t>
+              <w:t xml:space="preserve">消費税申告：＠50,000</w:t>
             </w:r>
           </w:p>
         </w:tc>
@@ -2779,7 +2779,7 @@
                 <w:sz w:val="16"/>
                 <w:szCs w:val="16"/>
               </w:rPr>
-              <w:t xml:space="preserve">　　　人</w:t>
+              <w:t xml:space="preserve">1　事業年度</w:t>
             </w:r>
           </w:p>
         </w:tc>
@@ -2813,7 +2813,7 @@
                 <w:sz w:val="16"/>
                 <w:szCs w:val="16"/>
               </w:rPr>
-              <w:t xml:space="preserve">9,600</w:t>
+              <w:t xml:space="preserve">50,000</w:t>
             </w:r>
           </w:p>
         </w:tc>
@@ -2951,7 +2951,7 @@
                 <w:sz w:val="17"/>
                 <w:szCs w:val="17"/>
               </w:rPr>
-              <w:t xml:space="preserve">給与計算　勤怠の集計有：人数×月＠400×12ヶ月（年＠4,800）※1</w:t>
+              <w:t xml:space="preserve">申告書控印刷</w:t>
             </w:r>
           </w:p>
         </w:tc>
@@ -3019,7 +3019,7 @@
                 <w:sz w:val="16"/>
                 <w:szCs w:val="16"/>
               </w:rPr>
-              <w:t xml:space="preserve">　　　人</w:t>
+              <w:t xml:space="preserve">　　　部</w:t>
             </w:r>
           </w:p>
         </w:tc>
@@ -3053,7 +3053,7 @@
                 <w:sz w:val="16"/>
                 <w:szCs w:val="16"/>
               </w:rPr>
-              <w:t xml:space="preserve">4,800</w:t>
+              <w:t xml:space="preserve">30,000</w:t>
             </w:r>
           </w:p>
         </w:tc>
@@ -3191,7 +3191,7 @@
                 <w:sz w:val="17"/>
                 <w:szCs w:val="17"/>
               </w:rPr>
-              <w:t xml:space="preserve">給与明細印刷有：人数×月＠200×12ヶ月（年＠2,400）</w:t>
+              <w:t xml:space="preserve">銀行用申告書印刷</w:t>
             </w:r>
           </w:p>
         </w:tc>
@@ -3259,7 +3259,7 @@
                 <w:sz w:val="16"/>
                 <w:szCs w:val="16"/>
               </w:rPr>
-              <w:t xml:space="preserve">　　　人</w:t>
+              <w:t xml:space="preserve">　　　部</w:t>
             </w:r>
           </w:p>
         </w:tc>
@@ -3293,7 +3293,7 @@
                 <w:sz w:val="16"/>
                 <w:szCs w:val="16"/>
               </w:rPr>
-              <w:t xml:space="preserve">2,400</w:t>
+              <w:t xml:space="preserve">5,000</w:t>
             </w:r>
           </w:p>
         </w:tc>
@@ -3431,7 +3431,7 @@
                 <w:sz w:val="17"/>
                 <w:szCs w:val="17"/>
               </w:rPr>
-              <w:t xml:space="preserve">納税代行手続き（ダイレクト納付）－住民税＠1,000</w:t>
+              <w:t xml:space="preserve">総勘定元帳印刷</w:t>
             </w:r>
           </w:p>
         </w:tc>
@@ -3499,7 +3499,7 @@
                 <w:sz w:val="16"/>
                 <w:szCs w:val="16"/>
               </w:rPr>
-              <w:t xml:space="preserve">12　ヶ月</w:t>
+              <w:t xml:space="preserve">　　　部</w:t>
             </w:r>
           </w:p>
         </w:tc>
@@ -3533,7 +3533,7 @@
                 <w:sz w:val="16"/>
                 <w:szCs w:val="16"/>
               </w:rPr>
-              <w:t xml:space="preserve">1,000</w:t>
+              <w:t xml:space="preserve">30,000</w:t>
             </w:r>
           </w:p>
         </w:tc>
@@ -3671,7 +3671,7 @@
                 <w:sz w:val="17"/>
                 <w:szCs w:val="17"/>
               </w:rPr>
-              <w:t xml:space="preserve">労働保険・社会保険手続き一式：＠4,000</w:t>
+              <w:t xml:space="preserve">NXPRO使用　決算手数料：年間△50,000（ミロクのクラウドアプリを使用している場合）</w:t>
             </w:r>
           </w:p>
         </w:tc>
@@ -3739,7 +3739,7 @@
                 <w:sz w:val="16"/>
                 <w:szCs w:val="16"/>
               </w:rPr>
-              <w:t xml:space="preserve">12　ヶ月</w:t>
+              <w:t xml:space="preserve">　　事業年度</w:t>
             </w:r>
           </w:p>
         </w:tc>
@@ -3773,7 +3773,7 @@
                 <w:sz w:val="16"/>
                 <w:szCs w:val="16"/>
               </w:rPr>
-              <w:t xml:space="preserve">4,000</w:t>
+              <w:t xml:space="preserve">△50,000</w:t>
             </w:r>
           </w:p>
         </w:tc>
@@ -3911,7 +3911,7 @@
                 <w:sz w:val="17"/>
                 <w:szCs w:val="17"/>
               </w:rPr>
-              <w:t xml:space="preserve">労働保険の算定基礎届の作成：＠45,000</w:t>
+              <w:t xml:space="preserve">出精値引き</w:t>
             </w:r>
           </w:p>
         </w:tc>
@@ -3979,7 +3979,7 @@
                 <w:sz w:val="16"/>
                 <w:szCs w:val="16"/>
               </w:rPr>
-              <w:t xml:space="preserve">1　回</w:t>
+              <w:t xml:space="preserve">　　事業年度</w:t>
             </w:r>
           </w:p>
         </w:tc>
@@ -4013,7 +4013,7 @@
                 <w:sz w:val="16"/>
                 <w:szCs w:val="16"/>
               </w:rPr>
-              <w:t xml:space="preserve">45,000</w:t>
+              <w:t xml:space="preserve">△</w:t>
             </w:r>
           </w:p>
         </w:tc>
@@ -4096,6 +4096,246 @@
               <w:bottom w:val="single" w:color="000000" w:sz="4"/>
               <w:right w:val="single" w:color="000000" w:sz="4"/>
             </w:tcBorders>
+            <w:tcMar>
+              <w:top w:type="dxa" w:w="35"/>
+              <w:left w:type="dxa" w:w="60"/>
+              <w:bottom w:type="dxa" w:w="35"/>
+              <w:right w:type="dxa" w:w="60"/>
+            </w:tcMar>
+            <w:vAlign w:val="center"/>
+          </w:tcPr>
+          <w:p>
+            <w:pPr>
+              <w:spacing w:after="20" w:before="20" w:line="215"/>
+              <w:jc w:val="center"/>
+            </w:pPr>
+            <w:r>
+              <w:rPr>
+                <w:rFonts w:ascii="MS Mincho" w:cs="MS Mincho" w:eastAsia="MS Mincho" w:hAnsi="MS Mincho"/>
+                <w:b w:val="false"/>
+                <w:bCs w:val="false"/>
+                <w:sz w:val="17"/>
+                <w:szCs w:val="17"/>
+              </w:rPr>
+              <w:t xml:space="preserve">14</w:t>
+            </w:r>
+          </w:p>
+        </w:tc>
+        <w:tc>
+          <w:tcPr>
+            <w:tcW w:type="dxa" w:w="3560"/>
+            <w:tcBorders>
+              <w:top w:val="single" w:color="000000" w:sz="4"/>
+              <w:left w:val="single" w:color="000000" w:sz="4"/>
+              <w:bottom w:val="single" w:color="000000" w:sz="4"/>
+              <w:right w:val="single" w:color="000000" w:sz="4"/>
+            </w:tcBorders>
+            <w:tcMar>
+              <w:top w:type="dxa" w:w="35"/>
+              <w:left w:type="dxa" w:w="60"/>
+              <w:bottom w:type="dxa" w:w="35"/>
+              <w:right w:type="dxa" w:w="60"/>
+            </w:tcMar>
+            <w:vAlign w:val="center"/>
+          </w:tcPr>
+          <w:p>
+            <w:pPr>
+              <w:spacing w:after="20" w:before="20" w:line="215"/>
+              <w:jc w:val="left"/>
+            </w:pPr>
+            <w:r>
+              <w:rPr>
+                <w:rFonts w:ascii="MS Mincho" w:cs="MS Mincho" w:eastAsia="MS Mincho" w:hAnsi="MS Mincho"/>
+                <w:b w:val="false"/>
+                <w:bCs w:val="false"/>
+                <w:sz w:val="17"/>
+                <w:szCs w:val="17"/>
+              </w:rPr>
+              <w:t xml:space="preserve">税理士法第33条の2第1項に規定する書面添付</w:t>
+            </w:r>
+          </w:p>
+        </w:tc>
+        <w:tc>
+          <w:tcPr>
+            <w:tcW w:type="dxa" w:w="540"/>
+            <w:tcBorders>
+              <w:top w:val="single" w:color="000000" w:sz="4"/>
+              <w:left w:val="single" w:color="000000" w:sz="4"/>
+              <w:bottom w:val="single" w:color="000000" w:sz="4"/>
+              <w:right w:val="single" w:color="000000" w:sz="4"/>
+            </w:tcBorders>
+            <w:tcMar>
+              <w:top w:type="dxa" w:w="35"/>
+              <w:left w:type="dxa" w:w="60"/>
+              <w:bottom w:type="dxa" w:w="35"/>
+              <w:right w:type="dxa" w:w="60"/>
+            </w:tcMar>
+            <w:vAlign w:val="center"/>
+          </w:tcPr>
+          <w:p>
+            <w:pPr>
+              <w:spacing w:after="20" w:before="20" w:line="215"/>
+              <w:jc w:val="center"/>
+            </w:pPr>
+            <w:r>
+              <w:rPr>
+                <w:rFonts w:ascii="MS Mincho" w:cs="MS Mincho" w:eastAsia="MS Mincho" w:hAnsi="MS Mincho"/>
+                <w:b w:val="false"/>
+                <w:bCs w:val="false"/>
+                <w:sz w:val="17"/>
+                <w:szCs w:val="17"/>
+              </w:rPr>
+              <w:t xml:space="preserve">☐</w:t>
+            </w:r>
+          </w:p>
+        </w:tc>
+        <w:tc>
+          <w:tcPr>
+            <w:tcW w:type="dxa" w:w="1000"/>
+            <w:tcBorders>
+              <w:top w:val="single" w:color="000000" w:sz="4"/>
+              <w:left w:val="single" w:color="000000" w:sz="4"/>
+              <w:bottom w:val="single" w:color="000000" w:sz="4"/>
+              <w:right w:val="single" w:color="000000" w:sz="4"/>
+            </w:tcBorders>
+            <w:tcMar>
+              <w:top w:type="dxa" w:w="35"/>
+              <w:left w:type="dxa" w:w="60"/>
+              <w:bottom w:type="dxa" w:w="35"/>
+              <w:right w:type="dxa" w:w="60"/>
+            </w:tcMar>
+            <w:vAlign w:val="center"/>
+          </w:tcPr>
+          <w:p>
+            <w:pPr>
+              <w:spacing w:after="20" w:before="20" w:line="215"/>
+              <w:jc w:val="center"/>
+            </w:pPr>
+            <w:r>
+              <w:rPr>
+                <w:rFonts w:ascii="MS Mincho" w:cs="MS Mincho" w:eastAsia="MS Mincho" w:hAnsi="MS Mincho"/>
+                <w:b w:val="false"/>
+                <w:bCs w:val="false"/>
+                <w:sz w:val="16"/>
+                <w:szCs w:val="16"/>
+              </w:rPr>
+              <w:t xml:space="preserve">1　事業年度</w:t>
+            </w:r>
+          </w:p>
+        </w:tc>
+        <w:tc>
+          <w:tcPr>
+            <w:tcW w:type="dxa" w:w="900"/>
+            <w:tcBorders>
+              <w:top w:val="single" w:color="000000" w:sz="4"/>
+              <w:left w:val="single" w:color="000000" w:sz="4"/>
+              <w:bottom w:val="single" w:color="000000" w:sz="4"/>
+              <w:right w:val="single" w:color="000000" w:sz="4"/>
+            </w:tcBorders>
+            <w:tcMar>
+              <w:top w:type="dxa" w:w="35"/>
+              <w:left w:type="dxa" w:w="60"/>
+              <w:bottom w:type="dxa" w:w="35"/>
+              <w:right w:type="dxa" w:w="60"/>
+            </w:tcMar>
+            <w:vAlign w:val="center"/>
+          </w:tcPr>
+          <w:p>
+            <w:pPr>
+              <w:spacing w:after="20" w:before="20" w:line="215"/>
+              <w:jc w:val="right"/>
+            </w:pPr>
+            <w:r>
+              <w:rPr>
+                <w:rFonts w:ascii="MS Mincho" w:cs="MS Mincho" w:eastAsia="MS Mincho" w:hAnsi="MS Mincho"/>
+                <w:b w:val="false"/>
+                <w:bCs w:val="false"/>
+                <w:sz w:val="16"/>
+                <w:szCs w:val="16"/>
+              </w:rPr>
+              <w:t xml:space="preserve">30,000</w:t>
+            </w:r>
+          </w:p>
+        </w:tc>
+        <w:tc>
+          <w:tcPr>
+            <w:tcW w:type="dxa" w:w="1300"/>
+            <w:tcBorders>
+              <w:top w:val="single" w:color="000000" w:sz="4"/>
+              <w:left w:val="single" w:color="000000" w:sz="4"/>
+              <w:bottom w:val="single" w:color="000000" w:sz="4"/>
+              <w:right w:val="single" w:color="000000" w:sz="4"/>
+            </w:tcBorders>
+            <w:tcMar>
+              <w:top w:type="dxa" w:w="35"/>
+              <w:left w:type="dxa" w:w="60"/>
+              <w:bottom w:type="dxa" w:w="35"/>
+              <w:right w:type="dxa" w:w="60"/>
+            </w:tcMar>
+            <w:vAlign w:val="center"/>
+          </w:tcPr>
+          <w:p>
+            <w:pPr>
+              <w:spacing w:after="20" w:before="20" w:line="215"/>
+              <w:jc w:val="left"/>
+            </w:pPr>
+            <w:r>
+              <w:rPr>
+                <w:rFonts w:ascii="MS Mincho" w:cs="MS Mincho" w:eastAsia="MS Mincho" w:hAnsi="MS Mincho"/>
+                <w:b w:val="false"/>
+                <w:bCs w:val="false"/>
+                <w:sz w:val="17"/>
+                <w:szCs w:val="17"/>
+              </w:rPr>
+              <w:t xml:space="preserve"/>
+            </w:r>
+          </w:p>
+        </w:tc>
+        <w:tc>
+          <w:tcPr>
+            <w:tcW w:type="dxa" w:w="1859"/>
+            <w:tcBorders>
+              <w:top w:val="single" w:color="000000" w:sz="4"/>
+              <w:left w:val="single" w:color="000000" w:sz="4"/>
+              <w:bottom w:val="single" w:color="000000" w:sz="4"/>
+              <w:right w:val="single" w:color="000000" w:sz="4"/>
+            </w:tcBorders>
+            <w:tcMar>
+              <w:top w:type="dxa" w:w="35"/>
+              <w:left w:type="dxa" w:w="60"/>
+              <w:bottom w:type="dxa" w:w="35"/>
+              <w:right w:type="dxa" w:w="60"/>
+            </w:tcMar>
+            <w:vAlign w:val="center"/>
+          </w:tcPr>
+          <w:p>
+            <w:pPr>
+              <w:spacing w:after="20" w:before="20" w:line="215"/>
+              <w:jc w:val="left"/>
+            </w:pPr>
+            <w:r>
+              <w:rPr>
+                <w:rFonts w:ascii="MS Mincho" w:cs="MS Mincho" w:eastAsia="MS Mincho" w:hAnsi="MS Mincho"/>
+                <w:b w:val="false"/>
+                <w:bCs w:val="false"/>
+                <w:sz w:val="16"/>
+                <w:szCs w:val="16"/>
+              </w:rPr>
+              <w:t xml:space="preserve"/>
+            </w:r>
+          </w:p>
+        </w:tc>
+      </w:tr>
+      <w:tr>
+        <w:tc>
+          <w:tcPr>
+            <w:tcW w:type="dxa" w:w="480"/>
+            <w:tcBorders>
+              <w:top w:val="single" w:color="000000" w:sz="4"/>
+              <w:left w:val="single" w:color="000000" w:sz="4"/>
+              <w:bottom w:val="single" w:color="000000" w:sz="4"/>
+              <w:right w:val="single" w:color="000000" w:sz="4"/>
+            </w:tcBorders>
             <w:shd w:fill="F2F2F2" w:color="auto" w:val="clear"/>
             <w:tcMar>
               <w:top w:type="dxa" w:w="35"/>
@@ -4153,7 +4393,7 @@
                 <w:sz w:val="17"/>
                 <w:szCs w:val="17"/>
               </w:rPr>
-              <w:t xml:space="preserve">給与計算代行　小計</w:t>
+              <w:t xml:space="preserve">決算・申告業務　小計</w:t>
             </w:r>
           </w:p>
         </w:tc>
@@ -4223,7 +4463,7 @@
                 <w:sz w:val="15"/>
                 <w:szCs w:val="15"/>
               </w:rPr>
-              <w:t xml:space="preserve">月額／年額</w:t>
+              <w:t xml:space="preserve">年額のみ</w:t>
             </w:r>
           </w:p>
         </w:tc>
@@ -4248,17 +4488,17 @@
           <w:p>
             <w:pPr>
               <w:spacing w:after="20" w:before="20" w:line="215"/>
-              <w:jc w:val="left"/>
-            </w:pPr>
-            <w:r>
-              <w:rPr>
-                <w:rFonts w:ascii="MS Mincho" w:cs="MS Mincho" w:eastAsia="MS Mincho" w:hAnsi="MS Mincho"/>
-                <w:b w:val="false"/>
-                <w:bCs w:val="false"/>
-                <w:sz w:val="17"/>
-                <w:szCs w:val="17"/>
-              </w:rPr>
-              <w:t xml:space="preserve"/>
+              <w:jc w:val="center"/>
+            </w:pPr>
+            <w:r>
+              <w:rPr>
+                <w:rFonts w:ascii="MS Mincho" w:cs="MS Mincho" w:eastAsia="MS Mincho" w:hAnsi="MS Mincho"/>
+                <w:b w:val="false"/>
+                <w:bCs w:val="false"/>
+                <w:sz w:val="15"/>
+                <w:szCs w:val="15"/>
+              </w:rPr>
+              <w:t xml:space="preserve">－</w:t>
             </w:r>
           </w:p>
         </w:tc>
@@ -4364,7 +4604,7 @@
                 <w:sz w:val="17"/>
                 <w:szCs w:val="17"/>
               </w:rPr>
-              <w:t xml:space="preserve">14</w:t>
+              <w:t xml:space="preserve">15</w:t>
             </w:r>
           </w:p>
         </w:tc>
@@ -4398,7 +4638,7 @@
                 <w:sz w:val="17"/>
                 <w:szCs w:val="17"/>
               </w:rPr>
-              <w:t xml:space="preserve">決算報酬：法人 ＠120,000　個人＆NPO ＠50,000</w:t>
+              <w:t xml:space="preserve">給与計算：基本月額報酬</w:t>
             </w:r>
           </w:p>
         </w:tc>
@@ -4466,7 +4706,7 @@
                 <w:sz w:val="16"/>
                 <w:szCs w:val="16"/>
               </w:rPr>
-              <w:t xml:space="preserve">1　事業年度</w:t>
+              <w:t xml:space="preserve">12　ヶ月</w:t>
             </w:r>
           </w:p>
         </w:tc>
@@ -4500,7 +4740,7 @@
                 <w:sz w:val="16"/>
                 <w:szCs w:val="16"/>
               </w:rPr>
-              <w:t xml:space="preserve"/>
+              <w:t xml:space="preserve">4,000</w:t>
             </w:r>
           </w:p>
         </w:tc>
@@ -4568,7 +4808,7 @@
                 <w:sz w:val="16"/>
                 <w:szCs w:val="16"/>
               </w:rPr>
-              <w:t xml:space="preserve">法人／個人・NPO</w:t>
+              <w:t xml:space="preserve"/>
             </w:r>
           </w:p>
         </w:tc>
@@ -4604,7 +4844,7 @@
                 <w:sz w:val="17"/>
                 <w:szCs w:val="17"/>
               </w:rPr>
-              <w:t xml:space="preserve">15</w:t>
+              <w:t xml:space="preserve">16</w:t>
             </w:r>
           </w:p>
         </w:tc>
@@ -4638,7 +4878,7 @@
                 <w:sz w:val="17"/>
                 <w:szCs w:val="17"/>
               </w:rPr>
-              <w:t xml:space="preserve">消費税申告：＠50,000</w:t>
+              <w:t xml:space="preserve">給与計算：人数×月＠800×12ヶ月（年＠9,600）</w:t>
             </w:r>
           </w:p>
         </w:tc>
@@ -4706,7 +4946,7 @@
                 <w:sz w:val="16"/>
                 <w:szCs w:val="16"/>
               </w:rPr>
-              <w:t xml:space="preserve">1　事業年度</w:t>
+              <w:t xml:space="preserve">　　　人</w:t>
             </w:r>
           </w:p>
         </w:tc>
@@ -4740,7 +4980,7 @@
                 <w:sz w:val="16"/>
                 <w:szCs w:val="16"/>
               </w:rPr>
-              <w:t xml:space="preserve">50,000</w:t>
+              <w:t xml:space="preserve">9,600</w:t>
             </w:r>
           </w:p>
         </w:tc>
@@ -4844,7 +5084,7 @@
                 <w:sz w:val="17"/>
                 <w:szCs w:val="17"/>
               </w:rPr>
-              <w:t xml:space="preserve">16</w:t>
+              <w:t xml:space="preserve">17</w:t>
             </w:r>
           </w:p>
         </w:tc>
@@ -4878,7 +5118,7 @@
                 <w:sz w:val="17"/>
                 <w:szCs w:val="17"/>
               </w:rPr>
-              <w:t xml:space="preserve">申告書控印刷</w:t>
+              <w:t xml:space="preserve">給与計算　勤怠の集計有：人数×月＠400×12ヶ月（年＠4,800）※1</w:t>
             </w:r>
           </w:p>
         </w:tc>
@@ -4946,7 +5186,7 @@
                 <w:sz w:val="16"/>
                 <w:szCs w:val="16"/>
               </w:rPr>
-              <w:t xml:space="preserve">　　　部</w:t>
+              <w:t xml:space="preserve">　　　人</w:t>
             </w:r>
           </w:p>
         </w:tc>
@@ -4980,7 +5220,7 @@
                 <w:sz w:val="16"/>
                 <w:szCs w:val="16"/>
               </w:rPr>
-              <w:t xml:space="preserve">30,000</w:t>
+              <w:t xml:space="preserve">4,800</w:t>
             </w:r>
           </w:p>
         </w:tc>
@@ -5084,7 +5324,7 @@
                 <w:sz w:val="17"/>
                 <w:szCs w:val="17"/>
               </w:rPr>
-              <w:t xml:space="preserve">17</w:t>
+              <w:t xml:space="preserve">18</w:t>
             </w:r>
           </w:p>
         </w:tc>
@@ -5118,7 +5358,7 @@
                 <w:sz w:val="17"/>
                 <w:szCs w:val="17"/>
               </w:rPr>
-              <w:t xml:space="preserve">銀行用申告書印刷</w:t>
+              <w:t xml:space="preserve">給与明細印刷有：人数×月＠200×12ヶ月（年＠2,400）</w:t>
             </w:r>
           </w:p>
         </w:tc>
@@ -5186,7 +5426,7 @@
                 <w:sz w:val="16"/>
                 <w:szCs w:val="16"/>
               </w:rPr>
-              <w:t xml:space="preserve">　　　部</w:t>
+              <w:t xml:space="preserve">　　　人</w:t>
             </w:r>
           </w:p>
         </w:tc>
@@ -5220,7 +5460,7 @@
                 <w:sz w:val="16"/>
                 <w:szCs w:val="16"/>
               </w:rPr>
-              <w:t xml:space="preserve">5,000</w:t>
+              <w:t xml:space="preserve">2,400</w:t>
             </w:r>
           </w:p>
         </w:tc>
@@ -5324,7 +5564,7 @@
                 <w:sz w:val="17"/>
                 <w:szCs w:val="17"/>
               </w:rPr>
-              <w:t xml:space="preserve">18</w:t>
+              <w:t xml:space="preserve">19</w:t>
             </w:r>
           </w:p>
         </w:tc>
@@ -5358,7 +5598,7 @@
                 <w:sz w:val="17"/>
                 <w:szCs w:val="17"/>
               </w:rPr>
-              <w:t xml:space="preserve">総勘定元帳印刷</w:t>
+              <w:t xml:space="preserve">納税代行手続き（ダイレクト納付）－住民税＠1,000</w:t>
             </w:r>
           </w:p>
         </w:tc>
@@ -5426,7 +5666,7 @@
                 <w:sz w:val="16"/>
                 <w:szCs w:val="16"/>
               </w:rPr>
-              <w:t xml:space="preserve">　　　部</w:t>
+              <w:t xml:space="preserve">12　ヶ月</w:t>
             </w:r>
           </w:p>
         </w:tc>
@@ -5460,7 +5700,7 @@
                 <w:sz w:val="16"/>
                 <w:szCs w:val="16"/>
               </w:rPr>
-              <w:t xml:space="preserve">30,000</w:t>
+              <w:t xml:space="preserve">1,000</w:t>
             </w:r>
           </w:p>
         </w:tc>
@@ -5564,7 +5804,7 @@
                 <w:sz w:val="17"/>
                 <w:szCs w:val="17"/>
               </w:rPr>
-              <w:t xml:space="preserve">19</w:t>
+              <w:t xml:space="preserve">20</w:t>
             </w:r>
           </w:p>
         </w:tc>
@@ -5598,7 +5838,7 @@
                 <w:sz w:val="17"/>
                 <w:szCs w:val="17"/>
               </w:rPr>
-              <w:t xml:space="preserve">NXPRO使用　決算手数料：年間△50,000（ミロクのクラウドアプリを使用している場合）</w:t>
+              <w:t xml:space="preserve">労働保険・社会保険手続き一式：＠4,000</w:t>
             </w:r>
           </w:p>
         </w:tc>
@@ -5666,7 +5906,7 @@
                 <w:sz w:val="16"/>
                 <w:szCs w:val="16"/>
               </w:rPr>
-              <w:t xml:space="preserve">　　事業年度</w:t>
+              <w:t xml:space="preserve">12　ヶ月</w:t>
             </w:r>
           </w:p>
         </w:tc>
@@ -5700,7 +5940,7 @@
                 <w:sz w:val="16"/>
                 <w:szCs w:val="16"/>
               </w:rPr>
-              <w:t xml:space="preserve">△50,000</w:t>
+              <w:t xml:space="preserve">4,000</w:t>
             </w:r>
           </w:p>
         </w:tc>
@@ -5804,7 +6044,7 @@
                 <w:sz w:val="17"/>
                 <w:szCs w:val="17"/>
               </w:rPr>
-              <w:t xml:space="preserve">20</w:t>
+              <w:t xml:space="preserve">21</w:t>
             </w:r>
           </w:p>
         </w:tc>
@@ -5838,7 +6078,7 @@
                 <w:sz w:val="17"/>
                 <w:szCs w:val="17"/>
               </w:rPr>
-              <w:t xml:space="preserve">出精値引き</w:t>
+              <w:t xml:space="preserve">労働保険の算定基礎届の作成：＠45,000</w:t>
             </w:r>
           </w:p>
         </w:tc>
@@ -5906,7 +6146,7 @@
                 <w:sz w:val="16"/>
                 <w:szCs w:val="16"/>
               </w:rPr>
-              <w:t xml:space="preserve">　　事業年度</w:t>
+              <w:t xml:space="preserve">1　回</w:t>
             </w:r>
           </w:p>
         </w:tc>
@@ -5940,7 +6180,7 @@
                 <w:sz w:val="16"/>
                 <w:szCs w:val="16"/>
               </w:rPr>
-              <w:t xml:space="preserve">△　　　　</w:t>
+              <w:t xml:space="preserve">45,000</w:t>
             </w:r>
           </w:p>
         </w:tc>
@@ -6023,246 +6263,6 @@
               <w:bottom w:val="single" w:color="000000" w:sz="4"/>
               <w:right w:val="single" w:color="000000" w:sz="4"/>
             </w:tcBorders>
-            <w:tcMar>
-              <w:top w:type="dxa" w:w="35"/>
-              <w:left w:type="dxa" w:w="60"/>
-              <w:bottom w:type="dxa" w:w="35"/>
-              <w:right w:type="dxa" w:w="60"/>
-            </w:tcMar>
-            <w:vAlign w:val="center"/>
-          </w:tcPr>
-          <w:p>
-            <w:pPr>
-              <w:spacing w:after="20" w:before="20" w:line="215"/>
-              <w:jc w:val="center"/>
-            </w:pPr>
-            <w:r>
-              <w:rPr>
-                <w:rFonts w:ascii="MS Mincho" w:cs="MS Mincho" w:eastAsia="MS Mincho" w:hAnsi="MS Mincho"/>
-                <w:b w:val="false"/>
-                <w:bCs w:val="false"/>
-                <w:sz w:val="17"/>
-                <w:szCs w:val="17"/>
-              </w:rPr>
-              <w:t xml:space="preserve">21</w:t>
-            </w:r>
-          </w:p>
-        </w:tc>
-        <w:tc>
-          <w:tcPr>
-            <w:tcW w:type="dxa" w:w="3560"/>
-            <w:tcBorders>
-              <w:top w:val="single" w:color="000000" w:sz="4"/>
-              <w:left w:val="single" w:color="000000" w:sz="4"/>
-              <w:bottom w:val="single" w:color="000000" w:sz="4"/>
-              <w:right w:val="single" w:color="000000" w:sz="4"/>
-            </w:tcBorders>
-            <w:tcMar>
-              <w:top w:type="dxa" w:w="35"/>
-              <w:left w:type="dxa" w:w="60"/>
-              <w:bottom w:type="dxa" w:w="35"/>
-              <w:right w:type="dxa" w:w="60"/>
-            </w:tcMar>
-            <w:vAlign w:val="center"/>
-          </w:tcPr>
-          <w:p>
-            <w:pPr>
-              <w:spacing w:after="20" w:before="20" w:line="215"/>
-              <w:jc w:val="left"/>
-            </w:pPr>
-            <w:r>
-              <w:rPr>
-                <w:rFonts w:ascii="MS Mincho" w:cs="MS Mincho" w:eastAsia="MS Mincho" w:hAnsi="MS Mincho"/>
-                <w:b w:val="false"/>
-                <w:bCs w:val="false"/>
-                <w:sz w:val="17"/>
-                <w:szCs w:val="17"/>
-              </w:rPr>
-              <w:t xml:space="preserve">税理士法第33条の2第1項に規定する書面添付</w:t>
-            </w:r>
-          </w:p>
-        </w:tc>
-        <w:tc>
-          <w:tcPr>
-            <w:tcW w:type="dxa" w:w="540"/>
-            <w:tcBorders>
-              <w:top w:val="single" w:color="000000" w:sz="4"/>
-              <w:left w:val="single" w:color="000000" w:sz="4"/>
-              <w:bottom w:val="single" w:color="000000" w:sz="4"/>
-              <w:right w:val="single" w:color="000000" w:sz="4"/>
-            </w:tcBorders>
-            <w:tcMar>
-              <w:top w:type="dxa" w:w="35"/>
-              <w:left w:type="dxa" w:w="60"/>
-              <w:bottom w:type="dxa" w:w="35"/>
-              <w:right w:type="dxa" w:w="60"/>
-            </w:tcMar>
-            <w:vAlign w:val="center"/>
-          </w:tcPr>
-          <w:p>
-            <w:pPr>
-              <w:spacing w:after="20" w:before="20" w:line="215"/>
-              <w:jc w:val="center"/>
-            </w:pPr>
-            <w:r>
-              <w:rPr>
-                <w:rFonts w:ascii="MS Mincho" w:cs="MS Mincho" w:eastAsia="MS Mincho" w:hAnsi="MS Mincho"/>
-                <w:b w:val="false"/>
-                <w:bCs w:val="false"/>
-                <w:sz w:val="17"/>
-                <w:szCs w:val="17"/>
-              </w:rPr>
-              <w:t xml:space="preserve">☐</w:t>
-            </w:r>
-          </w:p>
-        </w:tc>
-        <w:tc>
-          <w:tcPr>
-            <w:tcW w:type="dxa" w:w="1000"/>
-            <w:tcBorders>
-              <w:top w:val="single" w:color="000000" w:sz="4"/>
-              <w:left w:val="single" w:color="000000" w:sz="4"/>
-              <w:bottom w:val="single" w:color="000000" w:sz="4"/>
-              <w:right w:val="single" w:color="000000" w:sz="4"/>
-            </w:tcBorders>
-            <w:tcMar>
-              <w:top w:type="dxa" w:w="35"/>
-              <w:left w:type="dxa" w:w="60"/>
-              <w:bottom w:type="dxa" w:w="35"/>
-              <w:right w:type="dxa" w:w="60"/>
-            </w:tcMar>
-            <w:vAlign w:val="center"/>
-          </w:tcPr>
-          <w:p>
-            <w:pPr>
-              <w:spacing w:after="20" w:before="20" w:line="215"/>
-              <w:jc w:val="center"/>
-            </w:pPr>
-            <w:r>
-              <w:rPr>
-                <w:rFonts w:ascii="MS Mincho" w:cs="MS Mincho" w:eastAsia="MS Mincho" w:hAnsi="MS Mincho"/>
-                <w:b w:val="false"/>
-                <w:bCs w:val="false"/>
-                <w:sz w:val="16"/>
-                <w:szCs w:val="16"/>
-              </w:rPr>
-              <w:t xml:space="preserve">1　事業年度</w:t>
-            </w:r>
-          </w:p>
-        </w:tc>
-        <w:tc>
-          <w:tcPr>
-            <w:tcW w:type="dxa" w:w="900"/>
-            <w:tcBorders>
-              <w:top w:val="single" w:color="000000" w:sz="4"/>
-              <w:left w:val="single" w:color="000000" w:sz="4"/>
-              <w:bottom w:val="single" w:color="000000" w:sz="4"/>
-              <w:right w:val="single" w:color="000000" w:sz="4"/>
-            </w:tcBorders>
-            <w:tcMar>
-              <w:top w:type="dxa" w:w="35"/>
-              <w:left w:type="dxa" w:w="60"/>
-              <w:bottom w:type="dxa" w:w="35"/>
-              <w:right w:type="dxa" w:w="60"/>
-            </w:tcMar>
-            <w:vAlign w:val="center"/>
-          </w:tcPr>
-          <w:p>
-            <w:pPr>
-              <w:spacing w:after="20" w:before="20" w:line="215"/>
-              <w:jc w:val="right"/>
-            </w:pPr>
-            <w:r>
-              <w:rPr>
-                <w:rFonts w:ascii="MS Mincho" w:cs="MS Mincho" w:eastAsia="MS Mincho" w:hAnsi="MS Mincho"/>
-                <w:b w:val="false"/>
-                <w:bCs w:val="false"/>
-                <w:sz w:val="16"/>
-                <w:szCs w:val="16"/>
-              </w:rPr>
-              <w:t xml:space="preserve">30,000</w:t>
-            </w:r>
-          </w:p>
-        </w:tc>
-        <w:tc>
-          <w:tcPr>
-            <w:tcW w:type="dxa" w:w="1300"/>
-            <w:tcBorders>
-              <w:top w:val="single" w:color="000000" w:sz="4"/>
-              <w:left w:val="single" w:color="000000" w:sz="4"/>
-              <w:bottom w:val="single" w:color="000000" w:sz="4"/>
-              <w:right w:val="single" w:color="000000" w:sz="4"/>
-            </w:tcBorders>
-            <w:tcMar>
-              <w:top w:type="dxa" w:w="35"/>
-              <w:left w:type="dxa" w:w="60"/>
-              <w:bottom w:type="dxa" w:w="35"/>
-              <w:right w:type="dxa" w:w="60"/>
-            </w:tcMar>
-            <w:vAlign w:val="center"/>
-          </w:tcPr>
-          <w:p>
-            <w:pPr>
-              <w:spacing w:after="20" w:before="20" w:line="215"/>
-              <w:jc w:val="left"/>
-            </w:pPr>
-            <w:r>
-              <w:rPr>
-                <w:rFonts w:ascii="MS Mincho" w:cs="MS Mincho" w:eastAsia="MS Mincho" w:hAnsi="MS Mincho"/>
-                <w:b w:val="false"/>
-                <w:bCs w:val="false"/>
-                <w:sz w:val="17"/>
-                <w:szCs w:val="17"/>
-              </w:rPr>
-              <w:t xml:space="preserve"/>
-            </w:r>
-          </w:p>
-        </w:tc>
-        <w:tc>
-          <w:tcPr>
-            <w:tcW w:type="dxa" w:w="1859"/>
-            <w:tcBorders>
-              <w:top w:val="single" w:color="000000" w:sz="4"/>
-              <w:left w:val="single" w:color="000000" w:sz="4"/>
-              <w:bottom w:val="single" w:color="000000" w:sz="4"/>
-              <w:right w:val="single" w:color="000000" w:sz="4"/>
-            </w:tcBorders>
-            <w:tcMar>
-              <w:top w:type="dxa" w:w="35"/>
-              <w:left w:type="dxa" w:w="60"/>
-              <w:bottom w:type="dxa" w:w="35"/>
-              <w:right w:type="dxa" w:w="60"/>
-            </w:tcMar>
-            <w:vAlign w:val="center"/>
-          </w:tcPr>
-          <w:p>
-            <w:pPr>
-              <w:spacing w:after="20" w:before="20" w:line="215"/>
-              <w:jc w:val="left"/>
-            </w:pPr>
-            <w:r>
-              <w:rPr>
-                <w:rFonts w:ascii="MS Mincho" w:cs="MS Mincho" w:eastAsia="MS Mincho" w:hAnsi="MS Mincho"/>
-                <w:b w:val="false"/>
-                <w:bCs w:val="false"/>
-                <w:sz w:val="16"/>
-                <w:szCs w:val="16"/>
-              </w:rPr>
-              <w:t xml:space="preserve"/>
-            </w:r>
-          </w:p>
-        </w:tc>
-      </w:tr>
-      <w:tr>
-        <w:tc>
-          <w:tcPr>
-            <w:tcW w:type="dxa" w:w="480"/>
-            <w:tcBorders>
-              <w:top w:val="single" w:color="000000" w:sz="4"/>
-              <w:left w:val="single" w:color="000000" w:sz="4"/>
-              <w:bottom w:val="single" w:color="000000" w:sz="4"/>
-              <w:right w:val="single" w:color="000000" w:sz="4"/>
-            </w:tcBorders>
             <w:shd w:fill="F2F2F2" w:color="auto" w:val="clear"/>
             <w:tcMar>
               <w:top w:type="dxa" w:w="35"/>
@@ -6320,7 +6320,7 @@
                 <w:sz w:val="17"/>
                 <w:szCs w:val="17"/>
               </w:rPr>
-              <w:t xml:space="preserve">決算・申告業務　小計</w:t>
+              <w:t xml:space="preserve">給与計算代行　小計</w:t>
             </w:r>
           </w:p>
         </w:tc>
@@ -6390,7 +6390,7 @@
                 <w:sz w:val="15"/>
                 <w:szCs w:val="15"/>
               </w:rPr>
-              <w:t xml:space="preserve">事業年度</w:t>
+              <w:t xml:space="preserve">月額／年額</w:t>
             </w:r>
           </w:p>
         </w:tc>
@@ -6415,15 +6415,15 @@
           <w:p>
             <w:pPr>
               <w:spacing w:after="20" w:before="20" w:line="215"/>
-              <w:jc w:val="left"/>
-            </w:pPr>
-            <w:r>
-              <w:rPr>
-                <w:rFonts w:ascii="MS Mincho" w:cs="MS Mincho" w:eastAsia="MS Mincho" w:hAnsi="MS Mincho"/>
-                <w:b w:val="false"/>
-                <w:bCs w:val="false"/>
-                <w:sz w:val="17"/>
-                <w:szCs w:val="17"/>
+              <w:jc w:val="center"/>
+            </w:pPr>
+            <w:r>
+              <w:rPr>
+                <w:rFonts w:ascii="MS Mincho" w:cs="MS Mincho" w:eastAsia="MS Mincho" w:hAnsi="MS Mincho"/>
+                <w:b w:val="false"/>
+                <w:bCs w:val="false"/>
+                <w:sz w:val="15"/>
+                <w:szCs w:val="15"/>
               </w:rPr>
               <w:t xml:space="preserve"/>
             </w:r>

--- a/fukuda-contract-appendix/別紙_契約業務内容および報酬内訳_共通フォーム_福田会計.docx
+++ b/fukuda-contract-appendix/別紙_契約業務内容および報酬内訳_共通フォーム_福田会計.docx
@@ -2,6 +2,22 @@
 <file path=word/document.xml><?xml version="1.0" encoding="utf-8"?>
 <w:document xmlns:wpc="http://schemas.microsoft.com/office/word/2010/wordprocessingCanvas" xmlns:mc="http://schemas.openxmlformats.org/markup-compatibility/2006" xmlns:o="urn:schemas-microsoft-com:office:office" xmlns:r="http://schemas.openxmlformats.org/officeDocument/2006/relationships" xmlns:m="http://schemas.openxmlformats.org/officeDocument/2006/math" xmlns:v="urn:schemas-microsoft-com:vml" xmlns:wp14="http://schemas.microsoft.com/office/word/2010/wordprocessingDrawing" xmlns:wp="http://schemas.openxmlformats.org/drawingml/2006/wordprocessingDrawing" xmlns:w10="urn:schemas-microsoft-com:office:word" xmlns:w="http://schemas.openxmlformats.org/wordprocessingml/2006/main" xmlns:w14="http://schemas.microsoft.com/office/word/2010/wordml" xmlns:w15="http://schemas.microsoft.com/office/word/2012/wordml" xmlns:wpg="http://schemas.microsoft.com/office/word/2010/wordprocessingGroup" xmlns:wpi="http://schemas.microsoft.com/office/word/2010/wordprocessingInk" xmlns:wne="http://schemas.microsoft.com/office/word/2006/wordml" xmlns:wps="http://schemas.microsoft.com/office/word/2010/wordprocessingShape" xmlns:cx="http://schemas.microsoft.com/office/drawing/2014/chartex" xmlns:cx1="http://schemas.microsoft.com/office/drawing/2015/9/8/chartex" xmlns:cx2="http://schemas.microsoft.com/office/drawing/2015/10/21/chartex" xmlns:cx3="http://schemas.microsoft.com/office/drawing/2016/5/9/chartex" xmlns:cx4="http://schemas.microsoft.com/office/drawing/2016/5/10/chartex" xmlns:cx5="http://schemas.microsoft.com/office/drawing/2016/5/11/chartex" xmlns:cx6="http://schemas.microsoft.com/office/drawing/2016/5/12/chartex" xmlns:cx7="http://schemas.microsoft.com/office/drawing/2016/5/13/chartex" xmlns:cx8="http://schemas.microsoft.com/office/drawing/2016/5/14/chartex" xmlns:aink="http://schemas.microsoft.com/office/drawing/2016/ink" xmlns:am3d="http://schemas.microsoft.com/office/drawing/2017/model3d" xmlns:w16cex="http://schemas.microsoft.com/office/word/2018/wordml/cex" xmlns:w16cid="http://schemas.microsoft.com/office/word/2016/wordml/cid" xmlns:w16="http://schemas.microsoft.com/office/word/2018/wordml" xmlns:w16sdtdh="http://schemas.microsoft.com/office/word/2020/wordml/sdtdatahash" xmlns:w16se="http://schemas.microsoft.com/office/word/2015/wordml/symex" mc:Ignorable="w14 w15 wp14">
   <w:body>
+    <w:p>
+      <w:pPr>
+        <w:spacing w:after="40"/>
+        <w:jc w:val="center"/>
+      </w:pPr>
+      <w:r>
+        <w:rPr>
+          <w:rFonts w:ascii="MS Mincho" w:cs="MS Mincho" w:eastAsia="MS Mincho" w:hAnsi="MS Mincho"/>
+          <w:b/>
+          <w:bCs/>
+          <w:sz w:val="26"/>
+          <w:szCs w:val="26"/>
+        </w:rPr>
+        <w:t xml:space="preserve">別　紙　１　　契約業務内容および報酬内訳</w:t>
+      </w:r>
+    </w:p>
     <w:p>
       <w:pPr>
         <w:spacing w:after="140"/>
@@ -12,10 +28,10 @@
           <w:rFonts w:ascii="MS Mincho" w:cs="MS Mincho" w:eastAsia="MS Mincho" w:hAnsi="MS Mincho"/>
           <w:b/>
           <w:bCs/>
-          <w:sz w:val="26"/>
-          <w:szCs w:val="26"/>
+          <w:sz w:val="20"/>
+          <w:szCs w:val="20"/>
         </w:rPr>
-        <w:t xml:space="preserve">別　紙　　契約業務内容および報酬内訳</w:t>
+        <w:t xml:space="preserve">（税務顧問業務・決算申告業務）</w:t>
       </w:r>
     </w:p>
     <w:p>
@@ -68,7 +84,7 @@
     </w:p>
     <w:p>
       <w:pPr>
-        <w:spacing w:after="60"/>
+        <w:spacing w:after="60" w:before="0"/>
       </w:pPr>
       <w:r>
         <w:rPr>
@@ -99,7 +115,7 @@
     </w:p>
     <w:p>
       <w:pPr>
-        <w:spacing w:after="80"/>
+        <w:spacing w:after="60" w:before="80"/>
       </w:pPr>
       <w:r>
         <w:rPr>
@@ -4576,6 +4592,580 @@
       <w:tr>
         <w:tc>
           <w:tcPr>
+            <w:tcW w:type="dxa" w:w="6480"/>
+            <w:gridSpan w:val="5"/>
+            <w:tcBorders>
+              <w:top w:val="single" w:color="000000" w:sz="4"/>
+              <w:left w:val="single" w:color="000000" w:sz="4"/>
+              <w:bottom w:val="single" w:color="000000" w:sz="4"/>
+              <w:right w:val="single" w:color="000000" w:sz="4"/>
+            </w:tcBorders>
+            <w:shd w:fill="F2F2F2" w:color="auto" w:val="clear"/>
+            <w:tcMar>
+              <w:top w:type="dxa" w:w="35"/>
+              <w:left w:type="dxa" w:w="60"/>
+              <w:bottom w:type="dxa" w:w="35"/>
+              <w:right w:type="dxa" w:w="60"/>
+            </w:tcMar>
+            <w:vAlign w:val="center"/>
+          </w:tcPr>
+          <w:p>
+            <w:pPr>
+              <w:spacing w:after="20" w:before="20" w:line="215"/>
+              <w:jc w:val="right"/>
+            </w:pPr>
+            <w:r>
+              <w:rPr>
+                <w:rFonts w:ascii="MS Mincho" w:cs="MS Mincho" w:eastAsia="MS Mincho" w:hAnsi="MS Mincho"/>
+                <w:b w:val="false"/>
+                <w:bCs w:val="false"/>
+                <w:sz w:val="17"/>
+                <w:szCs w:val="17"/>
+              </w:rPr>
+              <w:t xml:space="preserve">小　計（税抜）　　</w:t>
+            </w:r>
+          </w:p>
+        </w:tc>
+        <w:tc>
+          <w:tcPr>
+            <w:tcW w:type="dxa" w:w="1300"/>
+            <w:tcBorders>
+              <w:top w:val="single" w:color="000000" w:sz="4"/>
+              <w:left w:val="single" w:color="000000" w:sz="4"/>
+              <w:bottom w:val="single" w:color="000000" w:sz="4"/>
+              <w:right w:val="single" w:color="000000" w:sz="4"/>
+            </w:tcBorders>
+            <w:shd w:fill="F2F2F2" w:color="auto" w:val="clear"/>
+            <w:tcMar>
+              <w:top w:type="dxa" w:w="35"/>
+              <w:left w:type="dxa" w:w="60"/>
+              <w:bottom w:type="dxa" w:w="35"/>
+              <w:right w:type="dxa" w:w="60"/>
+            </w:tcMar>
+            <w:vAlign w:val="center"/>
+          </w:tcPr>
+          <w:p>
+            <w:pPr>
+              <w:spacing w:after="20" w:before="20" w:line="215"/>
+              <w:jc w:val="left"/>
+            </w:pPr>
+            <w:r>
+              <w:rPr>
+                <w:rFonts w:ascii="MS Mincho" w:cs="MS Mincho" w:eastAsia="MS Mincho" w:hAnsi="MS Mincho"/>
+                <w:b w:val="false"/>
+                <w:bCs w:val="false"/>
+                <w:sz w:val="17"/>
+                <w:szCs w:val="17"/>
+              </w:rPr>
+              <w:t xml:space="preserve">￥</w:t>
+            </w:r>
+          </w:p>
+        </w:tc>
+        <w:tc>
+          <w:tcPr>
+            <w:tcW w:type="dxa" w:w="1859"/>
+            <w:tcBorders>
+              <w:top w:val="single" w:color="000000" w:sz="4"/>
+              <w:left w:val="single" w:color="000000" w:sz="4"/>
+              <w:bottom w:val="single" w:color="000000" w:sz="4"/>
+              <w:right w:val="single" w:color="000000" w:sz="4"/>
+            </w:tcBorders>
+            <w:shd w:fill="F2F2F2" w:color="auto" w:val="clear"/>
+            <w:tcMar>
+              <w:top w:type="dxa" w:w="35"/>
+              <w:left w:type="dxa" w:w="60"/>
+              <w:bottom w:type="dxa" w:w="35"/>
+              <w:right w:type="dxa" w:w="60"/>
+            </w:tcMar>
+            <w:vAlign w:val="center"/>
+          </w:tcPr>
+          <w:p>
+            <w:pPr>
+              <w:spacing w:after="20" w:before="20" w:line="215"/>
+              <w:jc w:val="left"/>
+            </w:pPr>
+            <w:r>
+              <w:rPr>
+                <w:rFonts w:ascii="MS Mincho" w:cs="MS Mincho" w:eastAsia="MS Mincho" w:hAnsi="MS Mincho"/>
+                <w:b w:val="false"/>
+                <w:bCs w:val="false"/>
+                <w:sz w:val="17"/>
+                <w:szCs w:val="17"/>
+              </w:rPr>
+              <w:t xml:space="preserve"/>
+            </w:r>
+          </w:p>
+        </w:tc>
+      </w:tr>
+      <w:tr>
+        <w:tc>
+          <w:tcPr>
+            <w:tcW w:type="dxa" w:w="6480"/>
+            <w:gridSpan w:val="5"/>
+            <w:tcBorders>
+              <w:top w:val="single" w:color="000000" w:sz="4"/>
+              <w:left w:val="single" w:color="000000" w:sz="4"/>
+              <w:bottom w:val="single" w:color="000000" w:sz="4"/>
+              <w:right w:val="single" w:color="000000" w:sz="4"/>
+            </w:tcBorders>
+            <w:shd w:fill="F2F2F2" w:color="auto" w:val="clear"/>
+            <w:tcMar>
+              <w:top w:type="dxa" w:w="35"/>
+              <w:left w:type="dxa" w:w="60"/>
+              <w:bottom w:type="dxa" w:w="35"/>
+              <w:right w:type="dxa" w:w="60"/>
+            </w:tcMar>
+            <w:vAlign w:val="center"/>
+          </w:tcPr>
+          <w:p>
+            <w:pPr>
+              <w:spacing w:after="20" w:before="20" w:line="215"/>
+              <w:jc w:val="right"/>
+            </w:pPr>
+            <w:r>
+              <w:rPr>
+                <w:rFonts w:ascii="MS Mincho" w:cs="MS Mincho" w:eastAsia="MS Mincho" w:hAnsi="MS Mincho"/>
+                <w:b w:val="false"/>
+                <w:bCs w:val="false"/>
+                <w:sz w:val="17"/>
+                <w:szCs w:val="17"/>
+              </w:rPr>
+              <w:t xml:space="preserve">消費税（10％）　　</w:t>
+            </w:r>
+          </w:p>
+        </w:tc>
+        <w:tc>
+          <w:tcPr>
+            <w:tcW w:type="dxa" w:w="1300"/>
+            <w:tcBorders>
+              <w:top w:val="single" w:color="000000" w:sz="4"/>
+              <w:left w:val="single" w:color="000000" w:sz="4"/>
+              <w:bottom w:val="single" w:color="000000" w:sz="4"/>
+              <w:right w:val="single" w:color="000000" w:sz="4"/>
+            </w:tcBorders>
+            <w:shd w:fill="F2F2F2" w:color="auto" w:val="clear"/>
+            <w:tcMar>
+              <w:top w:type="dxa" w:w="35"/>
+              <w:left w:type="dxa" w:w="60"/>
+              <w:bottom w:type="dxa" w:w="35"/>
+              <w:right w:type="dxa" w:w="60"/>
+            </w:tcMar>
+            <w:vAlign w:val="center"/>
+          </w:tcPr>
+          <w:p>
+            <w:pPr>
+              <w:spacing w:after="20" w:before="20" w:line="215"/>
+              <w:jc w:val="left"/>
+            </w:pPr>
+            <w:r>
+              <w:rPr>
+                <w:rFonts w:ascii="MS Mincho" w:cs="MS Mincho" w:eastAsia="MS Mincho" w:hAnsi="MS Mincho"/>
+                <w:b w:val="false"/>
+                <w:bCs w:val="false"/>
+                <w:sz w:val="17"/>
+                <w:szCs w:val="17"/>
+              </w:rPr>
+              <w:t xml:space="preserve">￥</w:t>
+            </w:r>
+          </w:p>
+        </w:tc>
+        <w:tc>
+          <w:tcPr>
+            <w:tcW w:type="dxa" w:w="1859"/>
+            <w:tcBorders>
+              <w:top w:val="single" w:color="000000" w:sz="4"/>
+              <w:left w:val="single" w:color="000000" w:sz="4"/>
+              <w:bottom w:val="single" w:color="000000" w:sz="4"/>
+              <w:right w:val="single" w:color="000000" w:sz="4"/>
+            </w:tcBorders>
+            <w:shd w:fill="F2F2F2" w:color="auto" w:val="clear"/>
+            <w:tcMar>
+              <w:top w:type="dxa" w:w="35"/>
+              <w:left w:type="dxa" w:w="60"/>
+              <w:bottom w:type="dxa" w:w="35"/>
+              <w:right w:type="dxa" w:w="60"/>
+            </w:tcMar>
+            <w:vAlign w:val="center"/>
+          </w:tcPr>
+          <w:p>
+            <w:pPr>
+              <w:spacing w:after="20" w:before="20" w:line="215"/>
+              <w:jc w:val="left"/>
+            </w:pPr>
+            <w:r>
+              <w:rPr>
+                <w:rFonts w:ascii="MS Mincho" w:cs="MS Mincho" w:eastAsia="MS Mincho" w:hAnsi="MS Mincho"/>
+                <w:b w:val="false"/>
+                <w:bCs w:val="false"/>
+                <w:sz w:val="17"/>
+                <w:szCs w:val="17"/>
+              </w:rPr>
+              <w:t xml:space="preserve"/>
+            </w:r>
+          </w:p>
+        </w:tc>
+      </w:tr>
+      <w:tr>
+        <w:tc>
+          <w:tcPr>
+            <w:tcW w:type="dxa" w:w="6480"/>
+            <w:gridSpan w:val="5"/>
+            <w:tcBorders>
+              <w:top w:val="single" w:color="000000" w:sz="4"/>
+              <w:left w:val="single" w:color="000000" w:sz="4"/>
+              <w:bottom w:val="single" w:color="000000" w:sz="4"/>
+              <w:right w:val="single" w:color="000000" w:sz="4"/>
+            </w:tcBorders>
+            <w:shd w:fill="E6E6E6" w:color="auto" w:val="clear"/>
+            <w:tcMar>
+              <w:top w:type="dxa" w:w="35"/>
+              <w:left w:type="dxa" w:w="60"/>
+              <w:bottom w:type="dxa" w:w="35"/>
+              <w:right w:type="dxa" w:w="60"/>
+            </w:tcMar>
+            <w:vAlign w:val="center"/>
+          </w:tcPr>
+          <w:p>
+            <w:pPr>
+              <w:spacing w:after="20" w:before="20" w:line="215"/>
+              <w:jc w:val="right"/>
+            </w:pPr>
+            <w:r>
+              <w:rPr>
+                <w:rFonts w:ascii="MS Mincho" w:cs="MS Mincho" w:eastAsia="MS Mincho" w:hAnsi="MS Mincho"/>
+                <w:b/>
+                <w:bCs/>
+                <w:sz w:val="17"/>
+                <w:szCs w:val="17"/>
+              </w:rPr>
+              <w:t xml:space="preserve">合　計（税込）　　</w:t>
+            </w:r>
+          </w:p>
+        </w:tc>
+        <w:tc>
+          <w:tcPr>
+            <w:tcW w:type="dxa" w:w="1300"/>
+            <w:tcBorders>
+              <w:top w:val="single" w:color="000000" w:sz="4"/>
+              <w:left w:val="single" w:color="000000" w:sz="4"/>
+              <w:bottom w:val="single" w:color="000000" w:sz="4"/>
+              <w:right w:val="single" w:color="000000" w:sz="4"/>
+            </w:tcBorders>
+            <w:shd w:fill="E6E6E6" w:color="auto" w:val="clear"/>
+            <w:tcMar>
+              <w:top w:type="dxa" w:w="35"/>
+              <w:left w:type="dxa" w:w="60"/>
+              <w:bottom w:type="dxa" w:w="35"/>
+              <w:right w:type="dxa" w:w="60"/>
+            </w:tcMar>
+            <w:vAlign w:val="center"/>
+          </w:tcPr>
+          <w:p>
+            <w:pPr>
+              <w:spacing w:after="20" w:before="20" w:line="215"/>
+              <w:jc w:val="left"/>
+            </w:pPr>
+            <w:r>
+              <w:rPr>
+                <w:rFonts w:ascii="MS Mincho" w:cs="MS Mincho" w:eastAsia="MS Mincho" w:hAnsi="MS Mincho"/>
+                <w:b/>
+                <w:bCs/>
+                <w:sz w:val="17"/>
+                <w:szCs w:val="17"/>
+              </w:rPr>
+              <w:t xml:space="preserve">￥</w:t>
+            </w:r>
+          </w:p>
+        </w:tc>
+        <w:tc>
+          <w:tcPr>
+            <w:tcW w:type="dxa" w:w="1859"/>
+            <w:tcBorders>
+              <w:top w:val="single" w:color="000000" w:sz="4"/>
+              <w:left w:val="single" w:color="000000" w:sz="4"/>
+              <w:bottom w:val="single" w:color="000000" w:sz="4"/>
+              <w:right w:val="single" w:color="000000" w:sz="4"/>
+            </w:tcBorders>
+            <w:shd w:fill="E6E6E6" w:color="auto" w:val="clear"/>
+            <w:tcMar>
+              <w:top w:type="dxa" w:w="35"/>
+              <w:left w:type="dxa" w:w="60"/>
+              <w:bottom w:type="dxa" w:w="35"/>
+              <w:right w:type="dxa" w:w="60"/>
+            </w:tcMar>
+            <w:vAlign w:val="center"/>
+          </w:tcPr>
+          <w:p>
+            <w:pPr>
+              <w:spacing w:after="20" w:before="20" w:line="215"/>
+              <w:jc w:val="left"/>
+            </w:pPr>
+            <w:r>
+              <w:rPr>
+                <w:rFonts w:ascii="MS Mincho" w:cs="MS Mincho" w:eastAsia="MS Mincho" w:hAnsi="MS Mincho"/>
+                <w:b w:val="false"/>
+                <w:bCs w:val="false"/>
+                <w:sz w:val="17"/>
+                <w:szCs w:val="17"/>
+              </w:rPr>
+              <w:t xml:space="preserve"/>
+            </w:r>
+          </w:p>
+        </w:tc>
+      </w:tr>
+    </w:tbl>
+    <w:p>
+      <w:pPr>
+        <w:spacing w:after="40" w:before="140"/>
+      </w:pPr>
+      <w:r>
+        <w:rPr>
+          <w:rFonts w:ascii="MS Mincho" w:cs="MS Mincho" w:eastAsia="MS Mincho" w:hAnsi="MS Mincho"/>
+          <w:b/>
+          <w:bCs/>
+          <w:sz w:val="18"/>
+          <w:szCs w:val="18"/>
+        </w:rPr>
+        <w:t xml:space="preserve">【注記】</w:t>
+      </w:r>
+    </w:p>
+    <w:p>
+      <w:pPr>
+        <w:spacing w:after="20" w:before="20" w:line="215"/>
+        <w:jc w:val="left"/>
+      </w:pPr>
+      <w:r>
+        <w:rPr>
+          <w:rFonts w:ascii="MS Mincho" w:cs="MS Mincho" w:eastAsia="MS Mincho" w:hAnsi="MS Mincho"/>
+          <w:b w:val="false"/>
+          <w:bCs w:val="false"/>
+          <w:sz w:val="16"/>
+          <w:szCs w:val="16"/>
+        </w:rPr>
+        <w:t xml:space="preserve">※1　「含む」欄に☑を付していない業務は、本契約に含まれない。甲が当該業務を希望する場合は、その都度、事前に甲乙が業務内容及び報酬額を合意のうえ実施し、上表の単価により別途請求する。</w:t>
+      </w:r>
+    </w:p>
+    <w:p>
+      <w:pPr>
+        <w:spacing w:after="20" w:before="20" w:line="215"/>
+        <w:jc w:val="left"/>
+      </w:pPr>
+      <w:r>
+        <w:rPr>
+          <w:rFonts w:ascii="MS Mincho" w:cs="MS Mincho" w:eastAsia="MS Mincho" w:hAnsi="MS Mincho"/>
+          <w:b w:val="false"/>
+          <w:bCs w:val="false"/>
+          <w:sz w:val="16"/>
+          <w:szCs w:val="16"/>
+        </w:rPr>
+        <w:t xml:space="preserve">※2　本別紙は本契約の一部を構成する。本別紙の変更は、甲乙双方の書面又は電磁的方法による合意によらなければ、その効力を生じない。</w:t>
+      </w:r>
+    </w:p>
+    <w:p>
+      <w:pPr>
+        <w:spacing w:after="20" w:before="20" w:line="215"/>
+        <w:jc w:val="left"/>
+      </w:pPr>
+      <w:r>
+        <w:rPr>
+          <w:rFonts w:ascii="MS Mincho" w:cs="MS Mincho" w:eastAsia="MS Mincho" w:hAnsi="MS Mincho"/>
+          <w:b w:val="false"/>
+          <w:bCs w:val="false"/>
+          <w:sz w:val="16"/>
+          <w:szCs w:val="16"/>
+        </w:rPr>
+        <w:t xml:space="preserve">※3　契約期間の中途において消費税率が改正された場合、消費税額は改正後の税率による。</w:t>
+      </w:r>
+    </w:p>
+    <w:p>
+      <w:pPr>
+        <w:spacing w:after="60" w:before="160"/>
+      </w:pPr>
+      <w:r>
+        <w:rPr>
+          <w:rFonts w:ascii="MS Mincho" w:cs="MS Mincho" w:eastAsia="MS Mincho" w:hAnsi="MS Mincho"/>
+          <w:b w:val="false"/>
+          <w:bCs w:val="false"/>
+          <w:sz w:val="17"/>
+          <w:szCs w:val="17"/>
+        </w:rPr>
+        <w:t xml:space="preserve"/>
+      </w:r>
+    </w:p>
+    <w:p>
+      <w:pPr>
+        <w:spacing w:after="20" w:before="20" w:line="215"/>
+        <w:jc w:val="right"/>
+      </w:pPr>
+      <w:r>
+        <w:rPr>
+          <w:rFonts w:ascii="MS Mincho" w:cs="MS Mincho" w:eastAsia="MS Mincho" w:hAnsi="MS Mincho"/>
+          <w:b w:val="false"/>
+          <w:bCs w:val="false"/>
+          <w:sz w:val="18"/>
+          <w:szCs w:val="18"/>
+        </w:rPr>
+        <w:t xml:space="preserve">以　上</w:t>
+      </w:r>
+    </w:p>
+    <w:p>
+      <w:r>
+        <w:br w:type="page"/>
+      </w:r>
+    </w:p>
+    <w:p>
+      <w:pPr>
+        <w:spacing w:after="40"/>
+        <w:jc w:val="center"/>
+      </w:pPr>
+      <w:r>
+        <w:rPr>
+          <w:rFonts w:ascii="MS Mincho" w:cs="MS Mincho" w:eastAsia="MS Mincho" w:hAnsi="MS Mincho"/>
+          <w:b/>
+          <w:bCs/>
+          <w:sz w:val="26"/>
+          <w:szCs w:val="26"/>
+        </w:rPr>
+        <w:t xml:space="preserve">別　紙　２　　契約業務内容および報酬内訳</w:t>
+      </w:r>
+    </w:p>
+    <w:p>
+      <w:pPr>
+        <w:spacing w:after="140"/>
+        <w:jc w:val="center"/>
+      </w:pPr>
+      <w:r>
+        <w:rPr>
+          <w:rFonts w:ascii="MS Mincho" w:cs="MS Mincho" w:eastAsia="MS Mincho" w:hAnsi="MS Mincho"/>
+          <w:b/>
+          <w:bCs/>
+          <w:sz w:val="20"/>
+          <w:szCs w:val="20"/>
+        </w:rPr>
+        <w:t xml:space="preserve">（給与計算代行業務）</w:t>
+      </w:r>
+    </w:p>
+    <w:p>
+      <w:pPr>
+        <w:spacing w:after="20" w:before="20" w:line="215"/>
+        <w:jc w:val="left"/>
+      </w:pPr>
+      <w:r>
+        <w:rPr>
+          <w:rFonts w:ascii="MS Mincho" w:cs="MS Mincho" w:eastAsia="MS Mincho" w:hAnsi="MS Mincho"/>
+          <w:b w:val="false"/>
+          <w:bCs w:val="false"/>
+          <w:sz w:val="18"/>
+          <w:szCs w:val="18"/>
+        </w:rPr>
+        <w:t xml:space="preserve">委任者（甲）　　　　　　　　　　　　　　　　　　　　　　　　様</w:t>
+      </w:r>
+    </w:p>
+    <w:p>
+      <w:pPr>
+        <w:spacing w:after="20" w:before="20" w:line="215"/>
+        <w:jc w:val="left"/>
+      </w:pPr>
+      <w:r>
+        <w:rPr>
+          <w:rFonts w:ascii="MS Mincho" w:cs="MS Mincho" w:eastAsia="MS Mincho" w:hAnsi="MS Mincho"/>
+          <w:b w:val="false"/>
+          <w:bCs w:val="false"/>
+          <w:sz w:val="18"/>
+          <w:szCs w:val="18"/>
+        </w:rPr>
+        <w:t xml:space="preserve">受任者（乙）　税理士法人　福田会計</w:t>
+      </w:r>
+    </w:p>
+    <w:p>
+      <w:pPr>
+        <w:spacing w:after="20" w:before="20" w:line="215"/>
+        <w:jc w:val="left"/>
+      </w:pPr>
+      <w:r>
+        <w:rPr>
+          <w:rFonts w:ascii="MS Mincho" w:cs="MS Mincho" w:eastAsia="MS Mincho" w:hAnsi="MS Mincho"/>
+          <w:b w:val="false"/>
+          <w:bCs w:val="false"/>
+          <w:sz w:val="18"/>
+          <w:szCs w:val="18"/>
+        </w:rPr>
+        <w:t xml:space="preserve">原契約　　　　　　　年　　　月　　　日付　顧問契約書</w:t>
+      </w:r>
+    </w:p>
+    <w:p>
+      <w:pPr>
+        <w:spacing w:after="60" w:before="0"/>
+      </w:pPr>
+      <w:r>
+        <w:rPr>
+          <w:rFonts w:ascii="MS Mincho" w:cs="MS Mincho" w:eastAsia="MS Mincho" w:hAnsi="MS Mincho"/>
+          <w:b w:val="false"/>
+          <w:bCs w:val="false"/>
+          <w:sz w:val="17"/>
+          <w:szCs w:val="17"/>
+        </w:rPr>
+        <w:t xml:space="preserve"/>
+      </w:r>
+    </w:p>
+    <w:p>
+      <w:pPr>
+        <w:spacing w:after="20" w:before="20" w:line="215"/>
+        <w:jc w:val="left"/>
+      </w:pPr>
+      <w:r>
+        <w:rPr>
+          <w:rFonts w:ascii="MS Mincho" w:cs="MS Mincho" w:eastAsia="MS Mincho" w:hAnsi="MS Mincho"/>
+          <w:b w:val="false"/>
+          <w:bCs w:val="false"/>
+          <w:sz w:val="17"/>
+          <w:szCs w:val="17"/>
+        </w:rPr>
+        <w:t xml:space="preserve">本別紙は、甲乙間の顧問契約書（以下「本契約」という。）の一部を構成する。本契約に基づき乙が受任する業務及び報酬は、下表のとおりとする。「含む」欄に☑を付した業務が本契約に含まれる業務であり、☑を付していない業務は本契約に含まれない。</w:t>
+      </w:r>
+    </w:p>
+    <w:p>
+      <w:pPr>
+        <w:spacing w:after="60" w:before="80"/>
+      </w:pPr>
+      <w:r>
+        <w:rPr>
+          <w:rFonts w:ascii="MS Mincho" w:cs="MS Mincho" w:eastAsia="MS Mincho" w:hAnsi="MS Mincho"/>
+          <w:b w:val="false"/>
+          <w:bCs w:val="false"/>
+          <w:sz w:val="17"/>
+          <w:szCs w:val="17"/>
+        </w:rPr>
+        <w:t xml:space="preserve"/>
+      </w:r>
+    </w:p>
+    <w:tbl>
+      <w:tblPr>
+        <w:tblW w:type="dxa" w:w="9639"/>
+        <w:tblBorders>
+          <w:top w:val="single" w:color="auto" w:sz="4"/>
+          <w:left w:val="single" w:color="auto" w:sz="4"/>
+          <w:bottom w:val="single" w:color="auto" w:sz="4"/>
+          <w:right w:val="single" w:color="auto" w:sz="4"/>
+          <w:insideH w:val="single" w:color="auto" w:sz="4"/>
+          <w:insideV w:val="single" w:color="auto" w:sz="4"/>
+        </w:tblBorders>
+      </w:tblPr>
+      <w:tblGrid>
+        <w:gridCol w:w="480"/>
+        <w:gridCol w:w="3560"/>
+        <w:gridCol w:w="540"/>
+        <w:gridCol w:w="1000"/>
+        <w:gridCol w:w="900"/>
+        <w:gridCol w:w="1300"/>
+        <w:gridCol w:w="1859"/>
+      </w:tblGrid>
+      <w:tr>
+        <w:trPr>
+          <w:tblHeader/>
+        </w:trPr>
+        <w:tc>
+          <w:tcPr>
             <w:tcW w:type="dxa" w:w="480"/>
             <w:tcBorders>
               <w:top w:val="single" w:color="000000" w:sz="4"/>
@@ -4583,28 +5173,275 @@
               <w:bottom w:val="single" w:color="000000" w:sz="4"/>
               <w:right w:val="single" w:color="000000" w:sz="4"/>
             </w:tcBorders>
-            <w:tcMar>
-              <w:top w:type="dxa" w:w="35"/>
-              <w:left w:type="dxa" w:w="60"/>
-              <w:bottom w:type="dxa" w:w="35"/>
-              <w:right w:type="dxa" w:w="60"/>
-            </w:tcMar>
-            <w:vAlign w:val="center"/>
-          </w:tcPr>
-          <w:p>
-            <w:pPr>
-              <w:spacing w:after="20" w:before="20" w:line="215"/>
-              <w:jc w:val="center"/>
-            </w:pPr>
-            <w:r>
-              <w:rPr>
-                <w:rFonts w:ascii="MS Mincho" w:cs="MS Mincho" w:eastAsia="MS Mincho" w:hAnsi="MS Mincho"/>
-                <w:b w:val="false"/>
-                <w:bCs w:val="false"/>
-                <w:sz w:val="17"/>
-                <w:szCs w:val="17"/>
-              </w:rPr>
-              <w:t xml:space="preserve">15</w:t>
+            <w:shd w:fill="D9D9D9" w:color="auto" w:val="clear"/>
+            <w:tcMar>
+              <w:top w:type="dxa" w:w="35"/>
+              <w:left w:type="dxa" w:w="60"/>
+              <w:bottom w:type="dxa" w:w="35"/>
+              <w:right w:type="dxa" w:w="60"/>
+            </w:tcMar>
+            <w:vAlign w:val="center"/>
+          </w:tcPr>
+          <w:p>
+            <w:pPr>
+              <w:spacing w:after="20" w:before="20" w:line="215"/>
+              <w:jc w:val="center"/>
+            </w:pPr>
+            <w:r>
+              <w:rPr>
+                <w:rFonts w:ascii="MS Mincho" w:cs="MS Mincho" w:eastAsia="MS Mincho" w:hAnsi="MS Mincho"/>
+                <w:b/>
+                <w:bCs/>
+                <w:sz w:val="17"/>
+                <w:szCs w:val="17"/>
+              </w:rPr>
+              <w:t xml:space="preserve"/>
+            </w:r>
+          </w:p>
+        </w:tc>
+        <w:tc>
+          <w:tcPr>
+            <w:tcW w:type="dxa" w:w="3560"/>
+            <w:tcBorders>
+              <w:top w:val="single" w:color="000000" w:sz="4"/>
+              <w:left w:val="single" w:color="000000" w:sz="4"/>
+              <w:bottom w:val="single" w:color="000000" w:sz="4"/>
+              <w:right w:val="single" w:color="000000" w:sz="4"/>
+            </w:tcBorders>
+            <w:shd w:fill="D9D9D9" w:color="auto" w:val="clear"/>
+            <w:tcMar>
+              <w:top w:type="dxa" w:w="35"/>
+              <w:left w:type="dxa" w:w="60"/>
+              <w:bottom w:type="dxa" w:w="35"/>
+              <w:right w:type="dxa" w:w="60"/>
+            </w:tcMar>
+            <w:vAlign w:val="center"/>
+          </w:tcPr>
+          <w:p>
+            <w:pPr>
+              <w:spacing w:after="20" w:before="20" w:line="215"/>
+              <w:jc w:val="center"/>
+            </w:pPr>
+            <w:r>
+              <w:rPr>
+                <w:rFonts w:ascii="MS Mincho" w:cs="MS Mincho" w:eastAsia="MS Mincho" w:hAnsi="MS Mincho"/>
+                <w:b/>
+                <w:bCs/>
+                <w:sz w:val="17"/>
+                <w:szCs w:val="17"/>
+              </w:rPr>
+              <w:t xml:space="preserve">品　番　・　品　名</w:t>
+            </w:r>
+          </w:p>
+        </w:tc>
+        <w:tc>
+          <w:tcPr>
+            <w:tcW w:type="dxa" w:w="540"/>
+            <w:tcBorders>
+              <w:top w:val="single" w:color="000000" w:sz="4"/>
+              <w:left w:val="single" w:color="000000" w:sz="4"/>
+              <w:bottom w:val="single" w:color="000000" w:sz="4"/>
+              <w:right w:val="single" w:color="000000" w:sz="4"/>
+            </w:tcBorders>
+            <w:shd w:fill="D9D9D9" w:color="auto" w:val="clear"/>
+            <w:tcMar>
+              <w:top w:type="dxa" w:w="35"/>
+              <w:left w:type="dxa" w:w="60"/>
+              <w:bottom w:type="dxa" w:w="35"/>
+              <w:right w:type="dxa" w:w="60"/>
+            </w:tcMar>
+            <w:vAlign w:val="center"/>
+          </w:tcPr>
+          <w:p>
+            <w:pPr>
+              <w:spacing w:after="20" w:before="20" w:line="215"/>
+              <w:jc w:val="center"/>
+            </w:pPr>
+            <w:r>
+              <w:rPr>
+                <w:rFonts w:ascii="MS Mincho" w:cs="MS Mincho" w:eastAsia="MS Mincho" w:hAnsi="MS Mincho"/>
+                <w:b/>
+                <w:bCs/>
+                <w:sz w:val="17"/>
+                <w:szCs w:val="17"/>
+              </w:rPr>
+              <w:t xml:space="preserve">含む</w:t>
+            </w:r>
+          </w:p>
+        </w:tc>
+        <w:tc>
+          <w:tcPr>
+            <w:tcW w:type="dxa" w:w="1000"/>
+            <w:tcBorders>
+              <w:top w:val="single" w:color="000000" w:sz="4"/>
+              <w:left w:val="single" w:color="000000" w:sz="4"/>
+              <w:bottom w:val="single" w:color="000000" w:sz="4"/>
+              <w:right w:val="single" w:color="000000" w:sz="4"/>
+            </w:tcBorders>
+            <w:shd w:fill="D9D9D9" w:color="auto" w:val="clear"/>
+            <w:tcMar>
+              <w:top w:type="dxa" w:w="35"/>
+              <w:left w:type="dxa" w:w="60"/>
+              <w:bottom w:type="dxa" w:w="35"/>
+              <w:right w:type="dxa" w:w="60"/>
+            </w:tcMar>
+            <w:vAlign w:val="center"/>
+          </w:tcPr>
+          <w:p>
+            <w:pPr>
+              <w:spacing w:after="20" w:before="20" w:line="215"/>
+              <w:jc w:val="center"/>
+            </w:pPr>
+            <w:r>
+              <w:rPr>
+                <w:rFonts w:ascii="MS Mincho" w:cs="MS Mincho" w:eastAsia="MS Mincho" w:hAnsi="MS Mincho"/>
+                <w:b/>
+                <w:bCs/>
+                <w:sz w:val="17"/>
+                <w:szCs w:val="17"/>
+              </w:rPr>
+              <w:t xml:space="preserve">数量</w:t>
+            </w:r>
+          </w:p>
+        </w:tc>
+        <w:tc>
+          <w:tcPr>
+            <w:tcW w:type="dxa" w:w="900"/>
+            <w:tcBorders>
+              <w:top w:val="single" w:color="000000" w:sz="4"/>
+              <w:left w:val="single" w:color="000000" w:sz="4"/>
+              <w:bottom w:val="single" w:color="000000" w:sz="4"/>
+              <w:right w:val="single" w:color="000000" w:sz="4"/>
+            </w:tcBorders>
+            <w:shd w:fill="D9D9D9" w:color="auto" w:val="clear"/>
+            <w:tcMar>
+              <w:top w:type="dxa" w:w="35"/>
+              <w:left w:type="dxa" w:w="60"/>
+              <w:bottom w:type="dxa" w:w="35"/>
+              <w:right w:type="dxa" w:w="60"/>
+            </w:tcMar>
+            <w:vAlign w:val="center"/>
+          </w:tcPr>
+          <w:p>
+            <w:pPr>
+              <w:spacing w:after="20" w:before="20" w:line="215"/>
+              <w:jc w:val="center"/>
+            </w:pPr>
+            <w:r>
+              <w:rPr>
+                <w:rFonts w:ascii="MS Mincho" w:cs="MS Mincho" w:eastAsia="MS Mincho" w:hAnsi="MS Mincho"/>
+                <w:b/>
+                <w:bCs/>
+                <w:sz w:val="17"/>
+                <w:szCs w:val="17"/>
+              </w:rPr>
+              <w:t xml:space="preserve">単価</w:t>
+            </w:r>
+          </w:p>
+        </w:tc>
+        <w:tc>
+          <w:tcPr>
+            <w:tcW w:type="dxa" w:w="1300"/>
+            <w:tcBorders>
+              <w:top w:val="single" w:color="000000" w:sz="4"/>
+              <w:left w:val="single" w:color="000000" w:sz="4"/>
+              <w:bottom w:val="single" w:color="000000" w:sz="4"/>
+              <w:right w:val="single" w:color="000000" w:sz="4"/>
+            </w:tcBorders>
+            <w:shd w:fill="D9D9D9" w:color="auto" w:val="clear"/>
+            <w:tcMar>
+              <w:top w:type="dxa" w:w="35"/>
+              <w:left w:type="dxa" w:w="60"/>
+              <w:bottom w:type="dxa" w:w="35"/>
+              <w:right w:type="dxa" w:w="60"/>
+            </w:tcMar>
+            <w:vAlign w:val="center"/>
+          </w:tcPr>
+          <w:p>
+            <w:pPr>
+              <w:spacing w:after="20" w:before="20" w:line="215"/>
+              <w:jc w:val="center"/>
+            </w:pPr>
+            <w:r>
+              <w:rPr>
+                <w:rFonts w:ascii="MS Mincho" w:cs="MS Mincho" w:eastAsia="MS Mincho" w:hAnsi="MS Mincho"/>
+                <w:b/>
+                <w:bCs/>
+                <w:sz w:val="17"/>
+                <w:szCs w:val="17"/>
+              </w:rPr>
+              <w:t xml:space="preserve">金額（税抜）</w:t>
+            </w:r>
+          </w:p>
+        </w:tc>
+        <w:tc>
+          <w:tcPr>
+            <w:tcW w:type="dxa" w:w="1859"/>
+            <w:tcBorders>
+              <w:top w:val="single" w:color="000000" w:sz="4"/>
+              <w:left w:val="single" w:color="000000" w:sz="4"/>
+              <w:bottom w:val="single" w:color="000000" w:sz="4"/>
+              <w:right w:val="single" w:color="000000" w:sz="4"/>
+            </w:tcBorders>
+            <w:shd w:fill="D9D9D9" w:color="auto" w:val="clear"/>
+            <w:tcMar>
+              <w:top w:type="dxa" w:w="35"/>
+              <w:left w:type="dxa" w:w="60"/>
+              <w:bottom w:type="dxa" w:w="35"/>
+              <w:right w:type="dxa" w:w="60"/>
+            </w:tcMar>
+            <w:vAlign w:val="center"/>
+          </w:tcPr>
+          <w:p>
+            <w:pPr>
+              <w:spacing w:after="20" w:before="20" w:line="215"/>
+              <w:jc w:val="center"/>
+            </w:pPr>
+            <w:r>
+              <w:rPr>
+                <w:rFonts w:ascii="MS Mincho" w:cs="MS Mincho" w:eastAsia="MS Mincho" w:hAnsi="MS Mincho"/>
+                <w:b/>
+                <w:bCs/>
+                <w:sz w:val="17"/>
+                <w:szCs w:val="17"/>
+              </w:rPr>
+              <w:t xml:space="preserve">備考</w:t>
+            </w:r>
+          </w:p>
+        </w:tc>
+      </w:tr>
+      <w:tr>
+        <w:tc>
+          <w:tcPr>
+            <w:tcW w:type="dxa" w:w="480"/>
+            <w:tcBorders>
+              <w:top w:val="single" w:color="000000" w:sz="4"/>
+              <w:left w:val="single" w:color="000000" w:sz="4"/>
+              <w:bottom w:val="single" w:color="000000" w:sz="4"/>
+              <w:right w:val="single" w:color="000000" w:sz="4"/>
+            </w:tcBorders>
+            <w:tcMar>
+              <w:top w:type="dxa" w:w="35"/>
+              <w:left w:type="dxa" w:w="60"/>
+              <w:bottom w:type="dxa" w:w="35"/>
+              <w:right w:type="dxa" w:w="60"/>
+            </w:tcMar>
+            <w:vAlign w:val="center"/>
+          </w:tcPr>
+          <w:p>
+            <w:pPr>
+              <w:spacing w:after="20" w:before="20" w:line="215"/>
+              <w:jc w:val="center"/>
+            </w:pPr>
+            <w:r>
+              <w:rPr>
+                <w:rFonts w:ascii="MS Mincho" w:cs="MS Mincho" w:eastAsia="MS Mincho" w:hAnsi="MS Mincho"/>
+                <w:b w:val="false"/>
+                <w:bCs w:val="false"/>
+                <w:sz w:val="17"/>
+                <w:szCs w:val="17"/>
+              </w:rPr>
+              <w:t xml:space="preserve">1</w:t>
             </w:r>
           </w:p>
         </w:tc>
@@ -4844,7 +5681,7 @@
                 <w:sz w:val="17"/>
                 <w:szCs w:val="17"/>
               </w:rPr>
-              <w:t xml:space="preserve">16</w:t>
+              <w:t xml:space="preserve">2</w:t>
             </w:r>
           </w:p>
         </w:tc>
@@ -5084,7 +5921,7 @@
                 <w:sz w:val="17"/>
                 <w:szCs w:val="17"/>
               </w:rPr>
-              <w:t xml:space="preserve">17</w:t>
+              <w:t xml:space="preserve">3</w:t>
             </w:r>
           </w:p>
         </w:tc>
@@ -5324,7 +6161,7 @@
                 <w:sz w:val="17"/>
                 <w:szCs w:val="17"/>
               </w:rPr>
-              <w:t xml:space="preserve">18</w:t>
+              <w:t xml:space="preserve">4</w:t>
             </w:r>
           </w:p>
         </w:tc>
@@ -5564,7 +6401,7 @@
                 <w:sz w:val="17"/>
                 <w:szCs w:val="17"/>
               </w:rPr>
-              <w:t xml:space="preserve">19</w:t>
+              <w:t xml:space="preserve">5</w:t>
             </w:r>
           </w:p>
         </w:tc>
@@ -5804,7 +6641,7 @@
                 <w:sz w:val="17"/>
                 <w:szCs w:val="17"/>
               </w:rPr>
-              <w:t xml:space="preserve">20</w:t>
+              <w:t xml:space="preserve">6</w:t>
             </w:r>
           </w:p>
         </w:tc>
@@ -6044,7 +6881,7 @@
                 <w:sz w:val="17"/>
                 <w:szCs w:val="17"/>
               </w:rPr>
-              <w:t xml:space="preserve">21</w:t>
+              <w:t xml:space="preserve">7</w:t>
             </w:r>
           </w:p>
         </w:tc>
@@ -6906,7 +7743,7 @@
     </w:p>
     <w:p>
       <w:pPr>
-        <w:spacing w:before="160"/>
+        <w:spacing w:after="60" w:before="160"/>
       </w:pPr>
       <w:r>
         <w:rPr>

--- a/fukuda-contract-appendix/別紙_契約業務内容および報酬内訳_共通フォーム_福田会計.docx
+++ b/fukuda-contract-appendix/別紙_契約業務内容および報酬内訳_共通フォーム_福田会計.docx
@@ -4958,7 +4958,7 @@
           <w:sz w:val="16"/>
           <w:szCs w:val="16"/>
         </w:rPr>
-        <w:t xml:space="preserve">※2　本別紙は本契約の一部を構成する。本別紙の変更は、甲乙双方の書面又は電磁的方法による合意によらなければ、その効力を生じない。</w:t>
+        <w:t xml:space="preserve">※2　上表に掲げのない業務のうち、年末調整代行、支払調書の作成代行、償却資産税申告書の作成代行その他の業務の報酬は、別紙3のとおりとする。</w:t>
       </w:r>
     </w:p>
     <w:p>
@@ -4974,7 +4974,23 @@
           <w:sz w:val="16"/>
           <w:szCs w:val="16"/>
         </w:rPr>
-        <w:t xml:space="preserve">※3　契約期間の中途において消費税率が改正された場合、消費税額は改正後の税率による。</w:t>
+        <w:t xml:space="preserve">※3　本別紙は本契約の一部を構成する。本別紙の変更は、甲乙双方の書面又は電磁的方法による合意によらなければ、その効力を生じない。</w:t>
+      </w:r>
+    </w:p>
+    <w:p>
+      <w:pPr>
+        <w:spacing w:after="20" w:before="20" w:line="215"/>
+        <w:jc w:val="left"/>
+      </w:pPr>
+      <w:r>
+        <w:rPr>
+          <w:rFonts w:ascii="MS Mincho" w:cs="MS Mincho" w:eastAsia="MS Mincho" w:hAnsi="MS Mincho"/>
+          <w:b w:val="false"/>
+          <w:bCs w:val="false"/>
+          <w:sz w:val="16"/>
+          <w:szCs w:val="16"/>
+        </w:rPr>
+        <w:t xml:space="preserve">※4　契約期間の中途において消費税率が改正された場合、消費税額は改正後の税率による。</w:t>
       </w:r>
     </w:p>
     <w:p>
@@ -7722,7 +7738,7 @@
           <w:sz w:val="16"/>
           <w:szCs w:val="16"/>
         </w:rPr>
-        <w:t xml:space="preserve">※3　本別紙は本契約の一部を構成する。本別紙の変更は、甲乙双方の書面又は電磁的方法による合意によらなければ、その効力を生じない。</w:t>
+        <w:t xml:space="preserve">※3　上表に掲げのない業務のうち、年末調整代行、支払調書の作成代行、償却資産税申告書の作成代行その他の業務の報酬は、別紙3のとおりとする。</w:t>
       </w:r>
     </w:p>
     <w:p>
@@ -7738,7 +7754,1550 @@
           <w:sz w:val="16"/>
           <w:szCs w:val="16"/>
         </w:rPr>
-        <w:t xml:space="preserve">※4　契約期間の中途において消費税率が改正された場合、消費税額は改正後の税率による。</w:t>
+        <w:t xml:space="preserve">※4　本別紙は本契約の一部を構成する。本別紙の変更は、甲乙双方の書面又は電磁的方法による合意によらなければ、その効力を生じない。</w:t>
+      </w:r>
+    </w:p>
+    <w:p>
+      <w:pPr>
+        <w:spacing w:after="20" w:before="20" w:line="215"/>
+        <w:jc w:val="left"/>
+      </w:pPr>
+      <w:r>
+        <w:rPr>
+          <w:rFonts w:ascii="MS Mincho" w:cs="MS Mincho" w:eastAsia="MS Mincho" w:hAnsi="MS Mincho"/>
+          <w:b w:val="false"/>
+          <w:bCs w:val="false"/>
+          <w:sz w:val="16"/>
+          <w:szCs w:val="16"/>
+        </w:rPr>
+        <w:t xml:space="preserve">※5　契約期間の中途において消費税率が改正された場合、消費税額は改正後の税率による。</w:t>
+      </w:r>
+    </w:p>
+    <w:p>
+      <w:pPr>
+        <w:spacing w:after="60" w:before="160"/>
+      </w:pPr>
+      <w:r>
+        <w:rPr>
+          <w:rFonts w:ascii="MS Mincho" w:cs="MS Mincho" w:eastAsia="MS Mincho" w:hAnsi="MS Mincho"/>
+          <w:b w:val="false"/>
+          <w:bCs w:val="false"/>
+          <w:sz w:val="17"/>
+          <w:szCs w:val="17"/>
+        </w:rPr>
+        <w:t xml:space="preserve"/>
+      </w:r>
+    </w:p>
+    <w:p>
+      <w:pPr>
+        <w:spacing w:after="20" w:before="20" w:line="215"/>
+        <w:jc w:val="right"/>
+      </w:pPr>
+      <w:r>
+        <w:rPr>
+          <w:rFonts w:ascii="MS Mincho" w:cs="MS Mincho" w:eastAsia="MS Mincho" w:hAnsi="MS Mincho"/>
+          <w:b w:val="false"/>
+          <w:bCs w:val="false"/>
+          <w:sz w:val="18"/>
+          <w:szCs w:val="18"/>
+        </w:rPr>
+        <w:t xml:space="preserve">以　上</w:t>
+      </w:r>
+    </w:p>
+    <w:p>
+      <w:r>
+        <w:br w:type="page"/>
+      </w:r>
+    </w:p>
+    <w:p>
+      <w:pPr>
+        <w:spacing w:after="40"/>
+        <w:jc w:val="center"/>
+      </w:pPr>
+      <w:r>
+        <w:rPr>
+          <w:rFonts w:ascii="MS Mincho" w:cs="MS Mincho" w:eastAsia="MS Mincho" w:hAnsi="MS Mincho"/>
+          <w:b/>
+          <w:bCs/>
+          <w:sz w:val="26"/>
+          <w:szCs w:val="26"/>
+        </w:rPr>
+        <w:t xml:space="preserve">別　紙　３　　その他業務の報酬</w:t>
+      </w:r>
+    </w:p>
+    <w:p>
+      <w:pPr>
+        <w:spacing w:after="140"/>
+        <w:jc w:val="center"/>
+      </w:pPr>
+      <w:r>
+        <w:rPr>
+          <w:rFonts w:ascii="MS Mincho" w:cs="MS Mincho" w:eastAsia="MS Mincho" w:hAnsi="MS Mincho"/>
+          <w:b/>
+          <w:bCs/>
+          <w:sz w:val="20"/>
+          <w:szCs w:val="20"/>
+        </w:rPr>
+        <w:t xml:space="preserve">（年末調整代行業務・償却資産申告業務ほか　料金表）</w:t>
+      </w:r>
+    </w:p>
+    <w:p>
+      <w:pPr>
+        <w:spacing w:after="20" w:before="20" w:line="215"/>
+        <w:jc w:val="left"/>
+      </w:pPr>
+      <w:r>
+        <w:rPr>
+          <w:rFonts w:ascii="MS Mincho" w:cs="MS Mincho" w:eastAsia="MS Mincho" w:hAnsi="MS Mincho"/>
+          <w:b w:val="false"/>
+          <w:bCs w:val="false"/>
+          <w:sz w:val="18"/>
+          <w:szCs w:val="18"/>
+        </w:rPr>
+        <w:t xml:space="preserve">委任者（甲）　　　　　　　　　　　　　　　　　　　　　　　　様</w:t>
+      </w:r>
+    </w:p>
+    <w:p>
+      <w:pPr>
+        <w:spacing w:after="20" w:before="20" w:line="215"/>
+        <w:jc w:val="left"/>
+      </w:pPr>
+      <w:r>
+        <w:rPr>
+          <w:rFonts w:ascii="MS Mincho" w:cs="MS Mincho" w:eastAsia="MS Mincho" w:hAnsi="MS Mincho"/>
+          <w:b w:val="false"/>
+          <w:bCs w:val="false"/>
+          <w:sz w:val="18"/>
+          <w:szCs w:val="18"/>
+        </w:rPr>
+        <w:t xml:space="preserve">受任者（乙）　税理士法人　福田会計</w:t>
+      </w:r>
+    </w:p>
+    <w:p>
+      <w:pPr>
+        <w:spacing w:after="20" w:before="20" w:line="215"/>
+        <w:jc w:val="left"/>
+      </w:pPr>
+      <w:r>
+        <w:rPr>
+          <w:rFonts w:ascii="MS Mincho" w:cs="MS Mincho" w:eastAsia="MS Mincho" w:hAnsi="MS Mincho"/>
+          <w:b w:val="false"/>
+          <w:bCs w:val="false"/>
+          <w:sz w:val="18"/>
+          <w:szCs w:val="18"/>
+        </w:rPr>
+        <w:t xml:space="preserve">原契約　　　　　　　年　　　月　　　日付　顧問契約書</w:t>
+      </w:r>
+    </w:p>
+    <w:p>
+      <w:pPr>
+        <w:spacing w:after="60" w:before="0"/>
+      </w:pPr>
+      <w:r>
+        <w:rPr>
+          <w:rFonts w:ascii="MS Mincho" w:cs="MS Mincho" w:eastAsia="MS Mincho" w:hAnsi="MS Mincho"/>
+          <w:b w:val="false"/>
+          <w:bCs w:val="false"/>
+          <w:sz w:val="17"/>
+          <w:szCs w:val="17"/>
+        </w:rPr>
+        <w:t xml:space="preserve"/>
+      </w:r>
+    </w:p>
+    <w:p>
+      <w:pPr>
+        <w:spacing w:after="20" w:before="20" w:line="215"/>
+        <w:jc w:val="left"/>
+      </w:pPr>
+      <w:r>
+        <w:rPr>
+          <w:rFonts w:ascii="MS Mincho" w:cs="MS Mincho" w:eastAsia="MS Mincho" w:hAnsi="MS Mincho"/>
+          <w:b w:val="false"/>
+          <w:bCs w:val="false"/>
+          <w:sz w:val="17"/>
+          <w:szCs w:val="17"/>
+        </w:rPr>
+        <w:t xml:space="preserve">本別紙は、甲乙間の顧問契約書（以下「本契約」という。）の一部を構成する。下表の業務は別紙1及び別紙2の月額報酬に含まれない。甲が委任を希望する場合は、その都度、事前に甲乙が業務内容を合意のうえ実施し、下表の報酬額により別途請求する。</w:t>
+      </w:r>
+    </w:p>
+    <w:p>
+      <w:pPr>
+        <w:spacing w:after="60" w:before="80"/>
+      </w:pPr>
+      <w:r>
+        <w:rPr>
+          <w:rFonts w:ascii="MS Mincho" w:cs="MS Mincho" w:eastAsia="MS Mincho" w:hAnsi="MS Mincho"/>
+          <w:b w:val="false"/>
+          <w:bCs w:val="false"/>
+          <w:sz w:val="17"/>
+          <w:szCs w:val="17"/>
+        </w:rPr>
+        <w:t xml:space="preserve"/>
+      </w:r>
+    </w:p>
+    <w:tbl>
+      <w:tblPr>
+        <w:tblW w:type="dxa" w:w="9639"/>
+        <w:tblBorders>
+          <w:top w:val="single" w:color="auto" w:sz="4"/>
+          <w:left w:val="single" w:color="auto" w:sz="4"/>
+          <w:bottom w:val="single" w:color="auto" w:sz="4"/>
+          <w:right w:val="single" w:color="auto" w:sz="4"/>
+          <w:insideH w:val="single" w:color="auto" w:sz="4"/>
+          <w:insideV w:val="single" w:color="auto" w:sz="4"/>
+        </w:tblBorders>
+      </w:tblPr>
+      <w:tblGrid>
+        <w:gridCol w:w="4600"/>
+        <w:gridCol w:w="2400"/>
+        <w:gridCol w:w="2639"/>
+      </w:tblGrid>
+      <w:tr>
+        <w:trPr>
+          <w:tblHeader/>
+        </w:trPr>
+        <w:tc>
+          <w:tcPr>
+            <w:tcW w:type="dxa" w:w="4600"/>
+            <w:tcBorders>
+              <w:top w:val="single" w:color="000000" w:sz="4"/>
+              <w:left w:val="single" w:color="000000" w:sz="4"/>
+              <w:bottom w:val="single" w:color="000000" w:sz="4"/>
+              <w:right w:val="single" w:color="000000" w:sz="4"/>
+            </w:tcBorders>
+            <w:shd w:fill="D9D9D9" w:color="auto" w:val="clear"/>
+            <w:tcMar>
+              <w:top w:type="dxa" w:w="35"/>
+              <w:left w:type="dxa" w:w="60"/>
+              <w:bottom w:type="dxa" w:w="35"/>
+              <w:right w:type="dxa" w:w="60"/>
+            </w:tcMar>
+            <w:vAlign w:val="center"/>
+          </w:tcPr>
+          <w:p>
+            <w:pPr>
+              <w:spacing w:after="20" w:before="20" w:line="215"/>
+              <w:jc w:val="center"/>
+            </w:pPr>
+            <w:r>
+              <w:rPr>
+                <w:rFonts w:ascii="MS Mincho" w:cs="MS Mincho" w:eastAsia="MS Mincho" w:hAnsi="MS Mincho"/>
+                <w:b/>
+                <w:bCs/>
+                <w:sz w:val="17"/>
+                <w:szCs w:val="17"/>
+              </w:rPr>
+              <w:t xml:space="preserve">項　目</w:t>
+            </w:r>
+          </w:p>
+        </w:tc>
+        <w:tc>
+          <w:tcPr>
+            <w:tcW w:type="dxa" w:w="2400"/>
+            <w:tcBorders>
+              <w:top w:val="single" w:color="000000" w:sz="4"/>
+              <w:left w:val="single" w:color="000000" w:sz="4"/>
+              <w:bottom w:val="single" w:color="000000" w:sz="4"/>
+              <w:right w:val="single" w:color="000000" w:sz="4"/>
+            </w:tcBorders>
+            <w:shd w:fill="D9D9D9" w:color="auto" w:val="clear"/>
+            <w:tcMar>
+              <w:top w:type="dxa" w:w="35"/>
+              <w:left w:type="dxa" w:w="60"/>
+              <w:bottom w:type="dxa" w:w="35"/>
+              <w:right w:type="dxa" w:w="60"/>
+            </w:tcMar>
+            <w:vAlign w:val="center"/>
+          </w:tcPr>
+          <w:p>
+            <w:pPr>
+              <w:spacing w:after="20" w:before="20" w:line="215"/>
+              <w:jc w:val="center"/>
+            </w:pPr>
+            <w:r>
+              <w:rPr>
+                <w:rFonts w:ascii="MS Mincho" w:cs="MS Mincho" w:eastAsia="MS Mincho" w:hAnsi="MS Mincho"/>
+                <w:b/>
+                <w:bCs/>
+                <w:sz w:val="17"/>
+                <w:szCs w:val="17"/>
+              </w:rPr>
+              <w:t xml:space="preserve">単　位</w:t>
+            </w:r>
+          </w:p>
+        </w:tc>
+        <w:tc>
+          <w:tcPr>
+            <w:tcW w:type="dxa" w:w="2639"/>
+            <w:tcBorders>
+              <w:top w:val="single" w:color="000000" w:sz="4"/>
+              <w:left w:val="single" w:color="000000" w:sz="4"/>
+              <w:bottom w:val="single" w:color="000000" w:sz="4"/>
+              <w:right w:val="single" w:color="000000" w:sz="4"/>
+            </w:tcBorders>
+            <w:shd w:fill="D9D9D9" w:color="auto" w:val="clear"/>
+            <w:tcMar>
+              <w:top w:type="dxa" w:w="35"/>
+              <w:left w:type="dxa" w:w="60"/>
+              <w:bottom w:type="dxa" w:w="35"/>
+              <w:right w:type="dxa" w:w="60"/>
+            </w:tcMar>
+            <w:vAlign w:val="center"/>
+          </w:tcPr>
+          <w:p>
+            <w:pPr>
+              <w:spacing w:after="20" w:before="20" w:line="215"/>
+              <w:jc w:val="center"/>
+            </w:pPr>
+            <w:r>
+              <w:rPr>
+                <w:rFonts w:ascii="MS Mincho" w:cs="MS Mincho" w:eastAsia="MS Mincho" w:hAnsi="MS Mincho"/>
+                <w:b/>
+                <w:bCs/>
+                <w:sz w:val="17"/>
+                <w:szCs w:val="17"/>
+              </w:rPr>
+              <w:t xml:space="preserve">報酬額（税抜）</w:t>
+            </w:r>
+          </w:p>
+        </w:tc>
+      </w:tr>
+      <w:tr>
+        <w:tc>
+          <w:tcPr>
+            <w:tcW w:type="dxa" w:w="9639"/>
+            <w:gridSpan w:val="3"/>
+            <w:tcBorders>
+              <w:top w:val="single" w:color="000000" w:sz="4"/>
+              <w:left w:val="single" w:color="000000" w:sz="4"/>
+              <w:bottom w:val="single" w:color="000000" w:sz="4"/>
+              <w:right w:val="single" w:color="000000" w:sz="4"/>
+            </w:tcBorders>
+            <w:shd w:fill="F2F2F2" w:color="auto" w:val="clear"/>
+            <w:tcMar>
+              <w:top w:type="dxa" w:w="35"/>
+              <w:left w:type="dxa" w:w="60"/>
+              <w:bottom w:type="dxa" w:w="35"/>
+              <w:right w:type="dxa" w:w="60"/>
+            </w:tcMar>
+            <w:vAlign w:val="center"/>
+          </w:tcPr>
+          <w:p>
+            <w:pPr>
+              <w:spacing w:after="20" w:before="20" w:line="215"/>
+              <w:jc w:val="left"/>
+            </w:pPr>
+            <w:r>
+              <w:rPr>
+                <w:rFonts w:ascii="MS Mincho" w:cs="MS Mincho" w:eastAsia="MS Mincho" w:hAnsi="MS Mincho"/>
+                <w:b/>
+                <w:bCs/>
+                <w:sz w:val="17"/>
+                <w:szCs w:val="17"/>
+              </w:rPr>
+              <w:t xml:space="preserve">１　年末調整代行</w:t>
+            </w:r>
+          </w:p>
+        </w:tc>
+      </w:tr>
+      <w:tr>
+        <w:tc>
+          <w:tcPr>
+            <w:tcW w:type="dxa" w:w="4600"/>
+            <w:tcBorders>
+              <w:top w:val="single" w:color="000000" w:sz="4"/>
+              <w:left w:val="single" w:color="000000" w:sz="4"/>
+              <w:bottom w:val="single" w:color="000000" w:sz="4"/>
+              <w:right w:val="single" w:color="000000" w:sz="4"/>
+            </w:tcBorders>
+            <w:tcMar>
+              <w:top w:type="dxa" w:w="35"/>
+              <w:left w:type="dxa" w:w="60"/>
+              <w:bottom w:type="dxa" w:w="35"/>
+              <w:right w:type="dxa" w:w="60"/>
+            </w:tcMar>
+            <w:vAlign w:val="center"/>
+          </w:tcPr>
+          <w:p>
+            <w:pPr>
+              <w:spacing w:after="20" w:before="20" w:line="215"/>
+              <w:jc w:val="left"/>
+            </w:pPr>
+            <w:r>
+              <w:rPr>
+                <w:rFonts w:ascii="MS Mincho" w:cs="MS Mincho" w:eastAsia="MS Mincho" w:hAnsi="MS Mincho"/>
+                <w:b w:val="false"/>
+                <w:bCs w:val="false"/>
+                <w:sz w:val="17"/>
+                <w:szCs w:val="17"/>
+              </w:rPr>
+              <w:t xml:space="preserve">基本料金</w:t>
+            </w:r>
+          </w:p>
+        </w:tc>
+        <w:tc>
+          <w:tcPr>
+            <w:tcW w:type="dxa" w:w="2400"/>
+            <w:tcBorders>
+              <w:top w:val="single" w:color="000000" w:sz="4"/>
+              <w:left w:val="single" w:color="000000" w:sz="4"/>
+              <w:bottom w:val="single" w:color="000000" w:sz="4"/>
+              <w:right w:val="single" w:color="000000" w:sz="4"/>
+            </w:tcBorders>
+            <w:tcMar>
+              <w:top w:type="dxa" w:w="35"/>
+              <w:left w:type="dxa" w:w="60"/>
+              <w:bottom w:type="dxa" w:w="35"/>
+              <w:right w:type="dxa" w:w="60"/>
+            </w:tcMar>
+            <w:vAlign w:val="center"/>
+          </w:tcPr>
+          <w:p>
+            <w:pPr>
+              <w:spacing w:after="20" w:before="20" w:line="215"/>
+              <w:jc w:val="center"/>
+            </w:pPr>
+            <w:r>
+              <w:rPr>
+                <w:rFonts w:ascii="MS Mincho" w:cs="MS Mincho" w:eastAsia="MS Mincho" w:hAnsi="MS Mincho"/>
+                <w:b w:val="false"/>
+                <w:bCs w:val="false"/>
+                <w:sz w:val="16"/>
+                <w:szCs w:val="16"/>
+              </w:rPr>
+              <w:t xml:space="preserve">1企業あたり</w:t>
+            </w:r>
+          </w:p>
+        </w:tc>
+        <w:tc>
+          <w:tcPr>
+            <w:tcW w:type="dxa" w:w="2639"/>
+            <w:tcBorders>
+              <w:top w:val="single" w:color="000000" w:sz="4"/>
+              <w:left w:val="single" w:color="000000" w:sz="4"/>
+              <w:bottom w:val="single" w:color="000000" w:sz="4"/>
+              <w:right w:val="single" w:color="000000" w:sz="4"/>
+            </w:tcBorders>
+            <w:tcMar>
+              <w:top w:type="dxa" w:w="35"/>
+              <w:left w:type="dxa" w:w="60"/>
+              <w:bottom w:type="dxa" w:w="35"/>
+              <w:right w:type="dxa" w:w="60"/>
+            </w:tcMar>
+            <w:vAlign w:val="center"/>
+          </w:tcPr>
+          <w:p>
+            <w:pPr>
+              <w:spacing w:after="20" w:before="20" w:line="215"/>
+              <w:jc w:val="right"/>
+            </w:pPr>
+            <w:r>
+              <w:rPr>
+                <w:rFonts w:ascii="MS Mincho" w:cs="MS Mincho" w:eastAsia="MS Mincho" w:hAnsi="MS Mincho"/>
+                <w:b w:val="false"/>
+                <w:bCs w:val="false"/>
+                <w:sz w:val="17"/>
+                <w:szCs w:val="17"/>
+              </w:rPr>
+              <w:t xml:space="preserve">￥10,000</w:t>
+            </w:r>
+          </w:p>
+        </w:tc>
+      </w:tr>
+      <w:tr>
+        <w:tc>
+          <w:tcPr>
+            <w:tcW w:type="dxa" w:w="4600"/>
+            <w:tcBorders>
+              <w:top w:val="single" w:color="000000" w:sz="4"/>
+              <w:left w:val="single" w:color="000000" w:sz="4"/>
+              <w:bottom w:val="single" w:color="000000" w:sz="4"/>
+              <w:right w:val="single" w:color="000000" w:sz="4"/>
+            </w:tcBorders>
+            <w:tcMar>
+              <w:top w:type="dxa" w:w="35"/>
+              <w:left w:type="dxa" w:w="60"/>
+              <w:bottom w:type="dxa" w:w="35"/>
+              <w:right w:type="dxa" w:w="60"/>
+            </w:tcMar>
+            <w:vAlign w:val="center"/>
+          </w:tcPr>
+          <w:p>
+            <w:pPr>
+              <w:spacing w:after="20" w:before="20" w:line="215"/>
+              <w:jc w:val="left"/>
+            </w:pPr>
+            <w:r>
+              <w:rPr>
+                <w:rFonts w:ascii="MS Mincho" w:cs="MS Mincho" w:eastAsia="MS Mincho" w:hAnsi="MS Mincho"/>
+                <w:b w:val="false"/>
+                <w:bCs w:val="false"/>
+                <w:sz w:val="17"/>
+                <w:szCs w:val="17"/>
+              </w:rPr>
+              <w:t xml:space="preserve">従業員人数　10人まで</w:t>
+            </w:r>
+          </w:p>
+        </w:tc>
+        <w:tc>
+          <w:tcPr>
+            <w:tcW w:type="dxa" w:w="2400"/>
+            <w:tcBorders>
+              <w:top w:val="single" w:color="000000" w:sz="4"/>
+              <w:left w:val="single" w:color="000000" w:sz="4"/>
+              <w:bottom w:val="single" w:color="000000" w:sz="4"/>
+              <w:right w:val="single" w:color="000000" w:sz="4"/>
+            </w:tcBorders>
+            <w:tcMar>
+              <w:top w:type="dxa" w:w="35"/>
+              <w:left w:type="dxa" w:w="60"/>
+              <w:bottom w:type="dxa" w:w="35"/>
+              <w:right w:type="dxa" w:w="60"/>
+            </w:tcMar>
+            <w:vAlign w:val="center"/>
+          </w:tcPr>
+          <w:p>
+            <w:pPr>
+              <w:spacing w:after="20" w:before="20" w:line="215"/>
+              <w:jc w:val="center"/>
+            </w:pPr>
+            <w:r>
+              <w:rPr>
+                <w:rFonts w:ascii="MS Mincho" w:cs="MS Mincho" w:eastAsia="MS Mincho" w:hAnsi="MS Mincho"/>
+                <w:b w:val="false"/>
+                <w:bCs w:val="false"/>
+                <w:sz w:val="16"/>
+                <w:szCs w:val="16"/>
+              </w:rPr>
+              <w:t xml:space="preserve">1人あたり</w:t>
+            </w:r>
+          </w:p>
+        </w:tc>
+        <w:tc>
+          <w:tcPr>
+            <w:tcW w:type="dxa" w:w="2639"/>
+            <w:tcBorders>
+              <w:top w:val="single" w:color="000000" w:sz="4"/>
+              <w:left w:val="single" w:color="000000" w:sz="4"/>
+              <w:bottom w:val="single" w:color="000000" w:sz="4"/>
+              <w:right w:val="single" w:color="000000" w:sz="4"/>
+            </w:tcBorders>
+            <w:tcMar>
+              <w:top w:type="dxa" w:w="35"/>
+              <w:left w:type="dxa" w:w="60"/>
+              <w:bottom w:type="dxa" w:w="35"/>
+              <w:right w:type="dxa" w:w="60"/>
+            </w:tcMar>
+            <w:vAlign w:val="center"/>
+          </w:tcPr>
+          <w:p>
+            <w:pPr>
+              <w:spacing w:after="20" w:before="20" w:line="215"/>
+              <w:jc w:val="right"/>
+            </w:pPr>
+            <w:r>
+              <w:rPr>
+                <w:rFonts w:ascii="MS Mincho" w:cs="MS Mincho" w:eastAsia="MS Mincho" w:hAnsi="MS Mincho"/>
+                <w:b w:val="false"/>
+                <w:bCs w:val="false"/>
+                <w:sz w:val="17"/>
+                <w:szCs w:val="17"/>
+              </w:rPr>
+              <w:t xml:space="preserve">￥2,000</w:t>
+            </w:r>
+          </w:p>
+        </w:tc>
+      </w:tr>
+      <w:tr>
+        <w:tc>
+          <w:tcPr>
+            <w:tcW w:type="dxa" w:w="4600"/>
+            <w:tcBorders>
+              <w:top w:val="single" w:color="000000" w:sz="4"/>
+              <w:left w:val="single" w:color="000000" w:sz="4"/>
+              <w:bottom w:val="single" w:color="000000" w:sz="4"/>
+              <w:right w:val="single" w:color="000000" w:sz="4"/>
+            </w:tcBorders>
+            <w:tcMar>
+              <w:top w:type="dxa" w:w="35"/>
+              <w:left w:type="dxa" w:w="60"/>
+              <w:bottom w:type="dxa" w:w="35"/>
+              <w:right w:type="dxa" w:w="60"/>
+            </w:tcMar>
+            <w:vAlign w:val="center"/>
+          </w:tcPr>
+          <w:p>
+            <w:pPr>
+              <w:spacing w:after="20" w:before="20" w:line="215"/>
+              <w:jc w:val="left"/>
+            </w:pPr>
+            <w:r>
+              <w:rPr>
+                <w:rFonts w:ascii="MS Mincho" w:cs="MS Mincho" w:eastAsia="MS Mincho" w:hAnsi="MS Mincho"/>
+                <w:b w:val="false"/>
+                <w:bCs w:val="false"/>
+                <w:sz w:val="17"/>
+                <w:szCs w:val="17"/>
+              </w:rPr>
+              <w:t xml:space="preserve">従業員人数　11人から30人まで</w:t>
+            </w:r>
+          </w:p>
+        </w:tc>
+        <w:tc>
+          <w:tcPr>
+            <w:tcW w:type="dxa" w:w="2400"/>
+            <w:tcBorders>
+              <w:top w:val="single" w:color="000000" w:sz="4"/>
+              <w:left w:val="single" w:color="000000" w:sz="4"/>
+              <w:bottom w:val="single" w:color="000000" w:sz="4"/>
+              <w:right w:val="single" w:color="000000" w:sz="4"/>
+            </w:tcBorders>
+            <w:tcMar>
+              <w:top w:type="dxa" w:w="35"/>
+              <w:left w:type="dxa" w:w="60"/>
+              <w:bottom w:type="dxa" w:w="35"/>
+              <w:right w:type="dxa" w:w="60"/>
+            </w:tcMar>
+            <w:vAlign w:val="center"/>
+          </w:tcPr>
+          <w:p>
+            <w:pPr>
+              <w:spacing w:after="20" w:before="20" w:line="215"/>
+              <w:jc w:val="center"/>
+            </w:pPr>
+            <w:r>
+              <w:rPr>
+                <w:rFonts w:ascii="MS Mincho" w:cs="MS Mincho" w:eastAsia="MS Mincho" w:hAnsi="MS Mincho"/>
+                <w:b w:val="false"/>
+                <w:bCs w:val="false"/>
+                <w:sz w:val="16"/>
+                <w:szCs w:val="16"/>
+              </w:rPr>
+              <w:t xml:space="preserve">1人あたり</w:t>
+            </w:r>
+          </w:p>
+        </w:tc>
+        <w:tc>
+          <w:tcPr>
+            <w:tcW w:type="dxa" w:w="2639"/>
+            <w:tcBorders>
+              <w:top w:val="single" w:color="000000" w:sz="4"/>
+              <w:left w:val="single" w:color="000000" w:sz="4"/>
+              <w:bottom w:val="single" w:color="000000" w:sz="4"/>
+              <w:right w:val="single" w:color="000000" w:sz="4"/>
+            </w:tcBorders>
+            <w:tcMar>
+              <w:top w:type="dxa" w:w="35"/>
+              <w:left w:type="dxa" w:w="60"/>
+              <w:bottom w:type="dxa" w:w="35"/>
+              <w:right w:type="dxa" w:w="60"/>
+            </w:tcMar>
+            <w:vAlign w:val="center"/>
+          </w:tcPr>
+          <w:p>
+            <w:pPr>
+              <w:spacing w:after="20" w:before="20" w:line="215"/>
+              <w:jc w:val="right"/>
+            </w:pPr>
+            <w:r>
+              <w:rPr>
+                <w:rFonts w:ascii="MS Mincho" w:cs="MS Mincho" w:eastAsia="MS Mincho" w:hAnsi="MS Mincho"/>
+                <w:b w:val="false"/>
+                <w:bCs w:val="false"/>
+                <w:sz w:val="17"/>
+                <w:szCs w:val="17"/>
+              </w:rPr>
+              <w:t xml:space="preserve">￥5,000</w:t>
+            </w:r>
+          </w:p>
+        </w:tc>
+      </w:tr>
+      <w:tr>
+        <w:tc>
+          <w:tcPr>
+            <w:tcW w:type="dxa" w:w="4600"/>
+            <w:tcBorders>
+              <w:top w:val="single" w:color="000000" w:sz="4"/>
+              <w:left w:val="single" w:color="000000" w:sz="4"/>
+              <w:bottom w:val="single" w:color="000000" w:sz="4"/>
+              <w:right w:val="single" w:color="000000" w:sz="4"/>
+            </w:tcBorders>
+            <w:tcMar>
+              <w:top w:type="dxa" w:w="35"/>
+              <w:left w:type="dxa" w:w="60"/>
+              <w:bottom w:type="dxa" w:w="35"/>
+              <w:right w:type="dxa" w:w="60"/>
+            </w:tcMar>
+            <w:vAlign w:val="center"/>
+          </w:tcPr>
+          <w:p>
+            <w:pPr>
+              <w:spacing w:after="20" w:before="20" w:line="215"/>
+              <w:jc w:val="left"/>
+            </w:pPr>
+            <w:r>
+              <w:rPr>
+                <w:rFonts w:ascii="MS Mincho" w:cs="MS Mincho" w:eastAsia="MS Mincho" w:hAnsi="MS Mincho"/>
+                <w:b w:val="false"/>
+                <w:bCs w:val="false"/>
+                <w:sz w:val="17"/>
+                <w:szCs w:val="17"/>
+              </w:rPr>
+              <w:t xml:space="preserve">従業員人数　30人超</w:t>
+            </w:r>
+          </w:p>
+        </w:tc>
+        <w:tc>
+          <w:tcPr>
+            <w:tcW w:type="dxa" w:w="2400"/>
+            <w:tcBorders>
+              <w:top w:val="single" w:color="000000" w:sz="4"/>
+              <w:left w:val="single" w:color="000000" w:sz="4"/>
+              <w:bottom w:val="single" w:color="000000" w:sz="4"/>
+              <w:right w:val="single" w:color="000000" w:sz="4"/>
+            </w:tcBorders>
+            <w:tcMar>
+              <w:top w:type="dxa" w:w="35"/>
+              <w:left w:type="dxa" w:w="60"/>
+              <w:bottom w:type="dxa" w:w="35"/>
+              <w:right w:type="dxa" w:w="60"/>
+            </w:tcMar>
+            <w:vAlign w:val="center"/>
+          </w:tcPr>
+          <w:p>
+            <w:pPr>
+              <w:spacing w:after="20" w:before="20" w:line="215"/>
+              <w:jc w:val="center"/>
+            </w:pPr>
+            <w:r>
+              <w:rPr>
+                <w:rFonts w:ascii="MS Mincho" w:cs="MS Mincho" w:eastAsia="MS Mincho" w:hAnsi="MS Mincho"/>
+                <w:b w:val="false"/>
+                <w:bCs w:val="false"/>
+                <w:sz w:val="16"/>
+                <w:szCs w:val="16"/>
+              </w:rPr>
+              <w:t xml:space="preserve">―</w:t>
+            </w:r>
+          </w:p>
+        </w:tc>
+        <w:tc>
+          <w:tcPr>
+            <w:tcW w:type="dxa" w:w="2639"/>
+            <w:tcBorders>
+              <w:top w:val="single" w:color="000000" w:sz="4"/>
+              <w:left w:val="single" w:color="000000" w:sz="4"/>
+              <w:bottom w:val="single" w:color="000000" w:sz="4"/>
+              <w:right w:val="single" w:color="000000" w:sz="4"/>
+            </w:tcBorders>
+            <w:tcMar>
+              <w:top w:type="dxa" w:w="35"/>
+              <w:left w:type="dxa" w:w="60"/>
+              <w:bottom w:type="dxa" w:w="35"/>
+              <w:right w:type="dxa" w:w="60"/>
+            </w:tcMar>
+            <w:vAlign w:val="center"/>
+          </w:tcPr>
+          <w:p>
+            <w:pPr>
+              <w:spacing w:after="20" w:before="20" w:line="215"/>
+              <w:jc w:val="right"/>
+            </w:pPr>
+            <w:r>
+              <w:rPr>
+                <w:rFonts w:ascii="MS Mincho" w:cs="MS Mincho" w:eastAsia="MS Mincho" w:hAnsi="MS Mincho"/>
+                <w:b w:val="false"/>
+                <w:bCs w:val="false"/>
+                <w:sz w:val="17"/>
+                <w:szCs w:val="17"/>
+              </w:rPr>
+              <w:t xml:space="preserve">別途見積り</w:t>
+            </w:r>
+          </w:p>
+        </w:tc>
+      </w:tr>
+      <w:tr>
+        <w:tc>
+          <w:tcPr>
+            <w:tcW w:type="dxa" w:w="9639"/>
+            <w:gridSpan w:val="3"/>
+            <w:tcBorders>
+              <w:top w:val="single" w:color="000000" w:sz="4"/>
+              <w:left w:val="single" w:color="000000" w:sz="4"/>
+              <w:bottom w:val="single" w:color="000000" w:sz="4"/>
+              <w:right w:val="single" w:color="000000" w:sz="4"/>
+            </w:tcBorders>
+            <w:shd w:fill="F2F2F2" w:color="auto" w:val="clear"/>
+            <w:tcMar>
+              <w:top w:type="dxa" w:w="35"/>
+              <w:left w:type="dxa" w:w="60"/>
+              <w:bottom w:type="dxa" w:w="35"/>
+              <w:right w:type="dxa" w:w="60"/>
+            </w:tcMar>
+            <w:vAlign w:val="center"/>
+          </w:tcPr>
+          <w:p>
+            <w:pPr>
+              <w:spacing w:after="20" w:before="20" w:line="215"/>
+              <w:jc w:val="left"/>
+            </w:pPr>
+            <w:r>
+              <w:rPr>
+                <w:rFonts w:ascii="MS Mincho" w:cs="MS Mincho" w:eastAsia="MS Mincho" w:hAnsi="MS Mincho"/>
+                <w:b/>
+                <w:bCs/>
+                <w:sz w:val="17"/>
+                <w:szCs w:val="17"/>
+              </w:rPr>
+              <w:t xml:space="preserve">２　支払調書の作成代行</w:t>
+            </w:r>
+          </w:p>
+        </w:tc>
+      </w:tr>
+      <w:tr>
+        <w:tc>
+          <w:tcPr>
+            <w:tcW w:type="dxa" w:w="4600"/>
+            <w:tcBorders>
+              <w:top w:val="single" w:color="000000" w:sz="4"/>
+              <w:left w:val="single" w:color="000000" w:sz="4"/>
+              <w:bottom w:val="single" w:color="000000" w:sz="4"/>
+              <w:right w:val="single" w:color="000000" w:sz="4"/>
+            </w:tcBorders>
+            <w:tcMar>
+              <w:top w:type="dxa" w:w="35"/>
+              <w:left w:type="dxa" w:w="60"/>
+              <w:bottom w:type="dxa" w:w="35"/>
+              <w:right w:type="dxa" w:w="60"/>
+            </w:tcMar>
+            <w:vAlign w:val="center"/>
+          </w:tcPr>
+          <w:p>
+            <w:pPr>
+              <w:spacing w:after="20" w:before="20" w:line="215"/>
+              <w:jc w:val="left"/>
+            </w:pPr>
+            <w:r>
+              <w:rPr>
+                <w:rFonts w:ascii="MS Mincho" w:cs="MS Mincho" w:eastAsia="MS Mincho" w:hAnsi="MS Mincho"/>
+                <w:b w:val="false"/>
+                <w:bCs w:val="false"/>
+                <w:sz w:val="17"/>
+                <w:szCs w:val="17"/>
+              </w:rPr>
+              <w:t xml:space="preserve">所得税法第204条第1項報酬　※3</w:t>
+            </w:r>
+          </w:p>
+        </w:tc>
+        <w:tc>
+          <w:tcPr>
+            <w:tcW w:type="dxa" w:w="2400"/>
+            <w:tcBorders>
+              <w:top w:val="single" w:color="000000" w:sz="4"/>
+              <w:left w:val="single" w:color="000000" w:sz="4"/>
+              <w:bottom w:val="single" w:color="000000" w:sz="4"/>
+              <w:right w:val="single" w:color="000000" w:sz="4"/>
+            </w:tcBorders>
+            <w:tcMar>
+              <w:top w:type="dxa" w:w="35"/>
+              <w:left w:type="dxa" w:w="60"/>
+              <w:bottom w:type="dxa" w:w="35"/>
+              <w:right w:type="dxa" w:w="60"/>
+            </w:tcMar>
+            <w:vAlign w:val="center"/>
+          </w:tcPr>
+          <w:p>
+            <w:pPr>
+              <w:spacing w:after="20" w:before="20" w:line="215"/>
+              <w:jc w:val="center"/>
+            </w:pPr>
+            <w:r>
+              <w:rPr>
+                <w:rFonts w:ascii="MS Mincho" w:cs="MS Mincho" w:eastAsia="MS Mincho" w:hAnsi="MS Mincho"/>
+                <w:b w:val="false"/>
+                <w:bCs w:val="false"/>
+                <w:sz w:val="16"/>
+                <w:szCs w:val="16"/>
+              </w:rPr>
+              <w:t xml:space="preserve">1件あたり</w:t>
+            </w:r>
+          </w:p>
+        </w:tc>
+        <w:tc>
+          <w:tcPr>
+            <w:tcW w:type="dxa" w:w="2639"/>
+            <w:tcBorders>
+              <w:top w:val="single" w:color="000000" w:sz="4"/>
+              <w:left w:val="single" w:color="000000" w:sz="4"/>
+              <w:bottom w:val="single" w:color="000000" w:sz="4"/>
+              <w:right w:val="single" w:color="000000" w:sz="4"/>
+            </w:tcBorders>
+            <w:tcMar>
+              <w:top w:type="dxa" w:w="35"/>
+              <w:left w:type="dxa" w:w="60"/>
+              <w:bottom w:type="dxa" w:w="35"/>
+              <w:right w:type="dxa" w:w="60"/>
+            </w:tcMar>
+            <w:vAlign w:val="center"/>
+          </w:tcPr>
+          <w:p>
+            <w:pPr>
+              <w:spacing w:after="20" w:before="20" w:line="215"/>
+              <w:jc w:val="right"/>
+            </w:pPr>
+            <w:r>
+              <w:rPr>
+                <w:rFonts w:ascii="MS Mincho" w:cs="MS Mincho" w:eastAsia="MS Mincho" w:hAnsi="MS Mincho"/>
+                <w:b w:val="false"/>
+                <w:bCs w:val="false"/>
+                <w:sz w:val="17"/>
+                <w:szCs w:val="17"/>
+              </w:rPr>
+              <w:t xml:space="preserve">￥1,500</w:t>
+            </w:r>
+          </w:p>
+        </w:tc>
+      </w:tr>
+      <w:tr>
+        <w:tc>
+          <w:tcPr>
+            <w:tcW w:type="dxa" w:w="9639"/>
+            <w:gridSpan w:val="3"/>
+            <w:tcBorders>
+              <w:top w:val="single" w:color="000000" w:sz="4"/>
+              <w:left w:val="single" w:color="000000" w:sz="4"/>
+              <w:bottom w:val="single" w:color="000000" w:sz="4"/>
+              <w:right w:val="single" w:color="000000" w:sz="4"/>
+            </w:tcBorders>
+            <w:shd w:fill="F2F2F2" w:color="auto" w:val="clear"/>
+            <w:tcMar>
+              <w:top w:type="dxa" w:w="35"/>
+              <w:left w:type="dxa" w:w="60"/>
+              <w:bottom w:type="dxa" w:w="35"/>
+              <w:right w:type="dxa" w:w="60"/>
+            </w:tcMar>
+            <w:vAlign w:val="center"/>
+          </w:tcPr>
+          <w:p>
+            <w:pPr>
+              <w:spacing w:after="20" w:before="20" w:line="215"/>
+              <w:jc w:val="left"/>
+            </w:pPr>
+            <w:r>
+              <w:rPr>
+                <w:rFonts w:ascii="MS Mincho" w:cs="MS Mincho" w:eastAsia="MS Mincho" w:hAnsi="MS Mincho"/>
+                <w:b/>
+                <w:bCs/>
+                <w:sz w:val="17"/>
+                <w:szCs w:val="17"/>
+              </w:rPr>
+              <w:t xml:space="preserve">３　償却資産税申告書の作成代行</w:t>
+            </w:r>
+          </w:p>
+        </w:tc>
+      </w:tr>
+      <w:tr>
+        <w:tc>
+          <w:tcPr>
+            <w:tcW w:type="dxa" w:w="4600"/>
+            <w:tcBorders>
+              <w:top w:val="single" w:color="000000" w:sz="4"/>
+              <w:left w:val="single" w:color="000000" w:sz="4"/>
+              <w:bottom w:val="single" w:color="000000" w:sz="4"/>
+              <w:right w:val="single" w:color="000000" w:sz="4"/>
+            </w:tcBorders>
+            <w:tcMar>
+              <w:top w:type="dxa" w:w="35"/>
+              <w:left w:type="dxa" w:w="60"/>
+              <w:bottom w:type="dxa" w:w="35"/>
+              <w:right w:type="dxa" w:w="60"/>
+            </w:tcMar>
+            <w:vAlign w:val="center"/>
+          </w:tcPr>
+          <w:p>
+            <w:pPr>
+              <w:spacing w:after="20" w:before="20" w:line="215"/>
+              <w:jc w:val="left"/>
+            </w:pPr>
+            <w:r>
+              <w:rPr>
+                <w:rFonts w:ascii="MS Mincho" w:cs="MS Mincho" w:eastAsia="MS Mincho" w:hAnsi="MS Mincho"/>
+                <w:b w:val="false"/>
+                <w:bCs w:val="false"/>
+                <w:sz w:val="17"/>
+                <w:szCs w:val="17"/>
+              </w:rPr>
+              <w:t xml:space="preserve">提出自治体</w:t>
+            </w:r>
+          </w:p>
+        </w:tc>
+        <w:tc>
+          <w:tcPr>
+            <w:tcW w:type="dxa" w:w="2400"/>
+            <w:tcBorders>
+              <w:top w:val="single" w:color="000000" w:sz="4"/>
+              <w:left w:val="single" w:color="000000" w:sz="4"/>
+              <w:bottom w:val="single" w:color="000000" w:sz="4"/>
+              <w:right w:val="single" w:color="000000" w:sz="4"/>
+            </w:tcBorders>
+            <w:tcMar>
+              <w:top w:type="dxa" w:w="35"/>
+              <w:left w:type="dxa" w:w="60"/>
+              <w:bottom w:type="dxa" w:w="35"/>
+              <w:right w:type="dxa" w:w="60"/>
+            </w:tcMar>
+            <w:vAlign w:val="center"/>
+          </w:tcPr>
+          <w:p>
+            <w:pPr>
+              <w:spacing w:after="20" w:before="20" w:line="215"/>
+              <w:jc w:val="center"/>
+            </w:pPr>
+            <w:r>
+              <w:rPr>
+                <w:rFonts w:ascii="MS Mincho" w:cs="MS Mincho" w:eastAsia="MS Mincho" w:hAnsi="MS Mincho"/>
+                <w:b w:val="false"/>
+                <w:bCs w:val="false"/>
+                <w:sz w:val="16"/>
+                <w:szCs w:val="16"/>
+              </w:rPr>
+              <w:t xml:space="preserve">一自治体あたり</w:t>
+            </w:r>
+          </w:p>
+        </w:tc>
+        <w:tc>
+          <w:tcPr>
+            <w:tcW w:type="dxa" w:w="2639"/>
+            <w:tcBorders>
+              <w:top w:val="single" w:color="000000" w:sz="4"/>
+              <w:left w:val="single" w:color="000000" w:sz="4"/>
+              <w:bottom w:val="single" w:color="000000" w:sz="4"/>
+              <w:right w:val="single" w:color="000000" w:sz="4"/>
+            </w:tcBorders>
+            <w:tcMar>
+              <w:top w:type="dxa" w:w="35"/>
+              <w:left w:type="dxa" w:w="60"/>
+              <w:bottom w:type="dxa" w:w="35"/>
+              <w:right w:type="dxa" w:w="60"/>
+            </w:tcMar>
+            <w:vAlign w:val="center"/>
+          </w:tcPr>
+          <w:p>
+            <w:pPr>
+              <w:spacing w:after="20" w:before="20" w:line="215"/>
+              <w:jc w:val="right"/>
+            </w:pPr>
+            <w:r>
+              <w:rPr>
+                <w:rFonts w:ascii="MS Mincho" w:cs="MS Mincho" w:eastAsia="MS Mincho" w:hAnsi="MS Mincho"/>
+                <w:b w:val="false"/>
+                <w:bCs w:val="false"/>
+                <w:sz w:val="17"/>
+                <w:szCs w:val="17"/>
+              </w:rPr>
+              <w:t xml:space="preserve">￥10,000</w:t>
+            </w:r>
+          </w:p>
+        </w:tc>
+      </w:tr>
+      <w:tr>
+        <w:tc>
+          <w:tcPr>
+            <w:tcW w:type="dxa" w:w="9639"/>
+            <w:gridSpan w:val="3"/>
+            <w:tcBorders>
+              <w:top w:val="single" w:color="000000" w:sz="4"/>
+              <w:left w:val="single" w:color="000000" w:sz="4"/>
+              <w:bottom w:val="single" w:color="000000" w:sz="4"/>
+              <w:right w:val="single" w:color="000000" w:sz="4"/>
+            </w:tcBorders>
+            <w:shd w:fill="F2F2F2" w:color="auto" w:val="clear"/>
+            <w:tcMar>
+              <w:top w:type="dxa" w:w="35"/>
+              <w:left w:type="dxa" w:w="60"/>
+              <w:bottom w:type="dxa" w:w="35"/>
+              <w:right w:type="dxa" w:w="60"/>
+            </w:tcMar>
+            <w:vAlign w:val="center"/>
+          </w:tcPr>
+          <w:p>
+            <w:pPr>
+              <w:spacing w:after="20" w:before="20" w:line="215"/>
+              <w:jc w:val="left"/>
+            </w:pPr>
+            <w:r>
+              <w:rPr>
+                <w:rFonts w:ascii="MS Mincho" w:cs="MS Mincho" w:eastAsia="MS Mincho" w:hAnsi="MS Mincho"/>
+                <w:b/>
+                <w:bCs/>
+                <w:sz w:val="17"/>
+                <w:szCs w:val="17"/>
+              </w:rPr>
+              <w:t xml:space="preserve">４　税務申告（その他）</w:t>
+            </w:r>
+          </w:p>
+        </w:tc>
+      </w:tr>
+      <w:tr>
+        <w:tc>
+          <w:tcPr>
+            <w:tcW w:type="dxa" w:w="4600"/>
+            <w:tcBorders>
+              <w:top w:val="single" w:color="000000" w:sz="4"/>
+              <w:left w:val="single" w:color="000000" w:sz="4"/>
+              <w:bottom w:val="single" w:color="000000" w:sz="4"/>
+              <w:right w:val="single" w:color="000000" w:sz="4"/>
+            </w:tcBorders>
+            <w:tcMar>
+              <w:top w:type="dxa" w:w="35"/>
+              <w:left w:type="dxa" w:w="60"/>
+              <w:bottom w:type="dxa" w:w="35"/>
+              <w:right w:type="dxa" w:w="60"/>
+            </w:tcMar>
+            <w:vAlign w:val="center"/>
+          </w:tcPr>
+          <w:p>
+            <w:pPr>
+              <w:spacing w:after="20" w:before="20" w:line="215"/>
+              <w:jc w:val="left"/>
+            </w:pPr>
+            <w:r>
+              <w:rPr>
+                <w:rFonts w:ascii="MS Mincho" w:cs="MS Mincho" w:eastAsia="MS Mincho" w:hAnsi="MS Mincho"/>
+                <w:b w:val="false"/>
+                <w:bCs w:val="false"/>
+                <w:sz w:val="17"/>
+                <w:szCs w:val="17"/>
+              </w:rPr>
+              <w:t xml:space="preserve">修正申告</w:t>
+            </w:r>
+          </w:p>
+        </w:tc>
+        <w:tc>
+          <w:tcPr>
+            <w:tcW w:type="dxa" w:w="2400"/>
+            <w:tcBorders>
+              <w:top w:val="single" w:color="000000" w:sz="4"/>
+              <w:left w:val="single" w:color="000000" w:sz="4"/>
+              <w:bottom w:val="single" w:color="000000" w:sz="4"/>
+              <w:right w:val="single" w:color="000000" w:sz="4"/>
+            </w:tcBorders>
+            <w:tcMar>
+              <w:top w:type="dxa" w:w="35"/>
+              <w:left w:type="dxa" w:w="60"/>
+              <w:bottom w:type="dxa" w:w="35"/>
+              <w:right w:type="dxa" w:w="60"/>
+            </w:tcMar>
+            <w:vAlign w:val="center"/>
+          </w:tcPr>
+          <w:p>
+            <w:pPr>
+              <w:spacing w:after="20" w:before="20" w:line="215"/>
+              <w:jc w:val="center"/>
+            </w:pPr>
+            <w:r>
+              <w:rPr>
+                <w:rFonts w:ascii="MS Mincho" w:cs="MS Mincho" w:eastAsia="MS Mincho" w:hAnsi="MS Mincho"/>
+                <w:b w:val="false"/>
+                <w:bCs w:val="false"/>
+                <w:sz w:val="16"/>
+                <w:szCs w:val="16"/>
+              </w:rPr>
+              <w:t xml:space="preserve">1事業年度</w:t>
+            </w:r>
+          </w:p>
+        </w:tc>
+        <w:tc>
+          <w:tcPr>
+            <w:tcW w:type="dxa" w:w="2639"/>
+            <w:tcBorders>
+              <w:top w:val="single" w:color="000000" w:sz="4"/>
+              <w:left w:val="single" w:color="000000" w:sz="4"/>
+              <w:bottom w:val="single" w:color="000000" w:sz="4"/>
+              <w:right w:val="single" w:color="000000" w:sz="4"/>
+            </w:tcBorders>
+            <w:tcMar>
+              <w:top w:type="dxa" w:w="35"/>
+              <w:left w:type="dxa" w:w="60"/>
+              <w:bottom w:type="dxa" w:w="35"/>
+              <w:right w:type="dxa" w:w="60"/>
+            </w:tcMar>
+            <w:vAlign w:val="center"/>
+          </w:tcPr>
+          <w:p>
+            <w:pPr>
+              <w:spacing w:after="20" w:before="20" w:line="215"/>
+              <w:jc w:val="right"/>
+            </w:pPr>
+            <w:r>
+              <w:rPr>
+                <w:rFonts w:ascii="MS Mincho" w:cs="MS Mincho" w:eastAsia="MS Mincho" w:hAnsi="MS Mincho"/>
+                <w:b w:val="false"/>
+                <w:bCs w:val="false"/>
+                <w:sz w:val="17"/>
+                <w:szCs w:val="17"/>
+              </w:rPr>
+              <w:t xml:space="preserve">￥20,000</w:t>
+            </w:r>
+          </w:p>
+        </w:tc>
+      </w:tr>
+      <w:tr>
+        <w:tc>
+          <w:tcPr>
+            <w:tcW w:type="dxa" w:w="9639"/>
+            <w:gridSpan w:val="3"/>
+            <w:tcBorders>
+              <w:top w:val="single" w:color="000000" w:sz="4"/>
+              <w:left w:val="single" w:color="000000" w:sz="4"/>
+              <w:bottom w:val="single" w:color="000000" w:sz="4"/>
+              <w:right w:val="single" w:color="000000" w:sz="4"/>
+            </w:tcBorders>
+            <w:shd w:fill="F2F2F2" w:color="auto" w:val="clear"/>
+            <w:tcMar>
+              <w:top w:type="dxa" w:w="35"/>
+              <w:left w:type="dxa" w:w="60"/>
+              <w:bottom w:type="dxa" w:w="35"/>
+              <w:right w:type="dxa" w:w="60"/>
+            </w:tcMar>
+            <w:vAlign w:val="center"/>
+          </w:tcPr>
+          <w:p>
+            <w:pPr>
+              <w:spacing w:after="20" w:before="20" w:line="215"/>
+              <w:jc w:val="left"/>
+            </w:pPr>
+            <w:r>
+              <w:rPr>
+                <w:rFonts w:ascii="MS Mincho" w:cs="MS Mincho" w:eastAsia="MS Mincho" w:hAnsi="MS Mincho"/>
+                <w:b/>
+                <w:bCs/>
+                <w:sz w:val="17"/>
+                <w:szCs w:val="17"/>
+              </w:rPr>
+              <w:t xml:space="preserve">５　株式評価</w:t>
+            </w:r>
+          </w:p>
+        </w:tc>
+      </w:tr>
+      <w:tr>
+        <w:tc>
+          <w:tcPr>
+            <w:tcW w:type="dxa" w:w="4600"/>
+            <w:tcBorders>
+              <w:top w:val="single" w:color="000000" w:sz="4"/>
+              <w:left w:val="single" w:color="000000" w:sz="4"/>
+              <w:bottom w:val="single" w:color="000000" w:sz="4"/>
+              <w:right w:val="single" w:color="000000" w:sz="4"/>
+            </w:tcBorders>
+            <w:tcMar>
+              <w:top w:type="dxa" w:w="35"/>
+              <w:left w:type="dxa" w:w="60"/>
+              <w:bottom w:type="dxa" w:w="35"/>
+              <w:right w:type="dxa" w:w="60"/>
+            </w:tcMar>
+            <w:vAlign w:val="center"/>
+          </w:tcPr>
+          <w:p>
+            <w:pPr>
+              <w:spacing w:after="20" w:before="20" w:line="215"/>
+              <w:jc w:val="left"/>
+            </w:pPr>
+            <w:r>
+              <w:rPr>
+                <w:rFonts w:ascii="MS Mincho" w:cs="MS Mincho" w:eastAsia="MS Mincho" w:hAnsi="MS Mincho"/>
+                <w:b w:val="false"/>
+                <w:bCs w:val="false"/>
+                <w:sz w:val="17"/>
+                <w:szCs w:val="17"/>
+              </w:rPr>
+              <w:t xml:space="preserve">初回</w:t>
+            </w:r>
+          </w:p>
+        </w:tc>
+        <w:tc>
+          <w:tcPr>
+            <w:tcW w:type="dxa" w:w="2400"/>
+            <w:tcBorders>
+              <w:top w:val="single" w:color="000000" w:sz="4"/>
+              <w:left w:val="single" w:color="000000" w:sz="4"/>
+              <w:bottom w:val="single" w:color="000000" w:sz="4"/>
+              <w:right w:val="single" w:color="000000" w:sz="4"/>
+            </w:tcBorders>
+            <w:tcMar>
+              <w:top w:type="dxa" w:w="35"/>
+              <w:left w:type="dxa" w:w="60"/>
+              <w:bottom w:type="dxa" w:w="35"/>
+              <w:right w:type="dxa" w:w="60"/>
+            </w:tcMar>
+            <w:vAlign w:val="center"/>
+          </w:tcPr>
+          <w:p>
+            <w:pPr>
+              <w:spacing w:after="20" w:before="20" w:line="215"/>
+              <w:jc w:val="center"/>
+            </w:pPr>
+            <w:r>
+              <w:rPr>
+                <w:rFonts w:ascii="MS Mincho" w:cs="MS Mincho" w:eastAsia="MS Mincho" w:hAnsi="MS Mincho"/>
+                <w:b w:val="false"/>
+                <w:bCs w:val="false"/>
+                <w:sz w:val="16"/>
+                <w:szCs w:val="16"/>
+              </w:rPr>
+              <w:t xml:space="preserve">1回</w:t>
+            </w:r>
+          </w:p>
+        </w:tc>
+        <w:tc>
+          <w:tcPr>
+            <w:tcW w:type="dxa" w:w="2639"/>
+            <w:tcBorders>
+              <w:top w:val="single" w:color="000000" w:sz="4"/>
+              <w:left w:val="single" w:color="000000" w:sz="4"/>
+              <w:bottom w:val="single" w:color="000000" w:sz="4"/>
+              <w:right w:val="single" w:color="000000" w:sz="4"/>
+            </w:tcBorders>
+            <w:tcMar>
+              <w:top w:type="dxa" w:w="35"/>
+              <w:left w:type="dxa" w:w="60"/>
+              <w:bottom w:type="dxa" w:w="35"/>
+              <w:right w:type="dxa" w:w="60"/>
+            </w:tcMar>
+            <w:vAlign w:val="center"/>
+          </w:tcPr>
+          <w:p>
+            <w:pPr>
+              <w:spacing w:after="20" w:before="20" w:line="215"/>
+              <w:jc w:val="right"/>
+            </w:pPr>
+            <w:r>
+              <w:rPr>
+                <w:rFonts w:ascii="MS Mincho" w:cs="MS Mincho" w:eastAsia="MS Mincho" w:hAnsi="MS Mincho"/>
+                <w:b w:val="false"/>
+                <w:bCs w:val="false"/>
+                <w:sz w:val="17"/>
+                <w:szCs w:val="17"/>
+              </w:rPr>
+              <w:t xml:space="preserve">￥100,000</w:t>
+            </w:r>
+          </w:p>
+        </w:tc>
+      </w:tr>
+      <w:tr>
+        <w:tc>
+          <w:tcPr>
+            <w:tcW w:type="dxa" w:w="4600"/>
+            <w:tcBorders>
+              <w:top w:val="single" w:color="000000" w:sz="4"/>
+              <w:left w:val="single" w:color="000000" w:sz="4"/>
+              <w:bottom w:val="single" w:color="000000" w:sz="4"/>
+              <w:right w:val="single" w:color="000000" w:sz="4"/>
+            </w:tcBorders>
+            <w:tcMar>
+              <w:top w:type="dxa" w:w="35"/>
+              <w:left w:type="dxa" w:w="60"/>
+              <w:bottom w:type="dxa" w:w="35"/>
+              <w:right w:type="dxa" w:w="60"/>
+            </w:tcMar>
+            <w:vAlign w:val="center"/>
+          </w:tcPr>
+          <w:p>
+            <w:pPr>
+              <w:spacing w:after="20" w:before="20" w:line="215"/>
+              <w:jc w:val="left"/>
+            </w:pPr>
+            <w:r>
+              <w:rPr>
+                <w:rFonts w:ascii="MS Mincho" w:cs="MS Mincho" w:eastAsia="MS Mincho" w:hAnsi="MS Mincho"/>
+                <w:b w:val="false"/>
+                <w:bCs w:val="false"/>
+                <w:sz w:val="17"/>
+                <w:szCs w:val="17"/>
+              </w:rPr>
+              <w:t xml:space="preserve">2回目以降</w:t>
+            </w:r>
+          </w:p>
+        </w:tc>
+        <w:tc>
+          <w:tcPr>
+            <w:tcW w:type="dxa" w:w="2400"/>
+            <w:tcBorders>
+              <w:top w:val="single" w:color="000000" w:sz="4"/>
+              <w:left w:val="single" w:color="000000" w:sz="4"/>
+              <w:bottom w:val="single" w:color="000000" w:sz="4"/>
+              <w:right w:val="single" w:color="000000" w:sz="4"/>
+            </w:tcBorders>
+            <w:tcMar>
+              <w:top w:type="dxa" w:w="35"/>
+              <w:left w:type="dxa" w:w="60"/>
+              <w:bottom w:type="dxa" w:w="35"/>
+              <w:right w:type="dxa" w:w="60"/>
+            </w:tcMar>
+            <w:vAlign w:val="center"/>
+          </w:tcPr>
+          <w:p>
+            <w:pPr>
+              <w:spacing w:after="20" w:before="20" w:line="215"/>
+              <w:jc w:val="center"/>
+            </w:pPr>
+            <w:r>
+              <w:rPr>
+                <w:rFonts w:ascii="MS Mincho" w:cs="MS Mincho" w:eastAsia="MS Mincho" w:hAnsi="MS Mincho"/>
+                <w:b w:val="false"/>
+                <w:bCs w:val="false"/>
+                <w:sz w:val="16"/>
+                <w:szCs w:val="16"/>
+              </w:rPr>
+              <w:t xml:space="preserve">1回</w:t>
+            </w:r>
+          </w:p>
+        </w:tc>
+        <w:tc>
+          <w:tcPr>
+            <w:tcW w:type="dxa" w:w="2639"/>
+            <w:tcBorders>
+              <w:top w:val="single" w:color="000000" w:sz="4"/>
+              <w:left w:val="single" w:color="000000" w:sz="4"/>
+              <w:bottom w:val="single" w:color="000000" w:sz="4"/>
+              <w:right w:val="single" w:color="000000" w:sz="4"/>
+            </w:tcBorders>
+            <w:tcMar>
+              <w:top w:type="dxa" w:w="35"/>
+              <w:left w:type="dxa" w:w="60"/>
+              <w:bottom w:type="dxa" w:w="35"/>
+              <w:right w:type="dxa" w:w="60"/>
+            </w:tcMar>
+            <w:vAlign w:val="center"/>
+          </w:tcPr>
+          <w:p>
+            <w:pPr>
+              <w:spacing w:after="20" w:before="20" w:line="215"/>
+              <w:jc w:val="right"/>
+            </w:pPr>
+            <w:r>
+              <w:rPr>
+                <w:rFonts w:ascii="MS Mincho" w:cs="MS Mincho" w:eastAsia="MS Mincho" w:hAnsi="MS Mincho"/>
+                <w:b w:val="false"/>
+                <w:bCs w:val="false"/>
+                <w:sz w:val="17"/>
+                <w:szCs w:val="17"/>
+              </w:rPr>
+              <w:t xml:space="preserve">￥50,000</w:t>
+            </w:r>
+          </w:p>
+        </w:tc>
+      </w:tr>
+    </w:tbl>
+    <w:p>
+      <w:pPr>
+        <w:spacing w:after="40" w:before="140"/>
+      </w:pPr>
+      <w:r>
+        <w:rPr>
+          <w:rFonts w:ascii="MS Mincho" w:cs="MS Mincho" w:eastAsia="MS Mincho" w:hAnsi="MS Mincho"/>
+          <w:b/>
+          <w:bCs/>
+          <w:sz w:val="18"/>
+          <w:szCs w:val="18"/>
+        </w:rPr>
+        <w:t xml:space="preserve">【注記】</w:t>
+      </w:r>
+    </w:p>
+    <w:p>
+      <w:pPr>
+        <w:spacing w:after="20" w:before="20" w:line="215"/>
+        <w:jc w:val="left"/>
+      </w:pPr>
+      <w:r>
+        <w:rPr>
+          <w:rFonts w:ascii="MS Mincho" w:cs="MS Mincho" w:eastAsia="MS Mincho" w:hAnsi="MS Mincho"/>
+          <w:b w:val="false"/>
+          <w:bCs w:val="false"/>
+          <w:sz w:val="16"/>
+          <w:szCs w:val="16"/>
+        </w:rPr>
+        <w:t xml:space="preserve">※1　年末調整を行わず、法定調書合計表の作成のみを行う場合の報酬は、￥10,000とする。</w:t>
+      </w:r>
+    </w:p>
+    <w:p>
+      <w:pPr>
+        <w:spacing w:after="20" w:before="20" w:line="215"/>
+        <w:jc w:val="left"/>
+      </w:pPr>
+      <w:r>
+        <w:rPr>
+          <w:rFonts w:ascii="MS Mincho" w:cs="MS Mincho" w:eastAsia="MS Mincho" w:hAnsi="MS Mincho"/>
+          <w:b w:val="false"/>
+          <w:bCs w:val="false"/>
+          <w:sz w:val="16"/>
+          <w:szCs w:val="16"/>
+        </w:rPr>
+        <w:t xml:space="preserve">※2　償却資産税申告書について、該当する資産がない場合は請求しない。</w:t>
+      </w:r>
+    </w:p>
+    <w:p>
+      <w:pPr>
+        <w:spacing w:after="20" w:before="20" w:line="215"/>
+        <w:jc w:val="left"/>
+      </w:pPr>
+      <w:r>
+        <w:rPr>
+          <w:rFonts w:ascii="MS Mincho" w:cs="MS Mincho" w:eastAsia="MS Mincho" w:hAnsi="MS Mincho"/>
+          <w:b w:val="false"/>
+          <w:bCs w:val="false"/>
+          <w:sz w:val="16"/>
+          <w:szCs w:val="16"/>
+        </w:rPr>
+        <w:t xml:space="preserve">※3　所得税法第204条第1項報酬とは、弁護士・税理士・デザイナー等の一定の職業に該当する者への支払について、支払者が源泉徴収を要する報酬・料金をいう。</w:t>
+      </w:r>
+    </w:p>
+    <w:p>
+      <w:pPr>
+        <w:spacing w:after="20" w:before="20" w:line="215"/>
+        <w:jc w:val="left"/>
+      </w:pPr>
+      <w:r>
+        <w:rPr>
+          <w:rFonts w:ascii="MS Mincho" w:cs="MS Mincho" w:eastAsia="MS Mincho" w:hAnsi="MS Mincho"/>
+          <w:b w:val="false"/>
+          <w:bCs w:val="false"/>
+          <w:sz w:val="16"/>
+          <w:szCs w:val="16"/>
+        </w:rPr>
+        <w:t xml:space="preserve">※4　本別紙に掲げのない業務を甲が委任する場合は、その都度、事前に甲乙が業務内容及び報酬額を合意のうえ実施する。</w:t>
+      </w:r>
+    </w:p>
+    <w:p>
+      <w:pPr>
+        <w:spacing w:after="20" w:before="20" w:line="215"/>
+        <w:jc w:val="left"/>
+      </w:pPr>
+      <w:r>
+        <w:rPr>
+          <w:rFonts w:ascii="MS Mincho" w:cs="MS Mincho" w:eastAsia="MS Mincho" w:hAnsi="MS Mincho"/>
+          <w:b w:val="false"/>
+          <w:bCs w:val="false"/>
+          <w:sz w:val="16"/>
+          <w:szCs w:val="16"/>
+        </w:rPr>
+        <w:t xml:space="preserve">※5　本別紙は本契約の一部を構成する。本別紙の変更は、甲乙双方の書面又は電磁的方法による合意によらなければ、その効力を生じない。</w:t>
+      </w:r>
+    </w:p>
+    <w:p>
+      <w:pPr>
+        <w:spacing w:after="20" w:before="20" w:line="215"/>
+        <w:jc w:val="left"/>
+      </w:pPr>
+      <w:r>
+        <w:rPr>
+          <w:rFonts w:ascii="MS Mincho" w:cs="MS Mincho" w:eastAsia="MS Mincho" w:hAnsi="MS Mincho"/>
+          <w:b w:val="false"/>
+          <w:bCs w:val="false"/>
+          <w:sz w:val="16"/>
+          <w:szCs w:val="16"/>
+        </w:rPr>
+        <w:t xml:space="preserve">※6　契約期間の中途において消費税率が改正された場合、消費税額は改正後の税率による。</w:t>
       </w:r>
     </w:p>
     <w:p>

--- a/fukuda-contract-appendix/別紙_契約業務内容および報酬内訳_共通フォーム_福田会計.docx
+++ b/fukuda-contract-appendix/別紙_契約業務内容および報酬内訳_共通フォーム_福田会計.docx
@@ -463,6 +463,22 @@
                 <w:bCs w:val="false"/>
                 <w:sz w:val="17"/>
                 <w:szCs w:val="17"/>
+              </w:rPr>
+              <w:t xml:space="preserve">税務監査、税務相談業務</w:t>
+            </w:r>
+          </w:p>
+          <w:p>
+            <w:pPr>
+              <w:spacing w:after="20" w:before="20" w:line="215"/>
+              <w:jc w:val="left"/>
+            </w:pPr>
+            <w:r>
+              <w:rPr>
+                <w:rFonts w:ascii="MS Mincho" w:cs="MS Mincho" w:eastAsia="MS Mincho" w:hAnsi="MS Mincho"/>
+                <w:b w:val="false"/>
+                <w:bCs w:val="false"/>
+                <w:sz w:val="15"/>
+                <w:szCs w:val="15"/>
               </w:rPr>
               <w:t xml:space="preserve">基本月額報酬</w:t>
             </w:r>
@@ -8833,7 +8849,7 @@
                 <w:sz w:val="17"/>
                 <w:szCs w:val="17"/>
               </w:rPr>
-              <w:t xml:space="preserve">４　税務申告（その他）</w:t>
+              <w:t xml:space="preserve">４　税務調査立会料及び修正申告書作成料</w:t>
             </w:r>
           </w:p>
         </w:tc>
@@ -8869,7 +8885,7 @@
                 <w:sz w:val="17"/>
                 <w:szCs w:val="17"/>
               </w:rPr>
-              <w:t xml:space="preserve">修正申告</w:t>
+              <w:t xml:space="preserve">税務調査立会料</w:t>
             </w:r>
           </w:p>
         </w:tc>
@@ -8903,7 +8919,7 @@
                 <w:sz w:val="16"/>
                 <w:szCs w:val="16"/>
               </w:rPr>
-              <w:t xml:space="preserve">1事業年度</w:t>
+              <w:t xml:space="preserve">1日1人あたり</w:t>
             </w:r>
           </w:p>
         </w:tc>
@@ -8937,7 +8953,7 @@
                 <w:sz w:val="17"/>
                 <w:szCs w:val="17"/>
               </w:rPr>
-              <w:t xml:space="preserve">￥20,000</w:t>
+              <w:t xml:space="preserve">￥30,000</w:t>
             </w:r>
           </w:p>
         </w:tc>
@@ -8945,6 +8961,110 @@
       <w:tr>
         <w:tc>
           <w:tcPr>
+            <w:tcW w:type="dxa" w:w="4600"/>
+            <w:tcBorders>
+              <w:top w:val="single" w:color="000000" w:sz="4"/>
+              <w:left w:val="single" w:color="000000" w:sz="4"/>
+              <w:bottom w:val="single" w:color="000000" w:sz="4"/>
+              <w:right w:val="single" w:color="000000" w:sz="4"/>
+            </w:tcBorders>
+            <w:tcMar>
+              <w:top w:type="dxa" w:w="35"/>
+              <w:left w:type="dxa" w:w="60"/>
+              <w:bottom w:type="dxa" w:w="35"/>
+              <w:right w:type="dxa" w:w="60"/>
+            </w:tcMar>
+            <w:vAlign w:val="center"/>
+          </w:tcPr>
+          <w:p>
+            <w:pPr>
+              <w:spacing w:after="20" w:before="20" w:line="215"/>
+              <w:jc w:val="left"/>
+            </w:pPr>
+            <w:r>
+              <w:rPr>
+                <w:rFonts w:ascii="MS Mincho" w:cs="MS Mincho" w:eastAsia="MS Mincho" w:hAnsi="MS Mincho"/>
+                <w:b w:val="false"/>
+                <w:bCs w:val="false"/>
+                <w:sz w:val="17"/>
+                <w:szCs w:val="17"/>
+              </w:rPr>
+              <w:t xml:space="preserve">修正申告書作成料</w:t>
+            </w:r>
+          </w:p>
+        </w:tc>
+        <w:tc>
+          <w:tcPr>
+            <w:tcW w:type="dxa" w:w="2400"/>
+            <w:tcBorders>
+              <w:top w:val="single" w:color="000000" w:sz="4"/>
+              <w:left w:val="single" w:color="000000" w:sz="4"/>
+              <w:bottom w:val="single" w:color="000000" w:sz="4"/>
+              <w:right w:val="single" w:color="000000" w:sz="4"/>
+            </w:tcBorders>
+            <w:tcMar>
+              <w:top w:type="dxa" w:w="35"/>
+              <w:left w:type="dxa" w:w="60"/>
+              <w:bottom w:type="dxa" w:w="35"/>
+              <w:right w:type="dxa" w:w="60"/>
+            </w:tcMar>
+            <w:vAlign w:val="center"/>
+          </w:tcPr>
+          <w:p>
+            <w:pPr>
+              <w:spacing w:after="20" w:before="20" w:line="215"/>
+              <w:jc w:val="center"/>
+            </w:pPr>
+            <w:r>
+              <w:rPr>
+                <w:rFonts w:ascii="MS Mincho" w:cs="MS Mincho" w:eastAsia="MS Mincho" w:hAnsi="MS Mincho"/>
+                <w:b w:val="false"/>
+                <w:bCs w:val="false"/>
+                <w:sz w:val="16"/>
+                <w:szCs w:val="16"/>
+              </w:rPr>
+              <w:t xml:space="preserve">1税目1事業年度あたり</w:t>
+            </w:r>
+          </w:p>
+        </w:tc>
+        <w:tc>
+          <w:tcPr>
+            <w:tcW w:type="dxa" w:w="2639"/>
+            <w:tcBorders>
+              <w:top w:val="single" w:color="000000" w:sz="4"/>
+              <w:left w:val="single" w:color="000000" w:sz="4"/>
+              <w:bottom w:val="single" w:color="000000" w:sz="4"/>
+              <w:right w:val="single" w:color="000000" w:sz="4"/>
+            </w:tcBorders>
+            <w:tcMar>
+              <w:top w:type="dxa" w:w="35"/>
+              <w:left w:type="dxa" w:w="60"/>
+              <w:bottom w:type="dxa" w:w="35"/>
+              <w:right w:type="dxa" w:w="60"/>
+            </w:tcMar>
+            <w:vAlign w:val="center"/>
+          </w:tcPr>
+          <w:p>
+            <w:pPr>
+              <w:spacing w:after="20" w:before="20" w:line="215"/>
+              <w:jc w:val="right"/>
+            </w:pPr>
+            <w:r>
+              <w:rPr>
+                <w:rFonts w:ascii="MS Mincho" w:cs="MS Mincho" w:eastAsia="MS Mincho" w:hAnsi="MS Mincho"/>
+                <w:b w:val="false"/>
+                <w:bCs w:val="false"/>
+                <w:sz w:val="17"/>
+                <w:szCs w:val="17"/>
+              </w:rPr>
+              <w:t xml:space="preserve">￥30,000</w:t>
+            </w:r>
+          </w:p>
+        </w:tc>
+      </w:tr>
+      <w:tr>
+        <w:tc>
+          <w:tcPr>
             <w:tcW w:type="dxa" w:w="9639"/>
             <w:gridSpan w:val="3"/>
             <w:tcBorders>
@@ -9184,6 +9304,1176 @@
                 <w:szCs w:val="17"/>
               </w:rPr>
               <w:t xml:space="preserve">￥50,000</w:t>
+            </w:r>
+          </w:p>
+        </w:tc>
+      </w:tr>
+      <w:tr>
+        <w:tc>
+          <w:tcPr>
+            <w:tcW w:type="dxa" w:w="9639"/>
+            <w:gridSpan w:val="3"/>
+            <w:tcBorders>
+              <w:top w:val="single" w:color="000000" w:sz="4"/>
+              <w:left w:val="single" w:color="000000" w:sz="4"/>
+              <w:bottom w:val="single" w:color="000000" w:sz="4"/>
+              <w:right w:val="single" w:color="000000" w:sz="4"/>
+            </w:tcBorders>
+            <w:shd w:fill="F2F2F2" w:color="auto" w:val="clear"/>
+            <w:tcMar>
+              <w:top w:type="dxa" w:w="35"/>
+              <w:left w:type="dxa" w:w="60"/>
+              <w:bottom w:type="dxa" w:w="35"/>
+              <w:right w:type="dxa" w:w="60"/>
+            </w:tcMar>
+            <w:vAlign w:val="center"/>
+          </w:tcPr>
+          <w:p>
+            <w:pPr>
+              <w:spacing w:after="20" w:before="20" w:line="215"/>
+              <w:jc w:val="left"/>
+            </w:pPr>
+            <w:r>
+              <w:rPr>
+                <w:rFonts w:ascii="MS Mincho" w:cs="MS Mincho" w:eastAsia="MS Mincho" w:hAnsi="MS Mincho"/>
+                <w:b/>
+                <w:bCs/>
+                <w:sz w:val="17"/>
+                <w:szCs w:val="17"/>
+              </w:rPr>
+              <w:t xml:space="preserve">６　所得税・贈与税申告書の作成代行</w:t>
+            </w:r>
+          </w:p>
+        </w:tc>
+      </w:tr>
+      <w:tr>
+        <w:tc>
+          <w:tcPr>
+            <w:tcW w:type="dxa" w:w="4600"/>
+            <w:tcBorders>
+              <w:top w:val="single" w:color="000000" w:sz="4"/>
+              <w:left w:val="single" w:color="000000" w:sz="4"/>
+              <w:bottom w:val="single" w:color="000000" w:sz="4"/>
+              <w:right w:val="single" w:color="000000" w:sz="4"/>
+            </w:tcBorders>
+            <w:tcMar>
+              <w:top w:type="dxa" w:w="35"/>
+              <w:left w:type="dxa" w:w="60"/>
+              <w:bottom w:type="dxa" w:w="35"/>
+              <w:right w:type="dxa" w:w="60"/>
+            </w:tcMar>
+            <w:vAlign w:val="center"/>
+          </w:tcPr>
+          <w:p>
+            <w:pPr>
+              <w:spacing w:after="20" w:before="20" w:line="215"/>
+              <w:jc w:val="left"/>
+            </w:pPr>
+            <w:r>
+              <w:rPr>
+                <w:rFonts w:ascii="MS Mincho" w:cs="MS Mincho" w:eastAsia="MS Mincho" w:hAnsi="MS Mincho"/>
+                <w:b w:val="false"/>
+                <w:bCs w:val="false"/>
+                <w:sz w:val="17"/>
+                <w:szCs w:val="17"/>
+              </w:rPr>
+              <w:t xml:space="preserve">〈所得税〉確定申告書　第1表・第2表（基本料金）</w:t>
+            </w:r>
+          </w:p>
+        </w:tc>
+        <w:tc>
+          <w:tcPr>
+            <w:tcW w:type="dxa" w:w="2400"/>
+            <w:tcBorders>
+              <w:top w:val="single" w:color="000000" w:sz="4"/>
+              <w:left w:val="single" w:color="000000" w:sz="4"/>
+              <w:bottom w:val="single" w:color="000000" w:sz="4"/>
+              <w:right w:val="single" w:color="000000" w:sz="4"/>
+            </w:tcBorders>
+            <w:tcMar>
+              <w:top w:type="dxa" w:w="35"/>
+              <w:left w:type="dxa" w:w="60"/>
+              <w:bottom w:type="dxa" w:w="35"/>
+              <w:right w:type="dxa" w:w="60"/>
+            </w:tcMar>
+            <w:vAlign w:val="center"/>
+          </w:tcPr>
+          <w:p>
+            <w:pPr>
+              <w:spacing w:after="20" w:before="20" w:line="215"/>
+              <w:jc w:val="center"/>
+            </w:pPr>
+            <w:r>
+              <w:rPr>
+                <w:rFonts w:ascii="MS Mincho" w:cs="MS Mincho" w:eastAsia="MS Mincho" w:hAnsi="MS Mincho"/>
+                <w:b w:val="false"/>
+                <w:bCs w:val="false"/>
+                <w:sz w:val="16"/>
+                <w:szCs w:val="16"/>
+              </w:rPr>
+              <w:t xml:space="preserve">1件</w:t>
+            </w:r>
+          </w:p>
+        </w:tc>
+        <w:tc>
+          <w:tcPr>
+            <w:tcW w:type="dxa" w:w="2639"/>
+            <w:tcBorders>
+              <w:top w:val="single" w:color="000000" w:sz="4"/>
+              <w:left w:val="single" w:color="000000" w:sz="4"/>
+              <w:bottom w:val="single" w:color="000000" w:sz="4"/>
+              <w:right w:val="single" w:color="000000" w:sz="4"/>
+            </w:tcBorders>
+            <w:tcMar>
+              <w:top w:type="dxa" w:w="35"/>
+              <w:left w:type="dxa" w:w="60"/>
+              <w:bottom w:type="dxa" w:w="35"/>
+              <w:right w:type="dxa" w:w="60"/>
+            </w:tcMar>
+            <w:vAlign w:val="center"/>
+          </w:tcPr>
+          <w:p>
+            <w:pPr>
+              <w:spacing w:after="20" w:before="20" w:line="215"/>
+              <w:jc w:val="right"/>
+            </w:pPr>
+            <w:r>
+              <w:rPr>
+                <w:rFonts w:ascii="MS Mincho" w:cs="MS Mincho" w:eastAsia="MS Mincho" w:hAnsi="MS Mincho"/>
+                <w:b w:val="false"/>
+                <w:bCs w:val="false"/>
+                <w:sz w:val="17"/>
+                <w:szCs w:val="17"/>
+              </w:rPr>
+              <w:t xml:space="preserve">￥20,000</w:t>
+            </w:r>
+          </w:p>
+        </w:tc>
+      </w:tr>
+      <w:tr>
+        <w:tc>
+          <w:tcPr>
+            <w:tcW w:type="dxa" w:w="4600"/>
+            <w:tcBorders>
+              <w:top w:val="single" w:color="000000" w:sz="4"/>
+              <w:left w:val="single" w:color="000000" w:sz="4"/>
+              <w:bottom w:val="single" w:color="000000" w:sz="4"/>
+              <w:right w:val="single" w:color="000000" w:sz="4"/>
+            </w:tcBorders>
+            <w:tcMar>
+              <w:top w:type="dxa" w:w="35"/>
+              <w:left w:type="dxa" w:w="60"/>
+              <w:bottom w:type="dxa" w:w="35"/>
+              <w:right w:type="dxa" w:w="60"/>
+            </w:tcMar>
+            <w:vAlign w:val="center"/>
+          </w:tcPr>
+          <w:p>
+            <w:pPr>
+              <w:spacing w:after="20" w:before="20" w:line="215"/>
+              <w:jc w:val="left"/>
+            </w:pPr>
+            <w:r>
+              <w:rPr>
+                <w:rFonts w:ascii="MS Mincho" w:cs="MS Mincho" w:eastAsia="MS Mincho" w:hAnsi="MS Mincho"/>
+                <w:b w:val="false"/>
+                <w:bCs w:val="false"/>
+                <w:sz w:val="17"/>
+                <w:szCs w:val="17"/>
+              </w:rPr>
+              <w:t xml:space="preserve">〈所得税〉収支内訳書　又は　青色申告決算書（損益計算書のみ）</w:t>
+            </w:r>
+          </w:p>
+        </w:tc>
+        <w:tc>
+          <w:tcPr>
+            <w:tcW w:type="dxa" w:w="2400"/>
+            <w:tcBorders>
+              <w:top w:val="single" w:color="000000" w:sz="4"/>
+              <w:left w:val="single" w:color="000000" w:sz="4"/>
+              <w:bottom w:val="single" w:color="000000" w:sz="4"/>
+              <w:right w:val="single" w:color="000000" w:sz="4"/>
+            </w:tcBorders>
+            <w:tcMar>
+              <w:top w:type="dxa" w:w="35"/>
+              <w:left w:type="dxa" w:w="60"/>
+              <w:bottom w:type="dxa" w:w="35"/>
+              <w:right w:type="dxa" w:w="60"/>
+            </w:tcMar>
+            <w:vAlign w:val="center"/>
+          </w:tcPr>
+          <w:p>
+            <w:pPr>
+              <w:spacing w:after="20" w:before="20" w:line="215"/>
+              <w:jc w:val="center"/>
+            </w:pPr>
+            <w:r>
+              <w:rPr>
+                <w:rFonts w:ascii="MS Mincho" w:cs="MS Mincho" w:eastAsia="MS Mincho" w:hAnsi="MS Mincho"/>
+                <w:b w:val="false"/>
+                <w:bCs w:val="false"/>
+                <w:sz w:val="16"/>
+                <w:szCs w:val="16"/>
+              </w:rPr>
+              <w:t xml:space="preserve">1件</w:t>
+            </w:r>
+          </w:p>
+        </w:tc>
+        <w:tc>
+          <w:tcPr>
+            <w:tcW w:type="dxa" w:w="2639"/>
+            <w:tcBorders>
+              <w:top w:val="single" w:color="000000" w:sz="4"/>
+              <w:left w:val="single" w:color="000000" w:sz="4"/>
+              <w:bottom w:val="single" w:color="000000" w:sz="4"/>
+              <w:right w:val="single" w:color="000000" w:sz="4"/>
+            </w:tcBorders>
+            <w:tcMar>
+              <w:top w:type="dxa" w:w="35"/>
+              <w:left w:type="dxa" w:w="60"/>
+              <w:bottom w:type="dxa" w:w="35"/>
+              <w:right w:type="dxa" w:w="60"/>
+            </w:tcMar>
+            <w:vAlign w:val="center"/>
+          </w:tcPr>
+          <w:p>
+            <w:pPr>
+              <w:spacing w:after="20" w:before="20" w:line="215"/>
+              <w:jc w:val="right"/>
+            </w:pPr>
+            <w:r>
+              <w:rPr>
+                <w:rFonts w:ascii="MS Mincho" w:cs="MS Mincho" w:eastAsia="MS Mincho" w:hAnsi="MS Mincho"/>
+                <w:b w:val="false"/>
+                <w:bCs w:val="false"/>
+                <w:sz w:val="17"/>
+                <w:szCs w:val="17"/>
+              </w:rPr>
+              <w:t xml:space="preserve">￥30,000</w:t>
+            </w:r>
+          </w:p>
+        </w:tc>
+      </w:tr>
+      <w:tr>
+        <w:tc>
+          <w:tcPr>
+            <w:tcW w:type="dxa" w:w="4600"/>
+            <w:tcBorders>
+              <w:top w:val="single" w:color="000000" w:sz="4"/>
+              <w:left w:val="single" w:color="000000" w:sz="4"/>
+              <w:bottom w:val="single" w:color="000000" w:sz="4"/>
+              <w:right w:val="single" w:color="000000" w:sz="4"/>
+            </w:tcBorders>
+            <w:tcMar>
+              <w:top w:type="dxa" w:w="35"/>
+              <w:left w:type="dxa" w:w="60"/>
+              <w:bottom w:type="dxa" w:w="35"/>
+              <w:right w:type="dxa" w:w="60"/>
+            </w:tcMar>
+            <w:vAlign w:val="center"/>
+          </w:tcPr>
+          <w:p>
+            <w:pPr>
+              <w:spacing w:after="20" w:before="20" w:line="215"/>
+              <w:jc w:val="left"/>
+            </w:pPr>
+            <w:r>
+              <w:rPr>
+                <w:rFonts w:ascii="MS Mincho" w:cs="MS Mincho" w:eastAsia="MS Mincho" w:hAnsi="MS Mincho"/>
+                <w:b w:val="false"/>
+                <w:bCs w:val="false"/>
+                <w:sz w:val="17"/>
+                <w:szCs w:val="17"/>
+              </w:rPr>
+              <w:t xml:space="preserve">〈所得税〉青色申告決算書（貸借対照表あり）　※4</w:t>
+            </w:r>
+          </w:p>
+        </w:tc>
+        <w:tc>
+          <w:tcPr>
+            <w:tcW w:type="dxa" w:w="2400"/>
+            <w:tcBorders>
+              <w:top w:val="single" w:color="000000" w:sz="4"/>
+              <w:left w:val="single" w:color="000000" w:sz="4"/>
+              <w:bottom w:val="single" w:color="000000" w:sz="4"/>
+              <w:right w:val="single" w:color="000000" w:sz="4"/>
+            </w:tcBorders>
+            <w:tcMar>
+              <w:top w:type="dxa" w:w="35"/>
+              <w:left w:type="dxa" w:w="60"/>
+              <w:bottom w:type="dxa" w:w="35"/>
+              <w:right w:type="dxa" w:w="60"/>
+            </w:tcMar>
+            <w:vAlign w:val="center"/>
+          </w:tcPr>
+          <w:p>
+            <w:pPr>
+              <w:spacing w:after="20" w:before="20" w:line="215"/>
+              <w:jc w:val="center"/>
+            </w:pPr>
+            <w:r>
+              <w:rPr>
+                <w:rFonts w:ascii="MS Mincho" w:cs="MS Mincho" w:eastAsia="MS Mincho" w:hAnsi="MS Mincho"/>
+                <w:b w:val="false"/>
+                <w:bCs w:val="false"/>
+                <w:sz w:val="16"/>
+                <w:szCs w:val="16"/>
+              </w:rPr>
+              <w:t xml:space="preserve">―</w:t>
+            </w:r>
+          </w:p>
+        </w:tc>
+        <w:tc>
+          <w:tcPr>
+            <w:tcW w:type="dxa" w:w="2639"/>
+            <w:tcBorders>
+              <w:top w:val="single" w:color="000000" w:sz="4"/>
+              <w:left w:val="single" w:color="000000" w:sz="4"/>
+              <w:bottom w:val="single" w:color="000000" w:sz="4"/>
+              <w:right w:val="single" w:color="000000" w:sz="4"/>
+            </w:tcBorders>
+            <w:tcMar>
+              <w:top w:type="dxa" w:w="35"/>
+              <w:left w:type="dxa" w:w="60"/>
+              <w:bottom w:type="dxa" w:w="35"/>
+              <w:right w:type="dxa" w:w="60"/>
+            </w:tcMar>
+            <w:vAlign w:val="center"/>
+          </w:tcPr>
+          <w:p>
+            <w:pPr>
+              <w:spacing w:after="20" w:before="20" w:line="215"/>
+              <w:jc w:val="right"/>
+            </w:pPr>
+            <w:r>
+              <w:rPr>
+                <w:rFonts w:ascii="MS Mincho" w:cs="MS Mincho" w:eastAsia="MS Mincho" w:hAnsi="MS Mincho"/>
+                <w:b w:val="false"/>
+                <w:bCs w:val="false"/>
+                <w:sz w:val="17"/>
+                <w:szCs w:val="17"/>
+              </w:rPr>
+              <w:t xml:space="preserve">顧問契約報酬に含む</w:t>
+            </w:r>
+          </w:p>
+        </w:tc>
+      </w:tr>
+      <w:tr>
+        <w:tc>
+          <w:tcPr>
+            <w:tcW w:type="dxa" w:w="4600"/>
+            <w:tcBorders>
+              <w:top w:val="single" w:color="000000" w:sz="4"/>
+              <w:left w:val="single" w:color="000000" w:sz="4"/>
+              <w:bottom w:val="single" w:color="000000" w:sz="4"/>
+              <w:right w:val="single" w:color="000000" w:sz="4"/>
+            </w:tcBorders>
+            <w:tcMar>
+              <w:top w:type="dxa" w:w="35"/>
+              <w:left w:type="dxa" w:w="60"/>
+              <w:bottom w:type="dxa" w:w="35"/>
+              <w:right w:type="dxa" w:w="60"/>
+            </w:tcMar>
+            <w:vAlign w:val="center"/>
+          </w:tcPr>
+          <w:p>
+            <w:pPr>
+              <w:spacing w:after="20" w:before="20" w:line="215"/>
+              <w:jc w:val="left"/>
+            </w:pPr>
+            <w:r>
+              <w:rPr>
+                <w:rFonts w:ascii="MS Mincho" w:cs="MS Mincho" w:eastAsia="MS Mincho" w:hAnsi="MS Mincho"/>
+                <w:b w:val="false"/>
+                <w:bCs w:val="false"/>
+                <w:sz w:val="17"/>
+                <w:szCs w:val="17"/>
+              </w:rPr>
+              <w:t xml:space="preserve">〈所得税〉消費税申告書</w:t>
+            </w:r>
+          </w:p>
+        </w:tc>
+        <w:tc>
+          <w:tcPr>
+            <w:tcW w:type="dxa" w:w="2400"/>
+            <w:tcBorders>
+              <w:top w:val="single" w:color="000000" w:sz="4"/>
+              <w:left w:val="single" w:color="000000" w:sz="4"/>
+              <w:bottom w:val="single" w:color="000000" w:sz="4"/>
+              <w:right w:val="single" w:color="000000" w:sz="4"/>
+            </w:tcBorders>
+            <w:tcMar>
+              <w:top w:type="dxa" w:w="35"/>
+              <w:left w:type="dxa" w:w="60"/>
+              <w:bottom w:type="dxa" w:w="35"/>
+              <w:right w:type="dxa" w:w="60"/>
+            </w:tcMar>
+            <w:vAlign w:val="center"/>
+          </w:tcPr>
+          <w:p>
+            <w:pPr>
+              <w:spacing w:after="20" w:before="20" w:line="215"/>
+              <w:jc w:val="center"/>
+            </w:pPr>
+            <w:r>
+              <w:rPr>
+                <w:rFonts w:ascii="MS Mincho" w:cs="MS Mincho" w:eastAsia="MS Mincho" w:hAnsi="MS Mincho"/>
+                <w:b w:val="false"/>
+                <w:bCs w:val="false"/>
+                <w:sz w:val="16"/>
+                <w:szCs w:val="16"/>
+              </w:rPr>
+              <w:t xml:space="preserve">1件</w:t>
+            </w:r>
+          </w:p>
+        </w:tc>
+        <w:tc>
+          <w:tcPr>
+            <w:tcW w:type="dxa" w:w="2639"/>
+            <w:tcBorders>
+              <w:top w:val="single" w:color="000000" w:sz="4"/>
+              <w:left w:val="single" w:color="000000" w:sz="4"/>
+              <w:bottom w:val="single" w:color="000000" w:sz="4"/>
+              <w:right w:val="single" w:color="000000" w:sz="4"/>
+            </w:tcBorders>
+            <w:tcMar>
+              <w:top w:type="dxa" w:w="35"/>
+              <w:left w:type="dxa" w:w="60"/>
+              <w:bottom w:type="dxa" w:w="35"/>
+              <w:right w:type="dxa" w:w="60"/>
+            </w:tcMar>
+            <w:vAlign w:val="center"/>
+          </w:tcPr>
+          <w:p>
+            <w:pPr>
+              <w:spacing w:after="20" w:before="20" w:line="215"/>
+              <w:jc w:val="right"/>
+            </w:pPr>
+            <w:r>
+              <w:rPr>
+                <w:rFonts w:ascii="MS Mincho" w:cs="MS Mincho" w:eastAsia="MS Mincho" w:hAnsi="MS Mincho"/>
+                <w:b w:val="false"/>
+                <w:bCs w:val="false"/>
+                <w:sz w:val="17"/>
+                <w:szCs w:val="17"/>
+              </w:rPr>
+              <w:t xml:space="preserve">￥30,000</w:t>
+            </w:r>
+          </w:p>
+        </w:tc>
+      </w:tr>
+      <w:tr>
+        <w:tc>
+          <w:tcPr>
+            <w:tcW w:type="dxa" w:w="4600"/>
+            <w:tcBorders>
+              <w:top w:val="single" w:color="000000" w:sz="4"/>
+              <w:left w:val="single" w:color="000000" w:sz="4"/>
+              <w:bottom w:val="single" w:color="000000" w:sz="4"/>
+              <w:right w:val="single" w:color="000000" w:sz="4"/>
+            </w:tcBorders>
+            <w:tcMar>
+              <w:top w:type="dxa" w:w="35"/>
+              <w:left w:type="dxa" w:w="60"/>
+              <w:bottom w:type="dxa" w:w="35"/>
+              <w:right w:type="dxa" w:w="60"/>
+            </w:tcMar>
+            <w:vAlign w:val="center"/>
+          </w:tcPr>
+          <w:p>
+            <w:pPr>
+              <w:spacing w:after="20" w:before="20" w:line="215"/>
+              <w:jc w:val="left"/>
+            </w:pPr>
+            <w:r>
+              <w:rPr>
+                <w:rFonts w:ascii="MS Mincho" w:cs="MS Mincho" w:eastAsia="MS Mincho" w:hAnsi="MS Mincho"/>
+                <w:b w:val="false"/>
+                <w:bCs w:val="false"/>
+                <w:sz w:val="17"/>
+                <w:szCs w:val="17"/>
+              </w:rPr>
+              <w:t xml:space="preserve">〈所得税〉その他の付表・明細（株式譲渡明細を含む）</w:t>
+            </w:r>
+          </w:p>
+        </w:tc>
+        <w:tc>
+          <w:tcPr>
+            <w:tcW w:type="dxa" w:w="2400"/>
+            <w:tcBorders>
+              <w:top w:val="single" w:color="000000" w:sz="4"/>
+              <w:left w:val="single" w:color="000000" w:sz="4"/>
+              <w:bottom w:val="single" w:color="000000" w:sz="4"/>
+              <w:right w:val="single" w:color="000000" w:sz="4"/>
+            </w:tcBorders>
+            <w:tcMar>
+              <w:top w:type="dxa" w:w="35"/>
+              <w:left w:type="dxa" w:w="60"/>
+              <w:bottom w:type="dxa" w:w="35"/>
+              <w:right w:type="dxa" w:w="60"/>
+            </w:tcMar>
+            <w:vAlign w:val="center"/>
+          </w:tcPr>
+          <w:p>
+            <w:pPr>
+              <w:spacing w:after="20" w:before="20" w:line="215"/>
+              <w:jc w:val="center"/>
+            </w:pPr>
+            <w:r>
+              <w:rPr>
+                <w:rFonts w:ascii="MS Mincho" w:cs="MS Mincho" w:eastAsia="MS Mincho" w:hAnsi="MS Mincho"/>
+                <w:b w:val="false"/>
+                <w:bCs w:val="false"/>
+                <w:sz w:val="16"/>
+                <w:szCs w:val="16"/>
+              </w:rPr>
+              <w:t xml:space="preserve">1種類につき</w:t>
+            </w:r>
+          </w:p>
+        </w:tc>
+        <w:tc>
+          <w:tcPr>
+            <w:tcW w:type="dxa" w:w="2639"/>
+            <w:tcBorders>
+              <w:top w:val="single" w:color="000000" w:sz="4"/>
+              <w:left w:val="single" w:color="000000" w:sz="4"/>
+              <w:bottom w:val="single" w:color="000000" w:sz="4"/>
+              <w:right w:val="single" w:color="000000" w:sz="4"/>
+            </w:tcBorders>
+            <w:tcMar>
+              <w:top w:type="dxa" w:w="35"/>
+              <w:left w:type="dxa" w:w="60"/>
+              <w:bottom w:type="dxa" w:w="35"/>
+              <w:right w:type="dxa" w:w="60"/>
+            </w:tcMar>
+            <w:vAlign w:val="center"/>
+          </w:tcPr>
+          <w:p>
+            <w:pPr>
+              <w:spacing w:after="20" w:before="20" w:line="215"/>
+              <w:jc w:val="right"/>
+            </w:pPr>
+            <w:r>
+              <w:rPr>
+                <w:rFonts w:ascii="MS Mincho" w:cs="MS Mincho" w:eastAsia="MS Mincho" w:hAnsi="MS Mincho"/>
+                <w:b w:val="false"/>
+                <w:bCs w:val="false"/>
+                <w:sz w:val="17"/>
+                <w:szCs w:val="17"/>
+              </w:rPr>
+              <w:t xml:space="preserve">￥10,000</w:t>
+            </w:r>
+          </w:p>
+        </w:tc>
+      </w:tr>
+      <w:tr>
+        <w:tc>
+          <w:tcPr>
+            <w:tcW w:type="dxa" w:w="4600"/>
+            <w:tcBorders>
+              <w:top w:val="single" w:color="000000" w:sz="4"/>
+              <w:left w:val="single" w:color="000000" w:sz="4"/>
+              <w:bottom w:val="single" w:color="000000" w:sz="4"/>
+              <w:right w:val="single" w:color="000000" w:sz="4"/>
+            </w:tcBorders>
+            <w:tcMar>
+              <w:top w:type="dxa" w:w="35"/>
+              <w:left w:type="dxa" w:w="60"/>
+              <w:bottom w:type="dxa" w:w="35"/>
+              <w:right w:type="dxa" w:w="60"/>
+            </w:tcMar>
+            <w:vAlign w:val="center"/>
+          </w:tcPr>
+          <w:p>
+            <w:pPr>
+              <w:spacing w:after="20" w:before="20" w:line="215"/>
+              <w:jc w:val="left"/>
+            </w:pPr>
+            <w:r>
+              <w:rPr>
+                <w:rFonts w:ascii="MS Mincho" w:cs="MS Mincho" w:eastAsia="MS Mincho" w:hAnsi="MS Mincho"/>
+                <w:b w:val="false"/>
+                <w:bCs w:val="false"/>
+                <w:sz w:val="17"/>
+                <w:szCs w:val="17"/>
+              </w:rPr>
+              <w:t xml:space="preserve">〈所得税〉土地・建物の譲渡所得の申告</w:t>
+            </w:r>
+          </w:p>
+        </w:tc>
+        <w:tc>
+          <w:tcPr>
+            <w:tcW w:type="dxa" w:w="2400"/>
+            <w:tcBorders>
+              <w:top w:val="single" w:color="000000" w:sz="4"/>
+              <w:left w:val="single" w:color="000000" w:sz="4"/>
+              <w:bottom w:val="single" w:color="000000" w:sz="4"/>
+              <w:right w:val="single" w:color="000000" w:sz="4"/>
+            </w:tcBorders>
+            <w:tcMar>
+              <w:top w:type="dxa" w:w="35"/>
+              <w:left w:type="dxa" w:w="60"/>
+              <w:bottom w:type="dxa" w:w="35"/>
+              <w:right w:type="dxa" w:w="60"/>
+            </w:tcMar>
+            <w:vAlign w:val="center"/>
+          </w:tcPr>
+          <w:p>
+            <w:pPr>
+              <w:spacing w:after="20" w:before="20" w:line="215"/>
+              <w:jc w:val="center"/>
+            </w:pPr>
+            <w:r>
+              <w:rPr>
+                <w:rFonts w:ascii="MS Mincho" w:cs="MS Mincho" w:eastAsia="MS Mincho" w:hAnsi="MS Mincho"/>
+                <w:b w:val="false"/>
+                <w:bCs w:val="false"/>
+                <w:sz w:val="16"/>
+                <w:szCs w:val="16"/>
+              </w:rPr>
+              <w:t xml:space="preserve">1事業年度あたり</w:t>
+            </w:r>
+          </w:p>
+        </w:tc>
+        <w:tc>
+          <w:tcPr>
+            <w:tcW w:type="dxa" w:w="2639"/>
+            <w:tcBorders>
+              <w:top w:val="single" w:color="000000" w:sz="4"/>
+              <w:left w:val="single" w:color="000000" w:sz="4"/>
+              <w:bottom w:val="single" w:color="000000" w:sz="4"/>
+              <w:right w:val="single" w:color="000000" w:sz="4"/>
+            </w:tcBorders>
+            <w:tcMar>
+              <w:top w:type="dxa" w:w="35"/>
+              <w:left w:type="dxa" w:w="60"/>
+              <w:bottom w:type="dxa" w:w="35"/>
+              <w:right w:type="dxa" w:w="60"/>
+            </w:tcMar>
+            <w:vAlign w:val="center"/>
+          </w:tcPr>
+          <w:p>
+            <w:pPr>
+              <w:spacing w:after="20" w:before="20" w:line="215"/>
+              <w:jc w:val="right"/>
+            </w:pPr>
+            <w:r>
+              <w:rPr>
+                <w:rFonts w:ascii="MS Mincho" w:cs="MS Mincho" w:eastAsia="MS Mincho" w:hAnsi="MS Mincho"/>
+                <w:b w:val="false"/>
+                <w:bCs w:val="false"/>
+                <w:sz w:val="17"/>
+                <w:szCs w:val="17"/>
+              </w:rPr>
+              <w:t xml:space="preserve">￥100,000</w:t>
+            </w:r>
+          </w:p>
+        </w:tc>
+      </w:tr>
+      <w:tr>
+        <w:tc>
+          <w:tcPr>
+            <w:tcW w:type="dxa" w:w="4600"/>
+            <w:tcBorders>
+              <w:top w:val="single" w:color="000000" w:sz="4"/>
+              <w:left w:val="single" w:color="000000" w:sz="4"/>
+              <w:bottom w:val="single" w:color="000000" w:sz="4"/>
+              <w:right w:val="single" w:color="000000" w:sz="4"/>
+            </w:tcBorders>
+            <w:tcMar>
+              <w:top w:type="dxa" w:w="35"/>
+              <w:left w:type="dxa" w:w="60"/>
+              <w:bottom w:type="dxa" w:w="35"/>
+              <w:right w:type="dxa" w:w="60"/>
+            </w:tcMar>
+            <w:vAlign w:val="center"/>
+          </w:tcPr>
+          <w:p>
+            <w:pPr>
+              <w:spacing w:after="20" w:before="20" w:line="215"/>
+              <w:jc w:val="left"/>
+            </w:pPr>
+            <w:r>
+              <w:rPr>
+                <w:rFonts w:ascii="MS Mincho" w:cs="MS Mincho" w:eastAsia="MS Mincho" w:hAnsi="MS Mincho"/>
+                <w:b w:val="false"/>
+                <w:bCs w:val="false"/>
+                <w:sz w:val="17"/>
+                <w:szCs w:val="17"/>
+              </w:rPr>
+              <w:t xml:space="preserve">〈所得税〉給与所得以外の所得の収入金額が300万円以下の場合</w:t>
+            </w:r>
+          </w:p>
+        </w:tc>
+        <w:tc>
+          <w:tcPr>
+            <w:tcW w:type="dxa" w:w="2400"/>
+            <w:tcBorders>
+              <w:top w:val="single" w:color="000000" w:sz="4"/>
+              <w:left w:val="single" w:color="000000" w:sz="4"/>
+              <w:bottom w:val="single" w:color="000000" w:sz="4"/>
+              <w:right w:val="single" w:color="000000" w:sz="4"/>
+            </w:tcBorders>
+            <w:tcMar>
+              <w:top w:type="dxa" w:w="35"/>
+              <w:left w:type="dxa" w:w="60"/>
+              <w:bottom w:type="dxa" w:w="35"/>
+              <w:right w:type="dxa" w:w="60"/>
+            </w:tcMar>
+            <w:vAlign w:val="center"/>
+          </w:tcPr>
+          <w:p>
+            <w:pPr>
+              <w:spacing w:after="20" w:before="20" w:line="215"/>
+              <w:jc w:val="center"/>
+            </w:pPr>
+            <w:r>
+              <w:rPr>
+                <w:rFonts w:ascii="MS Mincho" w:cs="MS Mincho" w:eastAsia="MS Mincho" w:hAnsi="MS Mincho"/>
+                <w:b w:val="false"/>
+                <w:bCs w:val="false"/>
+                <w:sz w:val="16"/>
+                <w:szCs w:val="16"/>
+              </w:rPr>
+              <w:t xml:space="preserve">1件</w:t>
+            </w:r>
+          </w:p>
+        </w:tc>
+        <w:tc>
+          <w:tcPr>
+            <w:tcW w:type="dxa" w:w="2639"/>
+            <w:tcBorders>
+              <w:top w:val="single" w:color="000000" w:sz="4"/>
+              <w:left w:val="single" w:color="000000" w:sz="4"/>
+              <w:bottom w:val="single" w:color="000000" w:sz="4"/>
+              <w:right w:val="single" w:color="000000" w:sz="4"/>
+            </w:tcBorders>
+            <w:tcMar>
+              <w:top w:type="dxa" w:w="35"/>
+              <w:left w:type="dxa" w:w="60"/>
+              <w:bottom w:type="dxa" w:w="35"/>
+              <w:right w:type="dxa" w:w="60"/>
+            </w:tcMar>
+            <w:vAlign w:val="center"/>
+          </w:tcPr>
+          <w:p>
+            <w:pPr>
+              <w:spacing w:after="20" w:before="20" w:line="215"/>
+              <w:jc w:val="right"/>
+            </w:pPr>
+            <w:r>
+              <w:rPr>
+                <w:rFonts w:ascii="MS Mincho" w:cs="MS Mincho" w:eastAsia="MS Mincho" w:hAnsi="MS Mincho"/>
+                <w:b w:val="false"/>
+                <w:bCs w:val="false"/>
+                <w:sz w:val="17"/>
+                <w:szCs w:val="17"/>
+              </w:rPr>
+              <w:t xml:space="preserve">△￥10,000</w:t>
+            </w:r>
+          </w:p>
+        </w:tc>
+      </w:tr>
+      <w:tr>
+        <w:tc>
+          <w:tcPr>
+            <w:tcW w:type="dxa" w:w="4600"/>
+            <w:tcBorders>
+              <w:top w:val="single" w:color="000000" w:sz="4"/>
+              <w:left w:val="single" w:color="000000" w:sz="4"/>
+              <w:bottom w:val="single" w:color="000000" w:sz="4"/>
+              <w:right w:val="single" w:color="000000" w:sz="4"/>
+            </w:tcBorders>
+            <w:tcMar>
+              <w:top w:type="dxa" w:w="35"/>
+              <w:left w:type="dxa" w:w="60"/>
+              <w:bottom w:type="dxa" w:w="35"/>
+              <w:right w:type="dxa" w:w="60"/>
+            </w:tcMar>
+            <w:vAlign w:val="center"/>
+          </w:tcPr>
+          <w:p>
+            <w:pPr>
+              <w:spacing w:after="20" w:before="20" w:line="215"/>
+              <w:jc w:val="left"/>
+            </w:pPr>
+            <w:r>
+              <w:rPr>
+                <w:rFonts w:ascii="MS Mincho" w:cs="MS Mincho" w:eastAsia="MS Mincho" w:hAnsi="MS Mincho"/>
+                <w:b w:val="false"/>
+                <w:bCs w:val="false"/>
+                <w:sz w:val="17"/>
+                <w:szCs w:val="17"/>
+              </w:rPr>
+              <w:t xml:space="preserve">〈贈与税〉贈与税申告書の作成・贈与契約書の作成</w:t>
+            </w:r>
+          </w:p>
+        </w:tc>
+        <w:tc>
+          <w:tcPr>
+            <w:tcW w:type="dxa" w:w="2400"/>
+            <w:tcBorders>
+              <w:top w:val="single" w:color="000000" w:sz="4"/>
+              <w:left w:val="single" w:color="000000" w:sz="4"/>
+              <w:bottom w:val="single" w:color="000000" w:sz="4"/>
+              <w:right w:val="single" w:color="000000" w:sz="4"/>
+            </w:tcBorders>
+            <w:tcMar>
+              <w:top w:type="dxa" w:w="35"/>
+              <w:left w:type="dxa" w:w="60"/>
+              <w:bottom w:type="dxa" w:w="35"/>
+              <w:right w:type="dxa" w:w="60"/>
+            </w:tcMar>
+            <w:vAlign w:val="center"/>
+          </w:tcPr>
+          <w:p>
+            <w:pPr>
+              <w:spacing w:after="20" w:before="20" w:line="215"/>
+              <w:jc w:val="center"/>
+            </w:pPr>
+            <w:r>
+              <w:rPr>
+                <w:rFonts w:ascii="MS Mincho" w:cs="MS Mincho" w:eastAsia="MS Mincho" w:hAnsi="MS Mincho"/>
+                <w:b w:val="false"/>
+                <w:bCs w:val="false"/>
+                <w:sz w:val="16"/>
+                <w:szCs w:val="16"/>
+              </w:rPr>
+              <w:t xml:space="preserve">贈与者・受贈者1組につき</w:t>
+            </w:r>
+          </w:p>
+        </w:tc>
+        <w:tc>
+          <w:tcPr>
+            <w:tcW w:type="dxa" w:w="2639"/>
+            <w:tcBorders>
+              <w:top w:val="single" w:color="000000" w:sz="4"/>
+              <w:left w:val="single" w:color="000000" w:sz="4"/>
+              <w:bottom w:val="single" w:color="000000" w:sz="4"/>
+              <w:right w:val="single" w:color="000000" w:sz="4"/>
+            </w:tcBorders>
+            <w:tcMar>
+              <w:top w:type="dxa" w:w="35"/>
+              <w:left w:type="dxa" w:w="60"/>
+              <w:bottom w:type="dxa" w:w="35"/>
+              <w:right w:type="dxa" w:w="60"/>
+            </w:tcMar>
+            <w:vAlign w:val="center"/>
+          </w:tcPr>
+          <w:p>
+            <w:pPr>
+              <w:spacing w:after="20" w:before="20" w:line="215"/>
+              <w:jc w:val="right"/>
+            </w:pPr>
+            <w:r>
+              <w:rPr>
+                <w:rFonts w:ascii="MS Mincho" w:cs="MS Mincho" w:eastAsia="MS Mincho" w:hAnsi="MS Mincho"/>
+                <w:b w:val="false"/>
+                <w:bCs w:val="false"/>
+                <w:sz w:val="17"/>
+                <w:szCs w:val="17"/>
+              </w:rPr>
+              <w:t xml:space="preserve">￥10,000</w:t>
+            </w:r>
+          </w:p>
+        </w:tc>
+      </w:tr>
+      <w:tr>
+        <w:tc>
+          <w:tcPr>
+            <w:tcW w:type="dxa" w:w="9639"/>
+            <w:gridSpan w:val="3"/>
+            <w:tcBorders>
+              <w:top w:val="single" w:color="000000" w:sz="4"/>
+              <w:left w:val="single" w:color="000000" w:sz="4"/>
+              <w:bottom w:val="single" w:color="000000" w:sz="4"/>
+              <w:right w:val="single" w:color="000000" w:sz="4"/>
+            </w:tcBorders>
+            <w:shd w:fill="F2F2F2" w:color="auto" w:val="clear"/>
+            <w:tcMar>
+              <w:top w:type="dxa" w:w="35"/>
+              <w:left w:type="dxa" w:w="60"/>
+              <w:bottom w:type="dxa" w:w="35"/>
+              <w:right w:type="dxa" w:w="60"/>
+            </w:tcMar>
+            <w:vAlign w:val="center"/>
+          </w:tcPr>
+          <w:p>
+            <w:pPr>
+              <w:spacing w:after="20" w:before="20" w:line="215"/>
+              <w:jc w:val="left"/>
+            </w:pPr>
+            <w:r>
+              <w:rPr>
+                <w:rFonts w:ascii="MS Mincho" w:cs="MS Mincho" w:eastAsia="MS Mincho" w:hAnsi="MS Mincho"/>
+                <w:b/>
+                <w:bCs/>
+                <w:sz w:val="17"/>
+                <w:szCs w:val="17"/>
+              </w:rPr>
+              <w:t xml:space="preserve">７　税額控除に係る報酬</w:t>
+            </w:r>
+          </w:p>
+        </w:tc>
+      </w:tr>
+      <w:tr>
+        <w:tc>
+          <w:tcPr>
+            <w:tcW w:type="dxa" w:w="4600"/>
+            <w:tcBorders>
+              <w:top w:val="single" w:color="000000" w:sz="4"/>
+              <w:left w:val="single" w:color="000000" w:sz="4"/>
+              <w:bottom w:val="single" w:color="000000" w:sz="4"/>
+              <w:right w:val="single" w:color="000000" w:sz="4"/>
+            </w:tcBorders>
+            <w:tcMar>
+              <w:top w:type="dxa" w:w="35"/>
+              <w:left w:type="dxa" w:w="60"/>
+              <w:bottom w:type="dxa" w:w="35"/>
+              <w:right w:type="dxa" w:w="60"/>
+            </w:tcMar>
+            <w:vAlign w:val="center"/>
+          </w:tcPr>
+          <w:p>
+            <w:pPr>
+              <w:spacing w:after="20" w:before="20" w:line="215"/>
+              <w:jc w:val="left"/>
+            </w:pPr>
+            <w:r>
+              <w:rPr>
+                <w:rFonts w:ascii="MS Mincho" w:cs="MS Mincho" w:eastAsia="MS Mincho" w:hAnsi="MS Mincho"/>
+                <w:b w:val="false"/>
+                <w:bCs w:val="false"/>
+                <w:sz w:val="17"/>
+                <w:szCs w:val="17"/>
+              </w:rPr>
+              <w:t xml:space="preserve">法人税額の特別控除額に対する報酬　※5</w:t>
+            </w:r>
+          </w:p>
+        </w:tc>
+        <w:tc>
+          <w:tcPr>
+            <w:tcW w:type="dxa" w:w="2400"/>
+            <w:tcBorders>
+              <w:top w:val="single" w:color="000000" w:sz="4"/>
+              <w:left w:val="single" w:color="000000" w:sz="4"/>
+              <w:bottom w:val="single" w:color="000000" w:sz="4"/>
+              <w:right w:val="single" w:color="000000" w:sz="4"/>
+            </w:tcBorders>
+            <w:tcMar>
+              <w:top w:type="dxa" w:w="35"/>
+              <w:left w:type="dxa" w:w="60"/>
+              <w:bottom w:type="dxa" w:w="35"/>
+              <w:right w:type="dxa" w:w="60"/>
+            </w:tcMar>
+            <w:vAlign w:val="center"/>
+          </w:tcPr>
+          <w:p>
+            <w:pPr>
+              <w:spacing w:after="20" w:before="20" w:line="215"/>
+              <w:jc w:val="center"/>
+            </w:pPr>
+            <w:r>
+              <w:rPr>
+                <w:rFonts w:ascii="MS Mincho" w:cs="MS Mincho" w:eastAsia="MS Mincho" w:hAnsi="MS Mincho"/>
+                <w:b w:val="false"/>
+                <w:bCs w:val="false"/>
+                <w:sz w:val="16"/>
+                <w:szCs w:val="16"/>
+              </w:rPr>
+              <w:t xml:space="preserve">1事業年度</w:t>
+            </w:r>
+          </w:p>
+        </w:tc>
+        <w:tc>
+          <w:tcPr>
+            <w:tcW w:type="dxa" w:w="2639"/>
+            <w:tcBorders>
+              <w:top w:val="single" w:color="000000" w:sz="4"/>
+              <w:left w:val="single" w:color="000000" w:sz="4"/>
+              <w:bottom w:val="single" w:color="000000" w:sz="4"/>
+              <w:right w:val="single" w:color="000000" w:sz="4"/>
+            </w:tcBorders>
+            <w:tcMar>
+              <w:top w:type="dxa" w:w="35"/>
+              <w:left w:type="dxa" w:w="60"/>
+              <w:bottom w:type="dxa" w:w="35"/>
+              <w:right w:type="dxa" w:w="60"/>
+            </w:tcMar>
+            <w:vAlign w:val="center"/>
+          </w:tcPr>
+          <w:p>
+            <w:pPr>
+              <w:spacing w:after="20" w:before="20" w:line="215"/>
+              <w:jc w:val="right"/>
+            </w:pPr>
+            <w:r>
+              <w:rPr>
+                <w:rFonts w:ascii="MS Mincho" w:cs="MS Mincho" w:eastAsia="MS Mincho" w:hAnsi="MS Mincho"/>
+                <w:b w:val="false"/>
+                <w:bCs w:val="false"/>
+                <w:sz w:val="17"/>
+                <w:szCs w:val="17"/>
+              </w:rPr>
+              <w:t xml:space="preserve">特別控除額×5％</w:t>
+            </w:r>
+          </w:p>
+          <w:p>
+            <w:pPr>
+              <w:spacing w:after="20" w:before="20" w:line="215"/>
+              <w:jc w:val="right"/>
+            </w:pPr>
+            <w:r>
+              <w:rPr>
+                <w:rFonts w:ascii="MS Mincho" w:cs="MS Mincho" w:eastAsia="MS Mincho" w:hAnsi="MS Mincho"/>
+                <w:b w:val="false"/>
+                <w:bCs w:val="false"/>
+                <w:sz w:val="15"/>
+                <w:szCs w:val="15"/>
+              </w:rPr>
+              <w:t xml:space="preserve">（上限 ￥500,000／事業年度）</w:t>
+            </w:r>
+          </w:p>
+        </w:tc>
+      </w:tr>
+      <w:tr>
+        <w:tc>
+          <w:tcPr>
+            <w:tcW w:type="dxa" w:w="9639"/>
+            <w:gridSpan w:val="3"/>
+            <w:tcBorders>
+              <w:top w:val="single" w:color="000000" w:sz="4"/>
+              <w:left w:val="single" w:color="000000" w:sz="4"/>
+              <w:bottom w:val="single" w:color="000000" w:sz="4"/>
+              <w:right w:val="single" w:color="000000" w:sz="4"/>
+            </w:tcBorders>
+            <w:shd w:fill="F2F2F2" w:color="auto" w:val="clear"/>
+            <w:tcMar>
+              <w:top w:type="dxa" w:w="35"/>
+              <w:left w:type="dxa" w:w="60"/>
+              <w:bottom w:type="dxa" w:w="35"/>
+              <w:right w:type="dxa" w:w="60"/>
+            </w:tcMar>
+            <w:vAlign w:val="center"/>
+          </w:tcPr>
+          <w:p>
+            <w:pPr>
+              <w:spacing w:after="20" w:before="20" w:line="215"/>
+              <w:jc w:val="left"/>
+            </w:pPr>
+            <w:r>
+              <w:rPr>
+                <w:rFonts w:ascii="MS Mincho" w:cs="MS Mincho" w:eastAsia="MS Mincho" w:hAnsi="MS Mincho"/>
+                <w:b/>
+                <w:bCs/>
+                <w:sz w:val="17"/>
+                <w:szCs w:val="17"/>
+              </w:rPr>
+              <w:t xml:space="preserve">８　試算表の提出頻度又は訪問の追加</w:t>
+            </w:r>
+          </w:p>
+        </w:tc>
+      </w:tr>
+      <w:tr>
+        <w:tc>
+          <w:tcPr>
+            <w:tcW w:type="dxa" w:w="4600"/>
+            <w:tcBorders>
+              <w:top w:val="single" w:color="000000" w:sz="4"/>
+              <w:left w:val="single" w:color="000000" w:sz="4"/>
+              <w:bottom w:val="single" w:color="000000" w:sz="4"/>
+              <w:right w:val="single" w:color="000000" w:sz="4"/>
+            </w:tcBorders>
+            <w:tcMar>
+              <w:top w:type="dxa" w:w="35"/>
+              <w:left w:type="dxa" w:w="60"/>
+              <w:bottom w:type="dxa" w:w="35"/>
+              <w:right w:type="dxa" w:w="60"/>
+            </w:tcMar>
+            <w:vAlign w:val="center"/>
+          </w:tcPr>
+          <w:p>
+            <w:pPr>
+              <w:spacing w:after="20" w:before="20" w:line="215"/>
+              <w:jc w:val="left"/>
+            </w:pPr>
+            <w:r>
+              <w:rPr>
+                <w:rFonts w:ascii="MS Mincho" w:cs="MS Mincho" w:eastAsia="MS Mincho" w:hAnsi="MS Mincho"/>
+                <w:b w:val="false"/>
+                <w:bCs w:val="false"/>
+                <w:sz w:val="17"/>
+                <w:szCs w:val="17"/>
+              </w:rPr>
+              <w:t xml:space="preserve">別紙1の項目3及び項目4で合意した頻度・方法を超える場合　※6</w:t>
+            </w:r>
+          </w:p>
+        </w:tc>
+        <w:tc>
+          <w:tcPr>
+            <w:tcW w:type="dxa" w:w="2400"/>
+            <w:tcBorders>
+              <w:top w:val="single" w:color="000000" w:sz="4"/>
+              <w:left w:val="single" w:color="000000" w:sz="4"/>
+              <w:bottom w:val="single" w:color="000000" w:sz="4"/>
+              <w:right w:val="single" w:color="000000" w:sz="4"/>
+            </w:tcBorders>
+            <w:tcMar>
+              <w:top w:type="dxa" w:w="35"/>
+              <w:left w:type="dxa" w:w="60"/>
+              <w:bottom w:type="dxa" w:w="35"/>
+              <w:right w:type="dxa" w:w="60"/>
+            </w:tcMar>
+            <w:vAlign w:val="center"/>
+          </w:tcPr>
+          <w:p>
+            <w:pPr>
+              <w:spacing w:after="20" w:before="20" w:line="215"/>
+              <w:jc w:val="center"/>
+            </w:pPr>
+            <w:r>
+              <w:rPr>
+                <w:rFonts w:ascii="MS Mincho" w:cs="MS Mincho" w:eastAsia="MS Mincho" w:hAnsi="MS Mincho"/>
+                <w:b w:val="false"/>
+                <w:bCs w:val="false"/>
+                <w:sz w:val="16"/>
+                <w:szCs w:val="16"/>
+              </w:rPr>
+              <w:t xml:space="preserve">都度</w:t>
+            </w:r>
+          </w:p>
+        </w:tc>
+        <w:tc>
+          <w:tcPr>
+            <w:tcW w:type="dxa" w:w="2639"/>
+            <w:tcBorders>
+              <w:top w:val="single" w:color="000000" w:sz="4"/>
+              <w:left w:val="single" w:color="000000" w:sz="4"/>
+              <w:bottom w:val="single" w:color="000000" w:sz="4"/>
+              <w:right w:val="single" w:color="000000" w:sz="4"/>
+            </w:tcBorders>
+            <w:tcMar>
+              <w:top w:type="dxa" w:w="35"/>
+              <w:left w:type="dxa" w:w="60"/>
+              <w:bottom w:type="dxa" w:w="35"/>
+              <w:right w:type="dxa" w:w="60"/>
+            </w:tcMar>
+            <w:vAlign w:val="center"/>
+          </w:tcPr>
+          <w:p>
+            <w:pPr>
+              <w:spacing w:after="20" w:before="20" w:line="215"/>
+              <w:jc w:val="right"/>
+            </w:pPr>
+            <w:r>
+              <w:rPr>
+                <w:rFonts w:ascii="MS Mincho" w:cs="MS Mincho" w:eastAsia="MS Mincho" w:hAnsi="MS Mincho"/>
+                <w:b w:val="false"/>
+                <w:bCs w:val="false"/>
+                <w:sz w:val="17"/>
+                <w:szCs w:val="17"/>
+              </w:rPr>
+              <w:t xml:space="preserve">別紙1の当該項目の単価による</w:t>
             </w:r>
           </w:p>
         </w:tc>
@@ -9265,7 +10555,7 @@
           <w:sz w:val="16"/>
           <w:szCs w:val="16"/>
         </w:rPr>
-        <w:t xml:space="preserve">※4　本別紙に掲げのない業務を甲が委任する場合は、その都度、事前に甲乙が業務内容及び報酬額を合意のうえ実施する。</w:t>
+        <w:t xml:space="preserve">※4　青色申告決算書について貸借対照表の作成が必要な場合は、顧問契約報酬の範囲内で対応する。</w:t>
       </w:r>
     </w:p>
     <w:p>
@@ -9281,7 +10571,7 @@
           <w:sz w:val="16"/>
           <w:szCs w:val="16"/>
         </w:rPr>
-        <w:t xml:space="preserve">※5　本別紙は本契約の一部を構成する。本別紙の変更は、甲乙双方の書面又は電磁的方法による合意によらなければ、その効力を生じない。</w:t>
+        <w:t xml:space="preserve">※5　税額控除に係る報酬は、法人税申告書別表一「法人税額の特別控除額の合計を記載する欄」の金額に5％を乗じた額とし、1事業年度あたり￥500,000（税抜）を上限とする。</w:t>
       </w:r>
     </w:p>
     <w:p>
@@ -9297,7 +10587,55 @@
           <w:sz w:val="16"/>
           <w:szCs w:val="16"/>
         </w:rPr>
-        <w:t xml:space="preserve">※6　契約期間の中途において消費税率が改正された場合、消費税額は改正後の税率による。</w:t>
+        <w:t xml:space="preserve">※6　試算表の提出頻度及び資料の預り・打合せの方法について、別紙1の項目3及び項目4で合意した頻度・方法を超えて実施する場合は、別紙1の当該項目の単価により算定し、その都度、事前に甲乙が合意する。</w:t>
+      </w:r>
+    </w:p>
+    <w:p>
+      <w:pPr>
+        <w:spacing w:after="20" w:before="20" w:line="215"/>
+        <w:jc w:val="left"/>
+      </w:pPr>
+      <w:r>
+        <w:rPr>
+          <w:rFonts w:ascii="MS Mincho" w:cs="MS Mincho" w:eastAsia="MS Mincho" w:hAnsi="MS Mincho"/>
+          <w:b w:val="false"/>
+          <w:bCs w:val="false"/>
+          <w:sz w:val="16"/>
+          <w:szCs w:val="16"/>
+        </w:rPr>
+        <w:t xml:space="preserve">※7　本別紙に掲げのない業務を甲が委任する場合は、その都度、事前に甲乙が業務内容及び報酬額を合意のうえ実施する。</w:t>
+      </w:r>
+    </w:p>
+    <w:p>
+      <w:pPr>
+        <w:spacing w:after="20" w:before="20" w:line="215"/>
+        <w:jc w:val="left"/>
+      </w:pPr>
+      <w:r>
+        <w:rPr>
+          <w:rFonts w:ascii="MS Mincho" w:cs="MS Mincho" w:eastAsia="MS Mincho" w:hAnsi="MS Mincho"/>
+          <w:b w:val="false"/>
+          <w:bCs w:val="false"/>
+          <w:sz w:val="16"/>
+          <w:szCs w:val="16"/>
+        </w:rPr>
+        <w:t xml:space="preserve">※8　本別紙は本契約の一部を構成する。本別紙の変更は、甲乙双方の書面又は電磁的方法による合意によらなければ、その効力を生じない。</w:t>
+      </w:r>
+    </w:p>
+    <w:p>
+      <w:pPr>
+        <w:spacing w:after="20" w:before="20" w:line="215"/>
+        <w:jc w:val="left"/>
+      </w:pPr>
+      <w:r>
+        <w:rPr>
+          <w:rFonts w:ascii="MS Mincho" w:cs="MS Mincho" w:eastAsia="MS Mincho" w:hAnsi="MS Mincho"/>
+          <w:b w:val="false"/>
+          <w:bCs w:val="false"/>
+          <w:sz w:val="16"/>
+          <w:szCs w:val="16"/>
+        </w:rPr>
+        <w:t xml:space="preserve">※9　契約期間の中途において消費税率が改正された場合、消費税額は改正後の税率による。</w:t>
       </w:r>
     </w:p>
     <w:p>

--- a/fukuda-contract-appendix/別紙_契約業務内容および報酬内訳_共通フォーム_福田会計.docx
+++ b/fukuda-contract-appendix/別紙_契約業務内容および報酬内訳_共通フォーム_福田会計.docx
@@ -31,7 +31,7 @@
           <w:sz w:val="20"/>
           <w:szCs w:val="20"/>
         </w:rPr>
-        <w:t xml:space="preserve">（税務顧問業務・決算申告業務）</w:t>
+        <w:t xml:space="preserve">（税務顧問業務・決算申告代行業務）</w:t>
       </w:r>
     </w:p>
     <w:p>
@@ -464,7 +464,7 @@
                 <w:sz w:val="17"/>
                 <w:szCs w:val="17"/>
               </w:rPr>
-              <w:t xml:space="preserve">税務監査、税務相談業務</w:t>
+              <w:t xml:space="preserve">税務監査、税務相談業務：</w:t>
             </w:r>
           </w:p>
           <w:p>
@@ -1316,7 +1316,7 @@
                 <w:sz w:val="16"/>
                 <w:szCs w:val="16"/>
               </w:rPr>
-              <w:t xml:space="preserve">　　　ヶ月</w:t>
+              <w:t xml:space="preserve">12　ケ月</w:t>
             </w:r>
           </w:p>
         </w:tc>
@@ -1572,7 +1572,7 @@
                 <w:sz w:val="16"/>
                 <w:szCs w:val="16"/>
               </w:rPr>
-              <w:t xml:space="preserve">　　　ケ月</w:t>
+              <w:t xml:space="preserve">12　ケ月</w:t>
             </w:r>
           </w:p>
         </w:tc>
@@ -2084,7 +2084,7 @@
                 <w:sz w:val="16"/>
                 <w:szCs w:val="16"/>
               </w:rPr>
-              <w:t xml:space="preserve">　　　ヶ月</w:t>
+              <w:t xml:space="preserve">12　ケ月</w:t>
             </w:r>
           </w:p>
         </w:tc>
@@ -2186,7 +2186,7 @@
                 <w:sz w:val="16"/>
                 <w:szCs w:val="16"/>
               </w:rPr>
-              <w:t xml:space="preserve">振替口座</w:t>
+              <w:t xml:space="preserve">利用銀行</w:t>
             </w:r>
           </w:p>
         </w:tc>
@@ -4425,7 +4425,7 @@
                 <w:sz w:val="17"/>
                 <w:szCs w:val="17"/>
               </w:rPr>
-              <w:t xml:space="preserve">決算・申告業務　小計</w:t>
+              <w:t xml:space="preserve">決算・申告代行業務　小計</w:t>
             </w:r>
           </w:p>
         </w:tc>
@@ -4747,6 +4747,114 @@
                 <w:szCs w:val="17"/>
               </w:rPr>
               <w:t xml:space="preserve">消費税（10％）　　</w:t>
+            </w:r>
+          </w:p>
+        </w:tc>
+        <w:tc>
+          <w:tcPr>
+            <w:tcW w:type="dxa" w:w="1300"/>
+            <w:tcBorders>
+              <w:top w:val="single" w:color="000000" w:sz="4"/>
+              <w:left w:val="single" w:color="000000" w:sz="4"/>
+              <w:bottom w:val="single" w:color="000000" w:sz="4"/>
+              <w:right w:val="single" w:color="000000" w:sz="4"/>
+            </w:tcBorders>
+            <w:shd w:fill="F2F2F2" w:color="auto" w:val="clear"/>
+            <w:tcMar>
+              <w:top w:type="dxa" w:w="35"/>
+              <w:left w:type="dxa" w:w="60"/>
+              <w:bottom w:type="dxa" w:w="35"/>
+              <w:right w:type="dxa" w:w="60"/>
+            </w:tcMar>
+            <w:vAlign w:val="center"/>
+          </w:tcPr>
+          <w:p>
+            <w:pPr>
+              <w:spacing w:after="20" w:before="20" w:line="215"/>
+              <w:jc w:val="left"/>
+            </w:pPr>
+            <w:r>
+              <w:rPr>
+                <w:rFonts w:ascii="MS Mincho" w:cs="MS Mincho" w:eastAsia="MS Mincho" w:hAnsi="MS Mincho"/>
+                <w:b w:val="false"/>
+                <w:bCs w:val="false"/>
+                <w:sz w:val="17"/>
+                <w:szCs w:val="17"/>
+              </w:rPr>
+              <w:t xml:space="preserve">￥</w:t>
+            </w:r>
+          </w:p>
+        </w:tc>
+        <w:tc>
+          <w:tcPr>
+            <w:tcW w:type="dxa" w:w="1859"/>
+            <w:tcBorders>
+              <w:top w:val="single" w:color="000000" w:sz="4"/>
+              <w:left w:val="single" w:color="000000" w:sz="4"/>
+              <w:bottom w:val="single" w:color="000000" w:sz="4"/>
+              <w:right w:val="single" w:color="000000" w:sz="4"/>
+            </w:tcBorders>
+            <w:shd w:fill="F2F2F2" w:color="auto" w:val="clear"/>
+            <w:tcMar>
+              <w:top w:type="dxa" w:w="35"/>
+              <w:left w:type="dxa" w:w="60"/>
+              <w:bottom w:type="dxa" w:w="35"/>
+              <w:right w:type="dxa" w:w="60"/>
+            </w:tcMar>
+            <w:vAlign w:val="center"/>
+          </w:tcPr>
+          <w:p>
+            <w:pPr>
+              <w:spacing w:after="20" w:before="20" w:line="215"/>
+              <w:jc w:val="left"/>
+            </w:pPr>
+            <w:r>
+              <w:rPr>
+                <w:rFonts w:ascii="MS Mincho" w:cs="MS Mincho" w:eastAsia="MS Mincho" w:hAnsi="MS Mincho"/>
+                <w:b w:val="false"/>
+                <w:bCs w:val="false"/>
+                <w:sz w:val="17"/>
+                <w:szCs w:val="17"/>
+              </w:rPr>
+              <w:t xml:space="preserve"/>
+            </w:r>
+          </w:p>
+        </w:tc>
+      </w:tr>
+      <w:tr>
+        <w:tc>
+          <w:tcPr>
+            <w:tcW w:type="dxa" w:w="6480"/>
+            <w:gridSpan w:val="5"/>
+            <w:tcBorders>
+              <w:top w:val="single" w:color="000000" w:sz="4"/>
+              <w:left w:val="single" w:color="000000" w:sz="4"/>
+              <w:bottom w:val="single" w:color="000000" w:sz="4"/>
+              <w:right w:val="single" w:color="000000" w:sz="4"/>
+            </w:tcBorders>
+            <w:shd w:fill="F2F2F2" w:color="auto" w:val="clear"/>
+            <w:tcMar>
+              <w:top w:type="dxa" w:w="35"/>
+              <w:left w:type="dxa" w:w="60"/>
+              <w:bottom w:type="dxa" w:w="35"/>
+              <w:right w:type="dxa" w:w="60"/>
+            </w:tcMar>
+            <w:vAlign w:val="center"/>
+          </w:tcPr>
+          <w:p>
+            <w:pPr>
+              <w:spacing w:after="20" w:before="20" w:line="215"/>
+              <w:jc w:val="right"/>
+            </w:pPr>
+            <w:r>
+              <w:rPr>
+                <w:rFonts w:ascii="MS Mincho" w:cs="MS Mincho" w:eastAsia="MS Mincho" w:hAnsi="MS Mincho"/>
+                <w:b w:val="false"/>
+                <w:bCs w:val="false"/>
+                <w:sz w:val="17"/>
+                <w:szCs w:val="17"/>
+              </w:rPr>
+              <w:t xml:space="preserve">お値引き（税込）　　</w:t>
             </w:r>
           </w:p>
         </w:tc>
@@ -4974,7 +5082,7 @@
           <w:sz w:val="16"/>
           <w:szCs w:val="16"/>
         </w:rPr>
-        <w:t xml:space="preserve">※2　上表に掲げのない業務のうち、年末調整代行、支払調書の作成代行、償却資産税申告書の作成代行その他の業務の報酬は、別紙3のとおりとする。</w:t>
+        <w:t xml:space="preserve">※2　上表に掲げのない業務のうち、年末調整代行、支払調書の作成代行、償却資産税申告書の作成代行その他の業務の報酬は、別紙2のとおりとする。</w:t>
       </w:r>
     </w:p>
     <w:p>
@@ -5058,7 +5166,2824 @@
           <w:sz w:val="26"/>
           <w:szCs w:val="26"/>
         </w:rPr>
-        <w:t xml:space="preserve">別　紙　２　　契約業務内容および報酬内訳</w:t>
+        <w:t xml:space="preserve">別　紙　２　　その他業務の報酬</w:t>
+      </w:r>
+    </w:p>
+    <w:p>
+      <w:pPr>
+        <w:spacing w:after="140"/>
+        <w:jc w:val="center"/>
+      </w:pPr>
+      <w:r>
+        <w:rPr>
+          <w:rFonts w:ascii="MS Mincho" w:cs="MS Mincho" w:eastAsia="MS Mincho" w:hAnsi="MS Mincho"/>
+          <w:b/>
+          <w:bCs/>
+          <w:sz w:val="20"/>
+          <w:szCs w:val="20"/>
+        </w:rPr>
+        <w:t xml:space="preserve">（年末調整代行業務・償却資産申告業務ほか料金表）</w:t>
+      </w:r>
+    </w:p>
+    <w:p>
+      <w:pPr>
+        <w:spacing w:after="20" w:before="20" w:line="215"/>
+        <w:jc w:val="left"/>
+      </w:pPr>
+      <w:r>
+        <w:rPr>
+          <w:rFonts w:ascii="MS Mincho" w:cs="MS Mincho" w:eastAsia="MS Mincho" w:hAnsi="MS Mincho"/>
+          <w:b w:val="false"/>
+          <w:bCs w:val="false"/>
+          <w:sz w:val="18"/>
+          <w:szCs w:val="18"/>
+        </w:rPr>
+        <w:t xml:space="preserve">委任者（甲）　　　　　　　　　　　　　　　　　　　　　　　　様</w:t>
+      </w:r>
+    </w:p>
+    <w:p>
+      <w:pPr>
+        <w:spacing w:after="20" w:before="20" w:line="215"/>
+        <w:jc w:val="left"/>
+      </w:pPr>
+      <w:r>
+        <w:rPr>
+          <w:rFonts w:ascii="MS Mincho" w:cs="MS Mincho" w:eastAsia="MS Mincho" w:hAnsi="MS Mincho"/>
+          <w:b w:val="false"/>
+          <w:bCs w:val="false"/>
+          <w:sz w:val="18"/>
+          <w:szCs w:val="18"/>
+        </w:rPr>
+        <w:t xml:space="preserve">受任者（乙）　税理士法人　福田会計</w:t>
+      </w:r>
+    </w:p>
+    <w:p>
+      <w:pPr>
+        <w:spacing w:after="20" w:before="20" w:line="215"/>
+        <w:jc w:val="left"/>
+      </w:pPr>
+      <w:r>
+        <w:rPr>
+          <w:rFonts w:ascii="MS Mincho" w:cs="MS Mincho" w:eastAsia="MS Mincho" w:hAnsi="MS Mincho"/>
+          <w:b w:val="false"/>
+          <w:bCs w:val="false"/>
+          <w:sz w:val="18"/>
+          <w:szCs w:val="18"/>
+        </w:rPr>
+        <w:t xml:space="preserve">原契約　　　　　　　年　　　月　　　日付　顧問契約書</w:t>
+      </w:r>
+    </w:p>
+    <w:p>
+      <w:pPr>
+        <w:spacing w:after="60" w:before="0"/>
+      </w:pPr>
+      <w:r>
+        <w:rPr>
+          <w:rFonts w:ascii="MS Mincho" w:cs="MS Mincho" w:eastAsia="MS Mincho" w:hAnsi="MS Mincho"/>
+          <w:b w:val="false"/>
+          <w:bCs w:val="false"/>
+          <w:sz w:val="17"/>
+          <w:szCs w:val="17"/>
+        </w:rPr>
+        <w:t xml:space="preserve"/>
+      </w:r>
+    </w:p>
+    <w:p>
+      <w:pPr>
+        <w:spacing w:after="20" w:before="20" w:line="215"/>
+        <w:jc w:val="left"/>
+      </w:pPr>
+      <w:r>
+        <w:rPr>
+          <w:rFonts w:ascii="MS Mincho" w:cs="MS Mincho" w:eastAsia="MS Mincho" w:hAnsi="MS Mincho"/>
+          <w:b w:val="false"/>
+          <w:bCs w:val="false"/>
+          <w:sz w:val="17"/>
+          <w:szCs w:val="17"/>
+        </w:rPr>
+        <w:t xml:space="preserve">本別紙は、甲乙間の顧問契約書（以下「本契約」という。）の一部を構成する。下表の業務は別紙1及び別紙3の月額報酬に含まれない。甲が委任を希望する場合は、その都度、事前に甲乙が業務内容を合意のうえ実施し、下表の報酬額により別途請求する。</w:t>
+      </w:r>
+    </w:p>
+    <w:p>
+      <w:pPr>
+        <w:spacing w:after="60" w:before="80"/>
+      </w:pPr>
+      <w:r>
+        <w:rPr>
+          <w:rFonts w:ascii="MS Mincho" w:cs="MS Mincho" w:eastAsia="MS Mincho" w:hAnsi="MS Mincho"/>
+          <w:b w:val="false"/>
+          <w:bCs w:val="false"/>
+          <w:sz w:val="17"/>
+          <w:szCs w:val="17"/>
+        </w:rPr>
+        <w:t xml:space="preserve"/>
+      </w:r>
+    </w:p>
+    <w:tbl>
+      <w:tblPr>
+        <w:tblW w:type="dxa" w:w="9639"/>
+        <w:tblBorders>
+          <w:top w:val="single" w:color="auto" w:sz="4"/>
+          <w:left w:val="single" w:color="auto" w:sz="4"/>
+          <w:bottom w:val="single" w:color="auto" w:sz="4"/>
+          <w:right w:val="single" w:color="auto" w:sz="4"/>
+          <w:insideH w:val="single" w:color="auto" w:sz="4"/>
+          <w:insideV w:val="single" w:color="auto" w:sz="4"/>
+        </w:tblBorders>
+      </w:tblPr>
+      <w:tblGrid>
+        <w:gridCol w:w="4600"/>
+        <w:gridCol w:w="2400"/>
+        <w:gridCol w:w="2639"/>
+      </w:tblGrid>
+      <w:tr>
+        <w:trPr>
+          <w:tblHeader/>
+        </w:trPr>
+        <w:tc>
+          <w:tcPr>
+            <w:tcW w:type="dxa" w:w="4600"/>
+            <w:tcBorders>
+              <w:top w:val="single" w:color="000000" w:sz="4"/>
+              <w:left w:val="single" w:color="000000" w:sz="4"/>
+              <w:bottom w:val="single" w:color="000000" w:sz="4"/>
+              <w:right w:val="single" w:color="000000" w:sz="4"/>
+            </w:tcBorders>
+            <w:shd w:fill="D9D9D9" w:color="auto" w:val="clear"/>
+            <w:tcMar>
+              <w:top w:type="dxa" w:w="35"/>
+              <w:left w:type="dxa" w:w="60"/>
+              <w:bottom w:type="dxa" w:w="35"/>
+              <w:right w:type="dxa" w:w="60"/>
+            </w:tcMar>
+            <w:vAlign w:val="center"/>
+          </w:tcPr>
+          <w:p>
+            <w:pPr>
+              <w:spacing w:after="20" w:before="20" w:line="215"/>
+              <w:jc w:val="center"/>
+            </w:pPr>
+            <w:r>
+              <w:rPr>
+                <w:rFonts w:ascii="MS Mincho" w:cs="MS Mincho" w:eastAsia="MS Mincho" w:hAnsi="MS Mincho"/>
+                <w:b/>
+                <w:bCs/>
+                <w:sz w:val="17"/>
+                <w:szCs w:val="17"/>
+              </w:rPr>
+              <w:t xml:space="preserve">項　目</w:t>
+            </w:r>
+          </w:p>
+        </w:tc>
+        <w:tc>
+          <w:tcPr>
+            <w:tcW w:type="dxa" w:w="2400"/>
+            <w:tcBorders>
+              <w:top w:val="single" w:color="000000" w:sz="4"/>
+              <w:left w:val="single" w:color="000000" w:sz="4"/>
+              <w:bottom w:val="single" w:color="000000" w:sz="4"/>
+              <w:right w:val="single" w:color="000000" w:sz="4"/>
+            </w:tcBorders>
+            <w:shd w:fill="D9D9D9" w:color="auto" w:val="clear"/>
+            <w:tcMar>
+              <w:top w:type="dxa" w:w="35"/>
+              <w:left w:type="dxa" w:w="60"/>
+              <w:bottom w:type="dxa" w:w="35"/>
+              <w:right w:type="dxa" w:w="60"/>
+            </w:tcMar>
+            <w:vAlign w:val="center"/>
+          </w:tcPr>
+          <w:p>
+            <w:pPr>
+              <w:spacing w:after="20" w:before="20" w:line="215"/>
+              <w:jc w:val="center"/>
+            </w:pPr>
+            <w:r>
+              <w:rPr>
+                <w:rFonts w:ascii="MS Mincho" w:cs="MS Mincho" w:eastAsia="MS Mincho" w:hAnsi="MS Mincho"/>
+                <w:b/>
+                <w:bCs/>
+                <w:sz w:val="17"/>
+                <w:szCs w:val="17"/>
+              </w:rPr>
+              <w:t xml:space="preserve">単　位</w:t>
+            </w:r>
+          </w:p>
+        </w:tc>
+        <w:tc>
+          <w:tcPr>
+            <w:tcW w:type="dxa" w:w="2639"/>
+            <w:tcBorders>
+              <w:top w:val="single" w:color="000000" w:sz="4"/>
+              <w:left w:val="single" w:color="000000" w:sz="4"/>
+              <w:bottom w:val="single" w:color="000000" w:sz="4"/>
+              <w:right w:val="single" w:color="000000" w:sz="4"/>
+            </w:tcBorders>
+            <w:shd w:fill="D9D9D9" w:color="auto" w:val="clear"/>
+            <w:tcMar>
+              <w:top w:type="dxa" w:w="35"/>
+              <w:left w:type="dxa" w:w="60"/>
+              <w:bottom w:type="dxa" w:w="35"/>
+              <w:right w:type="dxa" w:w="60"/>
+            </w:tcMar>
+            <w:vAlign w:val="center"/>
+          </w:tcPr>
+          <w:p>
+            <w:pPr>
+              <w:spacing w:after="20" w:before="20" w:line="215"/>
+              <w:jc w:val="center"/>
+            </w:pPr>
+            <w:r>
+              <w:rPr>
+                <w:rFonts w:ascii="MS Mincho" w:cs="MS Mincho" w:eastAsia="MS Mincho" w:hAnsi="MS Mincho"/>
+                <w:b/>
+                <w:bCs/>
+                <w:sz w:val="17"/>
+                <w:szCs w:val="17"/>
+              </w:rPr>
+              <w:t xml:space="preserve">報酬額（税抜）</w:t>
+            </w:r>
+          </w:p>
+        </w:tc>
+      </w:tr>
+      <w:tr>
+        <w:tc>
+          <w:tcPr>
+            <w:tcW w:type="dxa" w:w="9639"/>
+            <w:gridSpan w:val="3"/>
+            <w:tcBorders>
+              <w:top w:val="single" w:color="000000" w:sz="4"/>
+              <w:left w:val="single" w:color="000000" w:sz="4"/>
+              <w:bottom w:val="single" w:color="000000" w:sz="4"/>
+              <w:right w:val="single" w:color="000000" w:sz="4"/>
+            </w:tcBorders>
+            <w:shd w:fill="F2F2F2" w:color="auto" w:val="clear"/>
+            <w:tcMar>
+              <w:top w:type="dxa" w:w="35"/>
+              <w:left w:type="dxa" w:w="60"/>
+              <w:bottom w:type="dxa" w:w="35"/>
+              <w:right w:type="dxa" w:w="60"/>
+            </w:tcMar>
+            <w:vAlign w:val="center"/>
+          </w:tcPr>
+          <w:p>
+            <w:pPr>
+              <w:spacing w:after="20" w:before="20" w:line="215"/>
+              <w:jc w:val="left"/>
+            </w:pPr>
+            <w:r>
+              <w:rPr>
+                <w:rFonts w:ascii="MS Mincho" w:cs="MS Mincho" w:eastAsia="MS Mincho" w:hAnsi="MS Mincho"/>
+                <w:b/>
+                <w:bCs/>
+                <w:sz w:val="17"/>
+                <w:szCs w:val="17"/>
+              </w:rPr>
+              <w:t xml:space="preserve">１　年末調整代行</w:t>
+            </w:r>
+          </w:p>
+        </w:tc>
+      </w:tr>
+      <w:tr>
+        <w:tc>
+          <w:tcPr>
+            <w:tcW w:type="dxa" w:w="4600"/>
+            <w:tcBorders>
+              <w:top w:val="single" w:color="000000" w:sz="4"/>
+              <w:left w:val="single" w:color="000000" w:sz="4"/>
+              <w:bottom w:val="single" w:color="000000" w:sz="4"/>
+              <w:right w:val="single" w:color="000000" w:sz="4"/>
+            </w:tcBorders>
+            <w:tcMar>
+              <w:top w:type="dxa" w:w="35"/>
+              <w:left w:type="dxa" w:w="60"/>
+              <w:bottom w:type="dxa" w:w="35"/>
+              <w:right w:type="dxa" w:w="60"/>
+            </w:tcMar>
+            <w:vAlign w:val="center"/>
+          </w:tcPr>
+          <w:p>
+            <w:pPr>
+              <w:spacing w:after="20" w:before="20" w:line="215"/>
+              <w:jc w:val="left"/>
+            </w:pPr>
+            <w:r>
+              <w:rPr>
+                <w:rFonts w:ascii="MS Mincho" w:cs="MS Mincho" w:eastAsia="MS Mincho" w:hAnsi="MS Mincho"/>
+                <w:b w:val="false"/>
+                <w:bCs w:val="false"/>
+                <w:sz w:val="17"/>
+                <w:szCs w:val="17"/>
+              </w:rPr>
+              <w:t xml:space="preserve">基本料金</w:t>
+            </w:r>
+          </w:p>
+        </w:tc>
+        <w:tc>
+          <w:tcPr>
+            <w:tcW w:type="dxa" w:w="2400"/>
+            <w:tcBorders>
+              <w:top w:val="single" w:color="000000" w:sz="4"/>
+              <w:left w:val="single" w:color="000000" w:sz="4"/>
+              <w:bottom w:val="single" w:color="000000" w:sz="4"/>
+              <w:right w:val="single" w:color="000000" w:sz="4"/>
+            </w:tcBorders>
+            <w:tcMar>
+              <w:top w:type="dxa" w:w="35"/>
+              <w:left w:type="dxa" w:w="60"/>
+              <w:bottom w:type="dxa" w:w="35"/>
+              <w:right w:type="dxa" w:w="60"/>
+            </w:tcMar>
+            <w:vAlign w:val="center"/>
+          </w:tcPr>
+          <w:p>
+            <w:pPr>
+              <w:spacing w:after="20" w:before="20" w:line="215"/>
+              <w:jc w:val="center"/>
+            </w:pPr>
+            <w:r>
+              <w:rPr>
+                <w:rFonts w:ascii="MS Mincho" w:cs="MS Mincho" w:eastAsia="MS Mincho" w:hAnsi="MS Mincho"/>
+                <w:b w:val="false"/>
+                <w:bCs w:val="false"/>
+                <w:sz w:val="16"/>
+                <w:szCs w:val="16"/>
+              </w:rPr>
+              <w:t xml:space="preserve">1企業あたり</w:t>
+            </w:r>
+          </w:p>
+        </w:tc>
+        <w:tc>
+          <w:tcPr>
+            <w:tcW w:type="dxa" w:w="2639"/>
+            <w:tcBorders>
+              <w:top w:val="single" w:color="000000" w:sz="4"/>
+              <w:left w:val="single" w:color="000000" w:sz="4"/>
+              <w:bottom w:val="single" w:color="000000" w:sz="4"/>
+              <w:right w:val="single" w:color="000000" w:sz="4"/>
+            </w:tcBorders>
+            <w:tcMar>
+              <w:top w:type="dxa" w:w="35"/>
+              <w:left w:type="dxa" w:w="60"/>
+              <w:bottom w:type="dxa" w:w="35"/>
+              <w:right w:type="dxa" w:w="60"/>
+            </w:tcMar>
+            <w:vAlign w:val="center"/>
+          </w:tcPr>
+          <w:p>
+            <w:pPr>
+              <w:spacing w:after="20" w:before="20" w:line="215"/>
+              <w:jc w:val="right"/>
+            </w:pPr>
+            <w:r>
+              <w:rPr>
+                <w:rFonts w:ascii="MS Mincho" w:cs="MS Mincho" w:eastAsia="MS Mincho" w:hAnsi="MS Mincho"/>
+                <w:b w:val="false"/>
+                <w:bCs w:val="false"/>
+                <w:sz w:val="17"/>
+                <w:szCs w:val="17"/>
+              </w:rPr>
+              <w:t xml:space="preserve">￥10,000</w:t>
+            </w:r>
+          </w:p>
+        </w:tc>
+      </w:tr>
+      <w:tr>
+        <w:tc>
+          <w:tcPr>
+            <w:tcW w:type="dxa" w:w="4600"/>
+            <w:tcBorders>
+              <w:top w:val="single" w:color="000000" w:sz="4"/>
+              <w:left w:val="single" w:color="000000" w:sz="4"/>
+              <w:bottom w:val="single" w:color="000000" w:sz="4"/>
+              <w:right w:val="single" w:color="000000" w:sz="4"/>
+            </w:tcBorders>
+            <w:tcMar>
+              <w:top w:type="dxa" w:w="35"/>
+              <w:left w:type="dxa" w:w="60"/>
+              <w:bottom w:type="dxa" w:w="35"/>
+              <w:right w:type="dxa" w:w="60"/>
+            </w:tcMar>
+            <w:vAlign w:val="center"/>
+          </w:tcPr>
+          <w:p>
+            <w:pPr>
+              <w:spacing w:after="20" w:before="20" w:line="215"/>
+              <w:jc w:val="left"/>
+            </w:pPr>
+            <w:r>
+              <w:rPr>
+                <w:rFonts w:ascii="MS Mincho" w:cs="MS Mincho" w:eastAsia="MS Mincho" w:hAnsi="MS Mincho"/>
+                <w:b w:val="false"/>
+                <w:bCs w:val="false"/>
+                <w:sz w:val="17"/>
+                <w:szCs w:val="17"/>
+              </w:rPr>
+              <w:t xml:space="preserve">従業員人数　10人まで</w:t>
+            </w:r>
+          </w:p>
+        </w:tc>
+        <w:tc>
+          <w:tcPr>
+            <w:tcW w:type="dxa" w:w="2400"/>
+            <w:tcBorders>
+              <w:top w:val="single" w:color="000000" w:sz="4"/>
+              <w:left w:val="single" w:color="000000" w:sz="4"/>
+              <w:bottom w:val="single" w:color="000000" w:sz="4"/>
+              <w:right w:val="single" w:color="000000" w:sz="4"/>
+            </w:tcBorders>
+            <w:tcMar>
+              <w:top w:type="dxa" w:w="35"/>
+              <w:left w:type="dxa" w:w="60"/>
+              <w:bottom w:type="dxa" w:w="35"/>
+              <w:right w:type="dxa" w:w="60"/>
+            </w:tcMar>
+            <w:vAlign w:val="center"/>
+          </w:tcPr>
+          <w:p>
+            <w:pPr>
+              <w:spacing w:after="20" w:before="20" w:line="215"/>
+              <w:jc w:val="center"/>
+            </w:pPr>
+            <w:r>
+              <w:rPr>
+                <w:rFonts w:ascii="MS Mincho" w:cs="MS Mincho" w:eastAsia="MS Mincho" w:hAnsi="MS Mincho"/>
+                <w:b w:val="false"/>
+                <w:bCs w:val="false"/>
+                <w:sz w:val="16"/>
+                <w:szCs w:val="16"/>
+              </w:rPr>
+              <w:t xml:space="preserve">1人あたり</w:t>
+            </w:r>
+          </w:p>
+        </w:tc>
+        <w:tc>
+          <w:tcPr>
+            <w:tcW w:type="dxa" w:w="2639"/>
+            <w:tcBorders>
+              <w:top w:val="single" w:color="000000" w:sz="4"/>
+              <w:left w:val="single" w:color="000000" w:sz="4"/>
+              <w:bottom w:val="single" w:color="000000" w:sz="4"/>
+              <w:right w:val="single" w:color="000000" w:sz="4"/>
+            </w:tcBorders>
+            <w:tcMar>
+              <w:top w:type="dxa" w:w="35"/>
+              <w:left w:type="dxa" w:w="60"/>
+              <w:bottom w:type="dxa" w:w="35"/>
+              <w:right w:type="dxa" w:w="60"/>
+            </w:tcMar>
+            <w:vAlign w:val="center"/>
+          </w:tcPr>
+          <w:p>
+            <w:pPr>
+              <w:spacing w:after="20" w:before="20" w:line="215"/>
+              <w:jc w:val="right"/>
+            </w:pPr>
+            <w:r>
+              <w:rPr>
+                <w:rFonts w:ascii="MS Mincho" w:cs="MS Mincho" w:eastAsia="MS Mincho" w:hAnsi="MS Mincho"/>
+                <w:b w:val="false"/>
+                <w:bCs w:val="false"/>
+                <w:sz w:val="17"/>
+                <w:szCs w:val="17"/>
+              </w:rPr>
+              <w:t xml:space="preserve">￥2,000</w:t>
+            </w:r>
+          </w:p>
+        </w:tc>
+      </w:tr>
+      <w:tr>
+        <w:tc>
+          <w:tcPr>
+            <w:tcW w:type="dxa" w:w="4600"/>
+            <w:tcBorders>
+              <w:top w:val="single" w:color="000000" w:sz="4"/>
+              <w:left w:val="single" w:color="000000" w:sz="4"/>
+              <w:bottom w:val="single" w:color="000000" w:sz="4"/>
+              <w:right w:val="single" w:color="000000" w:sz="4"/>
+            </w:tcBorders>
+            <w:tcMar>
+              <w:top w:type="dxa" w:w="35"/>
+              <w:left w:type="dxa" w:w="60"/>
+              <w:bottom w:type="dxa" w:w="35"/>
+              <w:right w:type="dxa" w:w="60"/>
+            </w:tcMar>
+            <w:vAlign w:val="center"/>
+          </w:tcPr>
+          <w:p>
+            <w:pPr>
+              <w:spacing w:after="20" w:before="20" w:line="215"/>
+              <w:jc w:val="left"/>
+            </w:pPr>
+            <w:r>
+              <w:rPr>
+                <w:rFonts w:ascii="MS Mincho" w:cs="MS Mincho" w:eastAsia="MS Mincho" w:hAnsi="MS Mincho"/>
+                <w:b w:val="false"/>
+                <w:bCs w:val="false"/>
+                <w:sz w:val="17"/>
+                <w:szCs w:val="17"/>
+              </w:rPr>
+              <w:t xml:space="preserve">従業員人数　11人から30人まで</w:t>
+            </w:r>
+          </w:p>
+        </w:tc>
+        <w:tc>
+          <w:tcPr>
+            <w:tcW w:type="dxa" w:w="2400"/>
+            <w:tcBorders>
+              <w:top w:val="single" w:color="000000" w:sz="4"/>
+              <w:left w:val="single" w:color="000000" w:sz="4"/>
+              <w:bottom w:val="single" w:color="000000" w:sz="4"/>
+              <w:right w:val="single" w:color="000000" w:sz="4"/>
+            </w:tcBorders>
+            <w:tcMar>
+              <w:top w:type="dxa" w:w="35"/>
+              <w:left w:type="dxa" w:w="60"/>
+              <w:bottom w:type="dxa" w:w="35"/>
+              <w:right w:type="dxa" w:w="60"/>
+            </w:tcMar>
+            <w:vAlign w:val="center"/>
+          </w:tcPr>
+          <w:p>
+            <w:pPr>
+              <w:spacing w:after="20" w:before="20" w:line="215"/>
+              <w:jc w:val="center"/>
+            </w:pPr>
+            <w:r>
+              <w:rPr>
+                <w:rFonts w:ascii="MS Mincho" w:cs="MS Mincho" w:eastAsia="MS Mincho" w:hAnsi="MS Mincho"/>
+                <w:b w:val="false"/>
+                <w:bCs w:val="false"/>
+                <w:sz w:val="16"/>
+                <w:szCs w:val="16"/>
+              </w:rPr>
+              <w:t xml:space="preserve">1人あたり</w:t>
+            </w:r>
+          </w:p>
+        </w:tc>
+        <w:tc>
+          <w:tcPr>
+            <w:tcW w:type="dxa" w:w="2639"/>
+            <w:tcBorders>
+              <w:top w:val="single" w:color="000000" w:sz="4"/>
+              <w:left w:val="single" w:color="000000" w:sz="4"/>
+              <w:bottom w:val="single" w:color="000000" w:sz="4"/>
+              <w:right w:val="single" w:color="000000" w:sz="4"/>
+            </w:tcBorders>
+            <w:tcMar>
+              <w:top w:type="dxa" w:w="35"/>
+              <w:left w:type="dxa" w:w="60"/>
+              <w:bottom w:type="dxa" w:w="35"/>
+              <w:right w:type="dxa" w:w="60"/>
+            </w:tcMar>
+            <w:vAlign w:val="center"/>
+          </w:tcPr>
+          <w:p>
+            <w:pPr>
+              <w:spacing w:after="20" w:before="20" w:line="215"/>
+              <w:jc w:val="right"/>
+            </w:pPr>
+            <w:r>
+              <w:rPr>
+                <w:rFonts w:ascii="MS Mincho" w:cs="MS Mincho" w:eastAsia="MS Mincho" w:hAnsi="MS Mincho"/>
+                <w:b w:val="false"/>
+                <w:bCs w:val="false"/>
+                <w:sz w:val="17"/>
+                <w:szCs w:val="17"/>
+              </w:rPr>
+              <w:t xml:space="preserve">￥5,000</w:t>
+            </w:r>
+          </w:p>
+        </w:tc>
+      </w:tr>
+      <w:tr>
+        <w:tc>
+          <w:tcPr>
+            <w:tcW w:type="dxa" w:w="4600"/>
+            <w:tcBorders>
+              <w:top w:val="single" w:color="000000" w:sz="4"/>
+              <w:left w:val="single" w:color="000000" w:sz="4"/>
+              <w:bottom w:val="single" w:color="000000" w:sz="4"/>
+              <w:right w:val="single" w:color="000000" w:sz="4"/>
+            </w:tcBorders>
+            <w:tcMar>
+              <w:top w:type="dxa" w:w="35"/>
+              <w:left w:type="dxa" w:w="60"/>
+              <w:bottom w:type="dxa" w:w="35"/>
+              <w:right w:type="dxa" w:w="60"/>
+            </w:tcMar>
+            <w:vAlign w:val="center"/>
+          </w:tcPr>
+          <w:p>
+            <w:pPr>
+              <w:spacing w:after="20" w:before="20" w:line="215"/>
+              <w:jc w:val="left"/>
+            </w:pPr>
+            <w:r>
+              <w:rPr>
+                <w:rFonts w:ascii="MS Mincho" w:cs="MS Mincho" w:eastAsia="MS Mincho" w:hAnsi="MS Mincho"/>
+                <w:b w:val="false"/>
+                <w:bCs w:val="false"/>
+                <w:sz w:val="17"/>
+                <w:szCs w:val="17"/>
+              </w:rPr>
+              <w:t xml:space="preserve">従業員人数　30人超</w:t>
+            </w:r>
+          </w:p>
+        </w:tc>
+        <w:tc>
+          <w:tcPr>
+            <w:tcW w:type="dxa" w:w="2400"/>
+            <w:tcBorders>
+              <w:top w:val="single" w:color="000000" w:sz="4"/>
+              <w:left w:val="single" w:color="000000" w:sz="4"/>
+              <w:bottom w:val="single" w:color="000000" w:sz="4"/>
+              <w:right w:val="single" w:color="000000" w:sz="4"/>
+            </w:tcBorders>
+            <w:tcMar>
+              <w:top w:type="dxa" w:w="35"/>
+              <w:left w:type="dxa" w:w="60"/>
+              <w:bottom w:type="dxa" w:w="35"/>
+              <w:right w:type="dxa" w:w="60"/>
+            </w:tcMar>
+            <w:vAlign w:val="center"/>
+          </w:tcPr>
+          <w:p>
+            <w:pPr>
+              <w:spacing w:after="20" w:before="20" w:line="215"/>
+              <w:jc w:val="center"/>
+            </w:pPr>
+            <w:r>
+              <w:rPr>
+                <w:rFonts w:ascii="MS Mincho" w:cs="MS Mincho" w:eastAsia="MS Mincho" w:hAnsi="MS Mincho"/>
+                <w:b w:val="false"/>
+                <w:bCs w:val="false"/>
+                <w:sz w:val="16"/>
+                <w:szCs w:val="16"/>
+              </w:rPr>
+              <w:t xml:space="preserve">―</w:t>
+            </w:r>
+          </w:p>
+        </w:tc>
+        <w:tc>
+          <w:tcPr>
+            <w:tcW w:type="dxa" w:w="2639"/>
+            <w:tcBorders>
+              <w:top w:val="single" w:color="000000" w:sz="4"/>
+              <w:left w:val="single" w:color="000000" w:sz="4"/>
+              <w:bottom w:val="single" w:color="000000" w:sz="4"/>
+              <w:right w:val="single" w:color="000000" w:sz="4"/>
+            </w:tcBorders>
+            <w:tcMar>
+              <w:top w:type="dxa" w:w="35"/>
+              <w:left w:type="dxa" w:w="60"/>
+              <w:bottom w:type="dxa" w:w="35"/>
+              <w:right w:type="dxa" w:w="60"/>
+            </w:tcMar>
+            <w:vAlign w:val="center"/>
+          </w:tcPr>
+          <w:p>
+            <w:pPr>
+              <w:spacing w:after="20" w:before="20" w:line="215"/>
+              <w:jc w:val="right"/>
+            </w:pPr>
+            <w:r>
+              <w:rPr>
+                <w:rFonts w:ascii="MS Mincho" w:cs="MS Mincho" w:eastAsia="MS Mincho" w:hAnsi="MS Mincho"/>
+                <w:b w:val="false"/>
+                <w:bCs w:val="false"/>
+                <w:sz w:val="17"/>
+                <w:szCs w:val="17"/>
+              </w:rPr>
+              <w:t xml:space="preserve">別途見積り</w:t>
+            </w:r>
+          </w:p>
+        </w:tc>
+      </w:tr>
+      <w:tr>
+        <w:tc>
+          <w:tcPr>
+            <w:tcW w:type="dxa" w:w="9639"/>
+            <w:gridSpan w:val="3"/>
+            <w:tcBorders>
+              <w:top w:val="single" w:color="000000" w:sz="4"/>
+              <w:left w:val="single" w:color="000000" w:sz="4"/>
+              <w:bottom w:val="single" w:color="000000" w:sz="4"/>
+              <w:right w:val="single" w:color="000000" w:sz="4"/>
+            </w:tcBorders>
+            <w:shd w:fill="F2F2F2" w:color="auto" w:val="clear"/>
+            <w:tcMar>
+              <w:top w:type="dxa" w:w="35"/>
+              <w:left w:type="dxa" w:w="60"/>
+              <w:bottom w:type="dxa" w:w="35"/>
+              <w:right w:type="dxa" w:w="60"/>
+            </w:tcMar>
+            <w:vAlign w:val="center"/>
+          </w:tcPr>
+          <w:p>
+            <w:pPr>
+              <w:spacing w:after="20" w:before="20" w:line="215"/>
+              <w:jc w:val="left"/>
+            </w:pPr>
+            <w:r>
+              <w:rPr>
+                <w:rFonts w:ascii="MS Mincho" w:cs="MS Mincho" w:eastAsia="MS Mincho" w:hAnsi="MS Mincho"/>
+                <w:b/>
+                <w:bCs/>
+                <w:sz w:val="17"/>
+                <w:szCs w:val="17"/>
+              </w:rPr>
+              <w:t xml:space="preserve">２　支払調書の作成代行</w:t>
+            </w:r>
+          </w:p>
+        </w:tc>
+      </w:tr>
+      <w:tr>
+        <w:tc>
+          <w:tcPr>
+            <w:tcW w:type="dxa" w:w="4600"/>
+            <w:tcBorders>
+              <w:top w:val="single" w:color="000000" w:sz="4"/>
+              <w:left w:val="single" w:color="000000" w:sz="4"/>
+              <w:bottom w:val="single" w:color="000000" w:sz="4"/>
+              <w:right w:val="single" w:color="000000" w:sz="4"/>
+            </w:tcBorders>
+            <w:tcMar>
+              <w:top w:type="dxa" w:w="35"/>
+              <w:left w:type="dxa" w:w="60"/>
+              <w:bottom w:type="dxa" w:w="35"/>
+              <w:right w:type="dxa" w:w="60"/>
+            </w:tcMar>
+            <w:vAlign w:val="center"/>
+          </w:tcPr>
+          <w:p>
+            <w:pPr>
+              <w:spacing w:after="20" w:before="20" w:line="215"/>
+              <w:jc w:val="left"/>
+            </w:pPr>
+            <w:r>
+              <w:rPr>
+                <w:rFonts w:ascii="MS Mincho" w:cs="MS Mincho" w:eastAsia="MS Mincho" w:hAnsi="MS Mincho"/>
+                <w:b w:val="false"/>
+                <w:bCs w:val="false"/>
+                <w:sz w:val="17"/>
+                <w:szCs w:val="17"/>
+              </w:rPr>
+              <w:t xml:space="preserve">所得税法第204条第1項報酬　※3</w:t>
+            </w:r>
+          </w:p>
+        </w:tc>
+        <w:tc>
+          <w:tcPr>
+            <w:tcW w:type="dxa" w:w="2400"/>
+            <w:tcBorders>
+              <w:top w:val="single" w:color="000000" w:sz="4"/>
+              <w:left w:val="single" w:color="000000" w:sz="4"/>
+              <w:bottom w:val="single" w:color="000000" w:sz="4"/>
+              <w:right w:val="single" w:color="000000" w:sz="4"/>
+            </w:tcBorders>
+            <w:tcMar>
+              <w:top w:type="dxa" w:w="35"/>
+              <w:left w:type="dxa" w:w="60"/>
+              <w:bottom w:type="dxa" w:w="35"/>
+              <w:right w:type="dxa" w:w="60"/>
+            </w:tcMar>
+            <w:vAlign w:val="center"/>
+          </w:tcPr>
+          <w:p>
+            <w:pPr>
+              <w:spacing w:after="20" w:before="20" w:line="215"/>
+              <w:jc w:val="center"/>
+            </w:pPr>
+            <w:r>
+              <w:rPr>
+                <w:rFonts w:ascii="MS Mincho" w:cs="MS Mincho" w:eastAsia="MS Mincho" w:hAnsi="MS Mincho"/>
+                <w:b w:val="false"/>
+                <w:bCs w:val="false"/>
+                <w:sz w:val="16"/>
+                <w:szCs w:val="16"/>
+              </w:rPr>
+              <w:t xml:space="preserve">1件あたり</w:t>
+            </w:r>
+          </w:p>
+        </w:tc>
+        <w:tc>
+          <w:tcPr>
+            <w:tcW w:type="dxa" w:w="2639"/>
+            <w:tcBorders>
+              <w:top w:val="single" w:color="000000" w:sz="4"/>
+              <w:left w:val="single" w:color="000000" w:sz="4"/>
+              <w:bottom w:val="single" w:color="000000" w:sz="4"/>
+              <w:right w:val="single" w:color="000000" w:sz="4"/>
+            </w:tcBorders>
+            <w:tcMar>
+              <w:top w:type="dxa" w:w="35"/>
+              <w:left w:type="dxa" w:w="60"/>
+              <w:bottom w:type="dxa" w:w="35"/>
+              <w:right w:type="dxa" w:w="60"/>
+            </w:tcMar>
+            <w:vAlign w:val="center"/>
+          </w:tcPr>
+          <w:p>
+            <w:pPr>
+              <w:spacing w:after="20" w:before="20" w:line="215"/>
+              <w:jc w:val="right"/>
+            </w:pPr>
+            <w:r>
+              <w:rPr>
+                <w:rFonts w:ascii="MS Mincho" w:cs="MS Mincho" w:eastAsia="MS Mincho" w:hAnsi="MS Mincho"/>
+                <w:b w:val="false"/>
+                <w:bCs w:val="false"/>
+                <w:sz w:val="17"/>
+                <w:szCs w:val="17"/>
+              </w:rPr>
+              <w:t xml:space="preserve">￥1,500</w:t>
+            </w:r>
+          </w:p>
+        </w:tc>
+      </w:tr>
+      <w:tr>
+        <w:tc>
+          <w:tcPr>
+            <w:tcW w:type="dxa" w:w="9639"/>
+            <w:gridSpan w:val="3"/>
+            <w:tcBorders>
+              <w:top w:val="single" w:color="000000" w:sz="4"/>
+              <w:left w:val="single" w:color="000000" w:sz="4"/>
+              <w:bottom w:val="single" w:color="000000" w:sz="4"/>
+              <w:right w:val="single" w:color="000000" w:sz="4"/>
+            </w:tcBorders>
+            <w:shd w:fill="F2F2F2" w:color="auto" w:val="clear"/>
+            <w:tcMar>
+              <w:top w:type="dxa" w:w="35"/>
+              <w:left w:type="dxa" w:w="60"/>
+              <w:bottom w:type="dxa" w:w="35"/>
+              <w:right w:type="dxa" w:w="60"/>
+            </w:tcMar>
+            <w:vAlign w:val="center"/>
+          </w:tcPr>
+          <w:p>
+            <w:pPr>
+              <w:spacing w:after="20" w:before="20" w:line="215"/>
+              <w:jc w:val="left"/>
+            </w:pPr>
+            <w:r>
+              <w:rPr>
+                <w:rFonts w:ascii="MS Mincho" w:cs="MS Mincho" w:eastAsia="MS Mincho" w:hAnsi="MS Mincho"/>
+                <w:b/>
+                <w:bCs/>
+                <w:sz w:val="17"/>
+                <w:szCs w:val="17"/>
+              </w:rPr>
+              <w:t xml:space="preserve">３　償却資産税申告書の作成代行</w:t>
+            </w:r>
+          </w:p>
+        </w:tc>
+      </w:tr>
+      <w:tr>
+        <w:tc>
+          <w:tcPr>
+            <w:tcW w:type="dxa" w:w="4600"/>
+            <w:tcBorders>
+              <w:top w:val="single" w:color="000000" w:sz="4"/>
+              <w:left w:val="single" w:color="000000" w:sz="4"/>
+              <w:bottom w:val="single" w:color="000000" w:sz="4"/>
+              <w:right w:val="single" w:color="000000" w:sz="4"/>
+            </w:tcBorders>
+            <w:tcMar>
+              <w:top w:type="dxa" w:w="35"/>
+              <w:left w:type="dxa" w:w="60"/>
+              <w:bottom w:type="dxa" w:w="35"/>
+              <w:right w:type="dxa" w:w="60"/>
+            </w:tcMar>
+            <w:vAlign w:val="center"/>
+          </w:tcPr>
+          <w:p>
+            <w:pPr>
+              <w:spacing w:after="20" w:before="20" w:line="215"/>
+              <w:jc w:val="left"/>
+            </w:pPr>
+            <w:r>
+              <w:rPr>
+                <w:rFonts w:ascii="MS Mincho" w:cs="MS Mincho" w:eastAsia="MS Mincho" w:hAnsi="MS Mincho"/>
+                <w:b w:val="false"/>
+                <w:bCs w:val="false"/>
+                <w:sz w:val="17"/>
+                <w:szCs w:val="17"/>
+              </w:rPr>
+              <w:t xml:space="preserve">提出自治体</w:t>
+            </w:r>
+          </w:p>
+        </w:tc>
+        <w:tc>
+          <w:tcPr>
+            <w:tcW w:type="dxa" w:w="2400"/>
+            <w:tcBorders>
+              <w:top w:val="single" w:color="000000" w:sz="4"/>
+              <w:left w:val="single" w:color="000000" w:sz="4"/>
+              <w:bottom w:val="single" w:color="000000" w:sz="4"/>
+              <w:right w:val="single" w:color="000000" w:sz="4"/>
+            </w:tcBorders>
+            <w:tcMar>
+              <w:top w:type="dxa" w:w="35"/>
+              <w:left w:type="dxa" w:w="60"/>
+              <w:bottom w:type="dxa" w:w="35"/>
+              <w:right w:type="dxa" w:w="60"/>
+            </w:tcMar>
+            <w:vAlign w:val="center"/>
+          </w:tcPr>
+          <w:p>
+            <w:pPr>
+              <w:spacing w:after="20" w:before="20" w:line="215"/>
+              <w:jc w:val="center"/>
+            </w:pPr>
+            <w:r>
+              <w:rPr>
+                <w:rFonts w:ascii="MS Mincho" w:cs="MS Mincho" w:eastAsia="MS Mincho" w:hAnsi="MS Mincho"/>
+                <w:b w:val="false"/>
+                <w:bCs w:val="false"/>
+                <w:sz w:val="16"/>
+                <w:szCs w:val="16"/>
+              </w:rPr>
+              <w:t xml:space="preserve">一自治体あたり</w:t>
+            </w:r>
+          </w:p>
+        </w:tc>
+        <w:tc>
+          <w:tcPr>
+            <w:tcW w:type="dxa" w:w="2639"/>
+            <w:tcBorders>
+              <w:top w:val="single" w:color="000000" w:sz="4"/>
+              <w:left w:val="single" w:color="000000" w:sz="4"/>
+              <w:bottom w:val="single" w:color="000000" w:sz="4"/>
+              <w:right w:val="single" w:color="000000" w:sz="4"/>
+            </w:tcBorders>
+            <w:tcMar>
+              <w:top w:type="dxa" w:w="35"/>
+              <w:left w:type="dxa" w:w="60"/>
+              <w:bottom w:type="dxa" w:w="35"/>
+              <w:right w:type="dxa" w:w="60"/>
+            </w:tcMar>
+            <w:vAlign w:val="center"/>
+          </w:tcPr>
+          <w:p>
+            <w:pPr>
+              <w:spacing w:after="20" w:before="20" w:line="215"/>
+              <w:jc w:val="right"/>
+            </w:pPr>
+            <w:r>
+              <w:rPr>
+                <w:rFonts w:ascii="MS Mincho" w:cs="MS Mincho" w:eastAsia="MS Mincho" w:hAnsi="MS Mincho"/>
+                <w:b w:val="false"/>
+                <w:bCs w:val="false"/>
+                <w:sz w:val="17"/>
+                <w:szCs w:val="17"/>
+              </w:rPr>
+              <w:t xml:space="preserve">￥10,000</w:t>
+            </w:r>
+          </w:p>
+        </w:tc>
+      </w:tr>
+      <w:tr>
+        <w:tc>
+          <w:tcPr>
+            <w:tcW w:type="dxa" w:w="9639"/>
+            <w:gridSpan w:val="3"/>
+            <w:tcBorders>
+              <w:top w:val="single" w:color="000000" w:sz="4"/>
+              <w:left w:val="single" w:color="000000" w:sz="4"/>
+              <w:bottom w:val="single" w:color="000000" w:sz="4"/>
+              <w:right w:val="single" w:color="000000" w:sz="4"/>
+            </w:tcBorders>
+            <w:shd w:fill="F2F2F2" w:color="auto" w:val="clear"/>
+            <w:tcMar>
+              <w:top w:type="dxa" w:w="35"/>
+              <w:left w:type="dxa" w:w="60"/>
+              <w:bottom w:type="dxa" w:w="35"/>
+              <w:right w:type="dxa" w:w="60"/>
+            </w:tcMar>
+            <w:vAlign w:val="center"/>
+          </w:tcPr>
+          <w:p>
+            <w:pPr>
+              <w:spacing w:after="20" w:before="20" w:line="215"/>
+              <w:jc w:val="left"/>
+            </w:pPr>
+            <w:r>
+              <w:rPr>
+                <w:rFonts w:ascii="MS Mincho" w:cs="MS Mincho" w:eastAsia="MS Mincho" w:hAnsi="MS Mincho"/>
+                <w:b/>
+                <w:bCs/>
+                <w:sz w:val="17"/>
+                <w:szCs w:val="17"/>
+              </w:rPr>
+              <w:t xml:space="preserve">４　税務調査立会料及び修正申告書作成料</w:t>
+            </w:r>
+          </w:p>
+        </w:tc>
+      </w:tr>
+      <w:tr>
+        <w:tc>
+          <w:tcPr>
+            <w:tcW w:type="dxa" w:w="4600"/>
+            <w:tcBorders>
+              <w:top w:val="single" w:color="000000" w:sz="4"/>
+              <w:left w:val="single" w:color="000000" w:sz="4"/>
+              <w:bottom w:val="single" w:color="000000" w:sz="4"/>
+              <w:right w:val="single" w:color="000000" w:sz="4"/>
+            </w:tcBorders>
+            <w:tcMar>
+              <w:top w:type="dxa" w:w="35"/>
+              <w:left w:type="dxa" w:w="60"/>
+              <w:bottom w:type="dxa" w:w="35"/>
+              <w:right w:type="dxa" w:w="60"/>
+            </w:tcMar>
+            <w:vAlign w:val="center"/>
+          </w:tcPr>
+          <w:p>
+            <w:pPr>
+              <w:spacing w:after="20" w:before="20" w:line="215"/>
+              <w:jc w:val="left"/>
+            </w:pPr>
+            <w:r>
+              <w:rPr>
+                <w:rFonts w:ascii="MS Mincho" w:cs="MS Mincho" w:eastAsia="MS Mincho" w:hAnsi="MS Mincho"/>
+                <w:b w:val="false"/>
+                <w:bCs w:val="false"/>
+                <w:sz w:val="17"/>
+                <w:szCs w:val="17"/>
+              </w:rPr>
+              <w:t xml:space="preserve">税務調査立会料</w:t>
+            </w:r>
+          </w:p>
+        </w:tc>
+        <w:tc>
+          <w:tcPr>
+            <w:tcW w:type="dxa" w:w="2400"/>
+            <w:tcBorders>
+              <w:top w:val="single" w:color="000000" w:sz="4"/>
+              <w:left w:val="single" w:color="000000" w:sz="4"/>
+              <w:bottom w:val="single" w:color="000000" w:sz="4"/>
+              <w:right w:val="single" w:color="000000" w:sz="4"/>
+            </w:tcBorders>
+            <w:tcMar>
+              <w:top w:type="dxa" w:w="35"/>
+              <w:left w:type="dxa" w:w="60"/>
+              <w:bottom w:type="dxa" w:w="35"/>
+              <w:right w:type="dxa" w:w="60"/>
+            </w:tcMar>
+            <w:vAlign w:val="center"/>
+          </w:tcPr>
+          <w:p>
+            <w:pPr>
+              <w:spacing w:after="20" w:before="20" w:line="215"/>
+              <w:jc w:val="center"/>
+            </w:pPr>
+            <w:r>
+              <w:rPr>
+                <w:rFonts w:ascii="MS Mincho" w:cs="MS Mincho" w:eastAsia="MS Mincho" w:hAnsi="MS Mincho"/>
+                <w:b w:val="false"/>
+                <w:bCs w:val="false"/>
+                <w:sz w:val="16"/>
+                <w:szCs w:val="16"/>
+              </w:rPr>
+              <w:t xml:space="preserve">1日1人あたり</w:t>
+            </w:r>
+          </w:p>
+        </w:tc>
+        <w:tc>
+          <w:tcPr>
+            <w:tcW w:type="dxa" w:w="2639"/>
+            <w:tcBorders>
+              <w:top w:val="single" w:color="000000" w:sz="4"/>
+              <w:left w:val="single" w:color="000000" w:sz="4"/>
+              <w:bottom w:val="single" w:color="000000" w:sz="4"/>
+              <w:right w:val="single" w:color="000000" w:sz="4"/>
+            </w:tcBorders>
+            <w:tcMar>
+              <w:top w:type="dxa" w:w="35"/>
+              <w:left w:type="dxa" w:w="60"/>
+              <w:bottom w:type="dxa" w:w="35"/>
+              <w:right w:type="dxa" w:w="60"/>
+            </w:tcMar>
+            <w:vAlign w:val="center"/>
+          </w:tcPr>
+          <w:p>
+            <w:pPr>
+              <w:spacing w:after="20" w:before="20" w:line="215"/>
+              <w:jc w:val="right"/>
+            </w:pPr>
+            <w:r>
+              <w:rPr>
+                <w:rFonts w:ascii="MS Mincho" w:cs="MS Mincho" w:eastAsia="MS Mincho" w:hAnsi="MS Mincho"/>
+                <w:b w:val="false"/>
+                <w:bCs w:val="false"/>
+                <w:sz w:val="17"/>
+                <w:szCs w:val="17"/>
+              </w:rPr>
+              <w:t xml:space="preserve">￥30,000</w:t>
+            </w:r>
+          </w:p>
+        </w:tc>
+      </w:tr>
+      <w:tr>
+        <w:tc>
+          <w:tcPr>
+            <w:tcW w:type="dxa" w:w="4600"/>
+            <w:tcBorders>
+              <w:top w:val="single" w:color="000000" w:sz="4"/>
+              <w:left w:val="single" w:color="000000" w:sz="4"/>
+              <w:bottom w:val="single" w:color="000000" w:sz="4"/>
+              <w:right w:val="single" w:color="000000" w:sz="4"/>
+            </w:tcBorders>
+            <w:tcMar>
+              <w:top w:type="dxa" w:w="35"/>
+              <w:left w:type="dxa" w:w="60"/>
+              <w:bottom w:type="dxa" w:w="35"/>
+              <w:right w:type="dxa" w:w="60"/>
+            </w:tcMar>
+            <w:vAlign w:val="center"/>
+          </w:tcPr>
+          <w:p>
+            <w:pPr>
+              <w:spacing w:after="20" w:before="20" w:line="215"/>
+              <w:jc w:val="left"/>
+            </w:pPr>
+            <w:r>
+              <w:rPr>
+                <w:rFonts w:ascii="MS Mincho" w:cs="MS Mincho" w:eastAsia="MS Mincho" w:hAnsi="MS Mincho"/>
+                <w:b w:val="false"/>
+                <w:bCs w:val="false"/>
+                <w:sz w:val="17"/>
+                <w:szCs w:val="17"/>
+              </w:rPr>
+              <w:t xml:space="preserve">修正申告書作成料</w:t>
+            </w:r>
+          </w:p>
+        </w:tc>
+        <w:tc>
+          <w:tcPr>
+            <w:tcW w:type="dxa" w:w="2400"/>
+            <w:tcBorders>
+              <w:top w:val="single" w:color="000000" w:sz="4"/>
+              <w:left w:val="single" w:color="000000" w:sz="4"/>
+              <w:bottom w:val="single" w:color="000000" w:sz="4"/>
+              <w:right w:val="single" w:color="000000" w:sz="4"/>
+            </w:tcBorders>
+            <w:tcMar>
+              <w:top w:type="dxa" w:w="35"/>
+              <w:left w:type="dxa" w:w="60"/>
+              <w:bottom w:type="dxa" w:w="35"/>
+              <w:right w:type="dxa" w:w="60"/>
+            </w:tcMar>
+            <w:vAlign w:val="center"/>
+          </w:tcPr>
+          <w:p>
+            <w:pPr>
+              <w:spacing w:after="20" w:before="20" w:line="215"/>
+              <w:jc w:val="center"/>
+            </w:pPr>
+            <w:r>
+              <w:rPr>
+                <w:rFonts w:ascii="MS Mincho" w:cs="MS Mincho" w:eastAsia="MS Mincho" w:hAnsi="MS Mincho"/>
+                <w:b w:val="false"/>
+                <w:bCs w:val="false"/>
+                <w:sz w:val="16"/>
+                <w:szCs w:val="16"/>
+              </w:rPr>
+              <w:t xml:space="preserve">1税目1事業年度あたり</w:t>
+            </w:r>
+          </w:p>
+        </w:tc>
+        <w:tc>
+          <w:tcPr>
+            <w:tcW w:type="dxa" w:w="2639"/>
+            <w:tcBorders>
+              <w:top w:val="single" w:color="000000" w:sz="4"/>
+              <w:left w:val="single" w:color="000000" w:sz="4"/>
+              <w:bottom w:val="single" w:color="000000" w:sz="4"/>
+              <w:right w:val="single" w:color="000000" w:sz="4"/>
+            </w:tcBorders>
+            <w:tcMar>
+              <w:top w:type="dxa" w:w="35"/>
+              <w:left w:type="dxa" w:w="60"/>
+              <w:bottom w:type="dxa" w:w="35"/>
+              <w:right w:type="dxa" w:w="60"/>
+            </w:tcMar>
+            <w:vAlign w:val="center"/>
+          </w:tcPr>
+          <w:p>
+            <w:pPr>
+              <w:spacing w:after="20" w:before="20" w:line="215"/>
+              <w:jc w:val="right"/>
+            </w:pPr>
+            <w:r>
+              <w:rPr>
+                <w:rFonts w:ascii="MS Mincho" w:cs="MS Mincho" w:eastAsia="MS Mincho" w:hAnsi="MS Mincho"/>
+                <w:b w:val="false"/>
+                <w:bCs w:val="false"/>
+                <w:sz w:val="17"/>
+                <w:szCs w:val="17"/>
+              </w:rPr>
+              <w:t xml:space="preserve">￥30,000</w:t>
+            </w:r>
+          </w:p>
+        </w:tc>
+      </w:tr>
+      <w:tr>
+        <w:tc>
+          <w:tcPr>
+            <w:tcW w:type="dxa" w:w="9639"/>
+            <w:gridSpan w:val="3"/>
+            <w:tcBorders>
+              <w:top w:val="single" w:color="000000" w:sz="4"/>
+              <w:left w:val="single" w:color="000000" w:sz="4"/>
+              <w:bottom w:val="single" w:color="000000" w:sz="4"/>
+              <w:right w:val="single" w:color="000000" w:sz="4"/>
+            </w:tcBorders>
+            <w:shd w:fill="F2F2F2" w:color="auto" w:val="clear"/>
+            <w:tcMar>
+              <w:top w:type="dxa" w:w="35"/>
+              <w:left w:type="dxa" w:w="60"/>
+              <w:bottom w:type="dxa" w:w="35"/>
+              <w:right w:type="dxa" w:w="60"/>
+            </w:tcMar>
+            <w:vAlign w:val="center"/>
+          </w:tcPr>
+          <w:p>
+            <w:pPr>
+              <w:spacing w:after="20" w:before="20" w:line="215"/>
+              <w:jc w:val="left"/>
+            </w:pPr>
+            <w:r>
+              <w:rPr>
+                <w:rFonts w:ascii="MS Mincho" w:cs="MS Mincho" w:eastAsia="MS Mincho" w:hAnsi="MS Mincho"/>
+                <w:b/>
+                <w:bCs/>
+                <w:sz w:val="17"/>
+                <w:szCs w:val="17"/>
+              </w:rPr>
+              <w:t xml:space="preserve">５　株式評価（個別お見積もり）</w:t>
+            </w:r>
+          </w:p>
+        </w:tc>
+      </w:tr>
+      <w:tr>
+        <w:tc>
+          <w:tcPr>
+            <w:tcW w:type="dxa" w:w="4600"/>
+            <w:tcBorders>
+              <w:top w:val="single" w:color="000000" w:sz="4"/>
+              <w:left w:val="single" w:color="000000" w:sz="4"/>
+              <w:bottom w:val="single" w:color="000000" w:sz="4"/>
+              <w:right w:val="single" w:color="000000" w:sz="4"/>
+            </w:tcBorders>
+            <w:tcMar>
+              <w:top w:type="dxa" w:w="35"/>
+              <w:left w:type="dxa" w:w="60"/>
+              <w:bottom w:type="dxa" w:w="35"/>
+              <w:right w:type="dxa" w:w="60"/>
+            </w:tcMar>
+            <w:vAlign w:val="center"/>
+          </w:tcPr>
+          <w:p>
+            <w:pPr>
+              <w:spacing w:after="20" w:before="20" w:line="215"/>
+              <w:jc w:val="left"/>
+            </w:pPr>
+            <w:r>
+              <w:rPr>
+                <w:rFonts w:ascii="MS Mincho" w:cs="MS Mincho" w:eastAsia="MS Mincho" w:hAnsi="MS Mincho"/>
+                <w:b w:val="false"/>
+                <w:bCs w:val="false"/>
+                <w:sz w:val="17"/>
+                <w:szCs w:val="17"/>
+              </w:rPr>
+              <w:t xml:space="preserve">初回</w:t>
+            </w:r>
+          </w:p>
+        </w:tc>
+        <w:tc>
+          <w:tcPr>
+            <w:tcW w:type="dxa" w:w="2400"/>
+            <w:tcBorders>
+              <w:top w:val="single" w:color="000000" w:sz="4"/>
+              <w:left w:val="single" w:color="000000" w:sz="4"/>
+              <w:bottom w:val="single" w:color="000000" w:sz="4"/>
+              <w:right w:val="single" w:color="000000" w:sz="4"/>
+            </w:tcBorders>
+            <w:tcMar>
+              <w:top w:type="dxa" w:w="35"/>
+              <w:left w:type="dxa" w:w="60"/>
+              <w:bottom w:type="dxa" w:w="35"/>
+              <w:right w:type="dxa" w:w="60"/>
+            </w:tcMar>
+            <w:vAlign w:val="center"/>
+          </w:tcPr>
+          <w:p>
+            <w:pPr>
+              <w:spacing w:after="20" w:before="20" w:line="215"/>
+              <w:jc w:val="center"/>
+            </w:pPr>
+            <w:r>
+              <w:rPr>
+                <w:rFonts w:ascii="MS Mincho" w:cs="MS Mincho" w:eastAsia="MS Mincho" w:hAnsi="MS Mincho"/>
+                <w:b w:val="false"/>
+                <w:bCs w:val="false"/>
+                <w:sz w:val="16"/>
+                <w:szCs w:val="16"/>
+              </w:rPr>
+              <w:t xml:space="preserve">1回</w:t>
+            </w:r>
+          </w:p>
+        </w:tc>
+        <w:tc>
+          <w:tcPr>
+            <w:tcW w:type="dxa" w:w="2639"/>
+            <w:tcBorders>
+              <w:top w:val="single" w:color="000000" w:sz="4"/>
+              <w:left w:val="single" w:color="000000" w:sz="4"/>
+              <w:bottom w:val="single" w:color="000000" w:sz="4"/>
+              <w:right w:val="single" w:color="000000" w:sz="4"/>
+            </w:tcBorders>
+            <w:tcMar>
+              <w:top w:type="dxa" w:w="35"/>
+              <w:left w:type="dxa" w:w="60"/>
+              <w:bottom w:type="dxa" w:w="35"/>
+              <w:right w:type="dxa" w:w="60"/>
+            </w:tcMar>
+            <w:vAlign w:val="center"/>
+          </w:tcPr>
+          <w:p>
+            <w:pPr>
+              <w:spacing w:after="20" w:before="20" w:line="215"/>
+              <w:jc w:val="right"/>
+            </w:pPr>
+            <w:r>
+              <w:rPr>
+                <w:rFonts w:ascii="MS Mincho" w:cs="MS Mincho" w:eastAsia="MS Mincho" w:hAnsi="MS Mincho"/>
+                <w:b w:val="false"/>
+                <w:bCs w:val="false"/>
+                <w:sz w:val="17"/>
+                <w:szCs w:val="17"/>
+              </w:rPr>
+              <w:t xml:space="preserve">￥100,000～</w:t>
+            </w:r>
+          </w:p>
+        </w:tc>
+      </w:tr>
+      <w:tr>
+        <w:tc>
+          <w:tcPr>
+            <w:tcW w:type="dxa" w:w="4600"/>
+            <w:tcBorders>
+              <w:top w:val="single" w:color="000000" w:sz="4"/>
+              <w:left w:val="single" w:color="000000" w:sz="4"/>
+              <w:bottom w:val="single" w:color="000000" w:sz="4"/>
+              <w:right w:val="single" w:color="000000" w:sz="4"/>
+            </w:tcBorders>
+            <w:tcMar>
+              <w:top w:type="dxa" w:w="35"/>
+              <w:left w:type="dxa" w:w="60"/>
+              <w:bottom w:type="dxa" w:w="35"/>
+              <w:right w:type="dxa" w:w="60"/>
+            </w:tcMar>
+            <w:vAlign w:val="center"/>
+          </w:tcPr>
+          <w:p>
+            <w:pPr>
+              <w:spacing w:after="20" w:before="20" w:line="215"/>
+              <w:jc w:val="left"/>
+            </w:pPr>
+            <w:r>
+              <w:rPr>
+                <w:rFonts w:ascii="MS Mincho" w:cs="MS Mincho" w:eastAsia="MS Mincho" w:hAnsi="MS Mincho"/>
+                <w:b w:val="false"/>
+                <w:bCs w:val="false"/>
+                <w:sz w:val="17"/>
+                <w:szCs w:val="17"/>
+              </w:rPr>
+              <w:t xml:space="preserve">2回目以降</w:t>
+            </w:r>
+          </w:p>
+        </w:tc>
+        <w:tc>
+          <w:tcPr>
+            <w:tcW w:type="dxa" w:w="2400"/>
+            <w:tcBorders>
+              <w:top w:val="single" w:color="000000" w:sz="4"/>
+              <w:left w:val="single" w:color="000000" w:sz="4"/>
+              <w:bottom w:val="single" w:color="000000" w:sz="4"/>
+              <w:right w:val="single" w:color="000000" w:sz="4"/>
+            </w:tcBorders>
+            <w:tcMar>
+              <w:top w:type="dxa" w:w="35"/>
+              <w:left w:type="dxa" w:w="60"/>
+              <w:bottom w:type="dxa" w:w="35"/>
+              <w:right w:type="dxa" w:w="60"/>
+            </w:tcMar>
+            <w:vAlign w:val="center"/>
+          </w:tcPr>
+          <w:p>
+            <w:pPr>
+              <w:spacing w:after="20" w:before="20" w:line="215"/>
+              <w:jc w:val="center"/>
+            </w:pPr>
+            <w:r>
+              <w:rPr>
+                <w:rFonts w:ascii="MS Mincho" w:cs="MS Mincho" w:eastAsia="MS Mincho" w:hAnsi="MS Mincho"/>
+                <w:b w:val="false"/>
+                <w:bCs w:val="false"/>
+                <w:sz w:val="16"/>
+                <w:szCs w:val="16"/>
+              </w:rPr>
+              <w:t xml:space="preserve">1回</w:t>
+            </w:r>
+          </w:p>
+        </w:tc>
+        <w:tc>
+          <w:tcPr>
+            <w:tcW w:type="dxa" w:w="2639"/>
+            <w:tcBorders>
+              <w:top w:val="single" w:color="000000" w:sz="4"/>
+              <w:left w:val="single" w:color="000000" w:sz="4"/>
+              <w:bottom w:val="single" w:color="000000" w:sz="4"/>
+              <w:right w:val="single" w:color="000000" w:sz="4"/>
+            </w:tcBorders>
+            <w:tcMar>
+              <w:top w:type="dxa" w:w="35"/>
+              <w:left w:type="dxa" w:w="60"/>
+              <w:bottom w:type="dxa" w:w="35"/>
+              <w:right w:type="dxa" w:w="60"/>
+            </w:tcMar>
+            <w:vAlign w:val="center"/>
+          </w:tcPr>
+          <w:p>
+            <w:pPr>
+              <w:spacing w:after="20" w:before="20" w:line="215"/>
+              <w:jc w:val="right"/>
+            </w:pPr>
+            <w:r>
+              <w:rPr>
+                <w:rFonts w:ascii="MS Mincho" w:cs="MS Mincho" w:eastAsia="MS Mincho" w:hAnsi="MS Mincho"/>
+                <w:b w:val="false"/>
+                <w:bCs w:val="false"/>
+                <w:sz w:val="17"/>
+                <w:szCs w:val="17"/>
+              </w:rPr>
+              <w:t xml:space="preserve">￥50,000～</w:t>
+            </w:r>
+          </w:p>
+        </w:tc>
+      </w:tr>
+      <w:tr>
+        <w:tc>
+          <w:tcPr>
+            <w:tcW w:type="dxa" w:w="9639"/>
+            <w:gridSpan w:val="3"/>
+            <w:tcBorders>
+              <w:top w:val="single" w:color="000000" w:sz="4"/>
+              <w:left w:val="single" w:color="000000" w:sz="4"/>
+              <w:bottom w:val="single" w:color="000000" w:sz="4"/>
+              <w:right w:val="single" w:color="000000" w:sz="4"/>
+            </w:tcBorders>
+            <w:shd w:fill="F2F2F2" w:color="auto" w:val="clear"/>
+            <w:tcMar>
+              <w:top w:type="dxa" w:w="35"/>
+              <w:left w:type="dxa" w:w="60"/>
+              <w:bottom w:type="dxa" w:w="35"/>
+              <w:right w:type="dxa" w:w="60"/>
+            </w:tcMar>
+            <w:vAlign w:val="center"/>
+          </w:tcPr>
+          <w:p>
+            <w:pPr>
+              <w:spacing w:after="20" w:before="20" w:line="215"/>
+              <w:jc w:val="left"/>
+            </w:pPr>
+            <w:r>
+              <w:rPr>
+                <w:rFonts w:ascii="MS Mincho" w:cs="MS Mincho" w:eastAsia="MS Mincho" w:hAnsi="MS Mincho"/>
+                <w:b/>
+                <w:bCs/>
+                <w:sz w:val="17"/>
+                <w:szCs w:val="17"/>
+              </w:rPr>
+              <w:t xml:space="preserve">６　所得税・贈与税申告書の作成代行</w:t>
+            </w:r>
+          </w:p>
+        </w:tc>
+      </w:tr>
+      <w:tr>
+        <w:tc>
+          <w:tcPr>
+            <w:tcW w:type="dxa" w:w="4600"/>
+            <w:tcBorders>
+              <w:top w:val="single" w:color="000000" w:sz="4"/>
+              <w:left w:val="single" w:color="000000" w:sz="4"/>
+              <w:bottom w:val="single" w:color="000000" w:sz="4"/>
+              <w:right w:val="single" w:color="000000" w:sz="4"/>
+            </w:tcBorders>
+            <w:tcMar>
+              <w:top w:type="dxa" w:w="35"/>
+              <w:left w:type="dxa" w:w="60"/>
+              <w:bottom w:type="dxa" w:w="35"/>
+              <w:right w:type="dxa" w:w="60"/>
+            </w:tcMar>
+            <w:vAlign w:val="center"/>
+          </w:tcPr>
+          <w:p>
+            <w:pPr>
+              <w:spacing w:after="20" w:before="20" w:line="215"/>
+              <w:jc w:val="left"/>
+            </w:pPr>
+            <w:r>
+              <w:rPr>
+                <w:rFonts w:ascii="MS Mincho" w:cs="MS Mincho" w:eastAsia="MS Mincho" w:hAnsi="MS Mincho"/>
+                <w:b w:val="false"/>
+                <w:bCs w:val="false"/>
+                <w:sz w:val="17"/>
+                <w:szCs w:val="17"/>
+              </w:rPr>
+              <w:t xml:space="preserve">〈所得税〉確定申告書　第1表・第2表（基本料金）</w:t>
+            </w:r>
+          </w:p>
+        </w:tc>
+        <w:tc>
+          <w:tcPr>
+            <w:tcW w:type="dxa" w:w="2400"/>
+            <w:tcBorders>
+              <w:top w:val="single" w:color="000000" w:sz="4"/>
+              <w:left w:val="single" w:color="000000" w:sz="4"/>
+              <w:bottom w:val="single" w:color="000000" w:sz="4"/>
+              <w:right w:val="single" w:color="000000" w:sz="4"/>
+            </w:tcBorders>
+            <w:tcMar>
+              <w:top w:type="dxa" w:w="35"/>
+              <w:left w:type="dxa" w:w="60"/>
+              <w:bottom w:type="dxa" w:w="35"/>
+              <w:right w:type="dxa" w:w="60"/>
+            </w:tcMar>
+            <w:vAlign w:val="center"/>
+          </w:tcPr>
+          <w:p>
+            <w:pPr>
+              <w:spacing w:after="20" w:before="20" w:line="215"/>
+              <w:jc w:val="center"/>
+            </w:pPr>
+            <w:r>
+              <w:rPr>
+                <w:rFonts w:ascii="MS Mincho" w:cs="MS Mincho" w:eastAsia="MS Mincho" w:hAnsi="MS Mincho"/>
+                <w:b w:val="false"/>
+                <w:bCs w:val="false"/>
+                <w:sz w:val="16"/>
+                <w:szCs w:val="16"/>
+              </w:rPr>
+              <w:t xml:space="preserve">1件</w:t>
+            </w:r>
+          </w:p>
+        </w:tc>
+        <w:tc>
+          <w:tcPr>
+            <w:tcW w:type="dxa" w:w="2639"/>
+            <w:tcBorders>
+              <w:top w:val="single" w:color="000000" w:sz="4"/>
+              <w:left w:val="single" w:color="000000" w:sz="4"/>
+              <w:bottom w:val="single" w:color="000000" w:sz="4"/>
+              <w:right w:val="single" w:color="000000" w:sz="4"/>
+            </w:tcBorders>
+            <w:tcMar>
+              <w:top w:type="dxa" w:w="35"/>
+              <w:left w:type="dxa" w:w="60"/>
+              <w:bottom w:type="dxa" w:w="35"/>
+              <w:right w:type="dxa" w:w="60"/>
+            </w:tcMar>
+            <w:vAlign w:val="center"/>
+          </w:tcPr>
+          <w:p>
+            <w:pPr>
+              <w:spacing w:after="20" w:before="20" w:line="215"/>
+              <w:jc w:val="right"/>
+            </w:pPr>
+            <w:r>
+              <w:rPr>
+                <w:rFonts w:ascii="MS Mincho" w:cs="MS Mincho" w:eastAsia="MS Mincho" w:hAnsi="MS Mincho"/>
+                <w:b w:val="false"/>
+                <w:bCs w:val="false"/>
+                <w:sz w:val="17"/>
+                <w:szCs w:val="17"/>
+              </w:rPr>
+              <w:t xml:space="preserve">￥20,000</w:t>
+            </w:r>
+          </w:p>
+        </w:tc>
+      </w:tr>
+      <w:tr>
+        <w:tc>
+          <w:tcPr>
+            <w:tcW w:type="dxa" w:w="4600"/>
+            <w:tcBorders>
+              <w:top w:val="single" w:color="000000" w:sz="4"/>
+              <w:left w:val="single" w:color="000000" w:sz="4"/>
+              <w:bottom w:val="single" w:color="000000" w:sz="4"/>
+              <w:right w:val="single" w:color="000000" w:sz="4"/>
+            </w:tcBorders>
+            <w:tcMar>
+              <w:top w:type="dxa" w:w="35"/>
+              <w:left w:type="dxa" w:w="60"/>
+              <w:bottom w:type="dxa" w:w="35"/>
+              <w:right w:type="dxa" w:w="60"/>
+            </w:tcMar>
+            <w:vAlign w:val="center"/>
+          </w:tcPr>
+          <w:p>
+            <w:pPr>
+              <w:spacing w:after="20" w:before="20" w:line="215"/>
+              <w:jc w:val="left"/>
+            </w:pPr>
+            <w:r>
+              <w:rPr>
+                <w:rFonts w:ascii="MS Mincho" w:cs="MS Mincho" w:eastAsia="MS Mincho" w:hAnsi="MS Mincho"/>
+                <w:b w:val="false"/>
+                <w:bCs w:val="false"/>
+                <w:sz w:val="17"/>
+                <w:szCs w:val="17"/>
+              </w:rPr>
+              <w:t xml:space="preserve">〈所得税〉収支内訳書　又は　青色申告決算書（損益計算書のみ）</w:t>
+            </w:r>
+          </w:p>
+        </w:tc>
+        <w:tc>
+          <w:tcPr>
+            <w:tcW w:type="dxa" w:w="2400"/>
+            <w:tcBorders>
+              <w:top w:val="single" w:color="000000" w:sz="4"/>
+              <w:left w:val="single" w:color="000000" w:sz="4"/>
+              <w:bottom w:val="single" w:color="000000" w:sz="4"/>
+              <w:right w:val="single" w:color="000000" w:sz="4"/>
+            </w:tcBorders>
+            <w:tcMar>
+              <w:top w:type="dxa" w:w="35"/>
+              <w:left w:type="dxa" w:w="60"/>
+              <w:bottom w:type="dxa" w:w="35"/>
+              <w:right w:type="dxa" w:w="60"/>
+            </w:tcMar>
+            <w:vAlign w:val="center"/>
+          </w:tcPr>
+          <w:p>
+            <w:pPr>
+              <w:spacing w:after="20" w:before="20" w:line="215"/>
+              <w:jc w:val="center"/>
+            </w:pPr>
+            <w:r>
+              <w:rPr>
+                <w:rFonts w:ascii="MS Mincho" w:cs="MS Mincho" w:eastAsia="MS Mincho" w:hAnsi="MS Mincho"/>
+                <w:b w:val="false"/>
+                <w:bCs w:val="false"/>
+                <w:sz w:val="16"/>
+                <w:szCs w:val="16"/>
+              </w:rPr>
+              <w:t xml:space="preserve">1件</w:t>
+            </w:r>
+          </w:p>
+        </w:tc>
+        <w:tc>
+          <w:tcPr>
+            <w:tcW w:type="dxa" w:w="2639"/>
+            <w:tcBorders>
+              <w:top w:val="single" w:color="000000" w:sz="4"/>
+              <w:left w:val="single" w:color="000000" w:sz="4"/>
+              <w:bottom w:val="single" w:color="000000" w:sz="4"/>
+              <w:right w:val="single" w:color="000000" w:sz="4"/>
+            </w:tcBorders>
+            <w:tcMar>
+              <w:top w:type="dxa" w:w="35"/>
+              <w:left w:type="dxa" w:w="60"/>
+              <w:bottom w:type="dxa" w:w="35"/>
+              <w:right w:type="dxa" w:w="60"/>
+            </w:tcMar>
+            <w:vAlign w:val="center"/>
+          </w:tcPr>
+          <w:p>
+            <w:pPr>
+              <w:spacing w:after="20" w:before="20" w:line="215"/>
+              <w:jc w:val="right"/>
+            </w:pPr>
+            <w:r>
+              <w:rPr>
+                <w:rFonts w:ascii="MS Mincho" w:cs="MS Mincho" w:eastAsia="MS Mincho" w:hAnsi="MS Mincho"/>
+                <w:b w:val="false"/>
+                <w:bCs w:val="false"/>
+                <w:sz w:val="17"/>
+                <w:szCs w:val="17"/>
+              </w:rPr>
+              <w:t xml:space="preserve">￥30,000</w:t>
+            </w:r>
+          </w:p>
+        </w:tc>
+      </w:tr>
+      <w:tr>
+        <w:tc>
+          <w:tcPr>
+            <w:tcW w:type="dxa" w:w="4600"/>
+            <w:tcBorders>
+              <w:top w:val="single" w:color="000000" w:sz="4"/>
+              <w:left w:val="single" w:color="000000" w:sz="4"/>
+              <w:bottom w:val="single" w:color="000000" w:sz="4"/>
+              <w:right w:val="single" w:color="000000" w:sz="4"/>
+            </w:tcBorders>
+            <w:tcMar>
+              <w:top w:type="dxa" w:w="35"/>
+              <w:left w:type="dxa" w:w="60"/>
+              <w:bottom w:type="dxa" w:w="35"/>
+              <w:right w:type="dxa" w:w="60"/>
+            </w:tcMar>
+            <w:vAlign w:val="center"/>
+          </w:tcPr>
+          <w:p>
+            <w:pPr>
+              <w:spacing w:after="20" w:before="20" w:line="215"/>
+              <w:jc w:val="left"/>
+            </w:pPr>
+            <w:r>
+              <w:rPr>
+                <w:rFonts w:ascii="MS Mincho" w:cs="MS Mincho" w:eastAsia="MS Mincho" w:hAnsi="MS Mincho"/>
+                <w:b w:val="false"/>
+                <w:bCs w:val="false"/>
+                <w:sz w:val="17"/>
+                <w:szCs w:val="17"/>
+              </w:rPr>
+              <w:t xml:space="preserve">〈所得税〉青色申告決算書（貸借対照表あり）</w:t>
+            </w:r>
+          </w:p>
+        </w:tc>
+        <w:tc>
+          <w:tcPr>
+            <w:tcW w:type="dxa" w:w="2400"/>
+            <w:tcBorders>
+              <w:top w:val="single" w:color="000000" w:sz="4"/>
+              <w:left w:val="single" w:color="000000" w:sz="4"/>
+              <w:bottom w:val="single" w:color="000000" w:sz="4"/>
+              <w:right w:val="single" w:color="000000" w:sz="4"/>
+            </w:tcBorders>
+            <w:tcMar>
+              <w:top w:type="dxa" w:w="35"/>
+              <w:left w:type="dxa" w:w="60"/>
+              <w:bottom w:type="dxa" w:w="35"/>
+              <w:right w:type="dxa" w:w="60"/>
+            </w:tcMar>
+            <w:vAlign w:val="center"/>
+          </w:tcPr>
+          <w:p>
+            <w:pPr>
+              <w:spacing w:after="20" w:before="20" w:line="215"/>
+              <w:jc w:val="center"/>
+            </w:pPr>
+            <w:r>
+              <w:rPr>
+                <w:rFonts w:ascii="MS Mincho" w:cs="MS Mincho" w:eastAsia="MS Mincho" w:hAnsi="MS Mincho"/>
+                <w:b w:val="false"/>
+                <w:bCs w:val="false"/>
+                <w:sz w:val="16"/>
+                <w:szCs w:val="16"/>
+              </w:rPr>
+              <w:t xml:space="preserve">―</w:t>
+            </w:r>
+          </w:p>
+        </w:tc>
+        <w:tc>
+          <w:tcPr>
+            <w:tcW w:type="dxa" w:w="2639"/>
+            <w:tcBorders>
+              <w:top w:val="single" w:color="000000" w:sz="4"/>
+              <w:left w:val="single" w:color="000000" w:sz="4"/>
+              <w:bottom w:val="single" w:color="000000" w:sz="4"/>
+              <w:right w:val="single" w:color="000000" w:sz="4"/>
+            </w:tcBorders>
+            <w:tcMar>
+              <w:top w:type="dxa" w:w="35"/>
+              <w:left w:type="dxa" w:w="60"/>
+              <w:bottom w:type="dxa" w:w="35"/>
+              <w:right w:type="dxa" w:w="60"/>
+            </w:tcMar>
+            <w:vAlign w:val="center"/>
+          </w:tcPr>
+          <w:p>
+            <w:pPr>
+              <w:spacing w:after="20" w:before="20" w:line="215"/>
+              <w:jc w:val="right"/>
+            </w:pPr>
+            <w:r>
+              <w:rPr>
+                <w:rFonts w:ascii="MS Mincho" w:cs="MS Mincho" w:eastAsia="MS Mincho" w:hAnsi="MS Mincho"/>
+                <w:b w:val="false"/>
+                <w:bCs w:val="false"/>
+                <w:sz w:val="17"/>
+                <w:szCs w:val="17"/>
+              </w:rPr>
+              <w:t xml:space="preserve">別紙１に含む</w:t>
+            </w:r>
+          </w:p>
+        </w:tc>
+      </w:tr>
+      <w:tr>
+        <w:tc>
+          <w:tcPr>
+            <w:tcW w:type="dxa" w:w="4600"/>
+            <w:tcBorders>
+              <w:top w:val="single" w:color="000000" w:sz="4"/>
+              <w:left w:val="single" w:color="000000" w:sz="4"/>
+              <w:bottom w:val="single" w:color="000000" w:sz="4"/>
+              <w:right w:val="single" w:color="000000" w:sz="4"/>
+            </w:tcBorders>
+            <w:tcMar>
+              <w:top w:type="dxa" w:w="35"/>
+              <w:left w:type="dxa" w:w="60"/>
+              <w:bottom w:type="dxa" w:w="35"/>
+              <w:right w:type="dxa" w:w="60"/>
+            </w:tcMar>
+            <w:vAlign w:val="center"/>
+          </w:tcPr>
+          <w:p>
+            <w:pPr>
+              <w:spacing w:after="20" w:before="20" w:line="215"/>
+              <w:jc w:val="left"/>
+            </w:pPr>
+            <w:r>
+              <w:rPr>
+                <w:rFonts w:ascii="MS Mincho" w:cs="MS Mincho" w:eastAsia="MS Mincho" w:hAnsi="MS Mincho"/>
+                <w:b w:val="false"/>
+                <w:bCs w:val="false"/>
+                <w:sz w:val="17"/>
+                <w:szCs w:val="17"/>
+              </w:rPr>
+              <w:t xml:space="preserve">〈所得税〉消費税申告書</w:t>
+            </w:r>
+          </w:p>
+        </w:tc>
+        <w:tc>
+          <w:tcPr>
+            <w:tcW w:type="dxa" w:w="2400"/>
+            <w:tcBorders>
+              <w:top w:val="single" w:color="000000" w:sz="4"/>
+              <w:left w:val="single" w:color="000000" w:sz="4"/>
+              <w:bottom w:val="single" w:color="000000" w:sz="4"/>
+              <w:right w:val="single" w:color="000000" w:sz="4"/>
+            </w:tcBorders>
+            <w:tcMar>
+              <w:top w:type="dxa" w:w="35"/>
+              <w:left w:type="dxa" w:w="60"/>
+              <w:bottom w:type="dxa" w:w="35"/>
+              <w:right w:type="dxa" w:w="60"/>
+            </w:tcMar>
+            <w:vAlign w:val="center"/>
+          </w:tcPr>
+          <w:p>
+            <w:pPr>
+              <w:spacing w:after="20" w:before="20" w:line="215"/>
+              <w:jc w:val="center"/>
+            </w:pPr>
+            <w:r>
+              <w:rPr>
+                <w:rFonts w:ascii="MS Mincho" w:cs="MS Mincho" w:eastAsia="MS Mincho" w:hAnsi="MS Mincho"/>
+                <w:b w:val="false"/>
+                <w:bCs w:val="false"/>
+                <w:sz w:val="16"/>
+                <w:szCs w:val="16"/>
+              </w:rPr>
+              <w:t xml:space="preserve">1件</w:t>
+            </w:r>
+          </w:p>
+        </w:tc>
+        <w:tc>
+          <w:tcPr>
+            <w:tcW w:type="dxa" w:w="2639"/>
+            <w:tcBorders>
+              <w:top w:val="single" w:color="000000" w:sz="4"/>
+              <w:left w:val="single" w:color="000000" w:sz="4"/>
+              <w:bottom w:val="single" w:color="000000" w:sz="4"/>
+              <w:right w:val="single" w:color="000000" w:sz="4"/>
+            </w:tcBorders>
+            <w:tcMar>
+              <w:top w:type="dxa" w:w="35"/>
+              <w:left w:type="dxa" w:w="60"/>
+              <w:bottom w:type="dxa" w:w="35"/>
+              <w:right w:type="dxa" w:w="60"/>
+            </w:tcMar>
+            <w:vAlign w:val="center"/>
+          </w:tcPr>
+          <w:p>
+            <w:pPr>
+              <w:spacing w:after="20" w:before="20" w:line="215"/>
+              <w:jc w:val="right"/>
+            </w:pPr>
+            <w:r>
+              <w:rPr>
+                <w:rFonts w:ascii="MS Mincho" w:cs="MS Mincho" w:eastAsia="MS Mincho" w:hAnsi="MS Mincho"/>
+                <w:b w:val="false"/>
+                <w:bCs w:val="false"/>
+                <w:sz w:val="17"/>
+                <w:szCs w:val="17"/>
+              </w:rPr>
+              <w:t xml:space="preserve">￥30,000</w:t>
+            </w:r>
+          </w:p>
+        </w:tc>
+      </w:tr>
+      <w:tr>
+        <w:tc>
+          <w:tcPr>
+            <w:tcW w:type="dxa" w:w="4600"/>
+            <w:tcBorders>
+              <w:top w:val="single" w:color="000000" w:sz="4"/>
+              <w:left w:val="single" w:color="000000" w:sz="4"/>
+              <w:bottom w:val="single" w:color="000000" w:sz="4"/>
+              <w:right w:val="single" w:color="000000" w:sz="4"/>
+            </w:tcBorders>
+            <w:tcMar>
+              <w:top w:type="dxa" w:w="35"/>
+              <w:left w:type="dxa" w:w="60"/>
+              <w:bottom w:type="dxa" w:w="35"/>
+              <w:right w:type="dxa" w:w="60"/>
+            </w:tcMar>
+            <w:vAlign w:val="center"/>
+          </w:tcPr>
+          <w:p>
+            <w:pPr>
+              <w:spacing w:after="20" w:before="20" w:line="215"/>
+              <w:jc w:val="left"/>
+            </w:pPr>
+            <w:r>
+              <w:rPr>
+                <w:rFonts w:ascii="MS Mincho" w:cs="MS Mincho" w:eastAsia="MS Mincho" w:hAnsi="MS Mincho"/>
+                <w:b w:val="false"/>
+                <w:bCs w:val="false"/>
+                <w:sz w:val="17"/>
+                <w:szCs w:val="17"/>
+              </w:rPr>
+              <w:t xml:space="preserve">〈所得税〉その他の付表・明細（株式譲渡明細を含む）</w:t>
+            </w:r>
+          </w:p>
+        </w:tc>
+        <w:tc>
+          <w:tcPr>
+            <w:tcW w:type="dxa" w:w="2400"/>
+            <w:tcBorders>
+              <w:top w:val="single" w:color="000000" w:sz="4"/>
+              <w:left w:val="single" w:color="000000" w:sz="4"/>
+              <w:bottom w:val="single" w:color="000000" w:sz="4"/>
+              <w:right w:val="single" w:color="000000" w:sz="4"/>
+            </w:tcBorders>
+            <w:tcMar>
+              <w:top w:type="dxa" w:w="35"/>
+              <w:left w:type="dxa" w:w="60"/>
+              <w:bottom w:type="dxa" w:w="35"/>
+              <w:right w:type="dxa" w:w="60"/>
+            </w:tcMar>
+            <w:vAlign w:val="center"/>
+          </w:tcPr>
+          <w:p>
+            <w:pPr>
+              <w:spacing w:after="20" w:before="20" w:line="215"/>
+              <w:jc w:val="center"/>
+            </w:pPr>
+            <w:r>
+              <w:rPr>
+                <w:rFonts w:ascii="MS Mincho" w:cs="MS Mincho" w:eastAsia="MS Mincho" w:hAnsi="MS Mincho"/>
+                <w:b w:val="false"/>
+                <w:bCs w:val="false"/>
+                <w:sz w:val="16"/>
+                <w:szCs w:val="16"/>
+              </w:rPr>
+              <w:t xml:space="preserve">1種類につき</w:t>
+            </w:r>
+          </w:p>
+        </w:tc>
+        <w:tc>
+          <w:tcPr>
+            <w:tcW w:type="dxa" w:w="2639"/>
+            <w:tcBorders>
+              <w:top w:val="single" w:color="000000" w:sz="4"/>
+              <w:left w:val="single" w:color="000000" w:sz="4"/>
+              <w:bottom w:val="single" w:color="000000" w:sz="4"/>
+              <w:right w:val="single" w:color="000000" w:sz="4"/>
+            </w:tcBorders>
+            <w:tcMar>
+              <w:top w:type="dxa" w:w="35"/>
+              <w:left w:type="dxa" w:w="60"/>
+              <w:bottom w:type="dxa" w:w="35"/>
+              <w:right w:type="dxa" w:w="60"/>
+            </w:tcMar>
+            <w:vAlign w:val="center"/>
+          </w:tcPr>
+          <w:p>
+            <w:pPr>
+              <w:spacing w:after="20" w:before="20" w:line="215"/>
+              <w:jc w:val="right"/>
+            </w:pPr>
+            <w:r>
+              <w:rPr>
+                <w:rFonts w:ascii="MS Mincho" w:cs="MS Mincho" w:eastAsia="MS Mincho" w:hAnsi="MS Mincho"/>
+                <w:b w:val="false"/>
+                <w:bCs w:val="false"/>
+                <w:sz w:val="17"/>
+                <w:szCs w:val="17"/>
+              </w:rPr>
+              <w:t xml:space="preserve">￥10,000</w:t>
+            </w:r>
+          </w:p>
+        </w:tc>
+      </w:tr>
+      <w:tr>
+        <w:tc>
+          <w:tcPr>
+            <w:tcW w:type="dxa" w:w="4600"/>
+            <w:tcBorders>
+              <w:top w:val="single" w:color="000000" w:sz="4"/>
+              <w:left w:val="single" w:color="000000" w:sz="4"/>
+              <w:bottom w:val="single" w:color="000000" w:sz="4"/>
+              <w:right w:val="single" w:color="000000" w:sz="4"/>
+            </w:tcBorders>
+            <w:tcMar>
+              <w:top w:type="dxa" w:w="35"/>
+              <w:left w:type="dxa" w:w="60"/>
+              <w:bottom w:type="dxa" w:w="35"/>
+              <w:right w:type="dxa" w:w="60"/>
+            </w:tcMar>
+            <w:vAlign w:val="center"/>
+          </w:tcPr>
+          <w:p>
+            <w:pPr>
+              <w:spacing w:after="20" w:before="20" w:line="215"/>
+              <w:jc w:val="left"/>
+            </w:pPr>
+            <w:r>
+              <w:rPr>
+                <w:rFonts w:ascii="MS Mincho" w:cs="MS Mincho" w:eastAsia="MS Mincho" w:hAnsi="MS Mincho"/>
+                <w:b w:val="false"/>
+                <w:bCs w:val="false"/>
+                <w:sz w:val="17"/>
+                <w:szCs w:val="17"/>
+              </w:rPr>
+              <w:t xml:space="preserve">〈所得税〉土地・建物の譲渡所得の申告</w:t>
+            </w:r>
+          </w:p>
+        </w:tc>
+        <w:tc>
+          <w:tcPr>
+            <w:tcW w:type="dxa" w:w="2400"/>
+            <w:tcBorders>
+              <w:top w:val="single" w:color="000000" w:sz="4"/>
+              <w:left w:val="single" w:color="000000" w:sz="4"/>
+              <w:bottom w:val="single" w:color="000000" w:sz="4"/>
+              <w:right w:val="single" w:color="000000" w:sz="4"/>
+            </w:tcBorders>
+            <w:tcMar>
+              <w:top w:type="dxa" w:w="35"/>
+              <w:left w:type="dxa" w:w="60"/>
+              <w:bottom w:type="dxa" w:w="35"/>
+              <w:right w:type="dxa" w:w="60"/>
+            </w:tcMar>
+            <w:vAlign w:val="center"/>
+          </w:tcPr>
+          <w:p>
+            <w:pPr>
+              <w:spacing w:after="20" w:before="20" w:line="215"/>
+              <w:jc w:val="center"/>
+            </w:pPr>
+            <w:r>
+              <w:rPr>
+                <w:rFonts w:ascii="MS Mincho" w:cs="MS Mincho" w:eastAsia="MS Mincho" w:hAnsi="MS Mincho"/>
+                <w:b w:val="false"/>
+                <w:bCs w:val="false"/>
+                <w:sz w:val="16"/>
+                <w:szCs w:val="16"/>
+              </w:rPr>
+              <w:t xml:space="preserve">1事業年度あたり</w:t>
+            </w:r>
+          </w:p>
+        </w:tc>
+        <w:tc>
+          <w:tcPr>
+            <w:tcW w:type="dxa" w:w="2639"/>
+            <w:tcBorders>
+              <w:top w:val="single" w:color="000000" w:sz="4"/>
+              <w:left w:val="single" w:color="000000" w:sz="4"/>
+              <w:bottom w:val="single" w:color="000000" w:sz="4"/>
+              <w:right w:val="single" w:color="000000" w:sz="4"/>
+            </w:tcBorders>
+            <w:tcMar>
+              <w:top w:type="dxa" w:w="35"/>
+              <w:left w:type="dxa" w:w="60"/>
+              <w:bottom w:type="dxa" w:w="35"/>
+              <w:right w:type="dxa" w:w="60"/>
+            </w:tcMar>
+            <w:vAlign w:val="center"/>
+          </w:tcPr>
+          <w:p>
+            <w:pPr>
+              <w:spacing w:after="20" w:before="20" w:line="215"/>
+              <w:jc w:val="right"/>
+            </w:pPr>
+            <w:r>
+              <w:rPr>
+                <w:rFonts w:ascii="MS Mincho" w:cs="MS Mincho" w:eastAsia="MS Mincho" w:hAnsi="MS Mincho"/>
+                <w:b w:val="false"/>
+                <w:bCs w:val="false"/>
+                <w:sz w:val="17"/>
+                <w:szCs w:val="17"/>
+              </w:rPr>
+              <w:t xml:space="preserve">￥100,000</w:t>
+            </w:r>
+          </w:p>
+        </w:tc>
+      </w:tr>
+      <w:tr>
+        <w:tc>
+          <w:tcPr>
+            <w:tcW w:type="dxa" w:w="4600"/>
+            <w:tcBorders>
+              <w:top w:val="single" w:color="000000" w:sz="4"/>
+              <w:left w:val="single" w:color="000000" w:sz="4"/>
+              <w:bottom w:val="single" w:color="000000" w:sz="4"/>
+              <w:right w:val="single" w:color="000000" w:sz="4"/>
+            </w:tcBorders>
+            <w:tcMar>
+              <w:top w:type="dxa" w:w="35"/>
+              <w:left w:type="dxa" w:w="60"/>
+              <w:bottom w:type="dxa" w:w="35"/>
+              <w:right w:type="dxa" w:w="60"/>
+            </w:tcMar>
+            <w:vAlign w:val="center"/>
+          </w:tcPr>
+          <w:p>
+            <w:pPr>
+              <w:spacing w:after="20" w:before="20" w:line="215"/>
+              <w:jc w:val="left"/>
+            </w:pPr>
+            <w:r>
+              <w:rPr>
+                <w:rFonts w:ascii="MS Mincho" w:cs="MS Mincho" w:eastAsia="MS Mincho" w:hAnsi="MS Mincho"/>
+                <w:b w:val="false"/>
+                <w:bCs w:val="false"/>
+                <w:sz w:val="17"/>
+                <w:szCs w:val="17"/>
+              </w:rPr>
+              <w:t xml:space="preserve">〈所得税〉給与所得以外の所得の収入金額が300万円以下の場合</w:t>
+            </w:r>
+          </w:p>
+        </w:tc>
+        <w:tc>
+          <w:tcPr>
+            <w:tcW w:type="dxa" w:w="2400"/>
+            <w:tcBorders>
+              <w:top w:val="single" w:color="000000" w:sz="4"/>
+              <w:left w:val="single" w:color="000000" w:sz="4"/>
+              <w:bottom w:val="single" w:color="000000" w:sz="4"/>
+              <w:right w:val="single" w:color="000000" w:sz="4"/>
+            </w:tcBorders>
+            <w:tcMar>
+              <w:top w:type="dxa" w:w="35"/>
+              <w:left w:type="dxa" w:w="60"/>
+              <w:bottom w:type="dxa" w:w="35"/>
+              <w:right w:type="dxa" w:w="60"/>
+            </w:tcMar>
+            <w:vAlign w:val="center"/>
+          </w:tcPr>
+          <w:p>
+            <w:pPr>
+              <w:spacing w:after="20" w:before="20" w:line="215"/>
+              <w:jc w:val="center"/>
+            </w:pPr>
+            <w:r>
+              <w:rPr>
+                <w:rFonts w:ascii="MS Mincho" w:cs="MS Mincho" w:eastAsia="MS Mincho" w:hAnsi="MS Mincho"/>
+                <w:b w:val="false"/>
+                <w:bCs w:val="false"/>
+                <w:sz w:val="16"/>
+                <w:szCs w:val="16"/>
+              </w:rPr>
+              <w:t xml:space="preserve">1件</w:t>
+            </w:r>
+          </w:p>
+        </w:tc>
+        <w:tc>
+          <w:tcPr>
+            <w:tcW w:type="dxa" w:w="2639"/>
+            <w:tcBorders>
+              <w:top w:val="single" w:color="000000" w:sz="4"/>
+              <w:left w:val="single" w:color="000000" w:sz="4"/>
+              <w:bottom w:val="single" w:color="000000" w:sz="4"/>
+              <w:right w:val="single" w:color="000000" w:sz="4"/>
+            </w:tcBorders>
+            <w:tcMar>
+              <w:top w:type="dxa" w:w="35"/>
+              <w:left w:type="dxa" w:w="60"/>
+              <w:bottom w:type="dxa" w:w="35"/>
+              <w:right w:type="dxa" w:w="60"/>
+            </w:tcMar>
+            <w:vAlign w:val="center"/>
+          </w:tcPr>
+          <w:p>
+            <w:pPr>
+              <w:spacing w:after="20" w:before="20" w:line="215"/>
+              <w:jc w:val="right"/>
+            </w:pPr>
+            <w:r>
+              <w:rPr>
+                <w:rFonts w:ascii="MS Mincho" w:cs="MS Mincho" w:eastAsia="MS Mincho" w:hAnsi="MS Mincho"/>
+                <w:b w:val="false"/>
+                <w:bCs w:val="false"/>
+                <w:sz w:val="17"/>
+                <w:szCs w:val="17"/>
+              </w:rPr>
+              <w:t xml:space="preserve">△￥10,000</w:t>
+            </w:r>
+          </w:p>
+        </w:tc>
+      </w:tr>
+      <w:tr>
+        <w:tc>
+          <w:tcPr>
+            <w:tcW w:type="dxa" w:w="4600"/>
+            <w:tcBorders>
+              <w:top w:val="single" w:color="000000" w:sz="4"/>
+              <w:left w:val="single" w:color="000000" w:sz="4"/>
+              <w:bottom w:val="single" w:color="000000" w:sz="4"/>
+              <w:right w:val="single" w:color="000000" w:sz="4"/>
+            </w:tcBorders>
+            <w:tcMar>
+              <w:top w:type="dxa" w:w="35"/>
+              <w:left w:type="dxa" w:w="60"/>
+              <w:bottom w:type="dxa" w:w="35"/>
+              <w:right w:type="dxa" w:w="60"/>
+            </w:tcMar>
+            <w:vAlign w:val="center"/>
+          </w:tcPr>
+          <w:p>
+            <w:pPr>
+              <w:spacing w:after="20" w:before="20" w:line="215"/>
+              <w:jc w:val="left"/>
+            </w:pPr>
+            <w:r>
+              <w:rPr>
+                <w:rFonts w:ascii="MS Mincho" w:cs="MS Mincho" w:eastAsia="MS Mincho" w:hAnsi="MS Mincho"/>
+                <w:b w:val="false"/>
+                <w:bCs w:val="false"/>
+                <w:sz w:val="17"/>
+                <w:szCs w:val="17"/>
+              </w:rPr>
+              <w:t xml:space="preserve">〈贈与税〉贈与税申告書の作成・贈与契約書の作成</w:t>
+            </w:r>
+          </w:p>
+        </w:tc>
+        <w:tc>
+          <w:tcPr>
+            <w:tcW w:type="dxa" w:w="2400"/>
+            <w:tcBorders>
+              <w:top w:val="single" w:color="000000" w:sz="4"/>
+              <w:left w:val="single" w:color="000000" w:sz="4"/>
+              <w:bottom w:val="single" w:color="000000" w:sz="4"/>
+              <w:right w:val="single" w:color="000000" w:sz="4"/>
+            </w:tcBorders>
+            <w:tcMar>
+              <w:top w:type="dxa" w:w="35"/>
+              <w:left w:type="dxa" w:w="60"/>
+              <w:bottom w:type="dxa" w:w="35"/>
+              <w:right w:type="dxa" w:w="60"/>
+            </w:tcMar>
+            <w:vAlign w:val="center"/>
+          </w:tcPr>
+          <w:p>
+            <w:pPr>
+              <w:spacing w:after="20" w:before="20" w:line="215"/>
+              <w:jc w:val="center"/>
+            </w:pPr>
+            <w:r>
+              <w:rPr>
+                <w:rFonts w:ascii="MS Mincho" w:cs="MS Mincho" w:eastAsia="MS Mincho" w:hAnsi="MS Mincho"/>
+                <w:b w:val="false"/>
+                <w:bCs w:val="false"/>
+                <w:sz w:val="16"/>
+                <w:szCs w:val="16"/>
+              </w:rPr>
+              <w:t xml:space="preserve">贈与者・受贈者1組につき</w:t>
+            </w:r>
+          </w:p>
+        </w:tc>
+        <w:tc>
+          <w:tcPr>
+            <w:tcW w:type="dxa" w:w="2639"/>
+            <w:tcBorders>
+              <w:top w:val="single" w:color="000000" w:sz="4"/>
+              <w:left w:val="single" w:color="000000" w:sz="4"/>
+              <w:bottom w:val="single" w:color="000000" w:sz="4"/>
+              <w:right w:val="single" w:color="000000" w:sz="4"/>
+            </w:tcBorders>
+            <w:tcMar>
+              <w:top w:type="dxa" w:w="35"/>
+              <w:left w:type="dxa" w:w="60"/>
+              <w:bottom w:type="dxa" w:w="35"/>
+              <w:right w:type="dxa" w:w="60"/>
+            </w:tcMar>
+            <w:vAlign w:val="center"/>
+          </w:tcPr>
+          <w:p>
+            <w:pPr>
+              <w:spacing w:after="20" w:before="20" w:line="215"/>
+              <w:jc w:val="right"/>
+            </w:pPr>
+            <w:r>
+              <w:rPr>
+                <w:rFonts w:ascii="MS Mincho" w:cs="MS Mincho" w:eastAsia="MS Mincho" w:hAnsi="MS Mincho"/>
+                <w:b w:val="false"/>
+                <w:bCs w:val="false"/>
+                <w:sz w:val="17"/>
+                <w:szCs w:val="17"/>
+              </w:rPr>
+              <w:t xml:space="preserve">￥10,000</w:t>
+            </w:r>
+          </w:p>
+        </w:tc>
+      </w:tr>
+      <w:tr>
+        <w:tc>
+          <w:tcPr>
+            <w:tcW w:type="dxa" w:w="9639"/>
+            <w:gridSpan w:val="3"/>
+            <w:tcBorders>
+              <w:top w:val="single" w:color="000000" w:sz="4"/>
+              <w:left w:val="single" w:color="000000" w:sz="4"/>
+              <w:bottom w:val="single" w:color="000000" w:sz="4"/>
+              <w:right w:val="single" w:color="000000" w:sz="4"/>
+            </w:tcBorders>
+            <w:shd w:fill="F2F2F2" w:color="auto" w:val="clear"/>
+            <w:tcMar>
+              <w:top w:type="dxa" w:w="35"/>
+              <w:left w:type="dxa" w:w="60"/>
+              <w:bottom w:type="dxa" w:w="35"/>
+              <w:right w:type="dxa" w:w="60"/>
+            </w:tcMar>
+            <w:vAlign w:val="center"/>
+          </w:tcPr>
+          <w:p>
+            <w:pPr>
+              <w:spacing w:after="20" w:before="20" w:line="215"/>
+              <w:jc w:val="left"/>
+            </w:pPr>
+            <w:r>
+              <w:rPr>
+                <w:rFonts w:ascii="MS Mincho" w:cs="MS Mincho" w:eastAsia="MS Mincho" w:hAnsi="MS Mincho"/>
+                <w:b/>
+                <w:bCs/>
+                <w:sz w:val="17"/>
+                <w:szCs w:val="17"/>
+              </w:rPr>
+              <w:t xml:space="preserve">７　税額控除に係る報酬</w:t>
+            </w:r>
+          </w:p>
+        </w:tc>
+      </w:tr>
+      <w:tr>
+        <w:tc>
+          <w:tcPr>
+            <w:tcW w:type="dxa" w:w="4600"/>
+            <w:tcBorders>
+              <w:top w:val="single" w:color="000000" w:sz="4"/>
+              <w:left w:val="single" w:color="000000" w:sz="4"/>
+              <w:bottom w:val="single" w:color="000000" w:sz="4"/>
+              <w:right w:val="single" w:color="000000" w:sz="4"/>
+            </w:tcBorders>
+            <w:tcMar>
+              <w:top w:type="dxa" w:w="35"/>
+              <w:left w:type="dxa" w:w="60"/>
+              <w:bottom w:type="dxa" w:w="35"/>
+              <w:right w:type="dxa" w:w="60"/>
+            </w:tcMar>
+            <w:vAlign w:val="center"/>
+          </w:tcPr>
+          <w:p>
+            <w:pPr>
+              <w:spacing w:after="20" w:before="20" w:line="215"/>
+              <w:jc w:val="left"/>
+            </w:pPr>
+            <w:r>
+              <w:rPr>
+                <w:rFonts w:ascii="MS Mincho" w:cs="MS Mincho" w:eastAsia="MS Mincho" w:hAnsi="MS Mincho"/>
+                <w:b w:val="false"/>
+                <w:bCs w:val="false"/>
+                <w:sz w:val="17"/>
+                <w:szCs w:val="17"/>
+              </w:rPr>
+              <w:t xml:space="preserve">法人税額の特別控除額に対する報酬　※4</w:t>
+            </w:r>
+          </w:p>
+        </w:tc>
+        <w:tc>
+          <w:tcPr>
+            <w:tcW w:type="dxa" w:w="2400"/>
+            <w:tcBorders>
+              <w:top w:val="single" w:color="000000" w:sz="4"/>
+              <w:left w:val="single" w:color="000000" w:sz="4"/>
+              <w:bottom w:val="single" w:color="000000" w:sz="4"/>
+              <w:right w:val="single" w:color="000000" w:sz="4"/>
+            </w:tcBorders>
+            <w:tcMar>
+              <w:top w:type="dxa" w:w="35"/>
+              <w:left w:type="dxa" w:w="60"/>
+              <w:bottom w:type="dxa" w:w="35"/>
+              <w:right w:type="dxa" w:w="60"/>
+            </w:tcMar>
+            <w:vAlign w:val="center"/>
+          </w:tcPr>
+          <w:p>
+            <w:pPr>
+              <w:spacing w:after="20" w:before="20" w:line="215"/>
+              <w:jc w:val="center"/>
+            </w:pPr>
+            <w:r>
+              <w:rPr>
+                <w:rFonts w:ascii="MS Mincho" w:cs="MS Mincho" w:eastAsia="MS Mincho" w:hAnsi="MS Mincho"/>
+                <w:b w:val="false"/>
+                <w:bCs w:val="false"/>
+                <w:sz w:val="16"/>
+                <w:szCs w:val="16"/>
+              </w:rPr>
+              <w:t xml:space="preserve">1事業年度</w:t>
+            </w:r>
+          </w:p>
+        </w:tc>
+        <w:tc>
+          <w:tcPr>
+            <w:tcW w:type="dxa" w:w="2639"/>
+            <w:tcBorders>
+              <w:top w:val="single" w:color="000000" w:sz="4"/>
+              <w:left w:val="single" w:color="000000" w:sz="4"/>
+              <w:bottom w:val="single" w:color="000000" w:sz="4"/>
+              <w:right w:val="single" w:color="000000" w:sz="4"/>
+            </w:tcBorders>
+            <w:tcMar>
+              <w:top w:type="dxa" w:w="35"/>
+              <w:left w:type="dxa" w:w="60"/>
+              <w:bottom w:type="dxa" w:w="35"/>
+              <w:right w:type="dxa" w:w="60"/>
+            </w:tcMar>
+            <w:vAlign w:val="center"/>
+          </w:tcPr>
+          <w:p>
+            <w:pPr>
+              <w:spacing w:after="20" w:before="20" w:line="215"/>
+              <w:jc w:val="right"/>
+            </w:pPr>
+            <w:r>
+              <w:rPr>
+                <w:rFonts w:ascii="MS Mincho" w:cs="MS Mincho" w:eastAsia="MS Mincho" w:hAnsi="MS Mincho"/>
+                <w:b w:val="false"/>
+                <w:bCs w:val="false"/>
+                <w:sz w:val="17"/>
+                <w:szCs w:val="17"/>
+              </w:rPr>
+              <w:t xml:space="preserve">特別控除額×5％</w:t>
+            </w:r>
+          </w:p>
+          <w:p>
+            <w:pPr>
+              <w:spacing w:after="20" w:before="20" w:line="215"/>
+              <w:jc w:val="right"/>
+            </w:pPr>
+            <w:r>
+              <w:rPr>
+                <w:rFonts w:ascii="MS Mincho" w:cs="MS Mincho" w:eastAsia="MS Mincho" w:hAnsi="MS Mincho"/>
+                <w:b w:val="false"/>
+                <w:bCs w:val="false"/>
+                <w:sz w:val="15"/>
+                <w:szCs w:val="15"/>
+              </w:rPr>
+              <w:t xml:space="preserve">（上限 ￥500,000／事業年度）</w:t>
+            </w:r>
+          </w:p>
+        </w:tc>
+      </w:tr>
+      <w:tr>
+        <w:tc>
+          <w:tcPr>
+            <w:tcW w:type="dxa" w:w="9639"/>
+            <w:gridSpan w:val="3"/>
+            <w:tcBorders>
+              <w:top w:val="single" w:color="000000" w:sz="4"/>
+              <w:left w:val="single" w:color="000000" w:sz="4"/>
+              <w:bottom w:val="single" w:color="000000" w:sz="4"/>
+              <w:right w:val="single" w:color="000000" w:sz="4"/>
+            </w:tcBorders>
+            <w:shd w:fill="F2F2F2" w:color="auto" w:val="clear"/>
+            <w:tcMar>
+              <w:top w:type="dxa" w:w="35"/>
+              <w:left w:type="dxa" w:w="60"/>
+              <w:bottom w:type="dxa" w:w="35"/>
+              <w:right w:type="dxa" w:w="60"/>
+            </w:tcMar>
+            <w:vAlign w:val="center"/>
+          </w:tcPr>
+          <w:p>
+            <w:pPr>
+              <w:spacing w:after="20" w:before="20" w:line="215"/>
+              <w:jc w:val="left"/>
+            </w:pPr>
+            <w:r>
+              <w:rPr>
+                <w:rFonts w:ascii="MS Mincho" w:cs="MS Mincho" w:eastAsia="MS Mincho" w:hAnsi="MS Mincho"/>
+                <w:b/>
+                <w:bCs/>
+                <w:sz w:val="17"/>
+                <w:szCs w:val="17"/>
+              </w:rPr>
+              <w:t xml:space="preserve">８　試算表の提出頻度又は訪問の追加</w:t>
+            </w:r>
+          </w:p>
+        </w:tc>
+      </w:tr>
+      <w:tr>
+        <w:tc>
+          <w:tcPr>
+            <w:tcW w:type="dxa" w:w="4600"/>
+            <w:tcBorders>
+              <w:top w:val="single" w:color="000000" w:sz="4"/>
+              <w:left w:val="single" w:color="000000" w:sz="4"/>
+              <w:bottom w:val="single" w:color="000000" w:sz="4"/>
+              <w:right w:val="single" w:color="000000" w:sz="4"/>
+            </w:tcBorders>
+            <w:tcMar>
+              <w:top w:type="dxa" w:w="35"/>
+              <w:left w:type="dxa" w:w="60"/>
+              <w:bottom w:type="dxa" w:w="35"/>
+              <w:right w:type="dxa" w:w="60"/>
+            </w:tcMar>
+            <w:vAlign w:val="center"/>
+          </w:tcPr>
+          <w:p>
+            <w:pPr>
+              <w:spacing w:after="20" w:before="20" w:line="215"/>
+              <w:jc w:val="left"/>
+            </w:pPr>
+            <w:r>
+              <w:rPr>
+                <w:rFonts w:ascii="MS Mincho" w:cs="MS Mincho" w:eastAsia="MS Mincho" w:hAnsi="MS Mincho"/>
+                <w:b w:val="false"/>
+                <w:bCs w:val="false"/>
+                <w:sz w:val="17"/>
+                <w:szCs w:val="17"/>
+              </w:rPr>
+              <w:t xml:space="preserve">別紙1の項目3及び項目4で合意した頻度・方法を超える場合　※5</w:t>
+            </w:r>
+          </w:p>
+        </w:tc>
+        <w:tc>
+          <w:tcPr>
+            <w:tcW w:type="dxa" w:w="2400"/>
+            <w:tcBorders>
+              <w:top w:val="single" w:color="000000" w:sz="4"/>
+              <w:left w:val="single" w:color="000000" w:sz="4"/>
+              <w:bottom w:val="single" w:color="000000" w:sz="4"/>
+              <w:right w:val="single" w:color="000000" w:sz="4"/>
+            </w:tcBorders>
+            <w:tcMar>
+              <w:top w:type="dxa" w:w="35"/>
+              <w:left w:type="dxa" w:w="60"/>
+              <w:bottom w:type="dxa" w:w="35"/>
+              <w:right w:type="dxa" w:w="60"/>
+            </w:tcMar>
+            <w:vAlign w:val="center"/>
+          </w:tcPr>
+          <w:p>
+            <w:pPr>
+              <w:spacing w:after="20" w:before="20" w:line="215"/>
+              <w:jc w:val="center"/>
+            </w:pPr>
+            <w:r>
+              <w:rPr>
+                <w:rFonts w:ascii="MS Mincho" w:cs="MS Mincho" w:eastAsia="MS Mincho" w:hAnsi="MS Mincho"/>
+                <w:b w:val="false"/>
+                <w:bCs w:val="false"/>
+                <w:sz w:val="16"/>
+                <w:szCs w:val="16"/>
+              </w:rPr>
+              <w:t xml:space="preserve">都度</w:t>
+            </w:r>
+          </w:p>
+        </w:tc>
+        <w:tc>
+          <w:tcPr>
+            <w:tcW w:type="dxa" w:w="2639"/>
+            <w:tcBorders>
+              <w:top w:val="single" w:color="000000" w:sz="4"/>
+              <w:left w:val="single" w:color="000000" w:sz="4"/>
+              <w:bottom w:val="single" w:color="000000" w:sz="4"/>
+              <w:right w:val="single" w:color="000000" w:sz="4"/>
+            </w:tcBorders>
+            <w:tcMar>
+              <w:top w:type="dxa" w:w="35"/>
+              <w:left w:type="dxa" w:w="60"/>
+              <w:bottom w:type="dxa" w:w="35"/>
+              <w:right w:type="dxa" w:w="60"/>
+            </w:tcMar>
+            <w:vAlign w:val="center"/>
+          </w:tcPr>
+          <w:p>
+            <w:pPr>
+              <w:spacing w:after="20" w:before="20" w:line="215"/>
+              <w:jc w:val="right"/>
+            </w:pPr>
+            <w:r>
+              <w:rPr>
+                <w:rFonts w:ascii="MS Mincho" w:cs="MS Mincho" w:eastAsia="MS Mincho" w:hAnsi="MS Mincho"/>
+                <w:b w:val="false"/>
+                <w:bCs w:val="false"/>
+                <w:sz w:val="17"/>
+                <w:szCs w:val="17"/>
+              </w:rPr>
+              <w:t xml:space="preserve">別紙1の当該項目の単価による</w:t>
+            </w:r>
+          </w:p>
+        </w:tc>
+      </w:tr>
+    </w:tbl>
+    <w:p>
+      <w:pPr>
+        <w:spacing w:after="40" w:before="140"/>
+      </w:pPr>
+      <w:r>
+        <w:rPr>
+          <w:rFonts w:ascii="MS Mincho" w:cs="MS Mincho" w:eastAsia="MS Mincho" w:hAnsi="MS Mincho"/>
+          <w:b/>
+          <w:bCs/>
+          <w:sz w:val="18"/>
+          <w:szCs w:val="18"/>
+        </w:rPr>
+        <w:t xml:space="preserve">【注記】</w:t>
+      </w:r>
+    </w:p>
+    <w:p>
+      <w:pPr>
+        <w:spacing w:after="20" w:before="20" w:line="215"/>
+        <w:jc w:val="left"/>
+      </w:pPr>
+      <w:r>
+        <w:rPr>
+          <w:rFonts w:ascii="MS Mincho" w:cs="MS Mincho" w:eastAsia="MS Mincho" w:hAnsi="MS Mincho"/>
+          <w:b w:val="false"/>
+          <w:bCs w:val="false"/>
+          <w:sz w:val="16"/>
+          <w:szCs w:val="16"/>
+        </w:rPr>
+        <w:t xml:space="preserve">※1　年末調整を行わず、法定調書合計表の作成のみを行う場合の報酬は、￥10,000とする。</w:t>
+      </w:r>
+    </w:p>
+    <w:p>
+      <w:pPr>
+        <w:spacing w:after="20" w:before="20" w:line="215"/>
+        <w:jc w:val="left"/>
+      </w:pPr>
+      <w:r>
+        <w:rPr>
+          <w:rFonts w:ascii="MS Mincho" w:cs="MS Mincho" w:eastAsia="MS Mincho" w:hAnsi="MS Mincho"/>
+          <w:b w:val="false"/>
+          <w:bCs w:val="false"/>
+          <w:sz w:val="16"/>
+          <w:szCs w:val="16"/>
+        </w:rPr>
+        <w:t xml:space="preserve">※2　償却資産税申告書について、該当する資産がない場合は請求しない。</w:t>
+      </w:r>
+    </w:p>
+    <w:p>
+      <w:pPr>
+        <w:spacing w:after="20" w:before="20" w:line="215"/>
+        <w:jc w:val="left"/>
+      </w:pPr>
+      <w:r>
+        <w:rPr>
+          <w:rFonts w:ascii="MS Mincho" w:cs="MS Mincho" w:eastAsia="MS Mincho" w:hAnsi="MS Mincho"/>
+          <w:b w:val="false"/>
+          <w:bCs w:val="false"/>
+          <w:sz w:val="16"/>
+          <w:szCs w:val="16"/>
+        </w:rPr>
+        <w:t xml:space="preserve">※3　所得税法第204条第1項報酬とは、弁護士・税理士・デザイナー等の一定の職業に該当する者への支払について、支払者が源泉徴収を要する報酬・料金をいう。</w:t>
+      </w:r>
+    </w:p>
+    <w:p>
+      <w:pPr>
+        <w:spacing w:after="20" w:before="20" w:line="215"/>
+        <w:jc w:val="left"/>
+      </w:pPr>
+      <w:r>
+        <w:rPr>
+          <w:rFonts w:ascii="MS Mincho" w:cs="MS Mincho" w:eastAsia="MS Mincho" w:hAnsi="MS Mincho"/>
+          <w:b w:val="false"/>
+          <w:bCs w:val="false"/>
+          <w:sz w:val="16"/>
+          <w:szCs w:val="16"/>
+        </w:rPr>
+        <w:t xml:space="preserve">※4　税額控除に係る報酬は、法人税申告書別表一「法人税額の特別控除額の合計を記載する欄」の金額に5％を乗じた額とし、1事業年度あたり￥500,000（税抜）を上限とする。</w:t>
+      </w:r>
+    </w:p>
+    <w:p>
+      <w:pPr>
+        <w:spacing w:after="20" w:before="20" w:line="215"/>
+        <w:jc w:val="left"/>
+      </w:pPr>
+      <w:r>
+        <w:rPr>
+          <w:rFonts w:ascii="MS Mincho" w:cs="MS Mincho" w:eastAsia="MS Mincho" w:hAnsi="MS Mincho"/>
+          <w:b w:val="false"/>
+          <w:bCs w:val="false"/>
+          <w:sz w:val="16"/>
+          <w:szCs w:val="16"/>
+        </w:rPr>
+        <w:t xml:space="preserve">※5　試算表の提出頻度及び資料の預り・打合せの方法について、別紙1の項目3及び項目4で合意した頻度・方法を超えて実施する場合は、別紙1の当該項目の単価により算定し、その都度、事前に甲乙が合意する。</w:t>
+      </w:r>
+    </w:p>
+    <w:p>
+      <w:pPr>
+        <w:spacing w:after="20" w:before="20" w:line="215"/>
+        <w:jc w:val="left"/>
+      </w:pPr>
+      <w:r>
+        <w:rPr>
+          <w:rFonts w:ascii="MS Mincho" w:cs="MS Mincho" w:eastAsia="MS Mincho" w:hAnsi="MS Mincho"/>
+          <w:b w:val="false"/>
+          <w:bCs w:val="false"/>
+          <w:sz w:val="16"/>
+          <w:szCs w:val="16"/>
+        </w:rPr>
+        <w:t xml:space="preserve">※6　本別紙に掲げのない業務を甲が委任する場合は、その都度、事前に甲乙が業務内容及び報酬額を合意のうえ実施する。</w:t>
+      </w:r>
+    </w:p>
+    <w:p>
+      <w:pPr>
+        <w:spacing w:after="20" w:before="20" w:line="215"/>
+        <w:jc w:val="left"/>
+      </w:pPr>
+      <w:r>
+        <w:rPr>
+          <w:rFonts w:ascii="MS Mincho" w:cs="MS Mincho" w:eastAsia="MS Mincho" w:hAnsi="MS Mincho"/>
+          <w:b w:val="false"/>
+          <w:bCs w:val="false"/>
+          <w:sz w:val="16"/>
+          <w:szCs w:val="16"/>
+        </w:rPr>
+        <w:t xml:space="preserve">※7　契約期間の中途において消費税率が改正された場合、消費税額は改正後の税率による。</w:t>
+      </w:r>
+    </w:p>
+    <w:p>
+      <w:pPr>
+        <w:spacing w:after="60" w:before="160"/>
+      </w:pPr>
+      <w:r>
+        <w:rPr>
+          <w:rFonts w:ascii="MS Mincho" w:cs="MS Mincho" w:eastAsia="MS Mincho" w:hAnsi="MS Mincho"/>
+          <w:b w:val="false"/>
+          <w:bCs w:val="false"/>
+          <w:sz w:val="17"/>
+          <w:szCs w:val="17"/>
+        </w:rPr>
+        <w:t xml:space="preserve"/>
+      </w:r>
+    </w:p>
+    <w:p>
+      <w:pPr>
+        <w:spacing w:after="20" w:before="20" w:line="215"/>
+        <w:jc w:val="right"/>
+      </w:pPr>
+      <w:r>
+        <w:rPr>
+          <w:rFonts w:ascii="MS Mincho" w:cs="MS Mincho" w:eastAsia="MS Mincho" w:hAnsi="MS Mincho"/>
+          <w:b w:val="false"/>
+          <w:bCs w:val="false"/>
+          <w:sz w:val="18"/>
+          <w:szCs w:val="18"/>
+        </w:rPr>
+        <w:t xml:space="preserve">以　上</w:t>
+      </w:r>
+    </w:p>
+    <w:p>
+      <w:r>
+        <w:br w:type="page"/>
+      </w:r>
+    </w:p>
+    <w:p>
+      <w:pPr>
+        <w:spacing w:after="40"/>
+        <w:jc w:val="center"/>
+      </w:pPr>
+      <w:r>
+        <w:rPr>
+          <w:rFonts w:ascii="MS Mincho" w:cs="MS Mincho" w:eastAsia="MS Mincho" w:hAnsi="MS Mincho"/>
+          <w:b/>
+          <w:bCs/>
+          <w:sz w:val="26"/>
+          <w:szCs w:val="26"/>
+        </w:rPr>
+        <w:t xml:space="preserve">別　紙　３　　契約業務内容および報酬内訳</w:t>
       </w:r>
     </w:p>
     <w:p>
@@ -7754,7 +10679,7 @@
           <w:sz w:val="16"/>
           <w:szCs w:val="16"/>
         </w:rPr>
-        <w:t xml:space="preserve">※3　上表に掲げのない業務のうち、年末調整代行、支払調書の作成代行、償却資産税申告書の作成代行その他の業務の報酬は、別紙3のとおりとする。</w:t>
+        <w:t xml:space="preserve">※3　上表に掲げのない業務のうち、年末調整代行、支払調書の作成代行、償却資産税申告書の作成代行その他の業務の報酬は、別紙2のとおりとする。</w:t>
       </w:r>
     </w:p>
     <w:p>
@@ -7787,2855 +10712,6 @@
           <w:szCs w:val="16"/>
         </w:rPr>
         <w:t xml:space="preserve">※5　契約期間の中途において消費税率が改正された場合、消費税額は改正後の税率による。</w:t>
-      </w:r>
-    </w:p>
-    <w:p>
-      <w:pPr>
-        <w:spacing w:after="60" w:before="160"/>
-      </w:pPr>
-      <w:r>
-        <w:rPr>
-          <w:rFonts w:ascii="MS Mincho" w:cs="MS Mincho" w:eastAsia="MS Mincho" w:hAnsi="MS Mincho"/>
-          <w:b w:val="false"/>
-          <w:bCs w:val="false"/>
-          <w:sz w:val="17"/>
-          <w:szCs w:val="17"/>
-        </w:rPr>
-        <w:t xml:space="preserve"/>
-      </w:r>
-    </w:p>
-    <w:p>
-      <w:pPr>
-        <w:spacing w:after="20" w:before="20" w:line="215"/>
-        <w:jc w:val="right"/>
-      </w:pPr>
-      <w:r>
-        <w:rPr>
-          <w:rFonts w:ascii="MS Mincho" w:cs="MS Mincho" w:eastAsia="MS Mincho" w:hAnsi="MS Mincho"/>
-          <w:b w:val="false"/>
-          <w:bCs w:val="false"/>
-          <w:sz w:val="18"/>
-          <w:szCs w:val="18"/>
-        </w:rPr>
-        <w:t xml:space="preserve">以　上</w:t>
-      </w:r>
-    </w:p>
-    <w:p>
-      <w:r>
-        <w:br w:type="page"/>
-      </w:r>
-    </w:p>
-    <w:p>
-      <w:pPr>
-        <w:spacing w:after="40"/>
-        <w:jc w:val="center"/>
-      </w:pPr>
-      <w:r>
-        <w:rPr>
-          <w:rFonts w:ascii="MS Mincho" w:cs="MS Mincho" w:eastAsia="MS Mincho" w:hAnsi="MS Mincho"/>
-          <w:b/>
-          <w:bCs/>
-          <w:sz w:val="26"/>
-          <w:szCs w:val="26"/>
-        </w:rPr>
-        <w:t xml:space="preserve">別　紙　３　　その他業務の報酬</w:t>
-      </w:r>
-    </w:p>
-    <w:p>
-      <w:pPr>
-        <w:spacing w:after="140"/>
-        <w:jc w:val="center"/>
-      </w:pPr>
-      <w:r>
-        <w:rPr>
-          <w:rFonts w:ascii="MS Mincho" w:cs="MS Mincho" w:eastAsia="MS Mincho" w:hAnsi="MS Mincho"/>
-          <w:b/>
-          <w:bCs/>
-          <w:sz w:val="20"/>
-          <w:szCs w:val="20"/>
-        </w:rPr>
-        <w:t xml:space="preserve">（年末調整代行業務・償却資産申告業務ほか　料金表）</w:t>
-      </w:r>
-    </w:p>
-    <w:p>
-      <w:pPr>
-        <w:spacing w:after="20" w:before="20" w:line="215"/>
-        <w:jc w:val="left"/>
-      </w:pPr>
-      <w:r>
-        <w:rPr>
-          <w:rFonts w:ascii="MS Mincho" w:cs="MS Mincho" w:eastAsia="MS Mincho" w:hAnsi="MS Mincho"/>
-          <w:b w:val="false"/>
-          <w:bCs w:val="false"/>
-          <w:sz w:val="18"/>
-          <w:szCs w:val="18"/>
-        </w:rPr>
-        <w:t xml:space="preserve">委任者（甲）　　　　　　　　　　　　　　　　　　　　　　　　様</w:t>
-      </w:r>
-    </w:p>
-    <w:p>
-      <w:pPr>
-        <w:spacing w:after="20" w:before="20" w:line="215"/>
-        <w:jc w:val="left"/>
-      </w:pPr>
-      <w:r>
-        <w:rPr>
-          <w:rFonts w:ascii="MS Mincho" w:cs="MS Mincho" w:eastAsia="MS Mincho" w:hAnsi="MS Mincho"/>
-          <w:b w:val="false"/>
-          <w:bCs w:val="false"/>
-          <w:sz w:val="18"/>
-          <w:szCs w:val="18"/>
-        </w:rPr>
-        <w:t xml:space="preserve">受任者（乙）　税理士法人　福田会計</w:t>
-      </w:r>
-    </w:p>
-    <w:p>
-      <w:pPr>
-        <w:spacing w:after="20" w:before="20" w:line="215"/>
-        <w:jc w:val="left"/>
-      </w:pPr>
-      <w:r>
-        <w:rPr>
-          <w:rFonts w:ascii="MS Mincho" w:cs="MS Mincho" w:eastAsia="MS Mincho" w:hAnsi="MS Mincho"/>
-          <w:b w:val="false"/>
-          <w:bCs w:val="false"/>
-          <w:sz w:val="18"/>
-          <w:szCs w:val="18"/>
-        </w:rPr>
-        <w:t xml:space="preserve">原契約　　　　　　　年　　　月　　　日付　顧問契約書</w:t>
-      </w:r>
-    </w:p>
-    <w:p>
-      <w:pPr>
-        <w:spacing w:after="60" w:before="0"/>
-      </w:pPr>
-      <w:r>
-        <w:rPr>
-          <w:rFonts w:ascii="MS Mincho" w:cs="MS Mincho" w:eastAsia="MS Mincho" w:hAnsi="MS Mincho"/>
-          <w:b w:val="false"/>
-          <w:bCs w:val="false"/>
-          <w:sz w:val="17"/>
-          <w:szCs w:val="17"/>
-        </w:rPr>
-        <w:t xml:space="preserve"/>
-      </w:r>
-    </w:p>
-    <w:p>
-      <w:pPr>
-        <w:spacing w:after="20" w:before="20" w:line="215"/>
-        <w:jc w:val="left"/>
-      </w:pPr>
-      <w:r>
-        <w:rPr>
-          <w:rFonts w:ascii="MS Mincho" w:cs="MS Mincho" w:eastAsia="MS Mincho" w:hAnsi="MS Mincho"/>
-          <w:b w:val="false"/>
-          <w:bCs w:val="false"/>
-          <w:sz w:val="17"/>
-          <w:szCs w:val="17"/>
-        </w:rPr>
-        <w:t xml:space="preserve">本別紙は、甲乙間の顧問契約書（以下「本契約」という。）の一部を構成する。下表の業務は別紙1及び別紙2の月額報酬に含まれない。甲が委任を希望する場合は、その都度、事前に甲乙が業務内容を合意のうえ実施し、下表の報酬額により別途請求する。</w:t>
-      </w:r>
-    </w:p>
-    <w:p>
-      <w:pPr>
-        <w:spacing w:after="60" w:before="80"/>
-      </w:pPr>
-      <w:r>
-        <w:rPr>
-          <w:rFonts w:ascii="MS Mincho" w:cs="MS Mincho" w:eastAsia="MS Mincho" w:hAnsi="MS Mincho"/>
-          <w:b w:val="false"/>
-          <w:bCs w:val="false"/>
-          <w:sz w:val="17"/>
-          <w:szCs w:val="17"/>
-        </w:rPr>
-        <w:t xml:space="preserve"/>
-      </w:r>
-    </w:p>
-    <w:tbl>
-      <w:tblPr>
-        <w:tblW w:type="dxa" w:w="9639"/>
-        <w:tblBorders>
-          <w:top w:val="single" w:color="auto" w:sz="4"/>
-          <w:left w:val="single" w:color="auto" w:sz="4"/>
-          <w:bottom w:val="single" w:color="auto" w:sz="4"/>
-          <w:right w:val="single" w:color="auto" w:sz="4"/>
-          <w:insideH w:val="single" w:color="auto" w:sz="4"/>
-          <w:insideV w:val="single" w:color="auto" w:sz="4"/>
-        </w:tblBorders>
-      </w:tblPr>
-      <w:tblGrid>
-        <w:gridCol w:w="4600"/>
-        <w:gridCol w:w="2400"/>
-        <w:gridCol w:w="2639"/>
-      </w:tblGrid>
-      <w:tr>
-        <w:trPr>
-          <w:tblHeader/>
-        </w:trPr>
-        <w:tc>
-          <w:tcPr>
-            <w:tcW w:type="dxa" w:w="4600"/>
-            <w:tcBorders>
-              <w:top w:val="single" w:color="000000" w:sz="4"/>
-              <w:left w:val="single" w:color="000000" w:sz="4"/>
-              <w:bottom w:val="single" w:color="000000" w:sz="4"/>
-              <w:right w:val="single" w:color="000000" w:sz="4"/>
-            </w:tcBorders>
-            <w:shd w:fill="D9D9D9" w:color="auto" w:val="clear"/>
-            <w:tcMar>
-              <w:top w:type="dxa" w:w="35"/>
-              <w:left w:type="dxa" w:w="60"/>
-              <w:bottom w:type="dxa" w:w="35"/>
-              <w:right w:type="dxa" w:w="60"/>
-            </w:tcMar>
-            <w:vAlign w:val="center"/>
-          </w:tcPr>
-          <w:p>
-            <w:pPr>
-              <w:spacing w:after="20" w:before="20" w:line="215"/>
-              <w:jc w:val="center"/>
-            </w:pPr>
-            <w:r>
-              <w:rPr>
-                <w:rFonts w:ascii="MS Mincho" w:cs="MS Mincho" w:eastAsia="MS Mincho" w:hAnsi="MS Mincho"/>
-                <w:b/>
-                <w:bCs/>
-                <w:sz w:val="17"/>
-                <w:szCs w:val="17"/>
-              </w:rPr>
-              <w:t xml:space="preserve">項　目</w:t>
-            </w:r>
-          </w:p>
-        </w:tc>
-        <w:tc>
-          <w:tcPr>
-            <w:tcW w:type="dxa" w:w="2400"/>
-            <w:tcBorders>
-              <w:top w:val="single" w:color="000000" w:sz="4"/>
-              <w:left w:val="single" w:color="000000" w:sz="4"/>
-              <w:bottom w:val="single" w:color="000000" w:sz="4"/>
-              <w:right w:val="single" w:color="000000" w:sz="4"/>
-            </w:tcBorders>
-            <w:shd w:fill="D9D9D9" w:color="auto" w:val="clear"/>
-            <w:tcMar>
-              <w:top w:type="dxa" w:w="35"/>
-              <w:left w:type="dxa" w:w="60"/>
-              <w:bottom w:type="dxa" w:w="35"/>
-              <w:right w:type="dxa" w:w="60"/>
-            </w:tcMar>
-            <w:vAlign w:val="center"/>
-          </w:tcPr>
-          <w:p>
-            <w:pPr>
-              <w:spacing w:after="20" w:before="20" w:line="215"/>
-              <w:jc w:val="center"/>
-            </w:pPr>
-            <w:r>
-              <w:rPr>
-                <w:rFonts w:ascii="MS Mincho" w:cs="MS Mincho" w:eastAsia="MS Mincho" w:hAnsi="MS Mincho"/>
-                <w:b/>
-                <w:bCs/>
-                <w:sz w:val="17"/>
-                <w:szCs w:val="17"/>
-              </w:rPr>
-              <w:t xml:space="preserve">単　位</w:t>
-            </w:r>
-          </w:p>
-        </w:tc>
-        <w:tc>
-          <w:tcPr>
-            <w:tcW w:type="dxa" w:w="2639"/>
-            <w:tcBorders>
-              <w:top w:val="single" w:color="000000" w:sz="4"/>
-              <w:left w:val="single" w:color="000000" w:sz="4"/>
-              <w:bottom w:val="single" w:color="000000" w:sz="4"/>
-              <w:right w:val="single" w:color="000000" w:sz="4"/>
-            </w:tcBorders>
-            <w:shd w:fill="D9D9D9" w:color="auto" w:val="clear"/>
-            <w:tcMar>
-              <w:top w:type="dxa" w:w="35"/>
-              <w:left w:type="dxa" w:w="60"/>
-              <w:bottom w:type="dxa" w:w="35"/>
-              <w:right w:type="dxa" w:w="60"/>
-            </w:tcMar>
-            <w:vAlign w:val="center"/>
-          </w:tcPr>
-          <w:p>
-            <w:pPr>
-              <w:spacing w:after="20" w:before="20" w:line="215"/>
-              <w:jc w:val="center"/>
-            </w:pPr>
-            <w:r>
-              <w:rPr>
-                <w:rFonts w:ascii="MS Mincho" w:cs="MS Mincho" w:eastAsia="MS Mincho" w:hAnsi="MS Mincho"/>
-                <w:b/>
-                <w:bCs/>
-                <w:sz w:val="17"/>
-                <w:szCs w:val="17"/>
-              </w:rPr>
-              <w:t xml:space="preserve">報酬額（税抜）</w:t>
-            </w:r>
-          </w:p>
-        </w:tc>
-      </w:tr>
-      <w:tr>
-        <w:tc>
-          <w:tcPr>
-            <w:tcW w:type="dxa" w:w="9639"/>
-            <w:gridSpan w:val="3"/>
-            <w:tcBorders>
-              <w:top w:val="single" w:color="000000" w:sz="4"/>
-              <w:left w:val="single" w:color="000000" w:sz="4"/>
-              <w:bottom w:val="single" w:color="000000" w:sz="4"/>
-              <w:right w:val="single" w:color="000000" w:sz="4"/>
-            </w:tcBorders>
-            <w:shd w:fill="F2F2F2" w:color="auto" w:val="clear"/>
-            <w:tcMar>
-              <w:top w:type="dxa" w:w="35"/>
-              <w:left w:type="dxa" w:w="60"/>
-              <w:bottom w:type="dxa" w:w="35"/>
-              <w:right w:type="dxa" w:w="60"/>
-            </w:tcMar>
-            <w:vAlign w:val="center"/>
-          </w:tcPr>
-          <w:p>
-            <w:pPr>
-              <w:spacing w:after="20" w:before="20" w:line="215"/>
-              <w:jc w:val="left"/>
-            </w:pPr>
-            <w:r>
-              <w:rPr>
-                <w:rFonts w:ascii="MS Mincho" w:cs="MS Mincho" w:eastAsia="MS Mincho" w:hAnsi="MS Mincho"/>
-                <w:b/>
-                <w:bCs/>
-                <w:sz w:val="17"/>
-                <w:szCs w:val="17"/>
-              </w:rPr>
-              <w:t xml:space="preserve">１　年末調整代行</w:t>
-            </w:r>
-          </w:p>
-        </w:tc>
-      </w:tr>
-      <w:tr>
-        <w:tc>
-          <w:tcPr>
-            <w:tcW w:type="dxa" w:w="4600"/>
-            <w:tcBorders>
-              <w:top w:val="single" w:color="000000" w:sz="4"/>
-              <w:left w:val="single" w:color="000000" w:sz="4"/>
-              <w:bottom w:val="single" w:color="000000" w:sz="4"/>
-              <w:right w:val="single" w:color="000000" w:sz="4"/>
-            </w:tcBorders>
-            <w:tcMar>
-              <w:top w:type="dxa" w:w="35"/>
-              <w:left w:type="dxa" w:w="60"/>
-              <w:bottom w:type="dxa" w:w="35"/>
-              <w:right w:type="dxa" w:w="60"/>
-            </w:tcMar>
-            <w:vAlign w:val="center"/>
-          </w:tcPr>
-          <w:p>
-            <w:pPr>
-              <w:spacing w:after="20" w:before="20" w:line="215"/>
-              <w:jc w:val="left"/>
-            </w:pPr>
-            <w:r>
-              <w:rPr>
-                <w:rFonts w:ascii="MS Mincho" w:cs="MS Mincho" w:eastAsia="MS Mincho" w:hAnsi="MS Mincho"/>
-                <w:b w:val="false"/>
-                <w:bCs w:val="false"/>
-                <w:sz w:val="17"/>
-                <w:szCs w:val="17"/>
-              </w:rPr>
-              <w:t xml:space="preserve">基本料金</w:t>
-            </w:r>
-          </w:p>
-        </w:tc>
-        <w:tc>
-          <w:tcPr>
-            <w:tcW w:type="dxa" w:w="2400"/>
-            <w:tcBorders>
-              <w:top w:val="single" w:color="000000" w:sz="4"/>
-              <w:left w:val="single" w:color="000000" w:sz="4"/>
-              <w:bottom w:val="single" w:color="000000" w:sz="4"/>
-              <w:right w:val="single" w:color="000000" w:sz="4"/>
-            </w:tcBorders>
-            <w:tcMar>
-              <w:top w:type="dxa" w:w="35"/>
-              <w:left w:type="dxa" w:w="60"/>
-              <w:bottom w:type="dxa" w:w="35"/>
-              <w:right w:type="dxa" w:w="60"/>
-            </w:tcMar>
-            <w:vAlign w:val="center"/>
-          </w:tcPr>
-          <w:p>
-            <w:pPr>
-              <w:spacing w:after="20" w:before="20" w:line="215"/>
-              <w:jc w:val="center"/>
-            </w:pPr>
-            <w:r>
-              <w:rPr>
-                <w:rFonts w:ascii="MS Mincho" w:cs="MS Mincho" w:eastAsia="MS Mincho" w:hAnsi="MS Mincho"/>
-                <w:b w:val="false"/>
-                <w:bCs w:val="false"/>
-                <w:sz w:val="16"/>
-                <w:szCs w:val="16"/>
-              </w:rPr>
-              <w:t xml:space="preserve">1企業あたり</w:t>
-            </w:r>
-          </w:p>
-        </w:tc>
-        <w:tc>
-          <w:tcPr>
-            <w:tcW w:type="dxa" w:w="2639"/>
-            <w:tcBorders>
-              <w:top w:val="single" w:color="000000" w:sz="4"/>
-              <w:left w:val="single" w:color="000000" w:sz="4"/>
-              <w:bottom w:val="single" w:color="000000" w:sz="4"/>
-              <w:right w:val="single" w:color="000000" w:sz="4"/>
-            </w:tcBorders>
-            <w:tcMar>
-              <w:top w:type="dxa" w:w="35"/>
-              <w:left w:type="dxa" w:w="60"/>
-              <w:bottom w:type="dxa" w:w="35"/>
-              <w:right w:type="dxa" w:w="60"/>
-            </w:tcMar>
-            <w:vAlign w:val="center"/>
-          </w:tcPr>
-          <w:p>
-            <w:pPr>
-              <w:spacing w:after="20" w:before="20" w:line="215"/>
-              <w:jc w:val="right"/>
-            </w:pPr>
-            <w:r>
-              <w:rPr>
-                <w:rFonts w:ascii="MS Mincho" w:cs="MS Mincho" w:eastAsia="MS Mincho" w:hAnsi="MS Mincho"/>
-                <w:b w:val="false"/>
-                <w:bCs w:val="false"/>
-                <w:sz w:val="17"/>
-                <w:szCs w:val="17"/>
-              </w:rPr>
-              <w:t xml:space="preserve">￥10,000</w:t>
-            </w:r>
-          </w:p>
-        </w:tc>
-      </w:tr>
-      <w:tr>
-        <w:tc>
-          <w:tcPr>
-            <w:tcW w:type="dxa" w:w="4600"/>
-            <w:tcBorders>
-              <w:top w:val="single" w:color="000000" w:sz="4"/>
-              <w:left w:val="single" w:color="000000" w:sz="4"/>
-              <w:bottom w:val="single" w:color="000000" w:sz="4"/>
-              <w:right w:val="single" w:color="000000" w:sz="4"/>
-            </w:tcBorders>
-            <w:tcMar>
-              <w:top w:type="dxa" w:w="35"/>
-              <w:left w:type="dxa" w:w="60"/>
-              <w:bottom w:type="dxa" w:w="35"/>
-              <w:right w:type="dxa" w:w="60"/>
-            </w:tcMar>
-            <w:vAlign w:val="center"/>
-          </w:tcPr>
-          <w:p>
-            <w:pPr>
-              <w:spacing w:after="20" w:before="20" w:line="215"/>
-              <w:jc w:val="left"/>
-            </w:pPr>
-            <w:r>
-              <w:rPr>
-                <w:rFonts w:ascii="MS Mincho" w:cs="MS Mincho" w:eastAsia="MS Mincho" w:hAnsi="MS Mincho"/>
-                <w:b w:val="false"/>
-                <w:bCs w:val="false"/>
-                <w:sz w:val="17"/>
-                <w:szCs w:val="17"/>
-              </w:rPr>
-              <w:t xml:space="preserve">従業員人数　10人まで</w:t>
-            </w:r>
-          </w:p>
-        </w:tc>
-        <w:tc>
-          <w:tcPr>
-            <w:tcW w:type="dxa" w:w="2400"/>
-            <w:tcBorders>
-              <w:top w:val="single" w:color="000000" w:sz="4"/>
-              <w:left w:val="single" w:color="000000" w:sz="4"/>
-              <w:bottom w:val="single" w:color="000000" w:sz="4"/>
-              <w:right w:val="single" w:color="000000" w:sz="4"/>
-            </w:tcBorders>
-            <w:tcMar>
-              <w:top w:type="dxa" w:w="35"/>
-              <w:left w:type="dxa" w:w="60"/>
-              <w:bottom w:type="dxa" w:w="35"/>
-              <w:right w:type="dxa" w:w="60"/>
-            </w:tcMar>
-            <w:vAlign w:val="center"/>
-          </w:tcPr>
-          <w:p>
-            <w:pPr>
-              <w:spacing w:after="20" w:before="20" w:line="215"/>
-              <w:jc w:val="center"/>
-            </w:pPr>
-            <w:r>
-              <w:rPr>
-                <w:rFonts w:ascii="MS Mincho" w:cs="MS Mincho" w:eastAsia="MS Mincho" w:hAnsi="MS Mincho"/>
-                <w:b w:val="false"/>
-                <w:bCs w:val="false"/>
-                <w:sz w:val="16"/>
-                <w:szCs w:val="16"/>
-              </w:rPr>
-              <w:t xml:space="preserve">1人あたり</w:t>
-            </w:r>
-          </w:p>
-        </w:tc>
-        <w:tc>
-          <w:tcPr>
-            <w:tcW w:type="dxa" w:w="2639"/>
-            <w:tcBorders>
-              <w:top w:val="single" w:color="000000" w:sz="4"/>
-              <w:left w:val="single" w:color="000000" w:sz="4"/>
-              <w:bottom w:val="single" w:color="000000" w:sz="4"/>
-              <w:right w:val="single" w:color="000000" w:sz="4"/>
-            </w:tcBorders>
-            <w:tcMar>
-              <w:top w:type="dxa" w:w="35"/>
-              <w:left w:type="dxa" w:w="60"/>
-              <w:bottom w:type="dxa" w:w="35"/>
-              <w:right w:type="dxa" w:w="60"/>
-            </w:tcMar>
-            <w:vAlign w:val="center"/>
-          </w:tcPr>
-          <w:p>
-            <w:pPr>
-              <w:spacing w:after="20" w:before="20" w:line="215"/>
-              <w:jc w:val="right"/>
-            </w:pPr>
-            <w:r>
-              <w:rPr>
-                <w:rFonts w:ascii="MS Mincho" w:cs="MS Mincho" w:eastAsia="MS Mincho" w:hAnsi="MS Mincho"/>
-                <w:b w:val="false"/>
-                <w:bCs w:val="false"/>
-                <w:sz w:val="17"/>
-                <w:szCs w:val="17"/>
-              </w:rPr>
-              <w:t xml:space="preserve">￥2,000</w:t>
-            </w:r>
-          </w:p>
-        </w:tc>
-      </w:tr>
-      <w:tr>
-        <w:tc>
-          <w:tcPr>
-            <w:tcW w:type="dxa" w:w="4600"/>
-            <w:tcBorders>
-              <w:top w:val="single" w:color="000000" w:sz="4"/>
-              <w:left w:val="single" w:color="000000" w:sz="4"/>
-              <w:bottom w:val="single" w:color="000000" w:sz="4"/>
-              <w:right w:val="single" w:color="000000" w:sz="4"/>
-            </w:tcBorders>
-            <w:tcMar>
-              <w:top w:type="dxa" w:w="35"/>
-              <w:left w:type="dxa" w:w="60"/>
-              <w:bottom w:type="dxa" w:w="35"/>
-              <w:right w:type="dxa" w:w="60"/>
-            </w:tcMar>
-            <w:vAlign w:val="center"/>
-          </w:tcPr>
-          <w:p>
-            <w:pPr>
-              <w:spacing w:after="20" w:before="20" w:line="215"/>
-              <w:jc w:val="left"/>
-            </w:pPr>
-            <w:r>
-              <w:rPr>
-                <w:rFonts w:ascii="MS Mincho" w:cs="MS Mincho" w:eastAsia="MS Mincho" w:hAnsi="MS Mincho"/>
-                <w:b w:val="false"/>
-                <w:bCs w:val="false"/>
-                <w:sz w:val="17"/>
-                <w:szCs w:val="17"/>
-              </w:rPr>
-              <w:t xml:space="preserve">従業員人数　11人から30人まで</w:t>
-            </w:r>
-          </w:p>
-        </w:tc>
-        <w:tc>
-          <w:tcPr>
-            <w:tcW w:type="dxa" w:w="2400"/>
-            <w:tcBorders>
-              <w:top w:val="single" w:color="000000" w:sz="4"/>
-              <w:left w:val="single" w:color="000000" w:sz="4"/>
-              <w:bottom w:val="single" w:color="000000" w:sz="4"/>
-              <w:right w:val="single" w:color="000000" w:sz="4"/>
-            </w:tcBorders>
-            <w:tcMar>
-              <w:top w:type="dxa" w:w="35"/>
-              <w:left w:type="dxa" w:w="60"/>
-              <w:bottom w:type="dxa" w:w="35"/>
-              <w:right w:type="dxa" w:w="60"/>
-            </w:tcMar>
-            <w:vAlign w:val="center"/>
-          </w:tcPr>
-          <w:p>
-            <w:pPr>
-              <w:spacing w:after="20" w:before="20" w:line="215"/>
-              <w:jc w:val="center"/>
-            </w:pPr>
-            <w:r>
-              <w:rPr>
-                <w:rFonts w:ascii="MS Mincho" w:cs="MS Mincho" w:eastAsia="MS Mincho" w:hAnsi="MS Mincho"/>
-                <w:b w:val="false"/>
-                <w:bCs w:val="false"/>
-                <w:sz w:val="16"/>
-                <w:szCs w:val="16"/>
-              </w:rPr>
-              <w:t xml:space="preserve">1人あたり</w:t>
-            </w:r>
-          </w:p>
-        </w:tc>
-        <w:tc>
-          <w:tcPr>
-            <w:tcW w:type="dxa" w:w="2639"/>
-            <w:tcBorders>
-              <w:top w:val="single" w:color="000000" w:sz="4"/>
-              <w:left w:val="single" w:color="000000" w:sz="4"/>
-              <w:bottom w:val="single" w:color="000000" w:sz="4"/>
-              <w:right w:val="single" w:color="000000" w:sz="4"/>
-            </w:tcBorders>
-            <w:tcMar>
-              <w:top w:type="dxa" w:w="35"/>
-              <w:left w:type="dxa" w:w="60"/>
-              <w:bottom w:type="dxa" w:w="35"/>
-              <w:right w:type="dxa" w:w="60"/>
-            </w:tcMar>
-            <w:vAlign w:val="center"/>
-          </w:tcPr>
-          <w:p>
-            <w:pPr>
-              <w:spacing w:after="20" w:before="20" w:line="215"/>
-              <w:jc w:val="right"/>
-            </w:pPr>
-            <w:r>
-              <w:rPr>
-                <w:rFonts w:ascii="MS Mincho" w:cs="MS Mincho" w:eastAsia="MS Mincho" w:hAnsi="MS Mincho"/>
-                <w:b w:val="false"/>
-                <w:bCs w:val="false"/>
-                <w:sz w:val="17"/>
-                <w:szCs w:val="17"/>
-              </w:rPr>
-              <w:t xml:space="preserve">￥5,000</w:t>
-            </w:r>
-          </w:p>
-        </w:tc>
-      </w:tr>
-      <w:tr>
-        <w:tc>
-          <w:tcPr>
-            <w:tcW w:type="dxa" w:w="4600"/>
-            <w:tcBorders>
-              <w:top w:val="single" w:color="000000" w:sz="4"/>
-              <w:left w:val="single" w:color="000000" w:sz="4"/>
-              <w:bottom w:val="single" w:color="000000" w:sz="4"/>
-              <w:right w:val="single" w:color="000000" w:sz="4"/>
-            </w:tcBorders>
-            <w:tcMar>
-              <w:top w:type="dxa" w:w="35"/>
-              <w:left w:type="dxa" w:w="60"/>
-              <w:bottom w:type="dxa" w:w="35"/>
-              <w:right w:type="dxa" w:w="60"/>
-            </w:tcMar>
-            <w:vAlign w:val="center"/>
-          </w:tcPr>
-          <w:p>
-            <w:pPr>
-              <w:spacing w:after="20" w:before="20" w:line="215"/>
-              <w:jc w:val="left"/>
-            </w:pPr>
-            <w:r>
-              <w:rPr>
-                <w:rFonts w:ascii="MS Mincho" w:cs="MS Mincho" w:eastAsia="MS Mincho" w:hAnsi="MS Mincho"/>
-                <w:b w:val="false"/>
-                <w:bCs w:val="false"/>
-                <w:sz w:val="17"/>
-                <w:szCs w:val="17"/>
-              </w:rPr>
-              <w:t xml:space="preserve">従業員人数　30人超</w:t>
-            </w:r>
-          </w:p>
-        </w:tc>
-        <w:tc>
-          <w:tcPr>
-            <w:tcW w:type="dxa" w:w="2400"/>
-            <w:tcBorders>
-              <w:top w:val="single" w:color="000000" w:sz="4"/>
-              <w:left w:val="single" w:color="000000" w:sz="4"/>
-              <w:bottom w:val="single" w:color="000000" w:sz="4"/>
-              <w:right w:val="single" w:color="000000" w:sz="4"/>
-            </w:tcBorders>
-            <w:tcMar>
-              <w:top w:type="dxa" w:w="35"/>
-              <w:left w:type="dxa" w:w="60"/>
-              <w:bottom w:type="dxa" w:w="35"/>
-              <w:right w:type="dxa" w:w="60"/>
-            </w:tcMar>
-            <w:vAlign w:val="center"/>
-          </w:tcPr>
-          <w:p>
-            <w:pPr>
-              <w:spacing w:after="20" w:before="20" w:line="215"/>
-              <w:jc w:val="center"/>
-            </w:pPr>
-            <w:r>
-              <w:rPr>
-                <w:rFonts w:ascii="MS Mincho" w:cs="MS Mincho" w:eastAsia="MS Mincho" w:hAnsi="MS Mincho"/>
-                <w:b w:val="false"/>
-                <w:bCs w:val="false"/>
-                <w:sz w:val="16"/>
-                <w:szCs w:val="16"/>
-              </w:rPr>
-              <w:t xml:space="preserve">―</w:t>
-            </w:r>
-          </w:p>
-        </w:tc>
-        <w:tc>
-          <w:tcPr>
-            <w:tcW w:type="dxa" w:w="2639"/>
-            <w:tcBorders>
-              <w:top w:val="single" w:color="000000" w:sz="4"/>
-              <w:left w:val="single" w:color="000000" w:sz="4"/>
-              <w:bottom w:val="single" w:color="000000" w:sz="4"/>
-              <w:right w:val="single" w:color="000000" w:sz="4"/>
-            </w:tcBorders>
-            <w:tcMar>
-              <w:top w:type="dxa" w:w="35"/>
-              <w:left w:type="dxa" w:w="60"/>
-              <w:bottom w:type="dxa" w:w="35"/>
-              <w:right w:type="dxa" w:w="60"/>
-            </w:tcMar>
-            <w:vAlign w:val="center"/>
-          </w:tcPr>
-          <w:p>
-            <w:pPr>
-              <w:spacing w:after="20" w:before="20" w:line="215"/>
-              <w:jc w:val="right"/>
-            </w:pPr>
-            <w:r>
-              <w:rPr>
-                <w:rFonts w:ascii="MS Mincho" w:cs="MS Mincho" w:eastAsia="MS Mincho" w:hAnsi="MS Mincho"/>
-                <w:b w:val="false"/>
-                <w:bCs w:val="false"/>
-                <w:sz w:val="17"/>
-                <w:szCs w:val="17"/>
-              </w:rPr>
-              <w:t xml:space="preserve">別途見積り</w:t>
-            </w:r>
-          </w:p>
-        </w:tc>
-      </w:tr>
-      <w:tr>
-        <w:tc>
-          <w:tcPr>
-            <w:tcW w:type="dxa" w:w="9639"/>
-            <w:gridSpan w:val="3"/>
-            <w:tcBorders>
-              <w:top w:val="single" w:color="000000" w:sz="4"/>
-              <w:left w:val="single" w:color="000000" w:sz="4"/>
-              <w:bottom w:val="single" w:color="000000" w:sz="4"/>
-              <w:right w:val="single" w:color="000000" w:sz="4"/>
-            </w:tcBorders>
-            <w:shd w:fill="F2F2F2" w:color="auto" w:val="clear"/>
-            <w:tcMar>
-              <w:top w:type="dxa" w:w="35"/>
-              <w:left w:type="dxa" w:w="60"/>
-              <w:bottom w:type="dxa" w:w="35"/>
-              <w:right w:type="dxa" w:w="60"/>
-            </w:tcMar>
-            <w:vAlign w:val="center"/>
-          </w:tcPr>
-          <w:p>
-            <w:pPr>
-              <w:spacing w:after="20" w:before="20" w:line="215"/>
-              <w:jc w:val="left"/>
-            </w:pPr>
-            <w:r>
-              <w:rPr>
-                <w:rFonts w:ascii="MS Mincho" w:cs="MS Mincho" w:eastAsia="MS Mincho" w:hAnsi="MS Mincho"/>
-                <w:b/>
-                <w:bCs/>
-                <w:sz w:val="17"/>
-                <w:szCs w:val="17"/>
-              </w:rPr>
-              <w:t xml:space="preserve">２　支払調書の作成代行</w:t>
-            </w:r>
-          </w:p>
-        </w:tc>
-      </w:tr>
-      <w:tr>
-        <w:tc>
-          <w:tcPr>
-            <w:tcW w:type="dxa" w:w="4600"/>
-            <w:tcBorders>
-              <w:top w:val="single" w:color="000000" w:sz="4"/>
-              <w:left w:val="single" w:color="000000" w:sz="4"/>
-              <w:bottom w:val="single" w:color="000000" w:sz="4"/>
-              <w:right w:val="single" w:color="000000" w:sz="4"/>
-            </w:tcBorders>
-            <w:tcMar>
-              <w:top w:type="dxa" w:w="35"/>
-              <w:left w:type="dxa" w:w="60"/>
-              <w:bottom w:type="dxa" w:w="35"/>
-              <w:right w:type="dxa" w:w="60"/>
-            </w:tcMar>
-            <w:vAlign w:val="center"/>
-          </w:tcPr>
-          <w:p>
-            <w:pPr>
-              <w:spacing w:after="20" w:before="20" w:line="215"/>
-              <w:jc w:val="left"/>
-            </w:pPr>
-            <w:r>
-              <w:rPr>
-                <w:rFonts w:ascii="MS Mincho" w:cs="MS Mincho" w:eastAsia="MS Mincho" w:hAnsi="MS Mincho"/>
-                <w:b w:val="false"/>
-                <w:bCs w:val="false"/>
-                <w:sz w:val="17"/>
-                <w:szCs w:val="17"/>
-              </w:rPr>
-              <w:t xml:space="preserve">所得税法第204条第1項報酬　※3</w:t>
-            </w:r>
-          </w:p>
-        </w:tc>
-        <w:tc>
-          <w:tcPr>
-            <w:tcW w:type="dxa" w:w="2400"/>
-            <w:tcBorders>
-              <w:top w:val="single" w:color="000000" w:sz="4"/>
-              <w:left w:val="single" w:color="000000" w:sz="4"/>
-              <w:bottom w:val="single" w:color="000000" w:sz="4"/>
-              <w:right w:val="single" w:color="000000" w:sz="4"/>
-            </w:tcBorders>
-            <w:tcMar>
-              <w:top w:type="dxa" w:w="35"/>
-              <w:left w:type="dxa" w:w="60"/>
-              <w:bottom w:type="dxa" w:w="35"/>
-              <w:right w:type="dxa" w:w="60"/>
-            </w:tcMar>
-            <w:vAlign w:val="center"/>
-          </w:tcPr>
-          <w:p>
-            <w:pPr>
-              <w:spacing w:after="20" w:before="20" w:line="215"/>
-              <w:jc w:val="center"/>
-            </w:pPr>
-            <w:r>
-              <w:rPr>
-                <w:rFonts w:ascii="MS Mincho" w:cs="MS Mincho" w:eastAsia="MS Mincho" w:hAnsi="MS Mincho"/>
-                <w:b w:val="false"/>
-                <w:bCs w:val="false"/>
-                <w:sz w:val="16"/>
-                <w:szCs w:val="16"/>
-              </w:rPr>
-              <w:t xml:space="preserve">1件あたり</w:t>
-            </w:r>
-          </w:p>
-        </w:tc>
-        <w:tc>
-          <w:tcPr>
-            <w:tcW w:type="dxa" w:w="2639"/>
-            <w:tcBorders>
-              <w:top w:val="single" w:color="000000" w:sz="4"/>
-              <w:left w:val="single" w:color="000000" w:sz="4"/>
-              <w:bottom w:val="single" w:color="000000" w:sz="4"/>
-              <w:right w:val="single" w:color="000000" w:sz="4"/>
-            </w:tcBorders>
-            <w:tcMar>
-              <w:top w:type="dxa" w:w="35"/>
-              <w:left w:type="dxa" w:w="60"/>
-              <w:bottom w:type="dxa" w:w="35"/>
-              <w:right w:type="dxa" w:w="60"/>
-            </w:tcMar>
-            <w:vAlign w:val="center"/>
-          </w:tcPr>
-          <w:p>
-            <w:pPr>
-              <w:spacing w:after="20" w:before="20" w:line="215"/>
-              <w:jc w:val="right"/>
-            </w:pPr>
-            <w:r>
-              <w:rPr>
-                <w:rFonts w:ascii="MS Mincho" w:cs="MS Mincho" w:eastAsia="MS Mincho" w:hAnsi="MS Mincho"/>
-                <w:b w:val="false"/>
-                <w:bCs w:val="false"/>
-                <w:sz w:val="17"/>
-                <w:szCs w:val="17"/>
-              </w:rPr>
-              <w:t xml:space="preserve">￥1,500</w:t>
-            </w:r>
-          </w:p>
-        </w:tc>
-      </w:tr>
-      <w:tr>
-        <w:tc>
-          <w:tcPr>
-            <w:tcW w:type="dxa" w:w="9639"/>
-            <w:gridSpan w:val="3"/>
-            <w:tcBorders>
-              <w:top w:val="single" w:color="000000" w:sz="4"/>
-              <w:left w:val="single" w:color="000000" w:sz="4"/>
-              <w:bottom w:val="single" w:color="000000" w:sz="4"/>
-              <w:right w:val="single" w:color="000000" w:sz="4"/>
-            </w:tcBorders>
-            <w:shd w:fill="F2F2F2" w:color="auto" w:val="clear"/>
-            <w:tcMar>
-              <w:top w:type="dxa" w:w="35"/>
-              <w:left w:type="dxa" w:w="60"/>
-              <w:bottom w:type="dxa" w:w="35"/>
-              <w:right w:type="dxa" w:w="60"/>
-            </w:tcMar>
-            <w:vAlign w:val="center"/>
-          </w:tcPr>
-          <w:p>
-            <w:pPr>
-              <w:spacing w:after="20" w:before="20" w:line="215"/>
-              <w:jc w:val="left"/>
-            </w:pPr>
-            <w:r>
-              <w:rPr>
-                <w:rFonts w:ascii="MS Mincho" w:cs="MS Mincho" w:eastAsia="MS Mincho" w:hAnsi="MS Mincho"/>
-                <w:b/>
-                <w:bCs/>
-                <w:sz w:val="17"/>
-                <w:szCs w:val="17"/>
-              </w:rPr>
-              <w:t xml:space="preserve">３　償却資産税申告書の作成代行</w:t>
-            </w:r>
-          </w:p>
-        </w:tc>
-      </w:tr>
-      <w:tr>
-        <w:tc>
-          <w:tcPr>
-            <w:tcW w:type="dxa" w:w="4600"/>
-            <w:tcBorders>
-              <w:top w:val="single" w:color="000000" w:sz="4"/>
-              <w:left w:val="single" w:color="000000" w:sz="4"/>
-              <w:bottom w:val="single" w:color="000000" w:sz="4"/>
-              <w:right w:val="single" w:color="000000" w:sz="4"/>
-            </w:tcBorders>
-            <w:tcMar>
-              <w:top w:type="dxa" w:w="35"/>
-              <w:left w:type="dxa" w:w="60"/>
-              <w:bottom w:type="dxa" w:w="35"/>
-              <w:right w:type="dxa" w:w="60"/>
-            </w:tcMar>
-            <w:vAlign w:val="center"/>
-          </w:tcPr>
-          <w:p>
-            <w:pPr>
-              <w:spacing w:after="20" w:before="20" w:line="215"/>
-              <w:jc w:val="left"/>
-            </w:pPr>
-            <w:r>
-              <w:rPr>
-                <w:rFonts w:ascii="MS Mincho" w:cs="MS Mincho" w:eastAsia="MS Mincho" w:hAnsi="MS Mincho"/>
-                <w:b w:val="false"/>
-                <w:bCs w:val="false"/>
-                <w:sz w:val="17"/>
-                <w:szCs w:val="17"/>
-              </w:rPr>
-              <w:t xml:space="preserve">提出自治体</w:t>
-            </w:r>
-          </w:p>
-        </w:tc>
-        <w:tc>
-          <w:tcPr>
-            <w:tcW w:type="dxa" w:w="2400"/>
-            <w:tcBorders>
-              <w:top w:val="single" w:color="000000" w:sz="4"/>
-              <w:left w:val="single" w:color="000000" w:sz="4"/>
-              <w:bottom w:val="single" w:color="000000" w:sz="4"/>
-              <w:right w:val="single" w:color="000000" w:sz="4"/>
-            </w:tcBorders>
-            <w:tcMar>
-              <w:top w:type="dxa" w:w="35"/>
-              <w:left w:type="dxa" w:w="60"/>
-              <w:bottom w:type="dxa" w:w="35"/>
-              <w:right w:type="dxa" w:w="60"/>
-            </w:tcMar>
-            <w:vAlign w:val="center"/>
-          </w:tcPr>
-          <w:p>
-            <w:pPr>
-              <w:spacing w:after="20" w:before="20" w:line="215"/>
-              <w:jc w:val="center"/>
-            </w:pPr>
-            <w:r>
-              <w:rPr>
-                <w:rFonts w:ascii="MS Mincho" w:cs="MS Mincho" w:eastAsia="MS Mincho" w:hAnsi="MS Mincho"/>
-                <w:b w:val="false"/>
-                <w:bCs w:val="false"/>
-                <w:sz w:val="16"/>
-                <w:szCs w:val="16"/>
-              </w:rPr>
-              <w:t xml:space="preserve">一自治体あたり</w:t>
-            </w:r>
-          </w:p>
-        </w:tc>
-        <w:tc>
-          <w:tcPr>
-            <w:tcW w:type="dxa" w:w="2639"/>
-            <w:tcBorders>
-              <w:top w:val="single" w:color="000000" w:sz="4"/>
-              <w:left w:val="single" w:color="000000" w:sz="4"/>
-              <w:bottom w:val="single" w:color="000000" w:sz="4"/>
-              <w:right w:val="single" w:color="000000" w:sz="4"/>
-            </w:tcBorders>
-            <w:tcMar>
-              <w:top w:type="dxa" w:w="35"/>
-              <w:left w:type="dxa" w:w="60"/>
-              <w:bottom w:type="dxa" w:w="35"/>
-              <w:right w:type="dxa" w:w="60"/>
-            </w:tcMar>
-            <w:vAlign w:val="center"/>
-          </w:tcPr>
-          <w:p>
-            <w:pPr>
-              <w:spacing w:after="20" w:before="20" w:line="215"/>
-              <w:jc w:val="right"/>
-            </w:pPr>
-            <w:r>
-              <w:rPr>
-                <w:rFonts w:ascii="MS Mincho" w:cs="MS Mincho" w:eastAsia="MS Mincho" w:hAnsi="MS Mincho"/>
-                <w:b w:val="false"/>
-                <w:bCs w:val="false"/>
-                <w:sz w:val="17"/>
-                <w:szCs w:val="17"/>
-              </w:rPr>
-              <w:t xml:space="preserve">￥10,000</w:t>
-            </w:r>
-          </w:p>
-        </w:tc>
-      </w:tr>
-      <w:tr>
-        <w:tc>
-          <w:tcPr>
-            <w:tcW w:type="dxa" w:w="9639"/>
-            <w:gridSpan w:val="3"/>
-            <w:tcBorders>
-              <w:top w:val="single" w:color="000000" w:sz="4"/>
-              <w:left w:val="single" w:color="000000" w:sz="4"/>
-              <w:bottom w:val="single" w:color="000000" w:sz="4"/>
-              <w:right w:val="single" w:color="000000" w:sz="4"/>
-            </w:tcBorders>
-            <w:shd w:fill="F2F2F2" w:color="auto" w:val="clear"/>
-            <w:tcMar>
-              <w:top w:type="dxa" w:w="35"/>
-              <w:left w:type="dxa" w:w="60"/>
-              <w:bottom w:type="dxa" w:w="35"/>
-              <w:right w:type="dxa" w:w="60"/>
-            </w:tcMar>
-            <w:vAlign w:val="center"/>
-          </w:tcPr>
-          <w:p>
-            <w:pPr>
-              <w:spacing w:after="20" w:before="20" w:line="215"/>
-              <w:jc w:val="left"/>
-            </w:pPr>
-            <w:r>
-              <w:rPr>
-                <w:rFonts w:ascii="MS Mincho" w:cs="MS Mincho" w:eastAsia="MS Mincho" w:hAnsi="MS Mincho"/>
-                <w:b/>
-                <w:bCs/>
-                <w:sz w:val="17"/>
-                <w:szCs w:val="17"/>
-              </w:rPr>
-              <w:t xml:space="preserve">４　税務調査立会料及び修正申告書作成料</w:t>
-            </w:r>
-          </w:p>
-        </w:tc>
-      </w:tr>
-      <w:tr>
-        <w:tc>
-          <w:tcPr>
-            <w:tcW w:type="dxa" w:w="4600"/>
-            <w:tcBorders>
-              <w:top w:val="single" w:color="000000" w:sz="4"/>
-              <w:left w:val="single" w:color="000000" w:sz="4"/>
-              <w:bottom w:val="single" w:color="000000" w:sz="4"/>
-              <w:right w:val="single" w:color="000000" w:sz="4"/>
-            </w:tcBorders>
-            <w:tcMar>
-              <w:top w:type="dxa" w:w="35"/>
-              <w:left w:type="dxa" w:w="60"/>
-              <w:bottom w:type="dxa" w:w="35"/>
-              <w:right w:type="dxa" w:w="60"/>
-            </w:tcMar>
-            <w:vAlign w:val="center"/>
-          </w:tcPr>
-          <w:p>
-            <w:pPr>
-              <w:spacing w:after="20" w:before="20" w:line="215"/>
-              <w:jc w:val="left"/>
-            </w:pPr>
-            <w:r>
-              <w:rPr>
-                <w:rFonts w:ascii="MS Mincho" w:cs="MS Mincho" w:eastAsia="MS Mincho" w:hAnsi="MS Mincho"/>
-                <w:b w:val="false"/>
-                <w:bCs w:val="false"/>
-                <w:sz w:val="17"/>
-                <w:szCs w:val="17"/>
-              </w:rPr>
-              <w:t xml:space="preserve">税務調査立会料</w:t>
-            </w:r>
-          </w:p>
-        </w:tc>
-        <w:tc>
-          <w:tcPr>
-            <w:tcW w:type="dxa" w:w="2400"/>
-            <w:tcBorders>
-              <w:top w:val="single" w:color="000000" w:sz="4"/>
-              <w:left w:val="single" w:color="000000" w:sz="4"/>
-              <w:bottom w:val="single" w:color="000000" w:sz="4"/>
-              <w:right w:val="single" w:color="000000" w:sz="4"/>
-            </w:tcBorders>
-            <w:tcMar>
-              <w:top w:type="dxa" w:w="35"/>
-              <w:left w:type="dxa" w:w="60"/>
-              <w:bottom w:type="dxa" w:w="35"/>
-              <w:right w:type="dxa" w:w="60"/>
-            </w:tcMar>
-            <w:vAlign w:val="center"/>
-          </w:tcPr>
-          <w:p>
-            <w:pPr>
-              <w:spacing w:after="20" w:before="20" w:line="215"/>
-              <w:jc w:val="center"/>
-            </w:pPr>
-            <w:r>
-              <w:rPr>
-                <w:rFonts w:ascii="MS Mincho" w:cs="MS Mincho" w:eastAsia="MS Mincho" w:hAnsi="MS Mincho"/>
-                <w:b w:val="false"/>
-                <w:bCs w:val="false"/>
-                <w:sz w:val="16"/>
-                <w:szCs w:val="16"/>
-              </w:rPr>
-              <w:t xml:space="preserve">1日1人あたり</w:t>
-            </w:r>
-          </w:p>
-        </w:tc>
-        <w:tc>
-          <w:tcPr>
-            <w:tcW w:type="dxa" w:w="2639"/>
-            <w:tcBorders>
-              <w:top w:val="single" w:color="000000" w:sz="4"/>
-              <w:left w:val="single" w:color="000000" w:sz="4"/>
-              <w:bottom w:val="single" w:color="000000" w:sz="4"/>
-              <w:right w:val="single" w:color="000000" w:sz="4"/>
-            </w:tcBorders>
-            <w:tcMar>
-              <w:top w:type="dxa" w:w="35"/>
-              <w:left w:type="dxa" w:w="60"/>
-              <w:bottom w:type="dxa" w:w="35"/>
-              <w:right w:type="dxa" w:w="60"/>
-            </w:tcMar>
-            <w:vAlign w:val="center"/>
-          </w:tcPr>
-          <w:p>
-            <w:pPr>
-              <w:spacing w:after="20" w:before="20" w:line="215"/>
-              <w:jc w:val="right"/>
-            </w:pPr>
-            <w:r>
-              <w:rPr>
-                <w:rFonts w:ascii="MS Mincho" w:cs="MS Mincho" w:eastAsia="MS Mincho" w:hAnsi="MS Mincho"/>
-                <w:b w:val="false"/>
-                <w:bCs w:val="false"/>
-                <w:sz w:val="17"/>
-                <w:szCs w:val="17"/>
-              </w:rPr>
-              <w:t xml:space="preserve">￥30,000</w:t>
-            </w:r>
-          </w:p>
-        </w:tc>
-      </w:tr>
-      <w:tr>
-        <w:tc>
-          <w:tcPr>
-            <w:tcW w:type="dxa" w:w="4600"/>
-            <w:tcBorders>
-              <w:top w:val="single" w:color="000000" w:sz="4"/>
-              <w:left w:val="single" w:color="000000" w:sz="4"/>
-              <w:bottom w:val="single" w:color="000000" w:sz="4"/>
-              <w:right w:val="single" w:color="000000" w:sz="4"/>
-            </w:tcBorders>
-            <w:tcMar>
-              <w:top w:type="dxa" w:w="35"/>
-              <w:left w:type="dxa" w:w="60"/>
-              <w:bottom w:type="dxa" w:w="35"/>
-              <w:right w:type="dxa" w:w="60"/>
-            </w:tcMar>
-            <w:vAlign w:val="center"/>
-          </w:tcPr>
-          <w:p>
-            <w:pPr>
-              <w:spacing w:after="20" w:before="20" w:line="215"/>
-              <w:jc w:val="left"/>
-            </w:pPr>
-            <w:r>
-              <w:rPr>
-                <w:rFonts w:ascii="MS Mincho" w:cs="MS Mincho" w:eastAsia="MS Mincho" w:hAnsi="MS Mincho"/>
-                <w:b w:val="false"/>
-                <w:bCs w:val="false"/>
-                <w:sz w:val="17"/>
-                <w:szCs w:val="17"/>
-              </w:rPr>
-              <w:t xml:space="preserve">修正申告書作成料</w:t>
-            </w:r>
-          </w:p>
-        </w:tc>
-        <w:tc>
-          <w:tcPr>
-            <w:tcW w:type="dxa" w:w="2400"/>
-            <w:tcBorders>
-              <w:top w:val="single" w:color="000000" w:sz="4"/>
-              <w:left w:val="single" w:color="000000" w:sz="4"/>
-              <w:bottom w:val="single" w:color="000000" w:sz="4"/>
-              <w:right w:val="single" w:color="000000" w:sz="4"/>
-            </w:tcBorders>
-            <w:tcMar>
-              <w:top w:type="dxa" w:w="35"/>
-              <w:left w:type="dxa" w:w="60"/>
-              <w:bottom w:type="dxa" w:w="35"/>
-              <w:right w:type="dxa" w:w="60"/>
-            </w:tcMar>
-            <w:vAlign w:val="center"/>
-          </w:tcPr>
-          <w:p>
-            <w:pPr>
-              <w:spacing w:after="20" w:before="20" w:line="215"/>
-              <w:jc w:val="center"/>
-            </w:pPr>
-            <w:r>
-              <w:rPr>
-                <w:rFonts w:ascii="MS Mincho" w:cs="MS Mincho" w:eastAsia="MS Mincho" w:hAnsi="MS Mincho"/>
-                <w:b w:val="false"/>
-                <w:bCs w:val="false"/>
-                <w:sz w:val="16"/>
-                <w:szCs w:val="16"/>
-              </w:rPr>
-              <w:t xml:space="preserve">1税目1事業年度あたり</w:t>
-            </w:r>
-          </w:p>
-        </w:tc>
-        <w:tc>
-          <w:tcPr>
-            <w:tcW w:type="dxa" w:w="2639"/>
-            <w:tcBorders>
-              <w:top w:val="single" w:color="000000" w:sz="4"/>
-              <w:left w:val="single" w:color="000000" w:sz="4"/>
-              <w:bottom w:val="single" w:color="000000" w:sz="4"/>
-              <w:right w:val="single" w:color="000000" w:sz="4"/>
-            </w:tcBorders>
-            <w:tcMar>
-              <w:top w:type="dxa" w:w="35"/>
-              <w:left w:type="dxa" w:w="60"/>
-              <w:bottom w:type="dxa" w:w="35"/>
-              <w:right w:type="dxa" w:w="60"/>
-            </w:tcMar>
-            <w:vAlign w:val="center"/>
-          </w:tcPr>
-          <w:p>
-            <w:pPr>
-              <w:spacing w:after="20" w:before="20" w:line="215"/>
-              <w:jc w:val="right"/>
-            </w:pPr>
-            <w:r>
-              <w:rPr>
-                <w:rFonts w:ascii="MS Mincho" w:cs="MS Mincho" w:eastAsia="MS Mincho" w:hAnsi="MS Mincho"/>
-                <w:b w:val="false"/>
-                <w:bCs w:val="false"/>
-                <w:sz w:val="17"/>
-                <w:szCs w:val="17"/>
-              </w:rPr>
-              <w:t xml:space="preserve">￥30,000</w:t>
-            </w:r>
-          </w:p>
-        </w:tc>
-      </w:tr>
-      <w:tr>
-        <w:tc>
-          <w:tcPr>
-            <w:tcW w:type="dxa" w:w="9639"/>
-            <w:gridSpan w:val="3"/>
-            <w:tcBorders>
-              <w:top w:val="single" w:color="000000" w:sz="4"/>
-              <w:left w:val="single" w:color="000000" w:sz="4"/>
-              <w:bottom w:val="single" w:color="000000" w:sz="4"/>
-              <w:right w:val="single" w:color="000000" w:sz="4"/>
-            </w:tcBorders>
-            <w:shd w:fill="F2F2F2" w:color="auto" w:val="clear"/>
-            <w:tcMar>
-              <w:top w:type="dxa" w:w="35"/>
-              <w:left w:type="dxa" w:w="60"/>
-              <w:bottom w:type="dxa" w:w="35"/>
-              <w:right w:type="dxa" w:w="60"/>
-            </w:tcMar>
-            <w:vAlign w:val="center"/>
-          </w:tcPr>
-          <w:p>
-            <w:pPr>
-              <w:spacing w:after="20" w:before="20" w:line="215"/>
-              <w:jc w:val="left"/>
-            </w:pPr>
-            <w:r>
-              <w:rPr>
-                <w:rFonts w:ascii="MS Mincho" w:cs="MS Mincho" w:eastAsia="MS Mincho" w:hAnsi="MS Mincho"/>
-                <w:b/>
-                <w:bCs/>
-                <w:sz w:val="17"/>
-                <w:szCs w:val="17"/>
-              </w:rPr>
-              <w:t xml:space="preserve">５　株式評価</w:t>
-            </w:r>
-          </w:p>
-        </w:tc>
-      </w:tr>
-      <w:tr>
-        <w:tc>
-          <w:tcPr>
-            <w:tcW w:type="dxa" w:w="4600"/>
-            <w:tcBorders>
-              <w:top w:val="single" w:color="000000" w:sz="4"/>
-              <w:left w:val="single" w:color="000000" w:sz="4"/>
-              <w:bottom w:val="single" w:color="000000" w:sz="4"/>
-              <w:right w:val="single" w:color="000000" w:sz="4"/>
-            </w:tcBorders>
-            <w:tcMar>
-              <w:top w:type="dxa" w:w="35"/>
-              <w:left w:type="dxa" w:w="60"/>
-              <w:bottom w:type="dxa" w:w="35"/>
-              <w:right w:type="dxa" w:w="60"/>
-            </w:tcMar>
-            <w:vAlign w:val="center"/>
-          </w:tcPr>
-          <w:p>
-            <w:pPr>
-              <w:spacing w:after="20" w:before="20" w:line="215"/>
-              <w:jc w:val="left"/>
-            </w:pPr>
-            <w:r>
-              <w:rPr>
-                <w:rFonts w:ascii="MS Mincho" w:cs="MS Mincho" w:eastAsia="MS Mincho" w:hAnsi="MS Mincho"/>
-                <w:b w:val="false"/>
-                <w:bCs w:val="false"/>
-                <w:sz w:val="17"/>
-                <w:szCs w:val="17"/>
-              </w:rPr>
-              <w:t xml:space="preserve">初回</w:t>
-            </w:r>
-          </w:p>
-        </w:tc>
-        <w:tc>
-          <w:tcPr>
-            <w:tcW w:type="dxa" w:w="2400"/>
-            <w:tcBorders>
-              <w:top w:val="single" w:color="000000" w:sz="4"/>
-              <w:left w:val="single" w:color="000000" w:sz="4"/>
-              <w:bottom w:val="single" w:color="000000" w:sz="4"/>
-              <w:right w:val="single" w:color="000000" w:sz="4"/>
-            </w:tcBorders>
-            <w:tcMar>
-              <w:top w:type="dxa" w:w="35"/>
-              <w:left w:type="dxa" w:w="60"/>
-              <w:bottom w:type="dxa" w:w="35"/>
-              <w:right w:type="dxa" w:w="60"/>
-            </w:tcMar>
-            <w:vAlign w:val="center"/>
-          </w:tcPr>
-          <w:p>
-            <w:pPr>
-              <w:spacing w:after="20" w:before="20" w:line="215"/>
-              <w:jc w:val="center"/>
-            </w:pPr>
-            <w:r>
-              <w:rPr>
-                <w:rFonts w:ascii="MS Mincho" w:cs="MS Mincho" w:eastAsia="MS Mincho" w:hAnsi="MS Mincho"/>
-                <w:b w:val="false"/>
-                <w:bCs w:val="false"/>
-                <w:sz w:val="16"/>
-                <w:szCs w:val="16"/>
-              </w:rPr>
-              <w:t xml:space="preserve">1回</w:t>
-            </w:r>
-          </w:p>
-        </w:tc>
-        <w:tc>
-          <w:tcPr>
-            <w:tcW w:type="dxa" w:w="2639"/>
-            <w:tcBorders>
-              <w:top w:val="single" w:color="000000" w:sz="4"/>
-              <w:left w:val="single" w:color="000000" w:sz="4"/>
-              <w:bottom w:val="single" w:color="000000" w:sz="4"/>
-              <w:right w:val="single" w:color="000000" w:sz="4"/>
-            </w:tcBorders>
-            <w:tcMar>
-              <w:top w:type="dxa" w:w="35"/>
-              <w:left w:type="dxa" w:w="60"/>
-              <w:bottom w:type="dxa" w:w="35"/>
-              <w:right w:type="dxa" w:w="60"/>
-            </w:tcMar>
-            <w:vAlign w:val="center"/>
-          </w:tcPr>
-          <w:p>
-            <w:pPr>
-              <w:spacing w:after="20" w:before="20" w:line="215"/>
-              <w:jc w:val="right"/>
-            </w:pPr>
-            <w:r>
-              <w:rPr>
-                <w:rFonts w:ascii="MS Mincho" w:cs="MS Mincho" w:eastAsia="MS Mincho" w:hAnsi="MS Mincho"/>
-                <w:b w:val="false"/>
-                <w:bCs w:val="false"/>
-                <w:sz w:val="17"/>
-                <w:szCs w:val="17"/>
-              </w:rPr>
-              <w:t xml:space="preserve">￥100,000</w:t>
-            </w:r>
-          </w:p>
-        </w:tc>
-      </w:tr>
-      <w:tr>
-        <w:tc>
-          <w:tcPr>
-            <w:tcW w:type="dxa" w:w="4600"/>
-            <w:tcBorders>
-              <w:top w:val="single" w:color="000000" w:sz="4"/>
-              <w:left w:val="single" w:color="000000" w:sz="4"/>
-              <w:bottom w:val="single" w:color="000000" w:sz="4"/>
-              <w:right w:val="single" w:color="000000" w:sz="4"/>
-            </w:tcBorders>
-            <w:tcMar>
-              <w:top w:type="dxa" w:w="35"/>
-              <w:left w:type="dxa" w:w="60"/>
-              <w:bottom w:type="dxa" w:w="35"/>
-              <w:right w:type="dxa" w:w="60"/>
-            </w:tcMar>
-            <w:vAlign w:val="center"/>
-          </w:tcPr>
-          <w:p>
-            <w:pPr>
-              <w:spacing w:after="20" w:before="20" w:line="215"/>
-              <w:jc w:val="left"/>
-            </w:pPr>
-            <w:r>
-              <w:rPr>
-                <w:rFonts w:ascii="MS Mincho" w:cs="MS Mincho" w:eastAsia="MS Mincho" w:hAnsi="MS Mincho"/>
-                <w:b w:val="false"/>
-                <w:bCs w:val="false"/>
-                <w:sz w:val="17"/>
-                <w:szCs w:val="17"/>
-              </w:rPr>
-              <w:t xml:space="preserve">2回目以降</w:t>
-            </w:r>
-          </w:p>
-        </w:tc>
-        <w:tc>
-          <w:tcPr>
-            <w:tcW w:type="dxa" w:w="2400"/>
-            <w:tcBorders>
-              <w:top w:val="single" w:color="000000" w:sz="4"/>
-              <w:left w:val="single" w:color="000000" w:sz="4"/>
-              <w:bottom w:val="single" w:color="000000" w:sz="4"/>
-              <w:right w:val="single" w:color="000000" w:sz="4"/>
-            </w:tcBorders>
-            <w:tcMar>
-              <w:top w:type="dxa" w:w="35"/>
-              <w:left w:type="dxa" w:w="60"/>
-              <w:bottom w:type="dxa" w:w="35"/>
-              <w:right w:type="dxa" w:w="60"/>
-            </w:tcMar>
-            <w:vAlign w:val="center"/>
-          </w:tcPr>
-          <w:p>
-            <w:pPr>
-              <w:spacing w:after="20" w:before="20" w:line="215"/>
-              <w:jc w:val="center"/>
-            </w:pPr>
-            <w:r>
-              <w:rPr>
-                <w:rFonts w:ascii="MS Mincho" w:cs="MS Mincho" w:eastAsia="MS Mincho" w:hAnsi="MS Mincho"/>
-                <w:b w:val="false"/>
-                <w:bCs w:val="false"/>
-                <w:sz w:val="16"/>
-                <w:szCs w:val="16"/>
-              </w:rPr>
-              <w:t xml:space="preserve">1回</w:t>
-            </w:r>
-          </w:p>
-        </w:tc>
-        <w:tc>
-          <w:tcPr>
-            <w:tcW w:type="dxa" w:w="2639"/>
-            <w:tcBorders>
-              <w:top w:val="single" w:color="000000" w:sz="4"/>
-              <w:left w:val="single" w:color="000000" w:sz="4"/>
-              <w:bottom w:val="single" w:color="000000" w:sz="4"/>
-              <w:right w:val="single" w:color="000000" w:sz="4"/>
-            </w:tcBorders>
-            <w:tcMar>
-              <w:top w:type="dxa" w:w="35"/>
-              <w:left w:type="dxa" w:w="60"/>
-              <w:bottom w:type="dxa" w:w="35"/>
-              <w:right w:type="dxa" w:w="60"/>
-            </w:tcMar>
-            <w:vAlign w:val="center"/>
-          </w:tcPr>
-          <w:p>
-            <w:pPr>
-              <w:spacing w:after="20" w:before="20" w:line="215"/>
-              <w:jc w:val="right"/>
-            </w:pPr>
-            <w:r>
-              <w:rPr>
-                <w:rFonts w:ascii="MS Mincho" w:cs="MS Mincho" w:eastAsia="MS Mincho" w:hAnsi="MS Mincho"/>
-                <w:b w:val="false"/>
-                <w:bCs w:val="false"/>
-                <w:sz w:val="17"/>
-                <w:szCs w:val="17"/>
-              </w:rPr>
-              <w:t xml:space="preserve">￥50,000</w:t>
-            </w:r>
-          </w:p>
-        </w:tc>
-      </w:tr>
-      <w:tr>
-        <w:tc>
-          <w:tcPr>
-            <w:tcW w:type="dxa" w:w="9639"/>
-            <w:gridSpan w:val="3"/>
-            <w:tcBorders>
-              <w:top w:val="single" w:color="000000" w:sz="4"/>
-              <w:left w:val="single" w:color="000000" w:sz="4"/>
-              <w:bottom w:val="single" w:color="000000" w:sz="4"/>
-              <w:right w:val="single" w:color="000000" w:sz="4"/>
-            </w:tcBorders>
-            <w:shd w:fill="F2F2F2" w:color="auto" w:val="clear"/>
-            <w:tcMar>
-              <w:top w:type="dxa" w:w="35"/>
-              <w:left w:type="dxa" w:w="60"/>
-              <w:bottom w:type="dxa" w:w="35"/>
-              <w:right w:type="dxa" w:w="60"/>
-            </w:tcMar>
-            <w:vAlign w:val="center"/>
-          </w:tcPr>
-          <w:p>
-            <w:pPr>
-              <w:spacing w:after="20" w:before="20" w:line="215"/>
-              <w:jc w:val="left"/>
-            </w:pPr>
-            <w:r>
-              <w:rPr>
-                <w:rFonts w:ascii="MS Mincho" w:cs="MS Mincho" w:eastAsia="MS Mincho" w:hAnsi="MS Mincho"/>
-                <w:b/>
-                <w:bCs/>
-                <w:sz w:val="17"/>
-                <w:szCs w:val="17"/>
-              </w:rPr>
-              <w:t xml:space="preserve">６　所得税・贈与税申告書の作成代行</w:t>
-            </w:r>
-          </w:p>
-        </w:tc>
-      </w:tr>
-      <w:tr>
-        <w:tc>
-          <w:tcPr>
-            <w:tcW w:type="dxa" w:w="4600"/>
-            <w:tcBorders>
-              <w:top w:val="single" w:color="000000" w:sz="4"/>
-              <w:left w:val="single" w:color="000000" w:sz="4"/>
-              <w:bottom w:val="single" w:color="000000" w:sz="4"/>
-              <w:right w:val="single" w:color="000000" w:sz="4"/>
-            </w:tcBorders>
-            <w:tcMar>
-              <w:top w:type="dxa" w:w="35"/>
-              <w:left w:type="dxa" w:w="60"/>
-              <w:bottom w:type="dxa" w:w="35"/>
-              <w:right w:type="dxa" w:w="60"/>
-            </w:tcMar>
-            <w:vAlign w:val="center"/>
-          </w:tcPr>
-          <w:p>
-            <w:pPr>
-              <w:spacing w:after="20" w:before="20" w:line="215"/>
-              <w:jc w:val="left"/>
-            </w:pPr>
-            <w:r>
-              <w:rPr>
-                <w:rFonts w:ascii="MS Mincho" w:cs="MS Mincho" w:eastAsia="MS Mincho" w:hAnsi="MS Mincho"/>
-                <w:b w:val="false"/>
-                <w:bCs w:val="false"/>
-                <w:sz w:val="17"/>
-                <w:szCs w:val="17"/>
-              </w:rPr>
-              <w:t xml:space="preserve">〈所得税〉確定申告書　第1表・第2表（基本料金）</w:t>
-            </w:r>
-          </w:p>
-        </w:tc>
-        <w:tc>
-          <w:tcPr>
-            <w:tcW w:type="dxa" w:w="2400"/>
-            <w:tcBorders>
-              <w:top w:val="single" w:color="000000" w:sz="4"/>
-              <w:left w:val="single" w:color="000000" w:sz="4"/>
-              <w:bottom w:val="single" w:color="000000" w:sz="4"/>
-              <w:right w:val="single" w:color="000000" w:sz="4"/>
-            </w:tcBorders>
-            <w:tcMar>
-              <w:top w:type="dxa" w:w="35"/>
-              <w:left w:type="dxa" w:w="60"/>
-              <w:bottom w:type="dxa" w:w="35"/>
-              <w:right w:type="dxa" w:w="60"/>
-            </w:tcMar>
-            <w:vAlign w:val="center"/>
-          </w:tcPr>
-          <w:p>
-            <w:pPr>
-              <w:spacing w:after="20" w:before="20" w:line="215"/>
-              <w:jc w:val="center"/>
-            </w:pPr>
-            <w:r>
-              <w:rPr>
-                <w:rFonts w:ascii="MS Mincho" w:cs="MS Mincho" w:eastAsia="MS Mincho" w:hAnsi="MS Mincho"/>
-                <w:b w:val="false"/>
-                <w:bCs w:val="false"/>
-                <w:sz w:val="16"/>
-                <w:szCs w:val="16"/>
-              </w:rPr>
-              <w:t xml:space="preserve">1件</w:t>
-            </w:r>
-          </w:p>
-        </w:tc>
-        <w:tc>
-          <w:tcPr>
-            <w:tcW w:type="dxa" w:w="2639"/>
-            <w:tcBorders>
-              <w:top w:val="single" w:color="000000" w:sz="4"/>
-              <w:left w:val="single" w:color="000000" w:sz="4"/>
-              <w:bottom w:val="single" w:color="000000" w:sz="4"/>
-              <w:right w:val="single" w:color="000000" w:sz="4"/>
-            </w:tcBorders>
-            <w:tcMar>
-              <w:top w:type="dxa" w:w="35"/>
-              <w:left w:type="dxa" w:w="60"/>
-              <w:bottom w:type="dxa" w:w="35"/>
-              <w:right w:type="dxa" w:w="60"/>
-            </w:tcMar>
-            <w:vAlign w:val="center"/>
-          </w:tcPr>
-          <w:p>
-            <w:pPr>
-              <w:spacing w:after="20" w:before="20" w:line="215"/>
-              <w:jc w:val="right"/>
-            </w:pPr>
-            <w:r>
-              <w:rPr>
-                <w:rFonts w:ascii="MS Mincho" w:cs="MS Mincho" w:eastAsia="MS Mincho" w:hAnsi="MS Mincho"/>
-                <w:b w:val="false"/>
-                <w:bCs w:val="false"/>
-                <w:sz w:val="17"/>
-                <w:szCs w:val="17"/>
-              </w:rPr>
-              <w:t xml:space="preserve">￥20,000</w:t>
-            </w:r>
-          </w:p>
-        </w:tc>
-      </w:tr>
-      <w:tr>
-        <w:tc>
-          <w:tcPr>
-            <w:tcW w:type="dxa" w:w="4600"/>
-            <w:tcBorders>
-              <w:top w:val="single" w:color="000000" w:sz="4"/>
-              <w:left w:val="single" w:color="000000" w:sz="4"/>
-              <w:bottom w:val="single" w:color="000000" w:sz="4"/>
-              <w:right w:val="single" w:color="000000" w:sz="4"/>
-            </w:tcBorders>
-            <w:tcMar>
-              <w:top w:type="dxa" w:w="35"/>
-              <w:left w:type="dxa" w:w="60"/>
-              <w:bottom w:type="dxa" w:w="35"/>
-              <w:right w:type="dxa" w:w="60"/>
-            </w:tcMar>
-            <w:vAlign w:val="center"/>
-          </w:tcPr>
-          <w:p>
-            <w:pPr>
-              <w:spacing w:after="20" w:before="20" w:line="215"/>
-              <w:jc w:val="left"/>
-            </w:pPr>
-            <w:r>
-              <w:rPr>
-                <w:rFonts w:ascii="MS Mincho" w:cs="MS Mincho" w:eastAsia="MS Mincho" w:hAnsi="MS Mincho"/>
-                <w:b w:val="false"/>
-                <w:bCs w:val="false"/>
-                <w:sz w:val="17"/>
-                <w:szCs w:val="17"/>
-              </w:rPr>
-              <w:t xml:space="preserve">〈所得税〉収支内訳書　又は　青色申告決算書（損益計算書のみ）</w:t>
-            </w:r>
-          </w:p>
-        </w:tc>
-        <w:tc>
-          <w:tcPr>
-            <w:tcW w:type="dxa" w:w="2400"/>
-            <w:tcBorders>
-              <w:top w:val="single" w:color="000000" w:sz="4"/>
-              <w:left w:val="single" w:color="000000" w:sz="4"/>
-              <w:bottom w:val="single" w:color="000000" w:sz="4"/>
-              <w:right w:val="single" w:color="000000" w:sz="4"/>
-            </w:tcBorders>
-            <w:tcMar>
-              <w:top w:type="dxa" w:w="35"/>
-              <w:left w:type="dxa" w:w="60"/>
-              <w:bottom w:type="dxa" w:w="35"/>
-              <w:right w:type="dxa" w:w="60"/>
-            </w:tcMar>
-            <w:vAlign w:val="center"/>
-          </w:tcPr>
-          <w:p>
-            <w:pPr>
-              <w:spacing w:after="20" w:before="20" w:line="215"/>
-              <w:jc w:val="center"/>
-            </w:pPr>
-            <w:r>
-              <w:rPr>
-                <w:rFonts w:ascii="MS Mincho" w:cs="MS Mincho" w:eastAsia="MS Mincho" w:hAnsi="MS Mincho"/>
-                <w:b w:val="false"/>
-                <w:bCs w:val="false"/>
-                <w:sz w:val="16"/>
-                <w:szCs w:val="16"/>
-              </w:rPr>
-              <w:t xml:space="preserve">1件</w:t>
-            </w:r>
-          </w:p>
-        </w:tc>
-        <w:tc>
-          <w:tcPr>
-            <w:tcW w:type="dxa" w:w="2639"/>
-            <w:tcBorders>
-              <w:top w:val="single" w:color="000000" w:sz="4"/>
-              <w:left w:val="single" w:color="000000" w:sz="4"/>
-              <w:bottom w:val="single" w:color="000000" w:sz="4"/>
-              <w:right w:val="single" w:color="000000" w:sz="4"/>
-            </w:tcBorders>
-            <w:tcMar>
-              <w:top w:type="dxa" w:w="35"/>
-              <w:left w:type="dxa" w:w="60"/>
-              <w:bottom w:type="dxa" w:w="35"/>
-              <w:right w:type="dxa" w:w="60"/>
-            </w:tcMar>
-            <w:vAlign w:val="center"/>
-          </w:tcPr>
-          <w:p>
-            <w:pPr>
-              <w:spacing w:after="20" w:before="20" w:line="215"/>
-              <w:jc w:val="right"/>
-            </w:pPr>
-            <w:r>
-              <w:rPr>
-                <w:rFonts w:ascii="MS Mincho" w:cs="MS Mincho" w:eastAsia="MS Mincho" w:hAnsi="MS Mincho"/>
-                <w:b w:val="false"/>
-                <w:bCs w:val="false"/>
-                <w:sz w:val="17"/>
-                <w:szCs w:val="17"/>
-              </w:rPr>
-              <w:t xml:space="preserve">￥30,000</w:t>
-            </w:r>
-          </w:p>
-        </w:tc>
-      </w:tr>
-      <w:tr>
-        <w:tc>
-          <w:tcPr>
-            <w:tcW w:type="dxa" w:w="4600"/>
-            <w:tcBorders>
-              <w:top w:val="single" w:color="000000" w:sz="4"/>
-              <w:left w:val="single" w:color="000000" w:sz="4"/>
-              <w:bottom w:val="single" w:color="000000" w:sz="4"/>
-              <w:right w:val="single" w:color="000000" w:sz="4"/>
-            </w:tcBorders>
-            <w:tcMar>
-              <w:top w:type="dxa" w:w="35"/>
-              <w:left w:type="dxa" w:w="60"/>
-              <w:bottom w:type="dxa" w:w="35"/>
-              <w:right w:type="dxa" w:w="60"/>
-            </w:tcMar>
-            <w:vAlign w:val="center"/>
-          </w:tcPr>
-          <w:p>
-            <w:pPr>
-              <w:spacing w:after="20" w:before="20" w:line="215"/>
-              <w:jc w:val="left"/>
-            </w:pPr>
-            <w:r>
-              <w:rPr>
-                <w:rFonts w:ascii="MS Mincho" w:cs="MS Mincho" w:eastAsia="MS Mincho" w:hAnsi="MS Mincho"/>
-                <w:b w:val="false"/>
-                <w:bCs w:val="false"/>
-                <w:sz w:val="17"/>
-                <w:szCs w:val="17"/>
-              </w:rPr>
-              <w:t xml:space="preserve">〈所得税〉青色申告決算書（貸借対照表あり）　※4</w:t>
-            </w:r>
-          </w:p>
-        </w:tc>
-        <w:tc>
-          <w:tcPr>
-            <w:tcW w:type="dxa" w:w="2400"/>
-            <w:tcBorders>
-              <w:top w:val="single" w:color="000000" w:sz="4"/>
-              <w:left w:val="single" w:color="000000" w:sz="4"/>
-              <w:bottom w:val="single" w:color="000000" w:sz="4"/>
-              <w:right w:val="single" w:color="000000" w:sz="4"/>
-            </w:tcBorders>
-            <w:tcMar>
-              <w:top w:type="dxa" w:w="35"/>
-              <w:left w:type="dxa" w:w="60"/>
-              <w:bottom w:type="dxa" w:w="35"/>
-              <w:right w:type="dxa" w:w="60"/>
-            </w:tcMar>
-            <w:vAlign w:val="center"/>
-          </w:tcPr>
-          <w:p>
-            <w:pPr>
-              <w:spacing w:after="20" w:before="20" w:line="215"/>
-              <w:jc w:val="center"/>
-            </w:pPr>
-            <w:r>
-              <w:rPr>
-                <w:rFonts w:ascii="MS Mincho" w:cs="MS Mincho" w:eastAsia="MS Mincho" w:hAnsi="MS Mincho"/>
-                <w:b w:val="false"/>
-                <w:bCs w:val="false"/>
-                <w:sz w:val="16"/>
-                <w:szCs w:val="16"/>
-              </w:rPr>
-              <w:t xml:space="preserve">―</w:t>
-            </w:r>
-          </w:p>
-        </w:tc>
-        <w:tc>
-          <w:tcPr>
-            <w:tcW w:type="dxa" w:w="2639"/>
-            <w:tcBorders>
-              <w:top w:val="single" w:color="000000" w:sz="4"/>
-              <w:left w:val="single" w:color="000000" w:sz="4"/>
-              <w:bottom w:val="single" w:color="000000" w:sz="4"/>
-              <w:right w:val="single" w:color="000000" w:sz="4"/>
-            </w:tcBorders>
-            <w:tcMar>
-              <w:top w:type="dxa" w:w="35"/>
-              <w:left w:type="dxa" w:w="60"/>
-              <w:bottom w:type="dxa" w:w="35"/>
-              <w:right w:type="dxa" w:w="60"/>
-            </w:tcMar>
-            <w:vAlign w:val="center"/>
-          </w:tcPr>
-          <w:p>
-            <w:pPr>
-              <w:spacing w:after="20" w:before="20" w:line="215"/>
-              <w:jc w:val="right"/>
-            </w:pPr>
-            <w:r>
-              <w:rPr>
-                <w:rFonts w:ascii="MS Mincho" w:cs="MS Mincho" w:eastAsia="MS Mincho" w:hAnsi="MS Mincho"/>
-                <w:b w:val="false"/>
-                <w:bCs w:val="false"/>
-                <w:sz w:val="17"/>
-                <w:szCs w:val="17"/>
-              </w:rPr>
-              <w:t xml:space="preserve">顧問契約報酬に含む</w:t>
-            </w:r>
-          </w:p>
-        </w:tc>
-      </w:tr>
-      <w:tr>
-        <w:tc>
-          <w:tcPr>
-            <w:tcW w:type="dxa" w:w="4600"/>
-            <w:tcBorders>
-              <w:top w:val="single" w:color="000000" w:sz="4"/>
-              <w:left w:val="single" w:color="000000" w:sz="4"/>
-              <w:bottom w:val="single" w:color="000000" w:sz="4"/>
-              <w:right w:val="single" w:color="000000" w:sz="4"/>
-            </w:tcBorders>
-            <w:tcMar>
-              <w:top w:type="dxa" w:w="35"/>
-              <w:left w:type="dxa" w:w="60"/>
-              <w:bottom w:type="dxa" w:w="35"/>
-              <w:right w:type="dxa" w:w="60"/>
-            </w:tcMar>
-            <w:vAlign w:val="center"/>
-          </w:tcPr>
-          <w:p>
-            <w:pPr>
-              <w:spacing w:after="20" w:before="20" w:line="215"/>
-              <w:jc w:val="left"/>
-            </w:pPr>
-            <w:r>
-              <w:rPr>
-                <w:rFonts w:ascii="MS Mincho" w:cs="MS Mincho" w:eastAsia="MS Mincho" w:hAnsi="MS Mincho"/>
-                <w:b w:val="false"/>
-                <w:bCs w:val="false"/>
-                <w:sz w:val="17"/>
-                <w:szCs w:val="17"/>
-              </w:rPr>
-              <w:t xml:space="preserve">〈所得税〉消費税申告書</w:t>
-            </w:r>
-          </w:p>
-        </w:tc>
-        <w:tc>
-          <w:tcPr>
-            <w:tcW w:type="dxa" w:w="2400"/>
-            <w:tcBorders>
-              <w:top w:val="single" w:color="000000" w:sz="4"/>
-              <w:left w:val="single" w:color="000000" w:sz="4"/>
-              <w:bottom w:val="single" w:color="000000" w:sz="4"/>
-              <w:right w:val="single" w:color="000000" w:sz="4"/>
-            </w:tcBorders>
-            <w:tcMar>
-              <w:top w:type="dxa" w:w="35"/>
-              <w:left w:type="dxa" w:w="60"/>
-              <w:bottom w:type="dxa" w:w="35"/>
-              <w:right w:type="dxa" w:w="60"/>
-            </w:tcMar>
-            <w:vAlign w:val="center"/>
-          </w:tcPr>
-          <w:p>
-            <w:pPr>
-              <w:spacing w:after="20" w:before="20" w:line="215"/>
-              <w:jc w:val="center"/>
-            </w:pPr>
-            <w:r>
-              <w:rPr>
-                <w:rFonts w:ascii="MS Mincho" w:cs="MS Mincho" w:eastAsia="MS Mincho" w:hAnsi="MS Mincho"/>
-                <w:b w:val="false"/>
-                <w:bCs w:val="false"/>
-                <w:sz w:val="16"/>
-                <w:szCs w:val="16"/>
-              </w:rPr>
-              <w:t xml:space="preserve">1件</w:t>
-            </w:r>
-          </w:p>
-        </w:tc>
-        <w:tc>
-          <w:tcPr>
-            <w:tcW w:type="dxa" w:w="2639"/>
-            <w:tcBorders>
-              <w:top w:val="single" w:color="000000" w:sz="4"/>
-              <w:left w:val="single" w:color="000000" w:sz="4"/>
-              <w:bottom w:val="single" w:color="000000" w:sz="4"/>
-              <w:right w:val="single" w:color="000000" w:sz="4"/>
-            </w:tcBorders>
-            <w:tcMar>
-              <w:top w:type="dxa" w:w="35"/>
-              <w:left w:type="dxa" w:w="60"/>
-              <w:bottom w:type="dxa" w:w="35"/>
-              <w:right w:type="dxa" w:w="60"/>
-            </w:tcMar>
-            <w:vAlign w:val="center"/>
-          </w:tcPr>
-          <w:p>
-            <w:pPr>
-              <w:spacing w:after="20" w:before="20" w:line="215"/>
-              <w:jc w:val="right"/>
-            </w:pPr>
-            <w:r>
-              <w:rPr>
-                <w:rFonts w:ascii="MS Mincho" w:cs="MS Mincho" w:eastAsia="MS Mincho" w:hAnsi="MS Mincho"/>
-                <w:b w:val="false"/>
-                <w:bCs w:val="false"/>
-                <w:sz w:val="17"/>
-                <w:szCs w:val="17"/>
-              </w:rPr>
-              <w:t xml:space="preserve">￥30,000</w:t>
-            </w:r>
-          </w:p>
-        </w:tc>
-      </w:tr>
-      <w:tr>
-        <w:tc>
-          <w:tcPr>
-            <w:tcW w:type="dxa" w:w="4600"/>
-            <w:tcBorders>
-              <w:top w:val="single" w:color="000000" w:sz="4"/>
-              <w:left w:val="single" w:color="000000" w:sz="4"/>
-              <w:bottom w:val="single" w:color="000000" w:sz="4"/>
-              <w:right w:val="single" w:color="000000" w:sz="4"/>
-            </w:tcBorders>
-            <w:tcMar>
-              <w:top w:type="dxa" w:w="35"/>
-              <w:left w:type="dxa" w:w="60"/>
-              <w:bottom w:type="dxa" w:w="35"/>
-              <w:right w:type="dxa" w:w="60"/>
-            </w:tcMar>
-            <w:vAlign w:val="center"/>
-          </w:tcPr>
-          <w:p>
-            <w:pPr>
-              <w:spacing w:after="20" w:before="20" w:line="215"/>
-              <w:jc w:val="left"/>
-            </w:pPr>
-            <w:r>
-              <w:rPr>
-                <w:rFonts w:ascii="MS Mincho" w:cs="MS Mincho" w:eastAsia="MS Mincho" w:hAnsi="MS Mincho"/>
-                <w:b w:val="false"/>
-                <w:bCs w:val="false"/>
-                <w:sz w:val="17"/>
-                <w:szCs w:val="17"/>
-              </w:rPr>
-              <w:t xml:space="preserve">〈所得税〉その他の付表・明細（株式譲渡明細を含む）</w:t>
-            </w:r>
-          </w:p>
-        </w:tc>
-        <w:tc>
-          <w:tcPr>
-            <w:tcW w:type="dxa" w:w="2400"/>
-            <w:tcBorders>
-              <w:top w:val="single" w:color="000000" w:sz="4"/>
-              <w:left w:val="single" w:color="000000" w:sz="4"/>
-              <w:bottom w:val="single" w:color="000000" w:sz="4"/>
-              <w:right w:val="single" w:color="000000" w:sz="4"/>
-            </w:tcBorders>
-            <w:tcMar>
-              <w:top w:type="dxa" w:w="35"/>
-              <w:left w:type="dxa" w:w="60"/>
-              <w:bottom w:type="dxa" w:w="35"/>
-              <w:right w:type="dxa" w:w="60"/>
-            </w:tcMar>
-            <w:vAlign w:val="center"/>
-          </w:tcPr>
-          <w:p>
-            <w:pPr>
-              <w:spacing w:after="20" w:before="20" w:line="215"/>
-              <w:jc w:val="center"/>
-            </w:pPr>
-            <w:r>
-              <w:rPr>
-                <w:rFonts w:ascii="MS Mincho" w:cs="MS Mincho" w:eastAsia="MS Mincho" w:hAnsi="MS Mincho"/>
-                <w:b w:val="false"/>
-                <w:bCs w:val="false"/>
-                <w:sz w:val="16"/>
-                <w:szCs w:val="16"/>
-              </w:rPr>
-              <w:t xml:space="preserve">1種類につき</w:t>
-            </w:r>
-          </w:p>
-        </w:tc>
-        <w:tc>
-          <w:tcPr>
-            <w:tcW w:type="dxa" w:w="2639"/>
-            <w:tcBorders>
-              <w:top w:val="single" w:color="000000" w:sz="4"/>
-              <w:left w:val="single" w:color="000000" w:sz="4"/>
-              <w:bottom w:val="single" w:color="000000" w:sz="4"/>
-              <w:right w:val="single" w:color="000000" w:sz="4"/>
-            </w:tcBorders>
-            <w:tcMar>
-              <w:top w:type="dxa" w:w="35"/>
-              <w:left w:type="dxa" w:w="60"/>
-              <w:bottom w:type="dxa" w:w="35"/>
-              <w:right w:type="dxa" w:w="60"/>
-            </w:tcMar>
-            <w:vAlign w:val="center"/>
-          </w:tcPr>
-          <w:p>
-            <w:pPr>
-              <w:spacing w:after="20" w:before="20" w:line="215"/>
-              <w:jc w:val="right"/>
-            </w:pPr>
-            <w:r>
-              <w:rPr>
-                <w:rFonts w:ascii="MS Mincho" w:cs="MS Mincho" w:eastAsia="MS Mincho" w:hAnsi="MS Mincho"/>
-                <w:b w:val="false"/>
-                <w:bCs w:val="false"/>
-                <w:sz w:val="17"/>
-                <w:szCs w:val="17"/>
-              </w:rPr>
-              <w:t xml:space="preserve">￥10,000</w:t>
-            </w:r>
-          </w:p>
-        </w:tc>
-      </w:tr>
-      <w:tr>
-        <w:tc>
-          <w:tcPr>
-            <w:tcW w:type="dxa" w:w="4600"/>
-            <w:tcBorders>
-              <w:top w:val="single" w:color="000000" w:sz="4"/>
-              <w:left w:val="single" w:color="000000" w:sz="4"/>
-              <w:bottom w:val="single" w:color="000000" w:sz="4"/>
-              <w:right w:val="single" w:color="000000" w:sz="4"/>
-            </w:tcBorders>
-            <w:tcMar>
-              <w:top w:type="dxa" w:w="35"/>
-              <w:left w:type="dxa" w:w="60"/>
-              <w:bottom w:type="dxa" w:w="35"/>
-              <w:right w:type="dxa" w:w="60"/>
-            </w:tcMar>
-            <w:vAlign w:val="center"/>
-          </w:tcPr>
-          <w:p>
-            <w:pPr>
-              <w:spacing w:after="20" w:before="20" w:line="215"/>
-              <w:jc w:val="left"/>
-            </w:pPr>
-            <w:r>
-              <w:rPr>
-                <w:rFonts w:ascii="MS Mincho" w:cs="MS Mincho" w:eastAsia="MS Mincho" w:hAnsi="MS Mincho"/>
-                <w:b w:val="false"/>
-                <w:bCs w:val="false"/>
-                <w:sz w:val="17"/>
-                <w:szCs w:val="17"/>
-              </w:rPr>
-              <w:t xml:space="preserve">〈所得税〉土地・建物の譲渡所得の申告</w:t>
-            </w:r>
-          </w:p>
-        </w:tc>
-        <w:tc>
-          <w:tcPr>
-            <w:tcW w:type="dxa" w:w="2400"/>
-            <w:tcBorders>
-              <w:top w:val="single" w:color="000000" w:sz="4"/>
-              <w:left w:val="single" w:color="000000" w:sz="4"/>
-              <w:bottom w:val="single" w:color="000000" w:sz="4"/>
-              <w:right w:val="single" w:color="000000" w:sz="4"/>
-            </w:tcBorders>
-            <w:tcMar>
-              <w:top w:type="dxa" w:w="35"/>
-              <w:left w:type="dxa" w:w="60"/>
-              <w:bottom w:type="dxa" w:w="35"/>
-              <w:right w:type="dxa" w:w="60"/>
-            </w:tcMar>
-            <w:vAlign w:val="center"/>
-          </w:tcPr>
-          <w:p>
-            <w:pPr>
-              <w:spacing w:after="20" w:before="20" w:line="215"/>
-              <w:jc w:val="center"/>
-            </w:pPr>
-            <w:r>
-              <w:rPr>
-                <w:rFonts w:ascii="MS Mincho" w:cs="MS Mincho" w:eastAsia="MS Mincho" w:hAnsi="MS Mincho"/>
-                <w:b w:val="false"/>
-                <w:bCs w:val="false"/>
-                <w:sz w:val="16"/>
-                <w:szCs w:val="16"/>
-              </w:rPr>
-              <w:t xml:space="preserve">1事業年度あたり</w:t>
-            </w:r>
-          </w:p>
-        </w:tc>
-        <w:tc>
-          <w:tcPr>
-            <w:tcW w:type="dxa" w:w="2639"/>
-            <w:tcBorders>
-              <w:top w:val="single" w:color="000000" w:sz="4"/>
-              <w:left w:val="single" w:color="000000" w:sz="4"/>
-              <w:bottom w:val="single" w:color="000000" w:sz="4"/>
-              <w:right w:val="single" w:color="000000" w:sz="4"/>
-            </w:tcBorders>
-            <w:tcMar>
-              <w:top w:type="dxa" w:w="35"/>
-              <w:left w:type="dxa" w:w="60"/>
-              <w:bottom w:type="dxa" w:w="35"/>
-              <w:right w:type="dxa" w:w="60"/>
-            </w:tcMar>
-            <w:vAlign w:val="center"/>
-          </w:tcPr>
-          <w:p>
-            <w:pPr>
-              <w:spacing w:after="20" w:before="20" w:line="215"/>
-              <w:jc w:val="right"/>
-            </w:pPr>
-            <w:r>
-              <w:rPr>
-                <w:rFonts w:ascii="MS Mincho" w:cs="MS Mincho" w:eastAsia="MS Mincho" w:hAnsi="MS Mincho"/>
-                <w:b w:val="false"/>
-                <w:bCs w:val="false"/>
-                <w:sz w:val="17"/>
-                <w:szCs w:val="17"/>
-              </w:rPr>
-              <w:t xml:space="preserve">￥100,000</w:t>
-            </w:r>
-          </w:p>
-        </w:tc>
-      </w:tr>
-      <w:tr>
-        <w:tc>
-          <w:tcPr>
-            <w:tcW w:type="dxa" w:w="4600"/>
-            <w:tcBorders>
-              <w:top w:val="single" w:color="000000" w:sz="4"/>
-              <w:left w:val="single" w:color="000000" w:sz="4"/>
-              <w:bottom w:val="single" w:color="000000" w:sz="4"/>
-              <w:right w:val="single" w:color="000000" w:sz="4"/>
-            </w:tcBorders>
-            <w:tcMar>
-              <w:top w:type="dxa" w:w="35"/>
-              <w:left w:type="dxa" w:w="60"/>
-              <w:bottom w:type="dxa" w:w="35"/>
-              <w:right w:type="dxa" w:w="60"/>
-            </w:tcMar>
-            <w:vAlign w:val="center"/>
-          </w:tcPr>
-          <w:p>
-            <w:pPr>
-              <w:spacing w:after="20" w:before="20" w:line="215"/>
-              <w:jc w:val="left"/>
-            </w:pPr>
-            <w:r>
-              <w:rPr>
-                <w:rFonts w:ascii="MS Mincho" w:cs="MS Mincho" w:eastAsia="MS Mincho" w:hAnsi="MS Mincho"/>
-                <w:b w:val="false"/>
-                <w:bCs w:val="false"/>
-                <w:sz w:val="17"/>
-                <w:szCs w:val="17"/>
-              </w:rPr>
-              <w:t xml:space="preserve">〈所得税〉給与所得以外の所得の収入金額が300万円以下の場合</w:t>
-            </w:r>
-          </w:p>
-        </w:tc>
-        <w:tc>
-          <w:tcPr>
-            <w:tcW w:type="dxa" w:w="2400"/>
-            <w:tcBorders>
-              <w:top w:val="single" w:color="000000" w:sz="4"/>
-              <w:left w:val="single" w:color="000000" w:sz="4"/>
-              <w:bottom w:val="single" w:color="000000" w:sz="4"/>
-              <w:right w:val="single" w:color="000000" w:sz="4"/>
-            </w:tcBorders>
-            <w:tcMar>
-              <w:top w:type="dxa" w:w="35"/>
-              <w:left w:type="dxa" w:w="60"/>
-              <w:bottom w:type="dxa" w:w="35"/>
-              <w:right w:type="dxa" w:w="60"/>
-            </w:tcMar>
-            <w:vAlign w:val="center"/>
-          </w:tcPr>
-          <w:p>
-            <w:pPr>
-              <w:spacing w:after="20" w:before="20" w:line="215"/>
-              <w:jc w:val="center"/>
-            </w:pPr>
-            <w:r>
-              <w:rPr>
-                <w:rFonts w:ascii="MS Mincho" w:cs="MS Mincho" w:eastAsia="MS Mincho" w:hAnsi="MS Mincho"/>
-                <w:b w:val="false"/>
-                <w:bCs w:val="false"/>
-                <w:sz w:val="16"/>
-                <w:szCs w:val="16"/>
-              </w:rPr>
-              <w:t xml:space="preserve">1件</w:t>
-            </w:r>
-          </w:p>
-        </w:tc>
-        <w:tc>
-          <w:tcPr>
-            <w:tcW w:type="dxa" w:w="2639"/>
-            <w:tcBorders>
-              <w:top w:val="single" w:color="000000" w:sz="4"/>
-              <w:left w:val="single" w:color="000000" w:sz="4"/>
-              <w:bottom w:val="single" w:color="000000" w:sz="4"/>
-              <w:right w:val="single" w:color="000000" w:sz="4"/>
-            </w:tcBorders>
-            <w:tcMar>
-              <w:top w:type="dxa" w:w="35"/>
-              <w:left w:type="dxa" w:w="60"/>
-              <w:bottom w:type="dxa" w:w="35"/>
-              <w:right w:type="dxa" w:w="60"/>
-            </w:tcMar>
-            <w:vAlign w:val="center"/>
-          </w:tcPr>
-          <w:p>
-            <w:pPr>
-              <w:spacing w:after="20" w:before="20" w:line="215"/>
-              <w:jc w:val="right"/>
-            </w:pPr>
-            <w:r>
-              <w:rPr>
-                <w:rFonts w:ascii="MS Mincho" w:cs="MS Mincho" w:eastAsia="MS Mincho" w:hAnsi="MS Mincho"/>
-                <w:b w:val="false"/>
-                <w:bCs w:val="false"/>
-                <w:sz w:val="17"/>
-                <w:szCs w:val="17"/>
-              </w:rPr>
-              <w:t xml:space="preserve">△￥10,000</w:t>
-            </w:r>
-          </w:p>
-        </w:tc>
-      </w:tr>
-      <w:tr>
-        <w:tc>
-          <w:tcPr>
-            <w:tcW w:type="dxa" w:w="4600"/>
-            <w:tcBorders>
-              <w:top w:val="single" w:color="000000" w:sz="4"/>
-              <w:left w:val="single" w:color="000000" w:sz="4"/>
-              <w:bottom w:val="single" w:color="000000" w:sz="4"/>
-              <w:right w:val="single" w:color="000000" w:sz="4"/>
-            </w:tcBorders>
-            <w:tcMar>
-              <w:top w:type="dxa" w:w="35"/>
-              <w:left w:type="dxa" w:w="60"/>
-              <w:bottom w:type="dxa" w:w="35"/>
-              <w:right w:type="dxa" w:w="60"/>
-            </w:tcMar>
-            <w:vAlign w:val="center"/>
-          </w:tcPr>
-          <w:p>
-            <w:pPr>
-              <w:spacing w:after="20" w:before="20" w:line="215"/>
-              <w:jc w:val="left"/>
-            </w:pPr>
-            <w:r>
-              <w:rPr>
-                <w:rFonts w:ascii="MS Mincho" w:cs="MS Mincho" w:eastAsia="MS Mincho" w:hAnsi="MS Mincho"/>
-                <w:b w:val="false"/>
-                <w:bCs w:val="false"/>
-                <w:sz w:val="17"/>
-                <w:szCs w:val="17"/>
-              </w:rPr>
-              <w:t xml:space="preserve">〈贈与税〉贈与税申告書の作成・贈与契約書の作成</w:t>
-            </w:r>
-          </w:p>
-        </w:tc>
-        <w:tc>
-          <w:tcPr>
-            <w:tcW w:type="dxa" w:w="2400"/>
-            <w:tcBorders>
-              <w:top w:val="single" w:color="000000" w:sz="4"/>
-              <w:left w:val="single" w:color="000000" w:sz="4"/>
-              <w:bottom w:val="single" w:color="000000" w:sz="4"/>
-              <w:right w:val="single" w:color="000000" w:sz="4"/>
-            </w:tcBorders>
-            <w:tcMar>
-              <w:top w:type="dxa" w:w="35"/>
-              <w:left w:type="dxa" w:w="60"/>
-              <w:bottom w:type="dxa" w:w="35"/>
-              <w:right w:type="dxa" w:w="60"/>
-            </w:tcMar>
-            <w:vAlign w:val="center"/>
-          </w:tcPr>
-          <w:p>
-            <w:pPr>
-              <w:spacing w:after="20" w:before="20" w:line="215"/>
-              <w:jc w:val="center"/>
-            </w:pPr>
-            <w:r>
-              <w:rPr>
-                <w:rFonts w:ascii="MS Mincho" w:cs="MS Mincho" w:eastAsia="MS Mincho" w:hAnsi="MS Mincho"/>
-                <w:b w:val="false"/>
-                <w:bCs w:val="false"/>
-                <w:sz w:val="16"/>
-                <w:szCs w:val="16"/>
-              </w:rPr>
-              <w:t xml:space="preserve">贈与者・受贈者1組につき</w:t>
-            </w:r>
-          </w:p>
-        </w:tc>
-        <w:tc>
-          <w:tcPr>
-            <w:tcW w:type="dxa" w:w="2639"/>
-            <w:tcBorders>
-              <w:top w:val="single" w:color="000000" w:sz="4"/>
-              <w:left w:val="single" w:color="000000" w:sz="4"/>
-              <w:bottom w:val="single" w:color="000000" w:sz="4"/>
-              <w:right w:val="single" w:color="000000" w:sz="4"/>
-            </w:tcBorders>
-            <w:tcMar>
-              <w:top w:type="dxa" w:w="35"/>
-              <w:left w:type="dxa" w:w="60"/>
-              <w:bottom w:type="dxa" w:w="35"/>
-              <w:right w:type="dxa" w:w="60"/>
-            </w:tcMar>
-            <w:vAlign w:val="center"/>
-          </w:tcPr>
-          <w:p>
-            <w:pPr>
-              <w:spacing w:after="20" w:before="20" w:line="215"/>
-              <w:jc w:val="right"/>
-            </w:pPr>
-            <w:r>
-              <w:rPr>
-                <w:rFonts w:ascii="MS Mincho" w:cs="MS Mincho" w:eastAsia="MS Mincho" w:hAnsi="MS Mincho"/>
-                <w:b w:val="false"/>
-                <w:bCs w:val="false"/>
-                <w:sz w:val="17"/>
-                <w:szCs w:val="17"/>
-              </w:rPr>
-              <w:t xml:space="preserve">￥10,000</w:t>
-            </w:r>
-          </w:p>
-        </w:tc>
-      </w:tr>
-      <w:tr>
-        <w:tc>
-          <w:tcPr>
-            <w:tcW w:type="dxa" w:w="9639"/>
-            <w:gridSpan w:val="3"/>
-            <w:tcBorders>
-              <w:top w:val="single" w:color="000000" w:sz="4"/>
-              <w:left w:val="single" w:color="000000" w:sz="4"/>
-              <w:bottom w:val="single" w:color="000000" w:sz="4"/>
-              <w:right w:val="single" w:color="000000" w:sz="4"/>
-            </w:tcBorders>
-            <w:shd w:fill="F2F2F2" w:color="auto" w:val="clear"/>
-            <w:tcMar>
-              <w:top w:type="dxa" w:w="35"/>
-              <w:left w:type="dxa" w:w="60"/>
-              <w:bottom w:type="dxa" w:w="35"/>
-              <w:right w:type="dxa" w:w="60"/>
-            </w:tcMar>
-            <w:vAlign w:val="center"/>
-          </w:tcPr>
-          <w:p>
-            <w:pPr>
-              <w:spacing w:after="20" w:before="20" w:line="215"/>
-              <w:jc w:val="left"/>
-            </w:pPr>
-            <w:r>
-              <w:rPr>
-                <w:rFonts w:ascii="MS Mincho" w:cs="MS Mincho" w:eastAsia="MS Mincho" w:hAnsi="MS Mincho"/>
-                <w:b/>
-                <w:bCs/>
-                <w:sz w:val="17"/>
-                <w:szCs w:val="17"/>
-              </w:rPr>
-              <w:t xml:space="preserve">７　税額控除に係る報酬</w:t>
-            </w:r>
-          </w:p>
-        </w:tc>
-      </w:tr>
-      <w:tr>
-        <w:tc>
-          <w:tcPr>
-            <w:tcW w:type="dxa" w:w="4600"/>
-            <w:tcBorders>
-              <w:top w:val="single" w:color="000000" w:sz="4"/>
-              <w:left w:val="single" w:color="000000" w:sz="4"/>
-              <w:bottom w:val="single" w:color="000000" w:sz="4"/>
-              <w:right w:val="single" w:color="000000" w:sz="4"/>
-            </w:tcBorders>
-            <w:tcMar>
-              <w:top w:type="dxa" w:w="35"/>
-              <w:left w:type="dxa" w:w="60"/>
-              <w:bottom w:type="dxa" w:w="35"/>
-              <w:right w:type="dxa" w:w="60"/>
-            </w:tcMar>
-            <w:vAlign w:val="center"/>
-          </w:tcPr>
-          <w:p>
-            <w:pPr>
-              <w:spacing w:after="20" w:before="20" w:line="215"/>
-              <w:jc w:val="left"/>
-            </w:pPr>
-            <w:r>
-              <w:rPr>
-                <w:rFonts w:ascii="MS Mincho" w:cs="MS Mincho" w:eastAsia="MS Mincho" w:hAnsi="MS Mincho"/>
-                <w:b w:val="false"/>
-                <w:bCs w:val="false"/>
-                <w:sz w:val="17"/>
-                <w:szCs w:val="17"/>
-              </w:rPr>
-              <w:t xml:space="preserve">法人税額の特別控除額に対する報酬　※5</w:t>
-            </w:r>
-          </w:p>
-        </w:tc>
-        <w:tc>
-          <w:tcPr>
-            <w:tcW w:type="dxa" w:w="2400"/>
-            <w:tcBorders>
-              <w:top w:val="single" w:color="000000" w:sz="4"/>
-              <w:left w:val="single" w:color="000000" w:sz="4"/>
-              <w:bottom w:val="single" w:color="000000" w:sz="4"/>
-              <w:right w:val="single" w:color="000000" w:sz="4"/>
-            </w:tcBorders>
-            <w:tcMar>
-              <w:top w:type="dxa" w:w="35"/>
-              <w:left w:type="dxa" w:w="60"/>
-              <w:bottom w:type="dxa" w:w="35"/>
-              <w:right w:type="dxa" w:w="60"/>
-            </w:tcMar>
-            <w:vAlign w:val="center"/>
-          </w:tcPr>
-          <w:p>
-            <w:pPr>
-              <w:spacing w:after="20" w:before="20" w:line="215"/>
-              <w:jc w:val="center"/>
-            </w:pPr>
-            <w:r>
-              <w:rPr>
-                <w:rFonts w:ascii="MS Mincho" w:cs="MS Mincho" w:eastAsia="MS Mincho" w:hAnsi="MS Mincho"/>
-                <w:b w:val="false"/>
-                <w:bCs w:val="false"/>
-                <w:sz w:val="16"/>
-                <w:szCs w:val="16"/>
-              </w:rPr>
-              <w:t xml:space="preserve">1事業年度</w:t>
-            </w:r>
-          </w:p>
-        </w:tc>
-        <w:tc>
-          <w:tcPr>
-            <w:tcW w:type="dxa" w:w="2639"/>
-            <w:tcBorders>
-              <w:top w:val="single" w:color="000000" w:sz="4"/>
-              <w:left w:val="single" w:color="000000" w:sz="4"/>
-              <w:bottom w:val="single" w:color="000000" w:sz="4"/>
-              <w:right w:val="single" w:color="000000" w:sz="4"/>
-            </w:tcBorders>
-            <w:tcMar>
-              <w:top w:type="dxa" w:w="35"/>
-              <w:left w:type="dxa" w:w="60"/>
-              <w:bottom w:type="dxa" w:w="35"/>
-              <w:right w:type="dxa" w:w="60"/>
-            </w:tcMar>
-            <w:vAlign w:val="center"/>
-          </w:tcPr>
-          <w:p>
-            <w:pPr>
-              <w:spacing w:after="20" w:before="20" w:line="215"/>
-              <w:jc w:val="right"/>
-            </w:pPr>
-            <w:r>
-              <w:rPr>
-                <w:rFonts w:ascii="MS Mincho" w:cs="MS Mincho" w:eastAsia="MS Mincho" w:hAnsi="MS Mincho"/>
-                <w:b w:val="false"/>
-                <w:bCs w:val="false"/>
-                <w:sz w:val="17"/>
-                <w:szCs w:val="17"/>
-              </w:rPr>
-              <w:t xml:space="preserve">特別控除額×5％</w:t>
-            </w:r>
-          </w:p>
-          <w:p>
-            <w:pPr>
-              <w:spacing w:after="20" w:before="20" w:line="215"/>
-              <w:jc w:val="right"/>
-            </w:pPr>
-            <w:r>
-              <w:rPr>
-                <w:rFonts w:ascii="MS Mincho" w:cs="MS Mincho" w:eastAsia="MS Mincho" w:hAnsi="MS Mincho"/>
-                <w:b w:val="false"/>
-                <w:bCs w:val="false"/>
-                <w:sz w:val="15"/>
-                <w:szCs w:val="15"/>
-              </w:rPr>
-              <w:t xml:space="preserve">（上限 ￥500,000／事業年度）</w:t>
-            </w:r>
-          </w:p>
-        </w:tc>
-      </w:tr>
-      <w:tr>
-        <w:tc>
-          <w:tcPr>
-            <w:tcW w:type="dxa" w:w="9639"/>
-            <w:gridSpan w:val="3"/>
-            <w:tcBorders>
-              <w:top w:val="single" w:color="000000" w:sz="4"/>
-              <w:left w:val="single" w:color="000000" w:sz="4"/>
-              <w:bottom w:val="single" w:color="000000" w:sz="4"/>
-              <w:right w:val="single" w:color="000000" w:sz="4"/>
-            </w:tcBorders>
-            <w:shd w:fill="F2F2F2" w:color="auto" w:val="clear"/>
-            <w:tcMar>
-              <w:top w:type="dxa" w:w="35"/>
-              <w:left w:type="dxa" w:w="60"/>
-              <w:bottom w:type="dxa" w:w="35"/>
-              <w:right w:type="dxa" w:w="60"/>
-            </w:tcMar>
-            <w:vAlign w:val="center"/>
-          </w:tcPr>
-          <w:p>
-            <w:pPr>
-              <w:spacing w:after="20" w:before="20" w:line="215"/>
-              <w:jc w:val="left"/>
-            </w:pPr>
-            <w:r>
-              <w:rPr>
-                <w:rFonts w:ascii="MS Mincho" w:cs="MS Mincho" w:eastAsia="MS Mincho" w:hAnsi="MS Mincho"/>
-                <w:b/>
-                <w:bCs/>
-                <w:sz w:val="17"/>
-                <w:szCs w:val="17"/>
-              </w:rPr>
-              <w:t xml:space="preserve">８　試算表の提出頻度又は訪問の追加</w:t>
-            </w:r>
-          </w:p>
-        </w:tc>
-      </w:tr>
-      <w:tr>
-        <w:tc>
-          <w:tcPr>
-            <w:tcW w:type="dxa" w:w="4600"/>
-            <w:tcBorders>
-              <w:top w:val="single" w:color="000000" w:sz="4"/>
-              <w:left w:val="single" w:color="000000" w:sz="4"/>
-              <w:bottom w:val="single" w:color="000000" w:sz="4"/>
-              <w:right w:val="single" w:color="000000" w:sz="4"/>
-            </w:tcBorders>
-            <w:tcMar>
-              <w:top w:type="dxa" w:w="35"/>
-              <w:left w:type="dxa" w:w="60"/>
-              <w:bottom w:type="dxa" w:w="35"/>
-              <w:right w:type="dxa" w:w="60"/>
-            </w:tcMar>
-            <w:vAlign w:val="center"/>
-          </w:tcPr>
-          <w:p>
-            <w:pPr>
-              <w:spacing w:after="20" w:before="20" w:line="215"/>
-              <w:jc w:val="left"/>
-            </w:pPr>
-            <w:r>
-              <w:rPr>
-                <w:rFonts w:ascii="MS Mincho" w:cs="MS Mincho" w:eastAsia="MS Mincho" w:hAnsi="MS Mincho"/>
-                <w:b w:val="false"/>
-                <w:bCs w:val="false"/>
-                <w:sz w:val="17"/>
-                <w:szCs w:val="17"/>
-              </w:rPr>
-              <w:t xml:space="preserve">別紙1の項目3及び項目4で合意した頻度・方法を超える場合　※6</w:t>
-            </w:r>
-          </w:p>
-        </w:tc>
-        <w:tc>
-          <w:tcPr>
-            <w:tcW w:type="dxa" w:w="2400"/>
-            <w:tcBorders>
-              <w:top w:val="single" w:color="000000" w:sz="4"/>
-              <w:left w:val="single" w:color="000000" w:sz="4"/>
-              <w:bottom w:val="single" w:color="000000" w:sz="4"/>
-              <w:right w:val="single" w:color="000000" w:sz="4"/>
-            </w:tcBorders>
-            <w:tcMar>
-              <w:top w:type="dxa" w:w="35"/>
-              <w:left w:type="dxa" w:w="60"/>
-              <w:bottom w:type="dxa" w:w="35"/>
-              <w:right w:type="dxa" w:w="60"/>
-            </w:tcMar>
-            <w:vAlign w:val="center"/>
-          </w:tcPr>
-          <w:p>
-            <w:pPr>
-              <w:spacing w:after="20" w:before="20" w:line="215"/>
-              <w:jc w:val="center"/>
-            </w:pPr>
-            <w:r>
-              <w:rPr>
-                <w:rFonts w:ascii="MS Mincho" w:cs="MS Mincho" w:eastAsia="MS Mincho" w:hAnsi="MS Mincho"/>
-                <w:b w:val="false"/>
-                <w:bCs w:val="false"/>
-                <w:sz w:val="16"/>
-                <w:szCs w:val="16"/>
-              </w:rPr>
-              <w:t xml:space="preserve">都度</w:t>
-            </w:r>
-          </w:p>
-        </w:tc>
-        <w:tc>
-          <w:tcPr>
-            <w:tcW w:type="dxa" w:w="2639"/>
-            <w:tcBorders>
-              <w:top w:val="single" w:color="000000" w:sz="4"/>
-              <w:left w:val="single" w:color="000000" w:sz="4"/>
-              <w:bottom w:val="single" w:color="000000" w:sz="4"/>
-              <w:right w:val="single" w:color="000000" w:sz="4"/>
-            </w:tcBorders>
-            <w:tcMar>
-              <w:top w:type="dxa" w:w="35"/>
-              <w:left w:type="dxa" w:w="60"/>
-              <w:bottom w:type="dxa" w:w="35"/>
-              <w:right w:type="dxa" w:w="60"/>
-            </w:tcMar>
-            <w:vAlign w:val="center"/>
-          </w:tcPr>
-          <w:p>
-            <w:pPr>
-              <w:spacing w:after="20" w:before="20" w:line="215"/>
-              <w:jc w:val="right"/>
-            </w:pPr>
-            <w:r>
-              <w:rPr>
-                <w:rFonts w:ascii="MS Mincho" w:cs="MS Mincho" w:eastAsia="MS Mincho" w:hAnsi="MS Mincho"/>
-                <w:b w:val="false"/>
-                <w:bCs w:val="false"/>
-                <w:sz w:val="17"/>
-                <w:szCs w:val="17"/>
-              </w:rPr>
-              <w:t xml:space="preserve">別紙1の当該項目の単価による</w:t>
-            </w:r>
-          </w:p>
-        </w:tc>
-      </w:tr>
-    </w:tbl>
-    <w:p>
-      <w:pPr>
-        <w:spacing w:after="40" w:before="140"/>
-      </w:pPr>
-      <w:r>
-        <w:rPr>
-          <w:rFonts w:ascii="MS Mincho" w:cs="MS Mincho" w:eastAsia="MS Mincho" w:hAnsi="MS Mincho"/>
-          <w:b/>
-          <w:bCs/>
-          <w:sz w:val="18"/>
-          <w:szCs w:val="18"/>
-        </w:rPr>
-        <w:t xml:space="preserve">【注記】</w:t>
-      </w:r>
-    </w:p>
-    <w:p>
-      <w:pPr>
-        <w:spacing w:after="20" w:before="20" w:line="215"/>
-        <w:jc w:val="left"/>
-      </w:pPr>
-      <w:r>
-        <w:rPr>
-          <w:rFonts w:ascii="MS Mincho" w:cs="MS Mincho" w:eastAsia="MS Mincho" w:hAnsi="MS Mincho"/>
-          <w:b w:val="false"/>
-          <w:bCs w:val="false"/>
-          <w:sz w:val="16"/>
-          <w:szCs w:val="16"/>
-        </w:rPr>
-        <w:t xml:space="preserve">※1　年末調整を行わず、法定調書合計表の作成のみを行う場合の報酬は、￥10,000とする。</w:t>
-      </w:r>
-    </w:p>
-    <w:p>
-      <w:pPr>
-        <w:spacing w:after="20" w:before="20" w:line="215"/>
-        <w:jc w:val="left"/>
-      </w:pPr>
-      <w:r>
-        <w:rPr>
-          <w:rFonts w:ascii="MS Mincho" w:cs="MS Mincho" w:eastAsia="MS Mincho" w:hAnsi="MS Mincho"/>
-          <w:b w:val="false"/>
-          <w:bCs w:val="false"/>
-          <w:sz w:val="16"/>
-          <w:szCs w:val="16"/>
-        </w:rPr>
-        <w:t xml:space="preserve">※2　償却資産税申告書について、該当する資産がない場合は請求しない。</w:t>
-      </w:r>
-    </w:p>
-    <w:p>
-      <w:pPr>
-        <w:spacing w:after="20" w:before="20" w:line="215"/>
-        <w:jc w:val="left"/>
-      </w:pPr>
-      <w:r>
-        <w:rPr>
-          <w:rFonts w:ascii="MS Mincho" w:cs="MS Mincho" w:eastAsia="MS Mincho" w:hAnsi="MS Mincho"/>
-          <w:b w:val="false"/>
-          <w:bCs w:val="false"/>
-          <w:sz w:val="16"/>
-          <w:szCs w:val="16"/>
-        </w:rPr>
-        <w:t xml:space="preserve">※3　所得税法第204条第1項報酬とは、弁護士・税理士・デザイナー等の一定の職業に該当する者への支払について、支払者が源泉徴収を要する報酬・料金をいう。</w:t>
-      </w:r>
-    </w:p>
-    <w:p>
-      <w:pPr>
-        <w:spacing w:after="20" w:before="20" w:line="215"/>
-        <w:jc w:val="left"/>
-      </w:pPr>
-      <w:r>
-        <w:rPr>
-          <w:rFonts w:ascii="MS Mincho" w:cs="MS Mincho" w:eastAsia="MS Mincho" w:hAnsi="MS Mincho"/>
-          <w:b w:val="false"/>
-          <w:bCs w:val="false"/>
-          <w:sz w:val="16"/>
-          <w:szCs w:val="16"/>
-        </w:rPr>
-        <w:t xml:space="preserve">※4　青色申告決算書について貸借対照表の作成が必要な場合は、顧問契約報酬の範囲内で対応する。</w:t>
-      </w:r>
-    </w:p>
-    <w:p>
-      <w:pPr>
-        <w:spacing w:after="20" w:before="20" w:line="215"/>
-        <w:jc w:val="left"/>
-      </w:pPr>
-      <w:r>
-        <w:rPr>
-          <w:rFonts w:ascii="MS Mincho" w:cs="MS Mincho" w:eastAsia="MS Mincho" w:hAnsi="MS Mincho"/>
-          <w:b w:val="false"/>
-          <w:bCs w:val="false"/>
-          <w:sz w:val="16"/>
-          <w:szCs w:val="16"/>
-        </w:rPr>
-        <w:t xml:space="preserve">※5　税額控除に係る報酬は、法人税申告書別表一「法人税額の特別控除額の合計を記載する欄」の金額に5％を乗じた額とし、1事業年度あたり￥500,000（税抜）を上限とする。</w:t>
-      </w:r>
-    </w:p>
-    <w:p>
-      <w:pPr>
-        <w:spacing w:after="20" w:before="20" w:line="215"/>
-        <w:jc w:val="left"/>
-      </w:pPr>
-      <w:r>
-        <w:rPr>
-          <w:rFonts w:ascii="MS Mincho" w:cs="MS Mincho" w:eastAsia="MS Mincho" w:hAnsi="MS Mincho"/>
-          <w:b w:val="false"/>
-          <w:bCs w:val="false"/>
-          <w:sz w:val="16"/>
-          <w:szCs w:val="16"/>
-        </w:rPr>
-        <w:t xml:space="preserve">※6　試算表の提出頻度及び資料の預り・打合せの方法について、別紙1の項目3及び項目4で合意した頻度・方法を超えて実施する場合は、別紙1の当該項目の単価により算定し、その都度、事前に甲乙が合意する。</w:t>
-      </w:r>
-    </w:p>
-    <w:p>
-      <w:pPr>
-        <w:spacing w:after="20" w:before="20" w:line="215"/>
-        <w:jc w:val="left"/>
-      </w:pPr>
-      <w:r>
-        <w:rPr>
-          <w:rFonts w:ascii="MS Mincho" w:cs="MS Mincho" w:eastAsia="MS Mincho" w:hAnsi="MS Mincho"/>
-          <w:b w:val="false"/>
-          <w:bCs w:val="false"/>
-          <w:sz w:val="16"/>
-          <w:szCs w:val="16"/>
-        </w:rPr>
-        <w:t xml:space="preserve">※7　本別紙に掲げのない業務を甲が委任する場合は、その都度、事前に甲乙が業務内容及び報酬額を合意のうえ実施する。</w:t>
-      </w:r>
-    </w:p>
-    <w:p>
-      <w:pPr>
-        <w:spacing w:after="20" w:before="20" w:line="215"/>
-        <w:jc w:val="left"/>
-      </w:pPr>
-      <w:r>
-        <w:rPr>
-          <w:rFonts w:ascii="MS Mincho" w:cs="MS Mincho" w:eastAsia="MS Mincho" w:hAnsi="MS Mincho"/>
-          <w:b w:val="false"/>
-          <w:bCs w:val="false"/>
-          <w:sz w:val="16"/>
-          <w:szCs w:val="16"/>
-        </w:rPr>
-        <w:t xml:space="preserve">※8　本別紙は本契約の一部を構成する。本別紙の変更は、甲乙双方の書面又は電磁的方法による合意によらなければ、その効力を生じない。</w:t>
-      </w:r>
-    </w:p>
-    <w:p>
-      <w:pPr>
-        <w:spacing w:after="20" w:before="20" w:line="215"/>
-        <w:jc w:val="left"/>
-      </w:pPr>
-      <w:r>
-        <w:rPr>
-          <w:rFonts w:ascii="MS Mincho" w:cs="MS Mincho" w:eastAsia="MS Mincho" w:hAnsi="MS Mincho"/>
-          <w:b w:val="false"/>
-          <w:bCs w:val="false"/>
-          <w:sz w:val="16"/>
-          <w:szCs w:val="16"/>
-        </w:rPr>
-        <w:t xml:space="preserve">※9　契約期間の中途において消費税率が改正された場合、消費税額は改正後の税率による。</w:t>
       </w:r>
     </w:p>
     <w:p>

--- a/fukuda-contract-appendix/別紙_契約業務内容および報酬内訳_共通フォーム_福田会計.docx
+++ b/fukuda-contract-appendix/別紙_契約業務内容および報酬内訳_共通フォーム_福田会計.docx
@@ -7806,6 +7806,148 @@
           </w:p>
         </w:tc>
       </w:tr>
+      <w:tr>
+        <w:tc>
+          <w:tcPr>
+            <w:tcW w:type="dxa" w:w="9639"/>
+            <w:gridSpan w:val="3"/>
+            <w:tcBorders>
+              <w:top w:val="single" w:color="000000" w:sz="4"/>
+              <w:left w:val="single" w:color="000000" w:sz="4"/>
+              <w:bottom w:val="single" w:color="000000" w:sz="4"/>
+              <w:right w:val="single" w:color="000000" w:sz="4"/>
+            </w:tcBorders>
+            <w:shd w:fill="F2F2F2" w:color="auto" w:val="clear"/>
+            <w:tcMar>
+              <w:top w:type="dxa" w:w="35"/>
+              <w:left w:type="dxa" w:w="60"/>
+              <w:bottom w:type="dxa" w:w="35"/>
+              <w:right w:type="dxa" w:w="60"/>
+            </w:tcMar>
+            <w:vAlign w:val="center"/>
+          </w:tcPr>
+          <w:p>
+            <w:pPr>
+              <w:spacing w:after="20" w:before="20" w:line="215"/>
+              <w:jc w:val="left"/>
+            </w:pPr>
+            <w:r>
+              <w:rPr>
+                <w:rFonts w:ascii="MS Mincho" w:cs="MS Mincho" w:eastAsia="MS Mincho" w:hAnsi="MS Mincho"/>
+                <w:b/>
+                <w:bCs/>
+                <w:sz w:val="17"/>
+                <w:szCs w:val="17"/>
+              </w:rPr>
+              <w:t xml:space="preserve">９　記帳代行（仕訳数の超過分）</w:t>
+            </w:r>
+          </w:p>
+        </w:tc>
+      </w:tr>
+      <w:tr>
+        <w:tc>
+          <w:tcPr>
+            <w:tcW w:type="dxa" w:w="4600"/>
+            <w:tcBorders>
+              <w:top w:val="single" w:color="000000" w:sz="4"/>
+              <w:left w:val="single" w:color="000000" w:sz="4"/>
+              <w:bottom w:val="single" w:color="000000" w:sz="4"/>
+              <w:right w:val="single" w:color="000000" w:sz="4"/>
+            </w:tcBorders>
+            <w:tcMar>
+              <w:top w:type="dxa" w:w="35"/>
+              <w:left w:type="dxa" w:w="60"/>
+              <w:bottom w:type="dxa" w:w="35"/>
+              <w:right w:type="dxa" w:w="60"/>
+            </w:tcMar>
+            <w:vAlign w:val="center"/>
+          </w:tcPr>
+          <w:p>
+            <w:pPr>
+              <w:spacing w:after="20" w:before="20" w:line="215"/>
+              <w:jc w:val="left"/>
+            </w:pPr>
+            <w:r>
+              <w:rPr>
+                <w:rFonts w:ascii="MS Mincho" w:cs="MS Mincho" w:eastAsia="MS Mincho" w:hAnsi="MS Mincho"/>
+                <w:b w:val="false"/>
+                <w:bCs w:val="false"/>
+                <w:sz w:val="17"/>
+                <w:szCs w:val="17"/>
+              </w:rPr>
+              <w:t xml:space="preserve">別紙1に記載の年仕訳数が1,201件を超過した場合の超過分　※6</w:t>
+            </w:r>
+          </w:p>
+        </w:tc>
+        <w:tc>
+          <w:tcPr>
+            <w:tcW w:type="dxa" w:w="2400"/>
+            <w:tcBorders>
+              <w:top w:val="single" w:color="000000" w:sz="4"/>
+              <w:left w:val="single" w:color="000000" w:sz="4"/>
+              <w:bottom w:val="single" w:color="000000" w:sz="4"/>
+              <w:right w:val="single" w:color="000000" w:sz="4"/>
+            </w:tcBorders>
+            <w:tcMar>
+              <w:top w:type="dxa" w:w="35"/>
+              <w:left w:type="dxa" w:w="60"/>
+              <w:bottom w:type="dxa" w:w="35"/>
+              <w:right w:type="dxa" w:w="60"/>
+            </w:tcMar>
+            <w:vAlign w:val="center"/>
+          </w:tcPr>
+          <w:p>
+            <w:pPr>
+              <w:spacing w:after="20" w:before="20" w:line="215"/>
+              <w:jc w:val="center"/>
+            </w:pPr>
+            <w:r>
+              <w:rPr>
+                <w:rFonts w:ascii="MS Mincho" w:cs="MS Mincho" w:eastAsia="MS Mincho" w:hAnsi="MS Mincho"/>
+                <w:b w:val="false"/>
+                <w:bCs w:val="false"/>
+                <w:sz w:val="16"/>
+                <w:szCs w:val="16"/>
+              </w:rPr>
+              <w:t xml:space="preserve">1仕訳あたり</w:t>
+            </w:r>
+          </w:p>
+        </w:tc>
+        <w:tc>
+          <w:tcPr>
+            <w:tcW w:type="dxa" w:w="2639"/>
+            <w:tcBorders>
+              <w:top w:val="single" w:color="000000" w:sz="4"/>
+              <w:left w:val="single" w:color="000000" w:sz="4"/>
+              <w:bottom w:val="single" w:color="000000" w:sz="4"/>
+              <w:right w:val="single" w:color="000000" w:sz="4"/>
+            </w:tcBorders>
+            <w:tcMar>
+              <w:top w:type="dxa" w:w="35"/>
+              <w:left w:type="dxa" w:w="60"/>
+              <w:bottom w:type="dxa" w:w="35"/>
+              <w:right w:type="dxa" w:w="60"/>
+            </w:tcMar>
+            <w:vAlign w:val="center"/>
+          </w:tcPr>
+          <w:p>
+            <w:pPr>
+              <w:spacing w:after="20" w:before="20" w:line="215"/>
+              <w:jc w:val="right"/>
+            </w:pPr>
+            <w:r>
+              <w:rPr>
+                <w:rFonts w:ascii="MS Mincho" w:cs="MS Mincho" w:eastAsia="MS Mincho" w:hAnsi="MS Mincho"/>
+                <w:b w:val="false"/>
+                <w:bCs w:val="false"/>
+                <w:sz w:val="17"/>
+                <w:szCs w:val="17"/>
+              </w:rPr>
+              <w:t xml:space="preserve">￥50</w:t>
+            </w:r>
+          </w:p>
+        </w:tc>
+      </w:tr>
     </w:tbl>
     <w:p>
       <w:pPr>
@@ -7915,7 +8057,7 @@
           <w:sz w:val="16"/>
           <w:szCs w:val="16"/>
         </w:rPr>
-        <w:t xml:space="preserve">※6　本別紙に掲げのない業務を甲が委任する場合は、その都度、事前に甲乙が業務内容及び報酬額を合意のうえ実施する。</w:t>
+        <w:t xml:space="preserve">※6　記帳代行の仕訳数超過分の報酬は、当該事業年度の仕訳数が確定した後、決算時に一括して請求する。このため、別紙1には金額を記載しない。</w:t>
       </w:r>
     </w:p>
     <w:p>
@@ -7931,7 +8073,23 @@
           <w:sz w:val="16"/>
           <w:szCs w:val="16"/>
         </w:rPr>
-        <w:t xml:space="preserve">※7　契約期間の中途において消費税率が改正された場合、消費税額は改正後の税率による。</w:t>
+        <w:t xml:space="preserve">※7　本別紙に掲げのない業務を甲が委任する場合は、その都度、事前に甲乙が業務内容及び報酬額を合意のうえ実施する。</w:t>
+      </w:r>
+    </w:p>
+    <w:p>
+      <w:pPr>
+        <w:spacing w:after="20" w:before="20" w:line="215"/>
+        <w:jc w:val="left"/>
+      </w:pPr>
+      <w:r>
+        <w:rPr>
+          <w:rFonts w:ascii="MS Mincho" w:cs="MS Mincho" w:eastAsia="MS Mincho" w:hAnsi="MS Mincho"/>
+          <w:b w:val="false"/>
+          <w:bCs w:val="false"/>
+          <w:sz w:val="16"/>
+          <w:szCs w:val="16"/>
+        </w:rPr>
+        <w:t xml:space="preserve">※8　契約期間の中途において消費税率が改正された場合、消費税額は改正後の税率による。</w:t>
       </w:r>
     </w:p>
     <w:p>

--- a/fukuda-contract-appendix/別紙_契約業務内容および報酬内訳_共通フォーム_福田会計.docx
+++ b/fukuda-contract-appendix/別紙_契約業務内容および報酬内訳_共通フォーム_福田会計.docx
@@ -976,7 +976,7 @@
                 <w:sz w:val="17"/>
                 <w:szCs w:val="17"/>
               </w:rPr>
-              <w:t xml:space="preserve">なお、年仕訳数1,201件～＠50にて別途請求</w:t>
+              <w:t xml:space="preserve">なお、1事業年度4,800仕訳を超える部分は＠50にて別途請求（本契約第2項）</w:t>
             </w:r>
           </w:p>
         </w:tc>
@@ -7875,7 +7875,7 @@
                 <w:sz w:val="17"/>
                 <w:szCs w:val="17"/>
               </w:rPr>
-              <w:t xml:space="preserve">別紙1に記載の年仕訳数が1,201件を超過した場合の超過分　※6</w:t>
+              <w:t xml:space="preserve">1事業年度あたり4,800仕訳を超過した場合の超過分（本契約第2項）　※6</w:t>
             </w:r>
           </w:p>
         </w:tc>

--- a/fukuda-contract-appendix/別紙_契約業務内容および報酬内訳_共通フォーム_福田会計.docx
+++ b/fukuda-contract-appendix/別紙_契約業務内容および報酬内訳_共通フォーム_福田会計.docx
@@ -976,7 +976,7 @@
                 <w:sz w:val="17"/>
                 <w:szCs w:val="17"/>
               </w:rPr>
-              <w:t xml:space="preserve">なお、1事業年度4,800仕訳を超える部分は＠50にて別途請求（本契約第2項）</w:t>
+              <w:t xml:space="preserve">なお、1事業年度1,200仕訳を超える部分は＠50にて別途請求</w:t>
             </w:r>
           </w:p>
         </w:tc>
@@ -7875,7 +7875,7 @@
                 <w:sz w:val="17"/>
                 <w:szCs w:val="17"/>
               </w:rPr>
-              <w:t xml:space="preserve">1事業年度あたり4,800仕訳を超過した場合の超過分（本契約第2項）　※6</w:t>
+              <w:t xml:space="preserve">1事業年度あたり1,200仕訳を超過した場合の超過分　※6</w:t>
             </w:r>
           </w:p>
         </w:tc>
@@ -8057,7 +8057,7 @@
           <w:sz w:val="16"/>
           <w:szCs w:val="16"/>
         </w:rPr>
-        <w:t xml:space="preserve">※6　記帳代行の仕訳数超過分の報酬は、当該事業年度の仕訳数が確定した後、決算時に一括して請求する。このため、別紙1には金額を記載しない。</w:t>
+        <w:t xml:space="preserve">※6　記帳代行の仕訳数超過分の報酬は、当該事業年度の仕訳数が確定した後、決算時に一括して請求する。このため、別紙1には金額を記載しない。仕訳数は、会計ソフトに記録された仕訳の件数により算定する。ただし、取消、赤伝、再生成その他システム上の理由により重複して記録された仕訳、及び会計ソフトの仕様により自動的に生成される決算振替仕訳その他乙の判断を要しない仕訳は、算入しない。</w:t>
       </w:r>
     </w:p>
     <w:p>
